--- a/zht/docx/078.content.docx
+++ b/zht/docx/078.content.docx
@@ -149,27 +149,7 @@
         <w:rPr>
           <w:lang w:val="zh_TW" w:bidi="zh_TW"/>
         </w:rPr>
-        <w:t>men</w:t>
-      </w:r>
-      <w:r>
-        <w:rPr>
-          <w:lang w:val="zh_TW" w:bidi="zh_TW"/>
-        </w:rPr>
-      </w:r>
-    </w:p>
-    <w:p>
-      <w:pPr/>
-      <w:r>
-        <w:rPr>
-          <w:lang w:val="zh_TW" w:bidi="zh_TW"/>
-        </w:rPr>
-      </w:r>
-      <w:r>
-        <w:rPr>
-          <w:i/>
-          <w:lang w:val="zh_TW" w:bidi="zh_TW"/>
-        </w:rPr>
-        <w:t>門徒</w:t>
+        <w:t>li</w:t>
       </w:r>
       <w:r>
         <w:rPr>
@@ -232,7 +212,7 @@
         <w:rPr>
           <w:lang w:val="zh_TW" w:bidi="zh_TW"/>
         </w:rPr>
-        <w:t>門徒</w:t>
+        <w:t>黎巴嫩</w:t>
       </w:r>
       <w:r>
         <w:rPr>
@@ -251,7 +231,7 @@
         <w:rPr>
           <w:lang w:val="zh_TW" w:bidi="zh_TW"/>
         </w:rPr>
-        <w:t>跟隨另一個人或另一種生活方式，並服從其領袖或該方式之紀律（教導）的人。在聖經中，「門徒」一詞幾乎僅出現在福音書和使徒行傳，只有在</w:t>
+        <w:t>聖經中僅在舊約中提到的地區，但其中的城市，包括泰爾和西頓，在新約中也有所提及。黎巴嫩通常指的是兩條平行的山脈，從靠近泰爾的地區開始，沿著地中海海岸向東北延伸。這兩條山脈分別為西面的黎巴嫩山脈和東面的外黎巴嫩山脈。黎巴嫩這個名字源自希伯來文詞根l-b-n，意思是「白色」，可能是指這些山脈的白色石灰岩或覆蓋山頂長達六個月的積雪（</w:t>
       </w:r>
       <w:hyperlink r:id="rId13">
         <w:r>
@@ -262,50 +242,25 @@
             <w:color w:val="0000EE"/>
             <w:u w:val="single"/>
           </w:rPr>
-          <w:t>以賽亞書八章16節</w:t>
+          <w:t>耶18:14</w:t>
         </w:r>
       </w:hyperlink>
       <w:r>
         <w:rPr>
           <w:lang w:val="zh_TW" w:bidi="zh_TW"/>
         </w:rPr>
-        <w:t>和稍微間接的</w:t>
-      </w:r>
-      <w:hyperlink r:id="rId14">
-        <w:r>
-          <w:rPr>
-            <w:lang w:val="zh_TW" w:bidi="zh_TW"/>
-          </w:rPr>
-          <w:rPr>
-            <w:color w:val="0000EE"/>
-            <w:u w:val="single"/>
-          </w:rPr>
-          <w:t>以賽亞書五十章4節</w:t>
-        </w:r>
-      </w:hyperlink>
-      <w:r>
-        <w:rPr>
-          <w:lang w:val="zh_TW" w:bidi="zh_TW"/>
-        </w:rPr>
-        <w:t>和</w:t>
-      </w:r>
-      <w:hyperlink r:id="rId15">
-        <w:r>
-          <w:rPr>
-            <w:lang w:val="zh_TW" w:bidi="zh_TW"/>
-          </w:rPr>
-          <w:rPr>
-            <w:color w:val="0000EE"/>
-            <w:u w:val="single"/>
-          </w:rPr>
-          <w:t>五十四章13節</w:t>
-        </w:r>
-      </w:hyperlink>
-      <w:r>
-        <w:rPr>
-          <w:lang w:val="zh_TW" w:bidi="zh_TW"/>
-        </w:rPr>
-        <w:t>中有例外，那裡的同一個希伯來文詞語分別被譯為「受教（learned）」和「教訓（taught）」。然而，顯而易見的是，只要有老師和被教導者，就存在門徒的概念。</w:t>
+        <w:t>）。</w:t>
+      </w:r>
+    </w:p>
+    <w:p>
+      <w:pPr>
+        <w:pStyle w:val="Heading3"/>
+      </w:pPr>
+      <w:r>
+        <w:rPr>
+          <w:lang w:val="zh_TW" w:bidi="zh_TW"/>
+        </w:rPr>
+        <w:t>地理</w:t>
       </w:r>
     </w:p>
     <w:p>
@@ -319,9 +274,9 @@
         <w:rPr>
           <w:lang w:val="zh_TW" w:bidi="zh_TW"/>
         </w:rPr>
-        <w:t>在福音書中，耶穌的直接跟隨者，從各種不同的環境中，因著耶穌的權柄而被呼召出來的，不僅包含十二使徒，還囊括所有認同祂的教導並委身於祂的人，都被稱為「門徒」。這些門徒的呼召發生在其他教師也有他們自己門徒的時代，最著名的是法利賽人（</w:t>
-      </w:r>
-      <w:hyperlink r:id="rId16">
+        <w:t>黎巴嫩山脈在南端與加利利北部的山丘連接，外黎巴嫩山脈中的赫門山（西連、示尼珥）尤為顯著，海拔達9,230英尺（2,813.3米）。這兩條山脈之間隔著一條寬闊的山谷，即黎巴嫩山谷（</w:t>
+      </w:r>
+      <w:hyperlink r:id="rId14">
         <w:r>
           <w:rPr>
             <w:lang w:val="zh_TW" w:bidi="zh_TW"/>
@@ -330,16 +285,16 @@
             <w:color w:val="0000EE"/>
             <w:u w:val="single"/>
           </w:rPr>
-          <w:t>可2:18</w:t>
+          <w:t>書11:17</w:t>
         </w:r>
       </w:hyperlink>
       <w:r>
         <w:rPr>
           <w:lang w:val="zh_TW" w:bidi="zh_TW"/>
         </w:rPr>
-        <w:t>；</w:t>
-      </w:r>
-      <w:hyperlink r:id="rId17">
+        <w:t>）或「哈馬口」（</w:t>
+      </w:r>
+      <w:hyperlink r:id="rId15">
         <w:r>
           <w:rPr>
             <w:lang w:val="zh_TW" w:bidi="zh_TW"/>
@@ -348,50 +303,14 @@
             <w:color w:val="0000EE"/>
             <w:u w:val="single"/>
           </w:rPr>
-          <w:t>路5:33</w:t>
+          <w:t>民34:8</w:t>
         </w:r>
       </w:hyperlink>
       <w:r>
         <w:rPr>
           <w:lang w:val="zh_TW" w:bidi="zh_TW"/>
         </w:rPr>
-        <w:t>）和施洗約翰（</w:t>
-      </w:r>
-      <w:hyperlink r:id="rId18">
-        <w:r>
-          <w:rPr>
-            <w:lang w:val="zh_TW" w:bidi="zh_TW"/>
-          </w:rPr>
-          <w:rPr>
-            <w:color w:val="0000EE"/>
-            <w:u w:val="single"/>
-          </w:rPr>
-          <w:t>太9:14</w:t>
-        </w:r>
-      </w:hyperlink>
-      <w:r>
-        <w:rPr>
-          <w:lang w:val="zh_TW" w:bidi="zh_TW"/>
-        </w:rPr>
-        <w:t>）。從施洗約翰的做法中可以看出，不同的領袖對他們的門徒有不同的要求。約翰的方式，在性質上比耶穌的方式更為禁欲主義；然而，這不僅涉及行為和生活方式的教導，還含括一種獨特的禱告模式（</w:t>
-      </w:r>
-      <w:hyperlink r:id="rId19">
-        <w:r>
-          <w:rPr>
-            <w:lang w:val="zh_TW" w:bidi="zh_TW"/>
-          </w:rPr>
-          <w:rPr>
-            <w:color w:val="0000EE"/>
-            <w:u w:val="single"/>
-          </w:rPr>
-          <w:t>路11:1</w:t>
-        </w:r>
-      </w:hyperlink>
-      <w:r>
-        <w:rPr>
-          <w:lang w:val="zh_TW" w:bidi="zh_TW"/>
-        </w:rPr>
-        <w:t>）。</w:t>
+        <w:t>），即現代的貝卡谷地（Beqa’a）。</w:t>
       </w:r>
     </w:p>
     <w:p>
@@ -405,79 +324,7 @@
         <w:rPr>
           <w:lang w:val="zh_TW" w:bidi="zh_TW"/>
         </w:rPr>
-        <w:t>耶穌的門徒經歷了獨特的體驗。他們不僅直接受益於耶穌的教導、祂的神情和聲音的語調（</w:t>
-      </w:r>
-      <w:hyperlink r:id="rId20">
-        <w:r>
-          <w:rPr>
-            <w:lang w:val="zh_TW" w:bidi="zh_TW"/>
-          </w:rPr>
-          <w:rPr>
-            <w:color w:val="0000EE"/>
-            <w:u w:val="single"/>
-          </w:rPr>
-          <w:t>可10:21</w:t>
-        </w:r>
-      </w:hyperlink>
-      <w:r>
-        <w:rPr>
-          <w:lang w:val="zh_TW" w:bidi="zh_TW"/>
-        </w:rPr>
-        <w:t>）以及祂的話語，也見證了以基督為中心的救贖劇情之開展。他們跟隨的老師體現了教導的實質。最初的門徒只能逐漸地接受基督的教導，這不僅因為他們的誤解需要受糾正（</w:t>
-      </w:r>
-      <w:hyperlink r:id="rId21">
-        <w:r>
-          <w:rPr>
-            <w:lang w:val="zh_TW" w:bidi="zh_TW"/>
-          </w:rPr>
-          <w:rPr>
-            <w:color w:val="0000EE"/>
-            <w:u w:val="single"/>
-          </w:rPr>
-          <w:t>太16:21</w:t>
-        </w:r>
-      </w:hyperlink>
-      <w:r>
-        <w:rPr>
-          <w:lang w:val="zh_TW" w:bidi="zh_TW"/>
-        </w:rPr>
-        <w:t>），還因為耶穌所說和所做的全部意義，要等到祂的死與復活後才能完全被理解（</w:t>
-      </w:r>
-      <w:hyperlink r:id="rId22">
-        <w:r>
-          <w:rPr>
-            <w:lang w:val="zh_TW" w:bidi="zh_TW"/>
-          </w:rPr>
-          <w:rPr>
-            <w:color w:val="0000EE"/>
-            <w:u w:val="single"/>
-          </w:rPr>
-          <w:t>太28:9</w:t>
-        </w:r>
-      </w:hyperlink>
-      <w:r>
-        <w:rPr>
-          <w:lang w:val="zh_TW" w:bidi="zh_TW"/>
-        </w:rPr>
-        <w:t>）。所以，並不令人意外地，門徒訓練的時期涵蓋了耶穌死與復活之前和之後，以及五旬節之後，聖靈教導門徒關於耶穌在世時他們「擔當不了」的事情（</w:t>
-      </w:r>
-      <w:hyperlink r:id="rId23">
-        <w:r>
-          <w:rPr>
-            <w:lang w:val="zh_TW" w:bidi="zh_TW"/>
-          </w:rPr>
-          <w:rPr>
-            <w:color w:val="0000EE"/>
-            <w:u w:val="single"/>
-          </w:rPr>
-          <w:t>約16:12</w:t>
-        </w:r>
-      </w:hyperlink>
-      <w:r>
-        <w:rPr>
-          <w:lang w:val="zh_TW" w:bidi="zh_TW"/>
-        </w:rPr>
-        <w:t>）。</w:t>
+        <w:t>黎巴嫩山脈南段與加利利山丘之間隔著一道深峽，利塔尼河（Litani River）從此處流過，並在泰爾以北注入地中海。其上游沿著貝卡谷地向東北延伸，幾乎到達巴力貝克（Baalbek）。黎巴嫩山脈約長100英里（160.9公里），北端延伸至東西向的奈赫爾卡比爾山谷（Nahr el-Kebir），並由一系列山峰構成。南部有里罕山（Gebel Rihan）、托馬特山（Tomat）和尼哈山（Gebel Niha），海拔介於5,350至6,230英尺（1,636.7至1,898.9米）之間，位於西頓以東。中部有巴魯克山（Gebel Baruk）、庫尼耶賽山（Gebel Kuneiyiseh）和蘇寧山（Gebel Sunnin），海拔分別為7,220英尺、6,890英尺和8,530英尺（2,200.7米、2,100.1米和2,599.9米），位於貝魯特以東。再往北，位於的黎波里以東的是庫爾內特薩烏達（Qurnet es-Sauda），海拔達9,840英尺（2,999.2米），以及庫爾內特阿魯巴（Qurnet Aruba），海拔約7,320英尺（2,231.1米）。</w:t>
       </w:r>
     </w:p>
     <w:p>
@@ -491,187 +338,7 @@
         <w:rPr>
           <w:lang w:val="zh_TW" w:bidi="zh_TW"/>
         </w:rPr>
-        <w:t>耶穌的第一批門徒，包括十二使徒和七十個門徒（</w:t>
-      </w:r>
-      <w:hyperlink r:id="rId24">
-        <w:r>
-          <w:rPr>
-            <w:lang w:val="zh_TW" w:bidi="zh_TW"/>
-          </w:rPr>
-          <w:rPr>
-            <w:color w:val="0000EE"/>
-            <w:u w:val="single"/>
-          </w:rPr>
-          <w:t>太26:20</w:t>
-        </w:r>
-      </w:hyperlink>
-      <w:r>
-        <w:rPr>
-          <w:lang w:val="zh_TW" w:bidi="zh_TW"/>
-        </w:rPr>
-        <w:t>；</w:t>
-      </w:r>
-      <w:hyperlink r:id="rId25">
-        <w:r>
-          <w:rPr>
-            <w:lang w:val="zh_TW" w:bidi="zh_TW"/>
-          </w:rPr>
-          <w:rPr>
-            <w:color w:val="0000EE"/>
-            <w:u w:val="single"/>
-          </w:rPr>
-          <w:t>路10:1</w:t>
-        </w:r>
-      </w:hyperlink>
-      <w:r>
-        <w:rPr>
-          <w:lang w:val="zh_TW" w:bidi="zh_TW"/>
-        </w:rPr>
-        <w:t>），接受了祂的教導，並轉而教導他人（</w:t>
-      </w:r>
-      <w:hyperlink r:id="rId26">
-        <w:r>
-          <w:rPr>
-            <w:lang w:val="zh_TW" w:bidi="zh_TW"/>
-          </w:rPr>
-          <w:rPr>
-            <w:color w:val="0000EE"/>
-            <w:u w:val="single"/>
-          </w:rPr>
-          <w:t>路10:1–11</w:t>
-        </w:r>
-      </w:hyperlink>
-      <w:r>
-        <w:rPr>
-          <w:lang w:val="zh_TW" w:bidi="zh_TW"/>
-        </w:rPr>
-        <w:t>），也被賦予了醫治的能力（</w:t>
-      </w:r>
-      <w:hyperlink r:id="rId27">
-        <w:r>
-          <w:rPr>
-            <w:lang w:val="zh_TW" w:bidi="zh_TW"/>
-          </w:rPr>
-          <w:rPr>
-            <w:color w:val="0000EE"/>
-            <w:u w:val="single"/>
-          </w:rPr>
-          <w:t>太10:1</w:t>
-        </w:r>
-      </w:hyperlink>
-      <w:r>
-        <w:rPr>
-          <w:lang w:val="zh_TW" w:bidi="zh_TW"/>
-        </w:rPr>
-        <w:t>）。他們還被吩咐去傳揚藉基督得救的信息。然而，十二使徒獲得了特別的地位，除了猶大以外（他的地位由馬提亞取代，</w:t>
-      </w:r>
-      <w:hyperlink r:id="rId28">
-        <w:r>
-          <w:rPr>
-            <w:lang w:val="zh_TW" w:bidi="zh_TW"/>
-          </w:rPr>
-          <w:rPr>
-            <w:color w:val="0000EE"/>
-            <w:u w:val="single"/>
-          </w:rPr>
-          <w:t>徒1:26</w:t>
-        </w:r>
-      </w:hyperlink>
-      <w:r>
-        <w:rPr>
-          <w:lang w:val="zh_TW" w:bidi="zh_TW"/>
-        </w:rPr>
-        <w:t>），他們成為新興基督教會的根基教師。他們在教會中的權柄是由基督所賦予的（</w:t>
-      </w:r>
-      <w:hyperlink r:id="rId29">
-        <w:r>
-          <w:rPr>
-            <w:lang w:val="zh_TW" w:bidi="zh_TW"/>
-          </w:rPr>
-          <w:rPr>
-            <w:color w:val="0000EE"/>
-            <w:u w:val="single"/>
-          </w:rPr>
-          <w:t>太16:19</w:t>
-        </w:r>
-      </w:hyperlink>
-      <w:r>
-        <w:rPr>
-          <w:lang w:val="zh_TW" w:bidi="zh_TW"/>
-        </w:rPr>
-        <w:t>，</w:t>
-      </w:r>
-      <w:hyperlink r:id="rId30">
-        <w:r>
-          <w:rPr>
-            <w:lang w:val="zh_TW" w:bidi="zh_TW"/>
-          </w:rPr>
-          <w:rPr>
-            <w:color w:val="0000EE"/>
-            <w:u w:val="single"/>
-          </w:rPr>
-          <w:t>28:16–20</w:t>
-        </w:r>
-      </w:hyperlink>
-      <w:r>
-        <w:rPr>
-          <w:lang w:val="zh_TW" w:bidi="zh_TW"/>
-        </w:rPr>
-        <w:t>），其特徵是捨己服事（</w:t>
-      </w:r>
-      <w:hyperlink r:id="rId31">
-        <w:r>
-          <w:rPr>
-            <w:lang w:val="zh_TW" w:bidi="zh_TW"/>
-          </w:rPr>
-          <w:rPr>
-            <w:color w:val="0000EE"/>
-            <w:u w:val="single"/>
-          </w:rPr>
-          <w:t>路22:24–30</w:t>
-        </w:r>
-      </w:hyperlink>
-      <w:r>
-        <w:rPr>
-          <w:lang w:val="zh_TW" w:bidi="zh_TW"/>
-        </w:rPr>
-        <w:t>）。這群門徒後來被稱為使徒（儘管這個詞偶爾有更廣泛的應用），大數的掃羅也加入其中。在他去大馬士革的路上歸信主時，他看見了復活的主，並立即被基督任命為外邦人的使徒（</w:t>
-      </w:r>
-      <w:hyperlink r:id="rId32">
-        <w:r>
-          <w:rPr>
-            <w:lang w:val="zh_TW" w:bidi="zh_TW"/>
-          </w:rPr>
-          <w:rPr>
-            <w:color w:val="0000EE"/>
-            <w:u w:val="single"/>
-          </w:rPr>
-          <w:t>加1:12、16</w:t>
-        </w:r>
-      </w:hyperlink>
-      <w:r>
-        <w:rPr>
-          <w:lang w:val="zh_TW" w:bidi="zh_TW"/>
-        </w:rPr>
-        <w:t>；</w:t>
-      </w:r>
-      <w:hyperlink r:id="rId33">
-        <w:r>
-          <w:rPr>
-            <w:lang w:val="zh_TW" w:bidi="zh_TW"/>
-          </w:rPr>
-          <w:rPr>
-            <w:color w:val="0000EE"/>
-            <w:u w:val="single"/>
-          </w:rPr>
-          <w:t>徒9:15</w:t>
-        </w:r>
-      </w:hyperlink>
-      <w:r>
-        <w:rPr>
-          <w:lang w:val="zh_TW" w:bidi="zh_TW"/>
-        </w:rPr>
-        <w:t>）。</w:t>
+        <w:t>這些高山將來自地中海的雨水困住，為山區及其下方的沿海地帶提供充足的降雨；而山脈之外的降雨則減少。腓尼基人在這些山脈與大海之間的沿海地帶繁榮發展，並建立了像泰爾、撒勒法、西頓、貝魯特（Berytus）、比布魯斯（迦巴勒）和的黎波里等城。沿海地區有多處山脈的延伸地帶，海岸公路需要穿過或繞過這些延伸地。例如貝魯特以北的納赫爾·卡勒布（Nahr el-Kelb）的岬角就是一個典型的例子。</w:t>
       </w:r>
     </w:p>
     <w:p>
@@ -685,9 +352,47 @@
         <w:rPr>
           <w:lang w:val="zh_TW" w:bidi="zh_TW"/>
         </w:rPr>
-        <w:t>在基督升天時，祂委派了第一批門徒來「使萬民作我的門徒」（</w:t>
-      </w:r>
-      <w:hyperlink r:id="rId34">
+        <w:t>黎巴嫩山脈的東側是貝卡谷地。</w:t>
+      </w:r>
+      <w:r>
+        <w:rPr>
+          <w:lang w:val="zh_TW" w:bidi="zh_TW"/>
+        </w:rPr>
+        <w:t>奧龍特斯河畔（</w:t>
+      </w:r>
+      <w:r>
+        <w:rPr>
+          <w:lang w:val="zh_TW" w:bidi="zh_TW"/>
+        </w:rPr>
+        <w:t>Orontes River</w:t>
+      </w:r>
+      <w:r>
+        <w:rPr>
+          <w:lang w:val="zh_TW" w:bidi="zh_TW"/>
+        </w:rPr>
+        <w:t>）</w:t>
+      </w:r>
+      <w:r>
+        <w:rPr>
+          <w:lang w:val="zh_TW" w:bidi="zh_TW"/>
+        </w:rPr>
+        <w:t>發源於這個谷地的北部，向北流入地中海，位於古烏加里特（Ugarit）的北部。這整個谷地地區在古典文學中被稱為敘利亞中空地區。它是羅馬人的「糧倉」。</w:t>
+      </w:r>
+    </w:p>
+    <w:p>
+      <w:pPr/>
+      <w:r>
+        <w:rPr>
+          <w:lang w:val="zh_TW" w:bidi="zh_TW"/>
+        </w:rPr>
+      </w:r>
+      <w:r>
+        <w:rPr>
+          <w:lang w:val="zh_TW" w:bidi="zh_TW"/>
+        </w:rPr>
+        <w:t>在貝卡谷地的東邊是外黎巴嫩山脈，巴拉達河（Barada River）在此發源並向東流向大馬士革的肥沃綠洲。山脈南部的赫門山，腓尼基人稱之為西連，亞摩利人稱之為示尼珥（</w:t>
+      </w:r>
+      <w:hyperlink r:id="rId16">
         <w:r>
           <w:rPr>
             <w:lang w:val="zh_TW" w:bidi="zh_TW"/>
@@ -696,16 +401,41 @@
             <w:color w:val="0000EE"/>
             <w:u w:val="single"/>
           </w:rPr>
-          <w:t>太28:19</w:t>
+          <w:t>申3:9</w:t>
         </w:r>
       </w:hyperlink>
       <w:r>
         <w:rPr>
           <w:lang w:val="zh_TW" w:bidi="zh_TW"/>
         </w:rPr>
-        <w:t>）；因此，「門徒」這個詞在使徒行傳中也用來指信徒，也就是那些任信基督的人。雖然他們並未直接受基督本人呼召，但這些門徒是藉著基督的靈，通過第一批門徒所傳的信息而被呼召的；後來被呼召的門徒在任何意義上，都不亞於第一批門徒，即便他們所享有的特權較少。早期基督徒被稱為拿撒勒人耶穌的門徒，或簡單稱為「門徒」（</w:t>
-      </w:r>
-      <w:hyperlink r:id="rId35">
+        <w:t>）。</w:t>
+      </w:r>
+    </w:p>
+    <w:p>
+      <w:pPr>
+        <w:pStyle w:val="Heading3"/>
+      </w:pPr>
+      <w:r>
+        <w:rPr>
+          <w:lang w:val="zh_TW" w:bidi="zh_TW"/>
+        </w:rPr>
+        <w:t>資源</w:t>
+      </w:r>
+    </w:p>
+    <w:p>
+      <w:pPr/>
+      <w:r>
+        <w:rPr>
+          <w:lang w:val="zh_TW" w:bidi="zh_TW"/>
+        </w:rPr>
+      </w:r>
+      <w:r>
+        <w:rPr>
+          <w:lang w:val="zh_TW" w:bidi="zh_TW"/>
+        </w:rPr>
+        <w:t>黎巴嫩在古代以其豐富的杉木和松樹森林而聞名。沿海地區、貝卡谷地和山坡較低處適合種植橄欖樹、果樹和葡萄樹，並能耕種一些穀物。海中有一種腹足綱軟體動物，可以用來製取紅色或紫色染料。「腓尼基人」這個名字源自希臘文phoinos，即紅紫色。約公元前1500年，烏加列已經可以製造紫色染料的羊毛。腓尼基人幾個世紀來壟斷了這個產業。以色列人用大量的紫色染料來製作會幕的幔子（</w:t>
+      </w:r>
+      <w:hyperlink r:id="rId17">
         <w:r>
           <w:rPr>
             <w:lang w:val="zh_TW" w:bidi="zh_TW"/>
@@ -714,16 +444,16 @@
             <w:color w:val="0000EE"/>
             <w:u w:val="single"/>
           </w:rPr>
-          <w:t>徒6:1–2、7</w:t>
+          <w:t>出26章</w:t>
         </w:r>
       </w:hyperlink>
       <w:r>
         <w:rPr>
           <w:lang w:val="zh_TW" w:bidi="zh_TW"/>
         </w:rPr>
-        <w:t>，</w:t>
-      </w:r>
-      <w:hyperlink r:id="rId36">
+        <w:t>）和祭司的衣服（</w:t>
+      </w:r>
+      <w:hyperlink r:id="rId18">
         <w:r>
           <w:rPr>
             <w:lang w:val="zh_TW" w:bidi="zh_TW"/>
@@ -732,16 +462,10 @@
             <w:color w:val="0000EE"/>
             <w:u w:val="single"/>
           </w:rPr>
-          <w:t>9:36</w:t>
+          <w:t>出28:4–6，</w:t>
         </w:r>
       </w:hyperlink>
-      <w:r>
-        <w:rPr>
-          <w:lang w:val="zh_TW" w:bidi="zh_TW"/>
-        </w:rPr>
-        <w:t>，</w:t>
-      </w:r>
-      <w:hyperlink r:id="rId37">
+      <w:hyperlink r:id="rId19">
         <w:r>
           <w:rPr>
             <w:lang w:val="zh_TW" w:bidi="zh_TW"/>
@@ -750,16 +474,30 @@
             <w:color w:val="0000EE"/>
             <w:u w:val="single"/>
           </w:rPr>
-          <w:t>11:26</w:t>
+          <w:t>39:1、28–29</w:t>
         </w:r>
       </w:hyperlink>
       <w:r>
         <w:rPr>
           <w:lang w:val="zh_TW" w:bidi="zh_TW"/>
         </w:rPr>
-        <w:t>）這是合理的，因為他們繼續傳揚耶穌的教導，並過著耶穌所樹立榜樣的生活。他們因此被認為是一個「學派（school）」或活生生的群體，實踐他們「夫子（master）」的教導。約翰壹書強調，只有那些遵守基督誡命的人，才真正表現出對神的愛（</w:t>
-      </w:r>
-      <w:hyperlink r:id="rId38">
+        <w:t>），他們的染料可能就是從腓尼基人那裡購得的。</w:t>
+      </w:r>
+    </w:p>
+    <w:p>
+      <w:pPr/>
+      <w:r>
+        <w:rPr>
+          <w:lang w:val="zh_TW" w:bidi="zh_TW"/>
+        </w:rPr>
+      </w:r>
+      <w:r>
+        <w:rPr>
+          <w:lang w:val="zh_TW" w:bidi="zh_TW"/>
+        </w:rPr>
+        <w:t>所羅門王與腓尼基建立了重要的貿易關係。為建造耶路撒冷的聖殿，他從泰爾王希蘭一世那裡取得了柏木和松木（</w:t>
+      </w:r>
+      <w:hyperlink r:id="rId20">
         <w:r>
           <w:rPr>
             <w:lang w:val="zh_TW" w:bidi="zh_TW"/>
@@ -768,7 +506,7 @@
             <w:color w:val="0000EE"/>
             <w:u w:val="single"/>
           </w:rPr>
-          <w:t>約一2:3–6</w:t>
+          <w:t>王上5:6、9、14</w:t>
         </w:r>
       </w:hyperlink>
       <w:r>
@@ -777,7 +515,7 @@
         </w:rPr>
         <w:t>，</w:t>
       </w:r>
-      <w:hyperlink r:id="rId39">
+      <w:hyperlink r:id="rId21">
         <w:r>
           <w:rPr>
             <w:lang w:val="zh_TW" w:bidi="zh_TW"/>
@@ -786,14 +524,1737 @@
             <w:color w:val="0000EE"/>
             <w:u w:val="single"/>
           </w:rPr>
-          <w:t>3:10–11</w:t>
+          <w:t>7:2</w:t>
         </w:r>
       </w:hyperlink>
       <w:r>
         <w:rPr>
           <w:lang w:val="zh_TW" w:bidi="zh_TW"/>
         </w:rPr>
+        <w:t>，</w:t>
+      </w:r>
+      <w:hyperlink r:id="rId22">
+        <w:r>
+          <w:rPr>
+            <w:lang w:val="zh_TW" w:bidi="zh_TW"/>
+          </w:rPr>
+          <w:rPr>
+            <w:color w:val="0000EE"/>
+            <w:u w:val="single"/>
+          </w:rPr>
+          <w:t>10:17、21</w:t>
+        </w:r>
+      </w:hyperlink>
+      <w:r>
+        <w:rPr>
+          <w:lang w:val="zh_TW" w:bidi="zh_TW"/>
+        </w:rPr>
+        <w:t>；</w:t>
+      </w:r>
+      <w:hyperlink r:id="rId23">
+        <w:r>
+          <w:rPr>
+            <w:lang w:val="zh_TW" w:bidi="zh_TW"/>
+          </w:rPr>
+          <w:rPr>
+            <w:color w:val="0000EE"/>
+            <w:u w:val="single"/>
+          </w:rPr>
+          <w:t>代下2:8、16</w:t>
+        </w:r>
+      </w:hyperlink>
+      <w:r>
+        <w:rPr>
+          <w:lang w:val="zh_TW" w:bidi="zh_TW"/>
+        </w:rPr>
+        <w:t>）。所羅門用麥子和橄欖油支付這些木材（</w:t>
+      </w:r>
+      <w:hyperlink r:id="rId24">
+        <w:r>
+          <w:rPr>
+            <w:lang w:val="zh_TW" w:bidi="zh_TW"/>
+          </w:rPr>
+          <w:rPr>
+            <w:color w:val="0000EE"/>
+            <w:u w:val="single"/>
+          </w:rPr>
+          <w:t>王上5:11</w:t>
+        </w:r>
+      </w:hyperlink>
+      <w:r>
+        <w:rPr>
+          <w:lang w:val="zh_TW" w:bidi="zh_TW"/>
+        </w:rPr>
+        <w:t>）。這些樹木被海運漂浮到所羅門的領土內，再從那裡運到耶路撒冷。黎巴嫩和外黎巴嫩的杉木和松木為推羅提供了造船的木材（</w:t>
+      </w:r>
+      <w:hyperlink r:id="rId25">
+        <w:r>
+          <w:rPr>
+            <w:lang w:val="zh_TW" w:bidi="zh_TW"/>
+          </w:rPr>
+          <w:rPr>
+            <w:color w:val="0000EE"/>
+            <w:u w:val="single"/>
+          </w:rPr>
+          <w:t>結27:5</w:t>
+        </w:r>
+      </w:hyperlink>
+      <w:r>
+        <w:rPr>
+          <w:lang w:val="zh_TW" w:bidi="zh_TW"/>
+        </w:rPr>
+        <w:t>），為埃及提供了聖船和家具，並為重建耶路撒冷的第二聖殿提供了木材（</w:t>
+      </w:r>
+      <w:hyperlink r:id="rId26">
+        <w:r>
+          <w:rPr>
+            <w:lang w:val="zh_TW" w:bidi="zh_TW"/>
+          </w:rPr>
+          <w:rPr>
+            <w:color w:val="0000EE"/>
+            <w:u w:val="single"/>
+          </w:rPr>
+          <w:t>拉3:7</w:t>
+        </w:r>
+      </w:hyperlink>
+      <w:r>
+        <w:rPr>
+          <w:lang w:val="zh_TW" w:bidi="zh_TW"/>
+        </w:rPr>
         <w:t>）。</w:t>
+      </w:r>
+    </w:p>
+    <w:p>
+      <w:pPr/>
+      <w:r>
+        <w:rPr>
+          <w:lang w:val="zh_TW" w:bidi="zh_TW"/>
+        </w:rPr>
+      </w:r>
+      <w:r>
+        <w:rPr>
+          <w:lang w:val="zh_TW" w:bidi="zh_TW"/>
+        </w:rPr>
+        <w:t>腓尼基人從黎巴嫩的港口與許多國進行貿易。他們掌握了造船技術，並將船隻用於和平與戰爭中。</w:t>
+      </w:r>
+      <w:hyperlink r:id="rId27">
+        <w:r>
+          <w:rPr>
+            <w:lang w:val="zh_TW" w:bidi="zh_TW"/>
+          </w:rPr>
+          <w:rPr>
+            <w:color w:val="0000EE"/>
+            <w:u w:val="single"/>
+          </w:rPr>
+          <w:t>以西結書第二十七章</w:t>
+        </w:r>
+      </w:hyperlink>
+      <w:r>
+        <w:rPr>
+          <w:lang w:val="zh_TW" w:bidi="zh_TW"/>
+        </w:rPr>
+        <w:t>中生動地描述了來自泰爾、西頓、迦巴勒和亞發的商人的貿易活動，詳細說明了他們貿易的範圍和性質。</w:t>
+      </w:r>
+    </w:p>
+    <w:p>
+      <w:pPr>
+        <w:pStyle w:val="Heading3"/>
+      </w:pPr>
+      <w:r>
+        <w:rPr>
+          <w:lang w:val="zh_TW" w:bidi="zh_TW"/>
+        </w:rPr>
+        <w:t>歷史</w:t>
+      </w:r>
+    </w:p>
+    <w:p>
+      <w:pPr/>
+      <w:r>
+        <w:rPr>
+          <w:lang w:val="zh_TW" w:bidi="zh_TW"/>
+        </w:rPr>
+      </w:r>
+      <w:r>
+        <w:rPr>
+          <w:lang w:val="zh_TW" w:bidi="zh_TW"/>
+        </w:rPr>
+        <w:t>早在埃及第四王朝時期（約公元前2600年），黎巴嫩地區就引起了埃及人的興趣，法老斯努夫（Snofru）從黎巴嫩取得了40艘船載的杉木。迦巴勒在第十二王朝時期（約公元前1980–1800年）受到埃及的影響，埃及人用金飾交換黎巴嫩的杉木。在第十八王朝（約公元前1552–1306年）期間，埃及征服了敘利亞，記錄中經常提到杉木被作為貢品帶回。後來，拉美西斯十一世（Ramses XI）的一位使者文阿蒙（Wenamon）曾以高價購得杉木（約公元前1100年）。</w:t>
+      </w:r>
+    </w:p>
+    <w:p>
+      <w:pPr/>
+      <w:r>
+        <w:rPr>
+          <w:lang w:val="zh_TW" w:bidi="zh_TW"/>
+        </w:rPr>
+      </w:r>
+      <w:r>
+        <w:rPr>
+          <w:lang w:val="zh_TW" w:bidi="zh_TW"/>
+        </w:rPr>
+        <w:t>當埃及的勢力衰退時，亞述人控制了該地區，並從</w:t>
+      </w:r>
+      <w:r>
+        <w:rPr>
+          <w:lang w:val="zh_TW" w:bidi="zh_TW"/>
+        </w:rPr>
+        <w:t>提革拉毗列色</w:t>
+      </w:r>
+      <w:r>
+        <w:rPr>
+          <w:lang w:val="zh_TW" w:bidi="zh_TW"/>
+        </w:rPr>
+        <w:t>一世（Tiglath-pileser I，約公元前1100年）開始，將大量的杉木作為貢品。尼布甲尼撒和巴比倫國同樣控制了黎巴嫩，並運走大量杉木來建造神廟和宮殿。以賽亞書（</w:t>
+      </w:r>
+      <w:hyperlink r:id="rId28">
+        <w:r>
+          <w:rPr>
+            <w:lang w:val="zh_TW" w:bidi="zh_TW"/>
+          </w:rPr>
+          <w:rPr>
+            <w:color w:val="0000EE"/>
+            <w:u w:val="single"/>
+          </w:rPr>
+          <w:t>賽14:8</w:t>
+        </w:r>
+      </w:hyperlink>
+      <w:r>
+        <w:rPr>
+          <w:lang w:val="zh_TW" w:bidi="zh_TW"/>
+        </w:rPr>
+        <w:t>）和哈巴谷書（</w:t>
+      </w:r>
+      <w:hyperlink r:id="rId29">
+        <w:r>
+          <w:rPr>
+            <w:lang w:val="zh_TW" w:bidi="zh_TW"/>
+          </w:rPr>
+          <w:rPr>
+            <w:color w:val="0000EE"/>
+            <w:u w:val="single"/>
+          </w:rPr>
+          <w:t>哈2:17</w:t>
+        </w:r>
+      </w:hyperlink>
+      <w:r>
+        <w:rPr>
+          <w:lang w:val="zh_TW" w:bidi="zh_TW"/>
+        </w:rPr>
+        <w:t>）都提到過黎巴嫩森林的被破壞。在後來的幾個世紀裡，黎巴嫩先後被波斯人、希臘人和羅馬人統治。</w:t>
+      </w:r>
+    </w:p>
+    <w:p>
+      <w:pPr/>
+      <w:r>
+        <w:rPr>
+          <w:lang w:val="zh_TW" w:bidi="zh_TW"/>
+        </w:rPr>
+      </w:r>
+      <w:r>
+        <w:rPr>
+          <w:lang w:val="zh_TW" w:bidi="zh_TW"/>
+        </w:rPr>
+        <w:t>在新約時代，泰爾和西頓的城通常被一起提及（</w:t>
+      </w:r>
+      <w:hyperlink r:id="rId30">
+        <w:r>
+          <w:rPr>
+            <w:lang w:val="zh_TW" w:bidi="zh_TW"/>
+          </w:rPr>
+          <w:rPr>
+            <w:color w:val="0000EE"/>
+            <w:u w:val="single"/>
+          </w:rPr>
+          <w:t>太15:21</w:t>
+        </w:r>
+      </w:hyperlink>
+      <w:r>
+        <w:rPr>
+          <w:lang w:val="zh_TW" w:bidi="zh_TW"/>
+        </w:rPr>
+        <w:t>；</w:t>
+      </w:r>
+      <w:hyperlink r:id="rId31">
+        <w:r>
+          <w:rPr>
+            <w:lang w:val="zh_TW" w:bidi="zh_TW"/>
+          </w:rPr>
+          <w:rPr>
+            <w:color w:val="0000EE"/>
+            <w:u w:val="single"/>
+          </w:rPr>
+          <w:t>可3:8</w:t>
+        </w:r>
+      </w:hyperlink>
+      <w:r>
+        <w:rPr>
+          <w:lang w:val="zh_TW" w:bidi="zh_TW"/>
+        </w:rPr>
+        <w:t>，</w:t>
+      </w:r>
+      <w:hyperlink r:id="rId32">
+        <w:r>
+          <w:rPr>
+            <w:lang w:val="zh_TW" w:bidi="zh_TW"/>
+          </w:rPr>
+          <w:rPr>
+            <w:color w:val="0000EE"/>
+            <w:u w:val="single"/>
+          </w:rPr>
+          <w:t>7:24、31</w:t>
+        </w:r>
+      </w:hyperlink>
+      <w:r>
+        <w:rPr>
+          <w:lang w:val="zh_TW" w:bidi="zh_TW"/>
+        </w:rPr>
+        <w:t>；</w:t>
+      </w:r>
+      <w:hyperlink r:id="rId33">
+        <w:r>
+          <w:rPr>
+            <w:lang w:val="zh_TW" w:bidi="zh_TW"/>
+          </w:rPr>
+          <w:rPr>
+            <w:color w:val="0000EE"/>
+            <w:u w:val="single"/>
+          </w:rPr>
+          <w:t>路6:17</w:t>
+        </w:r>
+      </w:hyperlink>
+      <w:r>
+        <w:rPr>
+          <w:lang w:val="zh_TW" w:bidi="zh_TW"/>
+        </w:rPr>
+        <w:t>，</w:t>
+      </w:r>
+      <w:hyperlink r:id="rId34">
+        <w:r>
+          <w:rPr>
+            <w:lang w:val="zh_TW" w:bidi="zh_TW"/>
+          </w:rPr>
+          <w:rPr>
+            <w:color w:val="0000EE"/>
+            <w:u w:val="single"/>
+          </w:rPr>
+          <w:t>10:13–14</w:t>
+        </w:r>
+      </w:hyperlink>
+      <w:r>
+        <w:rPr>
+          <w:lang w:val="zh_TW" w:bidi="zh_TW"/>
+        </w:rPr>
+        <w:t>；</w:t>
+      </w:r>
+      <w:hyperlink r:id="rId35">
+        <w:r>
+          <w:rPr>
+            <w:lang w:val="zh_TW" w:bidi="zh_TW"/>
+          </w:rPr>
+          <w:rPr>
+            <w:color w:val="0000EE"/>
+            <w:u w:val="single"/>
+          </w:rPr>
+          <w:t>徒12:20</w:t>
+        </w:r>
+      </w:hyperlink>
+      <w:r>
+        <w:rPr>
+          <w:lang w:val="zh_TW" w:bidi="zh_TW"/>
+        </w:rPr>
+        <w:t>），但有時也分別提及（</w:t>
+      </w:r>
+      <w:hyperlink r:id="rId36">
+        <w:r>
+          <w:rPr>
+            <w:lang w:val="zh_TW" w:bidi="zh_TW"/>
+          </w:rPr>
+          <w:rPr>
+            <w:color w:val="0000EE"/>
+            <w:u w:val="single"/>
+          </w:rPr>
+          <w:t>徒21:3、7</w:t>
+        </w:r>
+      </w:hyperlink>
+      <w:r>
+        <w:rPr>
+          <w:lang w:val="zh_TW" w:bidi="zh_TW"/>
+        </w:rPr>
+        <w:t>）。</w:t>
+      </w:r>
+      <w:hyperlink r:id="rId37">
+        <w:r>
+          <w:rPr>
+            <w:lang w:val="zh_TW" w:bidi="zh_TW"/>
+          </w:rPr>
+          <w:rPr>
+            <w:color w:val="0000EE"/>
+            <w:u w:val="single"/>
+          </w:rPr>
+          <w:t>馬可福音七章26節</w:t>
+        </w:r>
+      </w:hyperlink>
+      <w:r>
+        <w:rPr>
+          <w:lang w:val="zh_TW" w:bidi="zh_TW"/>
+        </w:rPr>
+        <w:t>中提到的一位希臘婦人是敘利亞腓尼基人。耶穌在祂事工期間曾在這些地區講道。在聖經詩歌中，黎巴嫩的高大香柏樹象徵著威嚴和力量（</w:t>
+      </w:r>
+      <w:hyperlink r:id="rId38">
+        <w:r>
+          <w:rPr>
+            <w:lang w:val="zh_TW" w:bidi="zh_TW"/>
+          </w:rPr>
+          <w:rPr>
+            <w:color w:val="0000EE"/>
+            <w:u w:val="single"/>
+          </w:rPr>
+          <w:t>士9:15</w:t>
+        </w:r>
+      </w:hyperlink>
+      <w:r>
+        <w:rPr>
+          <w:lang w:val="zh_TW" w:bidi="zh_TW"/>
+        </w:rPr>
+        <w:t>；</w:t>
+      </w:r>
+      <w:hyperlink r:id="rId39">
+        <w:r>
+          <w:rPr>
+            <w:lang w:val="zh_TW" w:bidi="zh_TW"/>
+          </w:rPr>
+          <w:rPr>
+            <w:color w:val="0000EE"/>
+            <w:u w:val="single"/>
+          </w:rPr>
+          <w:t>王下14:9</w:t>
+        </w:r>
+      </w:hyperlink>
+      <w:r>
+        <w:rPr>
+          <w:lang w:val="zh_TW" w:bidi="zh_TW"/>
+        </w:rPr>
+        <w:t>；</w:t>
+      </w:r>
+      <w:hyperlink r:id="rId40">
+        <w:r>
+          <w:rPr>
+            <w:lang w:val="zh_TW" w:bidi="zh_TW"/>
+          </w:rPr>
+          <w:rPr>
+            <w:color w:val="0000EE"/>
+            <w:u w:val="single"/>
+          </w:rPr>
+          <w:t>詩92:12</w:t>
+        </w:r>
+      </w:hyperlink>
+      <w:r>
+        <w:rPr>
+          <w:lang w:val="zh_TW" w:bidi="zh_TW"/>
+        </w:rPr>
+        <w:t>，</w:t>
+      </w:r>
+      <w:hyperlink r:id="rId41">
+        <w:r>
+          <w:rPr>
+            <w:lang w:val="zh_TW" w:bidi="zh_TW"/>
+          </w:rPr>
+          <w:rPr>
+            <w:color w:val="0000EE"/>
+            <w:u w:val="single"/>
+          </w:rPr>
+          <w:t>104:16</w:t>
+        </w:r>
+      </w:hyperlink>
+      <w:r>
+        <w:rPr>
+          <w:lang w:val="zh_TW" w:bidi="zh_TW"/>
+        </w:rPr>
+        <w:t>；</w:t>
+      </w:r>
+      <w:hyperlink r:id="rId42">
+        <w:r>
+          <w:rPr>
+            <w:lang w:val="zh_TW" w:bidi="zh_TW"/>
+          </w:rPr>
+          <w:rPr>
+            <w:color w:val="0000EE"/>
+            <w:u w:val="single"/>
+          </w:rPr>
+          <w:t>賽35:2</w:t>
+        </w:r>
+      </w:hyperlink>
+      <w:r>
+        <w:rPr>
+          <w:lang w:val="zh_TW" w:bidi="zh_TW"/>
+        </w:rPr>
+        <w:t>，</w:t>
+      </w:r>
+      <w:hyperlink r:id="rId43">
+        <w:r>
+          <w:rPr>
+            <w:lang w:val="zh_TW" w:bidi="zh_TW"/>
+          </w:rPr>
+          <w:rPr>
+            <w:color w:val="0000EE"/>
+            <w:u w:val="single"/>
+          </w:rPr>
+          <w:t>60:13</w:t>
+        </w:r>
+      </w:hyperlink>
+      <w:r>
+        <w:rPr>
+          <w:lang w:val="zh_TW" w:bidi="zh_TW"/>
+        </w:rPr>
+        <w:t>）。它們也象徵著終將在神的震怒下被摧毀的世上驕傲（</w:t>
+      </w:r>
+      <w:hyperlink r:id="rId44">
+        <w:r>
+          <w:rPr>
+            <w:lang w:val="zh_TW" w:bidi="zh_TW"/>
+          </w:rPr>
+          <w:rPr>
+            <w:color w:val="0000EE"/>
+            <w:u w:val="single"/>
+          </w:rPr>
+          <w:t>詩29:5</w:t>
+        </w:r>
+      </w:hyperlink>
+      <w:r>
+        <w:rPr>
+          <w:lang w:val="zh_TW" w:bidi="zh_TW"/>
+        </w:rPr>
+        <w:t>；</w:t>
+      </w:r>
+      <w:hyperlink r:id="rId45">
+        <w:r>
+          <w:rPr>
+            <w:lang w:val="zh_TW" w:bidi="zh_TW"/>
+          </w:rPr>
+          <w:rPr>
+            <w:color w:val="0000EE"/>
+            <w:u w:val="single"/>
+          </w:rPr>
+          <w:t>賽2:13</w:t>
+        </w:r>
+      </w:hyperlink>
+      <w:r>
+        <w:rPr>
+          <w:lang w:val="zh_TW" w:bidi="zh_TW"/>
+        </w:rPr>
+        <w:t>，</w:t>
+      </w:r>
+      <w:hyperlink r:id="rId46">
+        <w:r>
+          <w:rPr>
+            <w:lang w:val="zh_TW" w:bidi="zh_TW"/>
+          </w:rPr>
+          <w:rPr>
+            <w:color w:val="0000EE"/>
+            <w:u w:val="single"/>
+          </w:rPr>
+          <w:t>10:34</w:t>
+        </w:r>
+      </w:hyperlink>
+      <w:r>
+        <w:rPr>
+          <w:lang w:val="zh_TW" w:bidi="zh_TW"/>
+        </w:rPr>
+        <w:t>；</w:t>
+      </w:r>
+      <w:hyperlink r:id="rId47">
+        <w:r>
+          <w:rPr>
+            <w:lang w:val="zh_TW" w:bidi="zh_TW"/>
+          </w:rPr>
+          <w:rPr>
+            <w:color w:val="0000EE"/>
+            <w:u w:val="single"/>
+          </w:rPr>
+          <w:t>耶22:6</w:t>
+        </w:r>
+      </w:hyperlink>
+      <w:r>
+        <w:rPr>
+          <w:lang w:val="zh_TW" w:bidi="zh_TW"/>
+        </w:rPr>
+        <w:t>；</w:t>
+      </w:r>
+      <w:hyperlink r:id="rId48">
+        <w:r>
+          <w:rPr>
+            <w:lang w:val="zh_TW" w:bidi="zh_TW"/>
+          </w:rPr>
+          <w:rPr>
+            <w:color w:val="0000EE"/>
+            <w:u w:val="single"/>
+          </w:rPr>
+          <w:t>結31:3</w:t>
+        </w:r>
+      </w:hyperlink>
+      <w:r>
+        <w:rPr>
+          <w:lang w:val="zh_TW" w:bidi="zh_TW"/>
+        </w:rPr>
+        <w:t>）。</w:t>
+      </w:r>
+      <w:r>
+        <w:rPr>
+          <w:lang w:val="zh_TW" w:bidi="zh_TW"/>
+        </w:rPr>
+      </w:r>
+      <w:r>
+        <w:rPr>
+          <w:lang w:val="zh_TW" w:bidi="zh_TW"/>
+        </w:rPr>
+      </w:r>
+    </w:p>
+    <w:p>
+      <w:pPr/>
+      <w:r>
+        <w:rPr>
+          <w:lang w:val="zh_TW" w:bidi="zh_TW"/>
+        </w:rPr>
+      </w:r>
+    </w:p>
+    <w:p>
+      <w:pPr>
+        <w:pStyle w:val="Heading2"/>
+      </w:pPr>
+      <w:r>
+        <w:rPr>
+          <w:lang w:val="zh_TW" w:bidi="zh_TW"/>
+        </w:rPr>
+        <w:t>利未（人名）</w:t>
+      </w:r>
+      <w:r>
+        <w:rPr>
+          <w:lang w:val="zh_TW" w:bidi="zh_TW"/>
+        </w:rPr>
+      </w:r>
+    </w:p>
+    <w:p>
+      <w:pPr>
+        <w:pStyle w:val="ListNumber"/>
+        <w:numPr>
+          <w:ilvl w:val="0"/>
+          <w:numId w:val="14"/>
+        </w:numPr>
+        <w:spacing w:line="240" w:lineRule="auto"/>
+        <w:ind w:left="720"/>
+      </w:pPr>
+      <w:r>
+        <w:rPr>
+          <w:lang w:val="zh_TW" w:bidi="zh_TW"/>
+        </w:rPr>
+      </w:r>
+      <w:r>
+        <w:rPr>
+          <w:lang w:val="zh_TW" w:bidi="zh_TW"/>
+        </w:rPr>
+        <w:t>雅各從利亞所生的第三個兒子（</w:t>
+      </w:r>
+      <w:hyperlink r:id="rId49">
+        <w:r>
+          <w:rPr>
+            <w:lang w:val="zh_TW" w:bidi="zh_TW"/>
+          </w:rPr>
+          <w:rPr>
+            <w:color w:val="0000EE"/>
+            <w:u w:val="single"/>
+          </w:rPr>
+          <w:t>創29:34</w:t>
+        </w:r>
+      </w:hyperlink>
+      <w:r>
+        <w:rPr>
+          <w:lang w:val="zh_TW" w:bidi="zh_TW"/>
+        </w:rPr>
+        <w:t>）。這個名稱詞源不詳。利未的名字與在示劍發生的悲劇有關，當時利未和西緬因妹妹底拿被赫人示劍侵犯，憤而為她雪恥，並將該城一切男丁殘忍的殺死。雅各譴責該行為，臨死前宣告了利未的審判（</w:t>
+      </w:r>
+      <w:hyperlink r:id="rId50">
+        <w:r>
+          <w:rPr>
+            <w:lang w:val="zh_TW" w:bidi="zh_TW"/>
+          </w:rPr>
+          <w:rPr>
+            <w:color w:val="0000EE"/>
+            <w:u w:val="single"/>
+          </w:rPr>
+          <w:t>49:5–7</w:t>
+        </w:r>
+      </w:hyperlink>
+      <w:r>
+        <w:rPr>
+          <w:lang w:val="zh_TW" w:bidi="zh_TW"/>
+        </w:rPr>
+        <w:t>）。照他的話說，利未的後裔要散住在眾支派中間。</w:t>
+        <w:br/>
+      </w:r>
+      <w:r>
+        <w:rPr>
+          <w:lang w:val="zh_TW" w:bidi="zh_TW"/>
+        </w:rPr>
+        <w:t>利未支派由利未的三個兒子組成：革順、哥轄和米拉利。摩西、亞倫和米利暗的族系皆源自哥轄（</w:t>
+      </w:r>
+      <w:hyperlink r:id="rId51">
+        <w:r>
+          <w:rPr>
+            <w:lang w:val="zh_TW" w:bidi="zh_TW"/>
+          </w:rPr>
+          <w:rPr>
+            <w:color w:val="0000EE"/>
+            <w:u w:val="single"/>
+          </w:rPr>
+          <w:t>出6:16</w:t>
+        </w:r>
+      </w:hyperlink>
+      <w:r>
+        <w:rPr>
+          <w:lang w:val="zh_TW" w:bidi="zh_TW"/>
+        </w:rPr>
+        <w:t>）。利未人在何烈山下金牛犢事件中對耶和華保持忠心 。他們因此獲賞，能在會幕（</w:t>
+      </w:r>
+      <w:hyperlink r:id="rId52">
+        <w:r>
+          <w:rPr>
+            <w:lang w:val="zh_TW" w:bidi="zh_TW"/>
+          </w:rPr>
+          <w:rPr>
+            <w:color w:val="0000EE"/>
+            <w:u w:val="single"/>
+          </w:rPr>
+          <w:t>32</w:t>
+        </w:r>
+      </w:hyperlink>
+      <w:r>
+        <w:rPr>
+          <w:lang w:val="zh_TW" w:bidi="zh_TW"/>
+        </w:rPr>
+        <w:t>章）內與周圍以及後來的聖殿內特別供職。</w:t>
+        <w:br/>
+      </w:r>
+      <w:r>
+        <w:rPr>
+          <w:i/>
+          <w:lang w:val="zh_TW" w:bidi="zh_TW"/>
+        </w:rPr>
+        <w:t>另見</w:t>
+      </w:r>
+      <w:r>
+        <w:rPr>
+          <w:lang w:val="zh_TW" w:bidi="zh_TW"/>
+        </w:rPr>
+        <w:t>利未支派</w:t>
+      </w:r>
+      <w:r>
+        <w:rPr>
+          <w:lang w:val="zh_TW" w:bidi="zh_TW"/>
+        </w:rPr>
+        <w:t>。</w:t>
+      </w:r>
+    </w:p>
+    <w:p>
+      <w:pPr>
+        <w:pStyle w:val="ListNumber"/>
+        <w:spacing w:line="240" w:lineRule="auto"/>
+        <w:ind w:left="720"/>
+      </w:pPr>
+      <w:r>
+        <w:rPr>
+          <w:lang w:val="zh_TW" w:bidi="zh_TW"/>
+        </w:rPr>
+      </w:r>
+      <w:r>
+        <w:rPr>
+          <w:lang w:val="zh_TW" w:bidi="zh_TW"/>
+        </w:rPr>
+        <w:t>迦百農的稅吏（</w:t>
+      </w:r>
+      <w:hyperlink r:id="rId53">
+        <w:r>
+          <w:rPr>
+            <w:lang w:val="zh_TW" w:bidi="zh_TW"/>
+          </w:rPr>
+          <w:rPr>
+            <w:color w:val="0000EE"/>
+            <w:u w:val="single"/>
+          </w:rPr>
+          <w:t>可2:14</w:t>
+        </w:r>
+      </w:hyperlink>
+      <w:r>
+        <w:rPr>
+          <w:lang w:val="zh_TW" w:bidi="zh_TW"/>
+        </w:rPr>
+        <w:t>）；又稱馬太的十二門徒之一（</w:t>
+      </w:r>
+      <w:hyperlink r:id="rId53">
+        <w:r>
+          <w:rPr>
+            <w:lang w:val="zh_TW" w:bidi="zh_TW"/>
+          </w:rPr>
+          <w:rPr>
+            <w:color w:val="0000EE"/>
+            <w:u w:val="single"/>
+          </w:rPr>
+          <w:t>可2:14</w:t>
+        </w:r>
+      </w:hyperlink>
+      <w:r>
+        <w:rPr>
+          <w:lang w:val="zh_TW" w:bidi="zh_TW"/>
+        </w:rPr>
+        <w:t xml:space="preserve">； </w:t>
+      </w:r>
+      <w:hyperlink r:id="rId54">
+        <w:r>
+          <w:rPr>
+            <w:lang w:val="zh_TW" w:bidi="zh_TW"/>
+          </w:rPr>
+          <w:rPr>
+            <w:color w:val="0000EE"/>
+            <w:u w:val="single"/>
+          </w:rPr>
+          <w:t>路5:27</w:t>
+        </w:r>
+      </w:hyperlink>
+      <w:r>
+        <w:rPr>
+          <w:lang w:val="zh_TW" w:bidi="zh_TW"/>
+        </w:rPr>
+        <w:t>；參見</w:t>
+      </w:r>
+      <w:hyperlink r:id="rId55">
+        <w:r>
+          <w:rPr>
+            <w:lang w:val="zh_TW" w:bidi="zh_TW"/>
+          </w:rPr>
+          <w:rPr>
+            <w:color w:val="0000EE"/>
+            <w:u w:val="single"/>
+          </w:rPr>
+          <w:t>太9:9</w:t>
+        </w:r>
+      </w:hyperlink>
+      <w:r>
+        <w:rPr>
+          <w:lang w:val="zh_TW" w:bidi="zh_TW"/>
+        </w:rPr>
+        <w:t>）</w:t>
+      </w:r>
+      <w:r>
+        <w:rPr>
+          <w:i/>
+          <w:lang w:val="zh_TW" w:bidi="zh_TW"/>
+        </w:rPr>
+        <w:t>見</w:t>
+      </w:r>
+      <w:r>
+        <w:rPr>
+          <w:lang w:val="zh_TW" w:bidi="zh_TW"/>
+        </w:rPr>
+        <w:t>馬太（人名）</w:t>
+      </w:r>
+      <w:r>
+        <w:rPr>
+          <w:lang w:val="zh_TW" w:bidi="zh_TW"/>
+        </w:rPr>
+        <w:t>。</w:t>
+      </w:r>
+    </w:p>
+    <w:p>
+      <w:pPr>
+        <w:pStyle w:val="ListNumber"/>
+        <w:spacing w:line="240" w:lineRule="auto"/>
+        <w:ind w:left="720"/>
+      </w:pPr>
+      <w:r>
+        <w:rPr>
+          <w:lang w:val="zh_TW" w:bidi="zh_TW"/>
+        </w:rPr>
+      </w:r>
+      <w:r>
+        <w:rPr>
+          <w:lang w:val="zh_TW" w:bidi="zh_TW"/>
+        </w:rPr>
+        <w:t>麥基的兒子並耶穌的祖先（</w:t>
+      </w:r>
+      <w:hyperlink r:id="rId56">
+        <w:r>
+          <w:rPr>
+            <w:lang w:val="zh_TW" w:bidi="zh_TW"/>
+          </w:rPr>
+          <w:rPr>
+            <w:color w:val="0000EE"/>
+            <w:u w:val="single"/>
+          </w:rPr>
+          <w:t>路3:24</w:t>
+        </w:r>
+      </w:hyperlink>
+      <w:r>
+        <w:rPr>
+          <w:lang w:val="zh_TW" w:bidi="zh_TW"/>
+        </w:rPr>
+        <w:t>）。</w:t>
+      </w:r>
+      <w:r>
+        <w:rPr>
+          <w:i/>
+          <w:lang w:val="zh_TW" w:bidi="zh_TW"/>
+        </w:rPr>
+        <w:t>見</w:t>
+      </w:r>
+      <w:r>
+        <w:rPr>
+          <w:lang w:val="zh_TW" w:bidi="zh_TW"/>
+        </w:rPr>
+        <w:t>耶穌基督的家譜</w:t>
+      </w:r>
+      <w:r>
+        <w:rPr>
+          <w:lang w:val="zh_TW" w:bidi="zh_TW"/>
+        </w:rPr>
+        <w:t>。</w:t>
+      </w:r>
+    </w:p>
+    <w:p>
+      <w:pPr>
+        <w:pStyle w:val="ListNumber"/>
+        <w:spacing w:line="240" w:lineRule="auto"/>
+        <w:ind w:left="720"/>
+      </w:pPr>
+      <w:r>
+        <w:rPr>
+          <w:lang w:val="zh_TW" w:bidi="zh_TW"/>
+        </w:rPr>
+      </w:r>
+      <w:r>
+        <w:rPr>
+          <w:lang w:val="zh_TW" w:bidi="zh_TW"/>
+        </w:rPr>
+        <w:t>西緬的兒子並耶穌的祖先（</w:t>
+      </w:r>
+      <w:hyperlink r:id="rId57">
+        <w:r>
+          <w:rPr>
+            <w:lang w:val="zh_TW" w:bidi="zh_TW"/>
+          </w:rPr>
+          <w:rPr>
+            <w:color w:val="0000EE"/>
+            <w:u w:val="single"/>
+          </w:rPr>
+          <w:t>路3:30</w:t>
+        </w:r>
+      </w:hyperlink>
+      <w:r>
+        <w:rPr>
+          <w:lang w:val="zh_TW" w:bidi="zh_TW"/>
+        </w:rPr>
+        <w:t>）。</w:t>
+      </w:r>
+      <w:r>
+        <w:rPr>
+          <w:i/>
+          <w:lang w:val="zh_TW" w:bidi="zh_TW"/>
+        </w:rPr>
+        <w:t>見</w:t>
+      </w:r>
+      <w:r>
+        <w:rPr>
+          <w:lang w:val="zh_TW" w:bidi="zh_TW"/>
+        </w:rPr>
+        <w:t>耶穌基督的家譜</w:t>
+      </w:r>
+      <w:r>
+        <w:rPr>
+          <w:lang w:val="zh_TW" w:bidi="zh_TW"/>
+        </w:rPr>
+        <w:t>。</w:t>
+      </w:r>
+      <w:r>
+        <w:rPr>
+          <w:lang w:val="zh_TW" w:bidi="zh_TW"/>
+        </w:rPr>
+      </w:r>
+      <w:r>
+        <w:rPr>
+          <w:lang w:val="zh_TW" w:bidi="zh_TW"/>
+        </w:rPr>
+      </w:r>
+    </w:p>
+    <w:p>
+      <w:pPr/>
+      <w:r>
+        <w:rPr>
+          <w:lang w:val="zh_TW" w:bidi="zh_TW"/>
+        </w:rPr>
+      </w:r>
+    </w:p>
+    <w:p>
+      <w:pPr>
+        <w:pStyle w:val="Heading2"/>
+      </w:pPr>
+      <w:r>
+        <w:rPr>
+          <w:lang w:val="zh_TW" w:bidi="zh_TW"/>
+        </w:rPr>
+        <w:t>利亞</w:t>
+      </w:r>
+      <w:r>
+        <w:rPr>
+          <w:lang w:val="zh_TW" w:bidi="zh_TW"/>
+        </w:rPr>
+      </w:r>
+    </w:p>
+    <w:p>
+      <w:pPr/>
+      <w:r>
+        <w:rPr>
+          <w:lang w:val="zh_TW" w:bidi="zh_TW"/>
+        </w:rPr>
+      </w:r>
+      <w:r>
+        <w:rPr>
+          <w:lang w:val="zh_TW" w:bidi="zh_TW"/>
+        </w:rPr>
+        <w:t>利亞是拉班的女兒和拉結的姐姐。</w:t>
+      </w:r>
+    </w:p>
+    <w:p>
+      <w:pPr/>
+      <w:r>
+        <w:rPr>
+          <w:lang w:val="zh_TW" w:bidi="zh_TW"/>
+        </w:rPr>
+      </w:r>
+      <w:r>
+        <w:rPr>
+          <w:lang w:val="zh_TW" w:bidi="zh_TW"/>
+        </w:rPr>
+        <w:t>她是雅各的妻子，而雅各曾欺騙他的父親以撒，使以撒把原本給以掃的祝福給了他（</w:t>
+      </w:r>
+      <w:hyperlink r:id="rId58">
+        <w:r>
+          <w:rPr>
+            <w:lang w:val="zh_TW" w:bidi="zh_TW"/>
+          </w:rPr>
+          <w:rPr>
+            <w:color w:val="0000EE"/>
+            <w:u w:val="single"/>
+          </w:rPr>
+          <w:t>創27:5–40</w:t>
+        </w:r>
+      </w:hyperlink>
+      <w:r>
+        <w:rPr>
+          <w:lang w:val="zh_TW" w:bidi="zh_TW"/>
+        </w:rPr>
+        <w:t>）。雅各為了躲避以掃的怒氣並娶妻（</w:t>
+      </w:r>
+      <w:hyperlink r:id="rId59">
+        <w:r>
+          <w:rPr>
+            <w:lang w:val="zh_TW" w:bidi="zh_TW"/>
+          </w:rPr>
+          <w:rPr>
+            <w:color w:val="0000EE"/>
+            <w:u w:val="single"/>
+          </w:rPr>
+          <w:t>創27:46–28:2</w:t>
+        </w:r>
+      </w:hyperlink>
+      <w:r>
+        <w:rPr>
+          <w:lang w:val="zh_TW" w:bidi="zh_TW"/>
+        </w:rPr>
+        <w:t>），而前往他在美索不達米亞的母舅拉班那裡（</w:t>
+      </w:r>
+      <w:hyperlink r:id="rId60">
+        <w:r>
+          <w:rPr>
+            <w:lang w:val="zh_TW" w:bidi="zh_TW"/>
+          </w:rPr>
+          <w:rPr>
+            <w:color w:val="0000EE"/>
+            <w:u w:val="single"/>
+          </w:rPr>
+          <w:t>創27:43，</w:t>
+        </w:r>
+      </w:hyperlink>
+      <w:hyperlink r:id="rId61">
+        <w:r>
+          <w:rPr>
+            <w:lang w:val="zh_TW" w:bidi="zh_TW"/>
+          </w:rPr>
+          <w:rPr>
+            <w:color w:val="0000EE"/>
+            <w:u w:val="single"/>
+          </w:rPr>
+          <w:t>28:2</w:t>
+        </w:r>
+      </w:hyperlink>
+      <w:r>
+        <w:rPr>
+          <w:lang w:val="zh_TW" w:bidi="zh_TW"/>
+        </w:rPr>
+        <w:t>）。他愛上了拉班的小女兒拉結，並答應為拉班工作七年，以娶她為妻（</w:t>
+      </w:r>
+      <w:hyperlink r:id="rId62">
+        <w:r>
+          <w:rPr>
+            <w:lang w:val="zh_TW" w:bidi="zh_TW"/>
+          </w:rPr>
+          <w:rPr>
+            <w:color w:val="0000EE"/>
+            <w:u w:val="single"/>
+          </w:rPr>
+          <w:t>創29:17–18</w:t>
+        </w:r>
+      </w:hyperlink>
+      <w:r>
+        <w:rPr>
+          <w:lang w:val="zh_TW" w:bidi="zh_TW"/>
+        </w:rPr>
+        <w:t>）。</w:t>
+      </w:r>
+    </w:p>
+    <w:p>
+      <w:pPr/>
+      <w:r>
+        <w:rPr>
+          <w:lang w:val="zh_TW" w:bidi="zh_TW"/>
+        </w:rPr>
+      </w:r>
+      <w:r>
+        <w:rPr>
+          <w:lang w:val="zh_TW" w:bidi="zh_TW"/>
+        </w:rPr>
+        <w:t>到成親的時候，拉班欺騙雅各，把年長的女兒利亞嫁給他，而不是拉結（</w:t>
+      </w:r>
+      <w:hyperlink r:id="rId63">
+        <w:r>
+          <w:rPr>
+            <w:lang w:val="zh_TW" w:bidi="zh_TW"/>
+          </w:rPr>
+          <w:rPr>
+            <w:color w:val="0000EE"/>
+            <w:u w:val="single"/>
+          </w:rPr>
+          <w:t>創29:21–25</w:t>
+        </w:r>
+      </w:hyperlink>
+      <w:r>
+        <w:rPr>
+          <w:lang w:val="zh_TW" w:bidi="zh_TW"/>
+        </w:rPr>
+        <w:t>）。拉班辯稱，必須先讓大女兒出嫁（</w:t>
+      </w:r>
+      <w:hyperlink r:id="rId64">
+        <w:r>
+          <w:rPr>
+            <w:lang w:val="zh_TW" w:bidi="zh_TW"/>
+          </w:rPr>
+          <w:rPr>
+            <w:color w:val="0000EE"/>
+            <w:u w:val="single"/>
+          </w:rPr>
+          <w:t>創29:26</w:t>
+        </w:r>
+      </w:hyperlink>
+      <w:r>
+        <w:rPr>
+          <w:lang w:val="zh_TW" w:bidi="zh_TW"/>
+        </w:rPr>
+        <w:t>）。經文形容利亞「眼睛沒有神氣」，拉結卻「生得美貌俊秀」（</w:t>
+      </w:r>
+      <w:hyperlink r:id="rId65">
+        <w:r>
+          <w:rPr>
+            <w:lang w:val="zh_TW" w:bidi="zh_TW"/>
+          </w:rPr>
+          <w:rPr>
+            <w:color w:val="0000EE"/>
+            <w:u w:val="single"/>
+          </w:rPr>
+          <w:t>創29:17</w:t>
+        </w:r>
+      </w:hyperlink>
+      <w:r>
+        <w:rPr>
+          <w:lang w:val="zh_TW" w:bidi="zh_TW"/>
+        </w:rPr>
+        <w:t>）。</w:t>
+      </w:r>
+    </w:p>
+    <w:p>
+      <w:pPr/>
+      <w:r>
+        <w:rPr>
+          <w:lang w:val="zh_TW" w:bidi="zh_TW"/>
+        </w:rPr>
+      </w:r>
+      <w:r>
+        <w:rPr>
+          <w:lang w:val="zh_TW" w:bidi="zh_TW"/>
+        </w:rPr>
+        <w:t>雅各為了娶他深愛的拉結，再為拉班工作七年（</w:t>
+      </w:r>
+      <w:hyperlink r:id="rId66">
+        <w:r>
+          <w:rPr>
+            <w:lang w:val="zh_TW" w:bidi="zh_TW"/>
+          </w:rPr>
+          <w:rPr>
+            <w:color w:val="0000EE"/>
+            <w:u w:val="single"/>
+          </w:rPr>
+          <w:t>創29:20</w:t>
+        </w:r>
+      </w:hyperlink>
+      <w:r>
+        <w:rPr>
+          <w:lang w:val="zh_TW" w:bidi="zh_TW"/>
+        </w:rPr>
+        <w:t>）。利亞不像拉結那樣得寵，但她在拉結還沒有生子以前，已經生了六個兒子和一個女兒（</w:t>
+      </w:r>
+      <w:hyperlink r:id="rId67">
+        <w:r>
+          <w:rPr>
+            <w:lang w:val="zh_TW" w:bidi="zh_TW"/>
+          </w:rPr>
+          <w:rPr>
+            <w:color w:val="0000EE"/>
+            <w:u w:val="single"/>
+          </w:rPr>
+          <w:t>創29:31–30:22</w:t>
+        </w:r>
+      </w:hyperlink>
+      <w:r>
+        <w:rPr>
+          <w:lang w:val="zh_TW" w:bidi="zh_TW"/>
+        </w:rPr>
+        <w:t>）：</w:t>
+      </w:r>
+    </w:p>
+    <w:p>
+      <w:pPr>
+        <w:pStyle w:val="ListNumber"/>
+        <w:numPr>
+          <w:ilvl w:val="0"/>
+          <w:numId w:val="15"/>
+        </w:numPr>
+        <w:spacing w:line="240" w:lineRule="auto"/>
+        <w:ind w:left="720"/>
+      </w:pPr>
+      <w:r>
+        <w:rPr>
+          <w:lang w:val="zh_TW" w:bidi="zh_TW"/>
+        </w:rPr>
+      </w:r>
+      <w:r>
+        <w:rPr>
+          <w:lang w:val="zh_TW" w:bidi="zh_TW"/>
+        </w:rPr>
+        <w:t>呂便</w:t>
+      </w:r>
+    </w:p>
+    <w:p>
+      <w:pPr>
+        <w:pStyle w:val="ListNumber"/>
+        <w:spacing w:line="240" w:lineRule="auto"/>
+        <w:ind w:left="720"/>
+      </w:pPr>
+      <w:r>
+        <w:rPr>
+          <w:lang w:val="zh_TW" w:bidi="zh_TW"/>
+        </w:rPr>
+      </w:r>
+      <w:r>
+        <w:rPr>
+          <w:lang w:val="zh_TW" w:bidi="zh_TW"/>
+        </w:rPr>
+        <w:t>西緬</w:t>
+      </w:r>
+    </w:p>
+    <w:p>
+      <w:pPr>
+        <w:pStyle w:val="ListNumber"/>
+        <w:spacing w:line="240" w:lineRule="auto"/>
+        <w:ind w:left="720"/>
+      </w:pPr>
+      <w:r>
+        <w:rPr>
+          <w:lang w:val="zh_TW" w:bidi="zh_TW"/>
+        </w:rPr>
+      </w:r>
+      <w:r>
+        <w:rPr>
+          <w:lang w:val="zh_TW" w:bidi="zh_TW"/>
+        </w:rPr>
+        <w:t>利未</w:t>
+      </w:r>
+    </w:p>
+    <w:p>
+      <w:pPr>
+        <w:pStyle w:val="ListNumber"/>
+        <w:spacing w:line="240" w:lineRule="auto"/>
+        <w:ind w:left="720"/>
+      </w:pPr>
+      <w:r>
+        <w:rPr>
+          <w:lang w:val="zh_TW" w:bidi="zh_TW"/>
+        </w:rPr>
+      </w:r>
+      <w:r>
+        <w:rPr>
+          <w:lang w:val="zh_TW" w:bidi="zh_TW"/>
+        </w:rPr>
+        <w:t>猶大</w:t>
+      </w:r>
+    </w:p>
+    <w:p>
+      <w:pPr>
+        <w:pStyle w:val="ListNumber"/>
+        <w:spacing w:line="240" w:lineRule="auto"/>
+        <w:ind w:left="720"/>
+      </w:pPr>
+      <w:r>
+        <w:rPr>
+          <w:lang w:val="zh_TW" w:bidi="zh_TW"/>
+        </w:rPr>
+      </w:r>
+      <w:r>
+        <w:rPr>
+          <w:lang w:val="zh_TW" w:bidi="zh_TW"/>
+        </w:rPr>
+        <w:t>以薩迦</w:t>
+      </w:r>
+    </w:p>
+    <w:p>
+      <w:pPr>
+        <w:pStyle w:val="ListNumber"/>
+        <w:spacing w:line="240" w:lineRule="auto"/>
+        <w:ind w:left="720"/>
+      </w:pPr>
+      <w:r>
+        <w:rPr>
+          <w:lang w:val="zh_TW" w:bidi="zh_TW"/>
+        </w:rPr>
+      </w:r>
+      <w:r>
+        <w:rPr>
+          <w:lang w:val="zh_TW" w:bidi="zh_TW"/>
+        </w:rPr>
+        <w:t>西布倫</w:t>
+      </w:r>
+    </w:p>
+    <w:p>
+      <w:pPr>
+        <w:pStyle w:val="ListNumber"/>
+        <w:spacing w:line="240" w:lineRule="auto"/>
+        <w:ind w:left="720"/>
+      </w:pPr>
+      <w:r>
+        <w:rPr>
+          <w:lang w:val="zh_TW" w:bidi="zh_TW"/>
+        </w:rPr>
+      </w:r>
+      <w:r>
+        <w:rPr>
+          <w:lang w:val="zh_TW" w:bidi="zh_TW"/>
+        </w:rPr>
+        <w:t>底拿</w:t>
+      </w:r>
+    </w:p>
+    <w:p>
+      <w:pPr/>
+      <w:r>
+        <w:rPr>
+          <w:lang w:val="zh_TW" w:bidi="zh_TW"/>
+        </w:rPr>
+      </w:r>
+      <w:r>
+        <w:rPr>
+          <w:lang w:val="zh_TW" w:bidi="zh_TW"/>
+        </w:rPr>
+        <w:t>拉結因不能生育而深感痛苦，她甚至為了懷孕而跟利亞交換了風茄──人們認為有助受孕的植物（</w:t>
+      </w:r>
+      <w:hyperlink r:id="rId68">
+        <w:r>
+          <w:rPr>
+            <w:lang w:val="zh_TW" w:bidi="zh_TW"/>
+          </w:rPr>
+          <w:rPr>
+            <w:color w:val="0000EE"/>
+            <w:u w:val="single"/>
+          </w:rPr>
+          <w:t>創30:14–17</w:t>
+        </w:r>
+      </w:hyperlink>
+      <w:r>
+        <w:rPr>
+          <w:lang w:val="zh_TW" w:bidi="zh_TW"/>
+        </w:rPr>
+        <w:t>）。</w:t>
+      </w:r>
+    </w:p>
+    <w:p>
+      <w:pPr/>
+      <w:r>
+        <w:rPr>
+          <w:lang w:val="zh_TW" w:bidi="zh_TW"/>
+        </w:rPr>
+      </w:r>
+      <w:r>
+        <w:rPr>
+          <w:lang w:val="zh_TW" w:bidi="zh_TW"/>
+        </w:rPr>
+        <w:t>利亞的眾兒子在以色列歷史上佔有重要地位。她的兒子利未成了祭司的先祖，而猶大成了君王家系的先祖，耶穌基督正是從這個家系而來（</w:t>
+      </w:r>
+      <w:hyperlink r:id="rId69">
+        <w:r>
+          <w:rPr>
+            <w:lang w:val="zh_TW" w:bidi="zh_TW"/>
+          </w:rPr>
+          <w:rPr>
+            <w:color w:val="0000EE"/>
+            <w:u w:val="single"/>
+          </w:rPr>
+          <w:t>創3:15，</w:t>
+        </w:r>
+      </w:hyperlink>
+      <w:hyperlink r:id="rId70">
+        <w:r>
+          <w:rPr>
+            <w:lang w:val="zh_TW" w:bidi="zh_TW"/>
+          </w:rPr>
+          <w:rPr>
+            <w:color w:val="0000EE"/>
+            <w:u w:val="single"/>
+          </w:rPr>
+          <w:t>12:2–3</w:t>
+        </w:r>
+      </w:hyperlink>
+      <w:r>
+        <w:rPr>
+          <w:lang w:val="zh_TW" w:bidi="zh_TW"/>
+        </w:rPr>
+        <w:t>；</w:t>
+      </w:r>
+      <w:hyperlink r:id="rId71">
+        <w:r>
+          <w:rPr>
+            <w:lang w:val="zh_TW" w:bidi="zh_TW"/>
+          </w:rPr>
+          <w:rPr>
+            <w:color w:val="0000EE"/>
+            <w:u w:val="single"/>
+          </w:rPr>
+          <w:t>撒下7:16</w:t>
+        </w:r>
+      </w:hyperlink>
+      <w:r>
+        <w:rPr>
+          <w:lang w:val="zh_TW" w:bidi="zh_TW"/>
+        </w:rPr>
+        <w:t>；</w:t>
+      </w:r>
+      <w:hyperlink r:id="rId72">
+        <w:r>
+          <w:rPr>
+            <w:lang w:val="zh_TW" w:bidi="zh_TW"/>
+          </w:rPr>
+          <w:rPr>
+            <w:color w:val="0000EE"/>
+            <w:u w:val="single"/>
+          </w:rPr>
+          <w:t>太1:1</w:t>
+        </w:r>
+      </w:hyperlink>
+      <w:r>
+        <w:rPr>
+          <w:lang w:val="zh_TW" w:bidi="zh_TW"/>
+        </w:rPr>
+        <w:t>）。</w:t>
+      </w:r>
+    </w:p>
+    <w:p>
+      <w:pPr/>
+      <w:r>
+        <w:rPr>
+          <w:lang w:val="zh_TW" w:bidi="zh_TW"/>
+        </w:rPr>
+      </w:r>
+      <w:r>
+        <w:rPr>
+          <w:i/>
+          <w:lang w:val="zh_TW" w:bidi="zh_TW"/>
+        </w:rPr>
+        <w:t>另見</w:t>
+      </w:r>
+      <w:r>
+        <w:rPr>
+          <w:lang w:val="zh_TW" w:bidi="zh_TW"/>
+        </w:rPr>
+        <w:t>雅各#1</w:t>
+      </w:r>
+      <w:r>
+        <w:rPr>
+          <w:lang w:val="zh_TW" w:bidi="zh_TW"/>
+        </w:rPr>
+        <w:t>。</w:t>
+      </w:r>
+      <w:r>
+        <w:rPr>
+          <w:lang w:val="zh_TW" w:bidi="zh_TW"/>
+        </w:rPr>
+      </w:r>
+      <w:r>
+        <w:rPr>
+          <w:lang w:val="zh_TW" w:bidi="zh_TW"/>
+        </w:rPr>
+      </w:r>
+    </w:p>
+    <w:p>
+      <w:pPr/>
+      <w:r>
+        <w:rPr>
+          <w:lang w:val="zh_TW" w:bidi="zh_TW"/>
+        </w:rPr>
+      </w:r>
+    </w:p>
+    <w:p>
+      <w:pPr>
+        <w:pStyle w:val="Heading2"/>
+      </w:pPr>
+      <w:r>
+        <w:rPr>
+          <w:lang w:val="zh_TW" w:bidi="zh_TW"/>
+        </w:rPr>
+        <w:t>麗貝卡，利百加</w:t>
+      </w:r>
+      <w:r>
+        <w:rPr>
+          <w:lang w:val="zh_TW" w:bidi="zh_TW"/>
+        </w:rPr>
+      </w:r>
+    </w:p>
+    <w:p>
+      <w:pPr/>
+      <w:r>
+        <w:rPr>
+          <w:lang w:val="zh_TW" w:bidi="zh_TW"/>
+        </w:rPr>
+      </w:r>
+      <w:r>
+        <w:rPr>
+          <w:lang w:val="zh_TW" w:bidi="zh_TW"/>
+        </w:rPr>
+        <w:t>彼土利的女兒，也是族長以撒的妻子。她的名字意為「豐滿」或「選擇」，在創世記中出現了31次（主要在第</w:t>
+      </w:r>
+      <w:hyperlink r:id="rId73">
+        <w:r>
+          <w:rPr>
+            <w:lang w:val="zh_TW" w:bidi="zh_TW"/>
+          </w:rPr>
+          <w:rPr>
+            <w:color w:val="0000EE"/>
+            <w:u w:val="single"/>
+          </w:rPr>
+          <w:t>24–27</w:t>
+        </w:r>
+      </w:hyperlink>
+      <w:r>
+        <w:rPr>
+          <w:lang w:val="zh_TW" w:bidi="zh_TW"/>
+        </w:rPr>
+        <w:t>章），並在</w:t>
+      </w:r>
+      <w:hyperlink r:id="rId74">
+        <w:r>
+          <w:rPr>
+            <w:lang w:val="zh_TW" w:bidi="zh_TW"/>
+          </w:rPr>
+          <w:rPr>
+            <w:color w:val="0000EE"/>
+            <w:u w:val="single"/>
+          </w:rPr>
+          <w:t>羅馬書九章10節</w:t>
+        </w:r>
+      </w:hyperlink>
+      <w:r>
+        <w:rPr>
+          <w:lang w:val="zh_TW" w:bidi="zh_TW"/>
+        </w:rPr>
+        <w:t>中出現一次。</w:t>
+      </w:r>
+    </w:p>
+    <w:p>
+      <w:pPr/>
+      <w:r>
+        <w:rPr>
+          <w:lang w:val="zh_TW" w:bidi="zh_TW"/>
+        </w:rPr>
+      </w:r>
+      <w:r>
+        <w:rPr>
+          <w:lang w:val="zh_TW" w:bidi="zh_TW"/>
+        </w:rPr>
+        <w:t>利百加的父親是彼土利，而彼土利是密迦和拿鶴的兒子，拿鶴是亞伯拉罕的兄弟（</w:t>
+      </w:r>
+      <w:hyperlink r:id="rId75">
+        <w:r>
+          <w:rPr>
+            <w:lang w:val="zh_TW" w:bidi="zh_TW"/>
+          </w:rPr>
+          <w:rPr>
+            <w:color w:val="0000EE"/>
+            <w:u w:val="single"/>
+          </w:rPr>
+          <w:t>創22:20–23</w:t>
+        </w:r>
+      </w:hyperlink>
+      <w:r>
+        <w:rPr>
+          <w:lang w:val="zh_TW" w:bidi="zh_TW"/>
+        </w:rPr>
+        <w:t>）。亞伯拉罕是她的叔公，當然，最終也是她的公公。拉班是利亞和拉結的父親，也是利百加的哥哥。後來，利百加的兒子雅各娶了他的兩位表姐妹，這兩位是姐妹。</w:t>
+      </w:r>
+    </w:p>
+    <w:p>
+      <w:pPr/>
+      <w:r>
+        <w:rPr>
+          <w:lang w:val="zh_TW" w:bidi="zh_TW"/>
+        </w:rPr>
+      </w:r>
+      <w:hyperlink r:id="rId76">
+        <w:r>
+          <w:rPr>
+            <w:lang w:val="zh_TW" w:bidi="zh_TW"/>
+          </w:rPr>
+          <w:rPr>
+            <w:color w:val="0000EE"/>
+            <w:u w:val="single"/>
+          </w:rPr>
+          <w:t>創世記二十四章</w:t>
+        </w:r>
+      </w:hyperlink>
+      <w:r>
+        <w:rPr>
+          <w:lang w:val="zh_TW" w:bidi="zh_TW"/>
+        </w:rPr>
+        <w:t>記載了亞伯拉罕的僕人為以撒尋得妻子的過程。他遵從亞伯拉罕的指示，前往亞蘭·納哈拉音（美索不達米亞西北部），因為亞伯拉罕不希望他的兒子娶當地的迦南女子。僕人的禱告得到了回應，利百加不僅給他水喝，也給他的駱駝水喝。在款待了亞伯拉罕的僕人，並且收到聘禮後，利百加心甘情願地去見她的新丈夫。</w:t>
+      </w:r>
+    </w:p>
+    <w:p>
+      <w:pPr/>
+      <w:r>
+        <w:rPr>
+          <w:lang w:val="zh_TW" w:bidi="zh_TW"/>
+        </w:rPr>
+      </w:r>
+      <w:r>
+        <w:rPr>
+          <w:lang w:val="zh_TW" w:bidi="zh_TW"/>
+        </w:rPr>
+        <w:t>利百加生了雙胞胎，以掃和雅各（</w:t>
+      </w:r>
+      <w:hyperlink r:id="rId77">
+        <w:r>
+          <w:rPr>
+            <w:lang w:val="zh_TW" w:bidi="zh_TW"/>
+          </w:rPr>
+          <w:rPr>
+            <w:color w:val="0000EE"/>
+            <w:u w:val="single"/>
+          </w:rPr>
+          <w:t>25:20–27</w:t>
+        </w:r>
+      </w:hyperlink>
+      <w:r>
+        <w:rPr>
+          <w:lang w:val="zh_TW" w:bidi="zh_TW"/>
+        </w:rPr>
+        <w:t>）。她偏愛弟弟雅各勝過以掃，並和雅各一起欺騙她的丈夫以確保雅各能獲得長子的權利。她出主意，讓雅各摸上去、看上去、聞起來都像常在野外的以掃。此外，她還準備了以撒最喜愛的菜餚以促成此事（</w:t>
+      </w:r>
+      <w:hyperlink r:id="rId78">
+        <w:r>
+          <w:rPr>
+            <w:lang w:val="zh_TW" w:bidi="zh_TW"/>
+          </w:rPr>
+          <w:rPr>
+            <w:color w:val="0000EE"/>
+            <w:u w:val="single"/>
+          </w:rPr>
+          <w:t>27:5–17</w:t>
+        </w:r>
+      </w:hyperlink>
+      <w:r>
+        <w:rPr>
+          <w:lang w:val="zh_TW" w:bidi="zh_TW"/>
+        </w:rPr>
+        <w:t>）。</w:t>
+      </w:r>
+    </w:p>
+    <w:p>
+      <w:pPr/>
+      <w:r>
+        <w:rPr>
+          <w:lang w:val="zh_TW" w:bidi="zh_TW"/>
+        </w:rPr>
+      </w:r>
+      <w:r>
+        <w:rPr>
+          <w:lang w:val="zh_TW" w:bidi="zh_TW"/>
+        </w:rPr>
+        <w:t>聖經對她一生的記載不多，但記載她被埋葬在幔利附近麥比拉的洞中，與她的丈夫葬在一起（</w:t>
+      </w:r>
+      <w:hyperlink r:id="rId79">
+        <w:r>
+          <w:rPr>
+            <w:lang w:val="zh_TW" w:bidi="zh_TW"/>
+          </w:rPr>
+          <w:rPr>
+            <w:color w:val="0000EE"/>
+            <w:u w:val="single"/>
+          </w:rPr>
+          <w:t>49:31</w:t>
+        </w:r>
+      </w:hyperlink>
+      <w:r>
+        <w:rPr>
+          <w:lang w:val="zh_TW" w:bidi="zh_TW"/>
+        </w:rPr>
+        <w:t>）。</w:t>
+      </w:r>
+    </w:p>
+    <w:p>
+      <w:pPr/>
+      <w:r>
+        <w:rPr>
+          <w:lang w:val="zh_TW" w:bidi="zh_TW"/>
+        </w:rPr>
+      </w:r>
+      <w:r>
+        <w:rPr>
+          <w:i/>
+          <w:lang w:val="zh_TW" w:bidi="zh_TW"/>
+        </w:rPr>
+        <w:t>另見</w:t>
+      </w:r>
+      <w:r>
+        <w:rPr>
+          <w:lang w:val="zh_TW" w:bidi="zh_TW"/>
+        </w:rPr>
+        <w:t>以撒</w:t>
+      </w:r>
+      <w:r>
+        <w:rPr>
+          <w:lang w:val="zh_TW" w:bidi="zh_TW"/>
+        </w:rPr>
+        <w:t>。</w:t>
       </w:r>
       <w:r>
         <w:rPr>
@@ -2695,6 +4156,18 @@
   </w:num>
   <w:num w:numId="13" w16cid:durableId="592781308">
     <w:abstractNumId w:val="11"/>
+  </w:num>
+  <w:num w:numId="14">
+    <w:abstractNumId w:val="3"/>
+    <w:lvlOverride w:ilvl="0">
+      <w:startOverride w:val="1"/>
+    </w:lvlOverride>
+  </w:num>
+  <w:num w:numId="15">
+    <w:abstractNumId w:val="3"/>
+    <w:lvlOverride w:ilvl="0">
+      <w:startOverride w:val="1"/>
+    </w:lvlOverride>
   </w:num>
   <w:numIdMacAtCleanup w:val="10"/>
 </w:numbering>

--- a/zht/docx/078.content.docx
+++ b/zht/docx/078.content.docx
@@ -19,7 +19,7 @@
         <w:rPr>
           <w:lang w:val="zh_TW" w:bidi="zh_TW"/>
         </w:rPr>
-        <w:t>Resource: 聖經詞典 (Tyndale)</w:t>
+        <w:t>Resource: Tyndale Open Bible Dictionary</w:t>
       </w:r>
       <w:r>
         <w:rPr>
@@ -112,7 +112,7 @@
         <w:rPr>
           <w:lang w:val="zh_TW" w:bidi="zh_TW"/>
         </w:rPr>
-        <w:t>聖經詞典 (Tyndale)</w:t>
+        <w:t>Tyndale Open Bible Dictionary</w:t>
       </w:r>
     </w:p>
     <w:p>
@@ -149,7 +149,7 @@
         <w:rPr>
           <w:lang w:val="zh_TW" w:bidi="zh_TW"/>
         </w:rPr>
-        <w:t>li</w:t>
+        <w:t>kuang</w:t>
       </w:r>
       <w:r>
         <w:rPr>
@@ -212,7 +212,7 @@
         <w:rPr>
           <w:lang w:val="zh_TW" w:bidi="zh_TW"/>
         </w:rPr>
-        <w:t>黎巴嫩</w:t>
+        <w:t>曠野</w:t>
       </w:r>
       <w:r>
         <w:rPr>
@@ -231,7 +231,7 @@
         <w:rPr>
           <w:lang w:val="zh_TW" w:bidi="zh_TW"/>
         </w:rPr>
-        <w:t>聖經中僅在舊約中提到的地區，但其中的城市，包括泰爾和西頓，在新約中也有所提及。黎巴嫩通常指的是兩條平行的山脈，從靠近泰爾的地區開始，沿著地中海海岸向東北延伸。這兩條山脈分別為西面的黎巴嫩山脈和東面的外黎巴嫩山脈。黎巴嫩這個名字源自希伯來文詞根l-b-n，意思是「白色」，可能是指這些山脈的白色石灰岩或覆蓋山頂長達六個月的積雪（</w:t>
+        <w:t>空曠的荒地，通常乾旱、沙質，且無法維持植物生命，例如巴勒斯坦南部的內蓋夫（Negev，又譯：南地）沙漠。曠野中常有一些局部區域可以維持有限的生命。最常見的希伯來文「曠野（desert）」一詞意為「荒野（wilderness）」，可能與一個動詞有關，意指「驅趕」，就像牧羊人驅趕羊群去放牧一樣。在新約和七十士譯本（舊約的古希臘文譯本）中常見的希臘文詞語意指一個未圈圍、未耕種的區域，野獸在其中遊蕩（</w:t>
       </w:r>
       <w:hyperlink r:id="rId13">
         <w:r>
@@ -242,7 +242,97 @@
             <w:color w:val="0000EE"/>
             <w:u w:val="single"/>
           </w:rPr>
-          <w:t>耶18:14</w:t>
+          <w:t>申32:10</w:t>
+        </w:r>
+      </w:hyperlink>
+      <w:r>
+        <w:rPr>
+          <w:lang w:val="zh_TW" w:bidi="zh_TW"/>
+        </w:rPr>
+        <w:t>；</w:t>
+      </w:r>
+      <w:hyperlink r:id="rId14">
+        <w:r>
+          <w:rPr>
+            <w:lang w:val="zh_TW" w:bidi="zh_TW"/>
+          </w:rPr>
+          <w:rPr>
+            <w:color w:val="0000EE"/>
+            <w:u w:val="single"/>
+          </w:rPr>
+          <w:t>伯24:5</w:t>
+        </w:r>
+      </w:hyperlink>
+      <w:r>
+        <w:rPr>
+          <w:lang w:val="zh_TW" w:bidi="zh_TW"/>
+        </w:rPr>
+        <w:t>）。曠野有時也是牧草地（</w:t>
+      </w:r>
+      <w:hyperlink r:id="rId15">
+        <w:r>
+          <w:rPr>
+            <w:lang w:val="zh_TW" w:bidi="zh_TW"/>
+          </w:rPr>
+          <w:rPr>
+            <w:color w:val="0000EE"/>
+            <w:u w:val="single"/>
+          </w:rPr>
+          <w:t>出3:1</w:t>
+        </w:r>
+      </w:hyperlink>
+      <w:r>
+        <w:rPr>
+          <w:lang w:val="zh_TW" w:bidi="zh_TW"/>
+        </w:rPr>
+        <w:t>；</w:t>
+      </w:r>
+      <w:hyperlink r:id="rId16">
+        <w:r>
+          <w:rPr>
+            <w:lang w:val="zh_TW" w:bidi="zh_TW"/>
+          </w:rPr>
+          <w:rPr>
+            <w:color w:val="0000EE"/>
+            <w:u w:val="single"/>
+          </w:rPr>
+          <w:t>詩65:12</w:t>
+        </w:r>
+      </w:hyperlink>
+      <w:r>
+        <w:rPr>
+          <w:lang w:val="zh_TW" w:bidi="zh_TW"/>
+        </w:rPr>
+        <w:t>；</w:t>
+      </w:r>
+      <w:hyperlink r:id="rId17">
+        <w:r>
+          <w:rPr>
+            <w:lang w:val="zh_TW" w:bidi="zh_TW"/>
+          </w:rPr>
+          <w:rPr>
+            <w:color w:val="0000EE"/>
+            <w:u w:val="single"/>
+          </w:rPr>
+          <w:t>耶23:10</w:t>
+        </w:r>
+      </w:hyperlink>
+      <w:r>
+        <w:rPr>
+          <w:lang w:val="zh_TW" w:bidi="zh_TW"/>
+        </w:rPr>
+        <w:t>；</w:t>
+      </w:r>
+      <w:hyperlink r:id="rId18">
+        <w:r>
+          <w:rPr>
+            <w:lang w:val="zh_TW" w:bidi="zh_TW"/>
+          </w:rPr>
+          <w:rPr>
+            <w:color w:val="0000EE"/>
+            <w:u w:val="single"/>
+          </w:rPr>
+          <w:t>珥2:22</w:t>
         </w:r>
       </w:hyperlink>
       <w:r>
@@ -250,17 +340,6 @@
           <w:lang w:val="zh_TW" w:bidi="zh_TW"/>
         </w:rPr>
         <w:t>）。</w:t>
-      </w:r>
-    </w:p>
-    <w:p>
-      <w:pPr>
-        <w:pStyle w:val="Heading3"/>
-      </w:pPr>
-      <w:r>
-        <w:rPr>
-          <w:lang w:val="zh_TW" w:bidi="zh_TW"/>
-        </w:rPr>
-        <w:t>地理</w:t>
       </w:r>
     </w:p>
     <w:p>
@@ -274,7 +353,223 @@
         <w:rPr>
           <w:lang w:val="zh_TW" w:bidi="zh_TW"/>
         </w:rPr>
-        <w:t>黎巴嫩山脈在南端與加利利北部的山丘連接，外黎巴嫩山脈中的赫門山（西連、示尼珥）尤為顯著，海拔達9,230英尺（2,813.3米）。這兩條山脈之間隔著一條寬闊的山谷，即黎巴嫩山谷（</w:t>
+        <w:t>聖經經常提到曠野的區域（例如，</w:t>
+      </w:r>
+      <w:hyperlink r:id="rId19">
+        <w:r>
+          <w:rPr>
+            <w:lang w:val="zh_TW" w:bidi="zh_TW"/>
+          </w:rPr>
+          <w:rPr>
+            <w:color w:val="0000EE"/>
+            <w:u w:val="single"/>
+          </w:rPr>
+          <w:t>創16:7</w:t>
+        </w:r>
+      </w:hyperlink>
+      <w:r>
+        <w:rPr>
+          <w:lang w:val="zh_TW" w:bidi="zh_TW"/>
+        </w:rPr>
+        <w:t>，</w:t>
+      </w:r>
+      <w:hyperlink r:id="rId20">
+        <w:r>
+          <w:rPr>
+            <w:lang w:val="zh_TW" w:bidi="zh_TW"/>
+          </w:rPr>
+          <w:rPr>
+            <w:color w:val="0000EE"/>
+            <w:u w:val="single"/>
+          </w:rPr>
+          <w:t>21:20</w:t>
+        </w:r>
+      </w:hyperlink>
+      <w:r>
+        <w:rPr>
+          <w:lang w:val="zh_TW" w:bidi="zh_TW"/>
+        </w:rPr>
+        <w:t>；</w:t>
+      </w:r>
+      <w:hyperlink r:id="rId21">
+        <w:r>
+          <w:rPr>
+            <w:lang w:val="zh_TW" w:bidi="zh_TW"/>
+          </w:rPr>
+          <w:rPr>
+            <w:color w:val="0000EE"/>
+            <w:u w:val="single"/>
+          </w:rPr>
+          <w:t>撒上17:28</w:t>
+        </w:r>
+      </w:hyperlink>
+      <w:r>
+        <w:rPr>
+          <w:lang w:val="zh_TW" w:bidi="zh_TW"/>
+        </w:rPr>
+        <w:t>；</w:t>
+      </w:r>
+      <w:hyperlink r:id="rId22">
+        <w:r>
+          <w:rPr>
+            <w:lang w:val="zh_TW" w:bidi="zh_TW"/>
+          </w:rPr>
+          <w:rPr>
+            <w:color w:val="0000EE"/>
+            <w:u w:val="single"/>
+          </w:rPr>
+          <w:t>太3:1</w:t>
+        </w:r>
+      </w:hyperlink>
+      <w:r>
+        <w:rPr>
+          <w:lang w:val="zh_TW" w:bidi="zh_TW"/>
+        </w:rPr>
+        <w:t>；</w:t>
+      </w:r>
+      <w:hyperlink r:id="rId23">
+        <w:r>
+          <w:rPr>
+            <w:lang w:val="zh_TW" w:bidi="zh_TW"/>
+          </w:rPr>
+          <w:rPr>
+            <w:color w:val="0000EE"/>
+            <w:u w:val="single"/>
+          </w:rPr>
+          <w:t>可1:13</w:t>
+        </w:r>
+      </w:hyperlink>
+      <w:r>
+        <w:rPr>
+          <w:lang w:val="zh_TW" w:bidi="zh_TW"/>
+        </w:rPr>
+        <w:t>；</w:t>
+      </w:r>
+      <w:hyperlink r:id="rId24">
+        <w:r>
+          <w:rPr>
+            <w:lang w:val="zh_TW" w:bidi="zh_TW"/>
+          </w:rPr>
+          <w:rPr>
+            <w:color w:val="0000EE"/>
+            <w:u w:val="single"/>
+          </w:rPr>
+          <w:t>路15:4</w:t>
+        </w:r>
+      </w:hyperlink>
+      <w:r>
+        <w:rPr>
+          <w:lang w:val="zh_TW" w:bidi="zh_TW"/>
+        </w:rPr>
+        <w:t>）。「曠野」通常是無人定居的地方（</w:t>
+      </w:r>
+      <w:hyperlink r:id="rId25">
+        <w:r>
+          <w:rPr>
+            <w:lang w:val="zh_TW" w:bidi="zh_TW"/>
+          </w:rPr>
+          <w:rPr>
+            <w:color w:val="0000EE"/>
+            <w:u w:val="single"/>
+          </w:rPr>
+          <w:t>民14:33</w:t>
+        </w:r>
+      </w:hyperlink>
+      <w:r>
+        <w:rPr>
+          <w:lang w:val="zh_TW" w:bidi="zh_TW"/>
+        </w:rPr>
+        <w:t>；</w:t>
+      </w:r>
+      <w:hyperlink r:id="rId13">
+        <w:r>
+          <w:rPr>
+            <w:lang w:val="zh_TW" w:bidi="zh_TW"/>
+          </w:rPr>
+          <w:rPr>
+            <w:color w:val="0000EE"/>
+            <w:u w:val="single"/>
+          </w:rPr>
+          <w:t>申32:10</w:t>
+        </w:r>
+      </w:hyperlink>
+      <w:r>
+        <w:rPr>
+          <w:lang w:val="zh_TW" w:bidi="zh_TW"/>
+        </w:rPr>
+        <w:t>；</w:t>
+      </w:r>
+      <w:hyperlink r:id="rId26">
+        <w:r>
+          <w:rPr>
+            <w:lang w:val="zh_TW" w:bidi="zh_TW"/>
+          </w:rPr>
+          <w:rPr>
+            <w:color w:val="0000EE"/>
+            <w:u w:val="single"/>
+          </w:rPr>
+          <w:t>伯38:26</w:t>
+        </w:r>
+      </w:hyperlink>
+      <w:r>
+        <w:rPr>
+          <w:lang w:val="zh_TW" w:bidi="zh_TW"/>
+        </w:rPr>
+        <w:t>；</w:t>
+      </w:r>
+      <w:hyperlink r:id="rId27">
+        <w:r>
+          <w:rPr>
+            <w:lang w:val="zh_TW" w:bidi="zh_TW"/>
+          </w:rPr>
+          <w:rPr>
+            <w:color w:val="0000EE"/>
+            <w:u w:val="single"/>
+          </w:rPr>
+          <w:t>箴21:19</w:t>
+        </w:r>
+      </w:hyperlink>
+      <w:r>
+        <w:rPr>
+          <w:lang w:val="zh_TW" w:bidi="zh_TW"/>
+        </w:rPr>
+        <w:t>；</w:t>
+      </w:r>
+      <w:hyperlink r:id="rId28">
+        <w:r>
+          <w:rPr>
+            <w:lang w:val="zh_TW" w:bidi="zh_TW"/>
+          </w:rPr>
+          <w:rPr>
+            <w:color w:val="0000EE"/>
+            <w:u w:val="single"/>
+          </w:rPr>
+          <w:t>耶9:2</w:t>
+        </w:r>
+      </w:hyperlink>
+      <w:r>
+        <w:rPr>
+          <w:lang w:val="zh_TW" w:bidi="zh_TW"/>
+        </w:rPr>
+        <w:t>），但卻是野生動物的棲息地：鵜鶘（</w:t>
+      </w:r>
+      <w:hyperlink r:id="rId29">
+        <w:r>
+          <w:rPr>
+            <w:lang w:val="zh_TW" w:bidi="zh_TW"/>
+          </w:rPr>
+          <w:rPr>
+            <w:color w:val="0000EE"/>
+            <w:u w:val="single"/>
+          </w:rPr>
+          <w:t>詩102:6</w:t>
+        </w:r>
+      </w:hyperlink>
+      <w:r>
+        <w:rPr>
+          <w:lang w:val="zh_TW" w:bidi="zh_TW"/>
+        </w:rPr>
+        <w:t>）、野驢（</w:t>
       </w:r>
       <w:hyperlink r:id="rId14">
         <w:r>
@@ -285,32 +580,86 @@
             <w:color w:val="0000EE"/>
             <w:u w:val="single"/>
           </w:rPr>
-          <w:t>書11:17</w:t>
-        </w:r>
-      </w:hyperlink>
-      <w:r>
-        <w:rPr>
-          <w:lang w:val="zh_TW" w:bidi="zh_TW"/>
-        </w:rPr>
-        <w:t>）或「哈馬口」（</w:t>
-      </w:r>
-      <w:hyperlink r:id="rId15">
-        <w:r>
-          <w:rPr>
-            <w:lang w:val="zh_TW" w:bidi="zh_TW"/>
-          </w:rPr>
-          <w:rPr>
-            <w:color w:val="0000EE"/>
-            <w:u w:val="single"/>
-          </w:rPr>
-          <w:t>民34:8</w:t>
-        </w:r>
-      </w:hyperlink>
-      <w:r>
-        <w:rPr>
-          <w:lang w:val="zh_TW" w:bidi="zh_TW"/>
-        </w:rPr>
-        <w:t>），即現代的貝卡谷地（Beqa’a）。</w:t>
+          <w:t>伯24:5</w:t>
+        </w:r>
+      </w:hyperlink>
+      <w:r>
+        <w:rPr>
+          <w:lang w:val="zh_TW" w:bidi="zh_TW"/>
+        </w:rPr>
+        <w:t>）、野狗（</w:t>
+      </w:r>
+      <w:hyperlink r:id="rId30">
+        <w:r>
+          <w:rPr>
+            <w:lang w:val="zh_TW" w:bidi="zh_TW"/>
+          </w:rPr>
+          <w:rPr>
+            <w:color w:val="0000EE"/>
+            <w:u w:val="single"/>
+          </w:rPr>
+          <w:t>瑪1:3</w:t>
+        </w:r>
+      </w:hyperlink>
+      <w:r>
+        <w:rPr>
+          <w:lang w:val="zh_TW" w:bidi="zh_TW"/>
+        </w:rPr>
+        <w:t>）、鴕鳥（</w:t>
+      </w:r>
+      <w:hyperlink r:id="rId31">
+        <w:r>
+          <w:rPr>
+            <w:lang w:val="zh_TW" w:bidi="zh_TW"/>
+          </w:rPr>
+          <w:rPr>
+            <w:color w:val="0000EE"/>
+            <w:u w:val="single"/>
+          </w:rPr>
+          <w:t>哀4:3</w:t>
+        </w:r>
+      </w:hyperlink>
+      <w:r>
+        <w:rPr>
+          <w:lang w:val="zh_TW" w:bidi="zh_TW"/>
+        </w:rPr>
+        <w:t>）。這個詞也有比喻的用法（</w:t>
+      </w:r>
+      <w:hyperlink r:id="rId32">
+        <w:r>
+          <w:rPr>
+            <w:lang w:val="zh_TW" w:bidi="zh_TW"/>
+          </w:rPr>
+          <w:rPr>
+            <w:color w:val="0000EE"/>
+            <w:u w:val="single"/>
+          </w:rPr>
+          <w:t>何2:3</w:t>
+        </w:r>
+      </w:hyperlink>
+      <w:r>
+        <w:rPr>
+          <w:lang w:val="zh_TW" w:bidi="zh_TW"/>
+        </w:rPr>
+        <w:t>；</w:t>
+      </w:r>
+      <w:hyperlink r:id="rId33">
+        <w:r>
+          <w:rPr>
+            <w:lang w:val="zh_TW" w:bidi="zh_TW"/>
+          </w:rPr>
+          <w:rPr>
+            <w:color w:val="0000EE"/>
+            <w:u w:val="single"/>
+          </w:rPr>
+          <w:t>耶2:31</w:t>
+        </w:r>
+      </w:hyperlink>
+      <w:r>
+        <w:rPr>
+          <w:lang w:val="zh_TW" w:bidi="zh_TW"/>
+        </w:rPr>
+        <w:t>）。</w:t>
       </w:r>
     </w:p>
     <w:p>
@@ -324,7 +673,157 @@
         <w:rPr>
           <w:lang w:val="zh_TW" w:bidi="zh_TW"/>
         </w:rPr>
-        <w:t>黎巴嫩山脈南段與加利利山丘之間隔著一道深峽，利塔尼河（Litani River）從此處流過，並在泰爾以北注入地中海。其上游沿著貝卡谷地向東北延伸，幾乎到達巴力貝克（Baalbek）。黎巴嫩山脈約長100英里（160.9公里），北端延伸至東西向的奈赫爾卡比爾山谷（Nahr el-Kebir），並由一系列山峰構成。南部有里罕山（Gebel Rihan）、托馬特山（Tomat）和尼哈山（Gebel Niha），海拔介於5,350至6,230英尺（1,636.7至1,898.9米）之間，位於西頓以東。中部有巴魯克山（Gebel Baruk）、庫尼耶賽山（Gebel Kuneiyiseh）和蘇寧山（Gebel Sunnin），海拔分別為7,220英尺、6,890英尺和8,530英尺（2,200.7米、2,100.1米和2,599.9米），位於貝魯特以東。再往北，位於的黎波里以東的是庫爾內特薩烏達（Qurnet es-Sauda），海拔達9,840英尺（2,999.2米），以及庫爾內特阿魯巴（Qurnet Aruba），海拔約7,320英尺（2,231.1米）。</w:t>
+        <w:t>另一個希伯來文「曠野」一詞，源自一個意為「乾燥（to be arid）」的詞根，指的是一片貧瘠、荒涼、光禿的草原（</w:t>
+      </w:r>
+      <w:hyperlink r:id="rId14">
+        <w:r>
+          <w:rPr>
+            <w:lang w:val="zh_TW" w:bidi="zh_TW"/>
+          </w:rPr>
+          <w:rPr>
+            <w:color w:val="0000EE"/>
+            <w:u w:val="single"/>
+          </w:rPr>
+          <w:t>伯24:5</w:t>
+        </w:r>
+      </w:hyperlink>
+      <w:r>
+        <w:rPr>
+          <w:lang w:val="zh_TW" w:bidi="zh_TW"/>
+        </w:rPr>
+        <w:t>；</w:t>
+      </w:r>
+      <w:hyperlink r:id="rId34">
+        <w:r>
+          <w:rPr>
+            <w:lang w:val="zh_TW" w:bidi="zh_TW"/>
+          </w:rPr>
+          <w:rPr>
+            <w:color w:val="0000EE"/>
+            <w:u w:val="single"/>
+          </w:rPr>
+          <w:t>賽33:9；</w:t>
+        </w:r>
+      </w:hyperlink>
+      <w:hyperlink r:id="rId35">
+        <w:r>
+          <w:rPr>
+            <w:lang w:val="zh_TW" w:bidi="zh_TW"/>
+          </w:rPr>
+          <w:rPr>
+            <w:color w:val="0000EE"/>
+            <w:u w:val="single"/>
+          </w:rPr>
+          <w:t>耶51:43</w:t>
+        </w:r>
+      </w:hyperlink>
+      <w:r>
+        <w:rPr>
+          <w:lang w:val="zh_TW" w:bidi="zh_TW"/>
+        </w:rPr>
+        <w:t>）。該詞的複數形式描述了摩押曠野平原的地形特徵（</w:t>
+      </w:r>
+      <w:hyperlink r:id="rId36">
+        <w:r>
+          <w:rPr>
+            <w:lang w:val="zh_TW" w:bidi="zh_TW"/>
+          </w:rPr>
+          <w:rPr>
+            <w:color w:val="0000EE"/>
+            <w:u w:val="single"/>
+          </w:rPr>
+          <w:t>民22:1</w:t>
+        </w:r>
+      </w:hyperlink>
+      <w:r>
+        <w:rPr>
+          <w:lang w:val="zh_TW" w:bidi="zh_TW"/>
+        </w:rPr>
+        <w:t>，</w:t>
+      </w:r>
+      <w:hyperlink r:id="rId37">
+        <w:r>
+          <w:rPr>
+            <w:lang w:val="zh_TW" w:bidi="zh_TW"/>
+          </w:rPr>
+          <w:rPr>
+            <w:color w:val="0000EE"/>
+            <w:u w:val="single"/>
+          </w:rPr>
+          <w:t>26:3、63</w:t>
+        </w:r>
+      </w:hyperlink>
+      <w:r>
+        <w:rPr>
+          <w:lang w:val="zh_TW" w:bidi="zh_TW"/>
+        </w:rPr>
+        <w:t>；</w:t>
+      </w:r>
+      <w:hyperlink r:id="rId38">
+        <w:r>
+          <w:rPr>
+            <w:lang w:val="zh_TW" w:bidi="zh_TW"/>
+          </w:rPr>
+          <w:rPr>
+            <w:color w:val="0000EE"/>
+            <w:u w:val="single"/>
+          </w:rPr>
+          <w:t>申34:1</w:t>
+        </w:r>
+      </w:hyperlink>
+      <w:r>
+        <w:rPr>
+          <w:lang w:val="zh_TW" w:bidi="zh_TW"/>
+        </w:rPr>
+        <w:t>）以及耶利哥（</w:t>
+      </w:r>
+      <w:hyperlink r:id="rId39">
+        <w:r>
+          <w:rPr>
+            <w:lang w:val="zh_TW" w:bidi="zh_TW"/>
+          </w:rPr>
+          <w:rPr>
+            <w:color w:val="0000EE"/>
+            <w:u w:val="single"/>
+          </w:rPr>
+          <w:t>書4:13，</w:t>
+        </w:r>
+      </w:hyperlink>
+      <w:hyperlink r:id="rId40">
+        <w:r>
+          <w:rPr>
+            <w:lang w:val="zh_TW" w:bidi="zh_TW"/>
+          </w:rPr>
+          <w:rPr>
+            <w:color w:val="0000EE"/>
+            <w:u w:val="single"/>
+          </w:rPr>
+          <w:t>5:10</w:t>
+        </w:r>
+      </w:hyperlink>
+      <w:r>
+        <w:rPr>
+          <w:lang w:val="zh_TW" w:bidi="zh_TW"/>
+        </w:rPr>
+        <w:t>；</w:t>
+      </w:r>
+      <w:hyperlink r:id="rId41">
+        <w:r>
+          <w:rPr>
+            <w:lang w:val="zh_TW" w:bidi="zh_TW"/>
+          </w:rPr>
+          <w:rPr>
+            <w:color w:val="0000EE"/>
+            <w:u w:val="single"/>
+          </w:rPr>
+          <w:t>王下25:5</w:t>
+        </w:r>
+      </w:hyperlink>
+      <w:r>
+        <w:rPr>
+          <w:lang w:val="zh_TW" w:bidi="zh_TW"/>
+        </w:rPr>
+        <w:t>）的地形特徵。該詞帶有定冠詞時（亞拉巴，the Arabah）指的是約旦河谷和死海周圍的平原。該地區的地理特徵有明顯對比；約旦河谷密佈著叢林般的森林，藏有野獸（包括聖經時代的獅子），而該地區又連結死海附近的草原，那裡則一直以來都是沙漠。</w:t>
       </w:r>
     </w:p>
     <w:p>
@@ -338,7 +837,385 @@
         <w:rPr>
           <w:lang w:val="zh_TW" w:bidi="zh_TW"/>
         </w:rPr>
-        <w:t>這些高山將來自地中海的雨水困住，為山區及其下方的沿海地帶提供充足的降雨；而山脈之外的降雨則減少。腓尼基人在這些山脈與大海之間的沿海地帶繁榮發展，並建立了像泰爾、撒勒法、西頓、貝魯特（Berytus）、比布魯斯（迦巴勒）和的黎波里等城。沿海地區有多處山脈的延伸地帶，海岸公路需要穿過或繞過這些延伸地。例如貝魯特以北的納赫爾·卡勒布（Nahr el-Kelb）的岬角就是一個典型的例子。</w:t>
+        <w:t>另有兩個希伯來文詞彙，分別意為「荒廢」和「毀壞」，指的是曾有人居住但後來荒涼的地區或定居點（</w:t>
+      </w:r>
+      <w:hyperlink r:id="rId42">
+        <w:r>
+          <w:rPr>
+            <w:lang w:val="zh_TW" w:bidi="zh_TW"/>
+          </w:rPr>
+          <w:rPr>
+            <w:color w:val="0000EE"/>
+            <w:u w:val="single"/>
+          </w:rPr>
+          <w:t>賽1:7</w:t>
+        </w:r>
+      </w:hyperlink>
+      <w:r>
+        <w:rPr>
+          <w:lang w:val="zh_TW" w:bidi="zh_TW"/>
+        </w:rPr>
+        <w:t>，</w:t>
+      </w:r>
+      <w:hyperlink r:id="rId43">
+        <w:r>
+          <w:rPr>
+            <w:lang w:val="zh_TW" w:bidi="zh_TW"/>
+          </w:rPr>
+          <w:rPr>
+            <w:color w:val="0000EE"/>
+            <w:u w:val="single"/>
+          </w:rPr>
+          <w:t>5:9</w:t>
+        </w:r>
+      </w:hyperlink>
+      <w:r>
+        <w:rPr>
+          <w:lang w:val="zh_TW" w:bidi="zh_TW"/>
+        </w:rPr>
+        <w:t>，</w:t>
+      </w:r>
+      <w:hyperlink r:id="rId44">
+        <w:r>
+          <w:rPr>
+            <w:lang w:val="zh_TW" w:bidi="zh_TW"/>
+          </w:rPr>
+          <w:rPr>
+            <w:color w:val="0000EE"/>
+            <w:u w:val="single"/>
+          </w:rPr>
+          <w:t>6:11</w:t>
+        </w:r>
+      </w:hyperlink>
+      <w:r>
+        <w:rPr>
+          <w:lang w:val="zh_TW" w:bidi="zh_TW"/>
+        </w:rPr>
+        <w:t>；</w:t>
+      </w:r>
+      <w:hyperlink r:id="rId45">
+        <w:r>
+          <w:rPr>
+            <w:lang w:val="zh_TW" w:bidi="zh_TW"/>
+          </w:rPr>
+          <w:rPr>
+            <w:color w:val="0000EE"/>
+            <w:u w:val="single"/>
+          </w:rPr>
+          <w:t>耶42:18</w:t>
+        </w:r>
+      </w:hyperlink>
+      <w:r>
+        <w:rPr>
+          <w:lang w:val="zh_TW" w:bidi="zh_TW"/>
+        </w:rPr>
+        <w:t>；</w:t>
+      </w:r>
+      <w:hyperlink r:id="rId46">
+        <w:r>
+          <w:rPr>
+            <w:lang w:val="zh_TW" w:bidi="zh_TW"/>
+          </w:rPr>
+          <w:rPr>
+            <w:color w:val="0000EE"/>
+            <w:u w:val="single"/>
+          </w:rPr>
+          <w:t>結35:7</w:t>
+        </w:r>
+      </w:hyperlink>
+      <w:r>
+        <w:rPr>
+          <w:lang w:val="zh_TW" w:bidi="zh_TW"/>
+        </w:rPr>
+        <w:t>）。這些詞也更廣泛地用於任何荒涼或廢棄之地（</w:t>
+      </w:r>
+      <w:hyperlink r:id="rId47">
+        <w:r>
+          <w:rPr>
+            <w:lang w:val="zh_TW" w:bidi="zh_TW"/>
+          </w:rPr>
+          <w:rPr>
+            <w:color w:val="0000EE"/>
+            <w:u w:val="single"/>
+          </w:rPr>
+          <w:t>利26:31、33</w:t>
+        </w:r>
+      </w:hyperlink>
+      <w:r>
+        <w:rPr>
+          <w:lang w:val="zh_TW" w:bidi="zh_TW"/>
+        </w:rPr>
+        <w:t>；</w:t>
+      </w:r>
+      <w:hyperlink r:id="rId48">
+        <w:r>
+          <w:rPr>
+            <w:lang w:val="zh_TW" w:bidi="zh_TW"/>
+          </w:rPr>
+          <w:rPr>
+            <w:color w:val="0000EE"/>
+            <w:u w:val="single"/>
+          </w:rPr>
+          <w:t>伯3:14</w:t>
+        </w:r>
+      </w:hyperlink>
+      <w:r>
+        <w:rPr>
+          <w:lang w:val="zh_TW" w:bidi="zh_TW"/>
+        </w:rPr>
+        <w:t>；</w:t>
+      </w:r>
+      <w:hyperlink r:id="rId49">
+        <w:r>
+          <w:rPr>
+            <w:lang w:val="zh_TW" w:bidi="zh_TW"/>
+          </w:rPr>
+          <w:rPr>
+            <w:color w:val="0000EE"/>
+            <w:u w:val="single"/>
+          </w:rPr>
+          <w:t>詩9:6</w:t>
+        </w:r>
+      </w:hyperlink>
+      <w:r>
+        <w:rPr>
+          <w:lang w:val="zh_TW" w:bidi="zh_TW"/>
+        </w:rPr>
+        <w:t>，</w:t>
+      </w:r>
+      <w:hyperlink r:id="rId50">
+        <w:r>
+          <w:rPr>
+            <w:lang w:val="zh_TW" w:bidi="zh_TW"/>
+          </w:rPr>
+          <w:rPr>
+            <w:color w:val="0000EE"/>
+            <w:u w:val="single"/>
+          </w:rPr>
+          <w:t>109:10</w:t>
+        </w:r>
+      </w:hyperlink>
+      <w:r>
+        <w:rPr>
+          <w:lang w:val="zh_TW" w:bidi="zh_TW"/>
+        </w:rPr>
+        <w:t>；</w:t>
+      </w:r>
+      <w:hyperlink r:id="rId51">
+        <w:r>
+          <w:rPr>
+            <w:lang w:val="zh_TW" w:bidi="zh_TW"/>
+          </w:rPr>
+          <w:rPr>
+            <w:color w:val="0000EE"/>
+            <w:u w:val="single"/>
+          </w:rPr>
+          <w:t>賽5:17</w:t>
+        </w:r>
+      </w:hyperlink>
+      <w:r>
+        <w:rPr>
+          <w:lang w:val="zh_TW" w:bidi="zh_TW"/>
+        </w:rPr>
+        <w:t>，</w:t>
+      </w:r>
+      <w:hyperlink r:id="rId52">
+        <w:r>
+          <w:rPr>
+            <w:lang w:val="zh_TW" w:bidi="zh_TW"/>
+          </w:rPr>
+          <w:rPr>
+            <w:color w:val="0000EE"/>
+            <w:u w:val="single"/>
+          </w:rPr>
+          <w:t>44:26</w:t>
+        </w:r>
+      </w:hyperlink>
+      <w:r>
+        <w:rPr>
+          <w:lang w:val="zh_TW" w:bidi="zh_TW"/>
+        </w:rPr>
+        <w:t>，</w:t>
+      </w:r>
+      <w:hyperlink r:id="rId53">
+        <w:r>
+          <w:rPr>
+            <w:lang w:val="zh_TW" w:bidi="zh_TW"/>
+          </w:rPr>
+          <w:rPr>
+            <w:color w:val="0000EE"/>
+            <w:u w:val="single"/>
+          </w:rPr>
+          <w:t>51:3</w:t>
+        </w:r>
+      </w:hyperlink>
+      <w:r>
+        <w:rPr>
+          <w:lang w:val="zh_TW" w:bidi="zh_TW"/>
+        </w:rPr>
+        <w:t>，</w:t>
+      </w:r>
+      <w:hyperlink r:id="rId54">
+        <w:r>
+          <w:rPr>
+            <w:lang w:val="zh_TW" w:bidi="zh_TW"/>
+          </w:rPr>
+          <w:rPr>
+            <w:color w:val="0000EE"/>
+            <w:u w:val="single"/>
+          </w:rPr>
+          <w:t>52:9</w:t>
+        </w:r>
+      </w:hyperlink>
+      <w:r>
+        <w:rPr>
+          <w:lang w:val="zh_TW" w:bidi="zh_TW"/>
+        </w:rPr>
+        <w:t>；</w:t>
+      </w:r>
+      <w:hyperlink r:id="rId55">
+        <w:r>
+          <w:rPr>
+            <w:lang w:val="zh_TW" w:bidi="zh_TW"/>
+          </w:rPr>
+          <w:rPr>
+            <w:color w:val="0000EE"/>
+            <w:u w:val="single"/>
+          </w:rPr>
+          <w:t>耶7:34</w:t>
+        </w:r>
+      </w:hyperlink>
+      <w:r>
+        <w:rPr>
+          <w:lang w:val="zh_TW" w:bidi="zh_TW"/>
+        </w:rPr>
+        <w:t>；</w:t>
+      </w:r>
+      <w:hyperlink r:id="rId56">
+        <w:r>
+          <w:rPr>
+            <w:lang w:val="zh_TW" w:bidi="zh_TW"/>
+          </w:rPr>
+          <w:rPr>
+            <w:color w:val="0000EE"/>
+            <w:u w:val="single"/>
+          </w:rPr>
+          <w:t>結5:14</w:t>
+        </w:r>
+      </w:hyperlink>
+      <w:r>
+        <w:rPr>
+          <w:lang w:val="zh_TW" w:bidi="zh_TW"/>
+        </w:rPr>
+        <w:t>）。其中一個詞也用於指出埃及的曠野（</w:t>
+      </w:r>
+      <w:hyperlink r:id="rId57">
+        <w:r>
+          <w:rPr>
+            <w:lang w:val="zh_TW" w:bidi="zh_TW"/>
+          </w:rPr>
+          <w:rPr>
+            <w:color w:val="0000EE"/>
+            <w:u w:val="single"/>
+          </w:rPr>
+          <w:t>賽48:21</w:t>
+        </w:r>
+      </w:hyperlink>
+      <w:r>
+        <w:rPr>
+          <w:lang w:val="zh_TW" w:bidi="zh_TW"/>
+        </w:rPr>
+        <w:t>）。另一個意為「荒廢」的詞（</w:t>
+      </w:r>
+      <w:hyperlink r:id="rId58">
+        <w:r>
+          <w:rPr>
+            <w:lang w:val="zh_TW" w:bidi="zh_TW"/>
+          </w:rPr>
+          <w:rPr>
+            <w:color w:val="0000EE"/>
+            <w:u w:val="single"/>
+          </w:rPr>
+          <w:t>詩78:40</w:t>
+        </w:r>
+      </w:hyperlink>
+      <w:r>
+        <w:rPr>
+          <w:lang w:val="zh_TW" w:bidi="zh_TW"/>
+        </w:rPr>
+        <w:t>；</w:t>
+      </w:r>
+      <w:hyperlink r:id="rId59">
+        <w:r>
+          <w:rPr>
+            <w:lang w:val="zh_TW" w:bidi="zh_TW"/>
+          </w:rPr>
+          <w:rPr>
+            <w:color w:val="0000EE"/>
+            <w:u w:val="single"/>
+          </w:rPr>
+          <w:t>賽43:19–20</w:t>
+        </w:r>
+      </w:hyperlink>
+      <w:r>
+        <w:rPr>
+          <w:lang w:val="zh_TW" w:bidi="zh_TW"/>
+        </w:rPr>
+        <w:t>），在加上定冠詞後，成為耶下望（Jeshimon）這個專有名詞，指的是死海以西的一片土地（</w:t>
+      </w:r>
+      <w:hyperlink r:id="rId60">
+        <w:r>
+          <w:rPr>
+            <w:lang w:val="zh_TW" w:bidi="zh_TW"/>
+          </w:rPr>
+          <w:rPr>
+            <w:color w:val="0000EE"/>
+            <w:u w:val="single"/>
+          </w:rPr>
+          <w:t>民21:20</w:t>
+        </w:r>
+      </w:hyperlink>
+      <w:r>
+        <w:rPr>
+          <w:lang w:val="zh_TW" w:bidi="zh_TW"/>
+        </w:rPr>
+        <w:t>；</w:t>
+      </w:r>
+      <w:hyperlink r:id="rId61">
+        <w:r>
+          <w:rPr>
+            <w:lang w:val="zh_TW" w:bidi="zh_TW"/>
+          </w:rPr>
+          <w:rPr>
+            <w:color w:val="0000EE"/>
+            <w:u w:val="single"/>
+          </w:rPr>
+          <w:t>撒上23:24</w:t>
+        </w:r>
+      </w:hyperlink>
+      <w:r>
+        <w:rPr>
+          <w:lang w:val="zh_TW" w:bidi="zh_TW"/>
+        </w:rPr>
+        <w:t>，</w:t>
+      </w:r>
+      <w:hyperlink r:id="rId62">
+        <w:r>
+          <w:rPr>
+            <w:lang w:val="zh_TW" w:bidi="zh_TW"/>
+          </w:rPr>
+          <w:rPr>
+            <w:color w:val="0000EE"/>
+            <w:u w:val="single"/>
+          </w:rPr>
+          <w:t>26:1</w:t>
+        </w:r>
+      </w:hyperlink>
+      <w:r>
+        <w:rPr>
+          <w:lang w:val="zh_TW" w:bidi="zh_TW"/>
+        </w:rPr>
+        <w:t xml:space="preserve">）。 </w:t>
       </w:r>
     </w:p>
     <w:p>
@@ -352,31 +1229,97 @@
         <w:rPr>
           <w:lang w:val="zh_TW" w:bidi="zh_TW"/>
         </w:rPr>
-        <w:t>黎巴嫩山脈的東側是貝卡谷地。</w:t>
-      </w:r>
-      <w:r>
-        <w:rPr>
-          <w:lang w:val="zh_TW" w:bidi="zh_TW"/>
-        </w:rPr>
-        <w:t>奧龍特斯河畔（</w:t>
-      </w:r>
-      <w:r>
-        <w:rPr>
-          <w:lang w:val="zh_TW" w:bidi="zh_TW"/>
-        </w:rPr>
-        <w:t>Orontes River</w:t>
-      </w:r>
-      <w:r>
-        <w:rPr>
-          <w:lang w:val="zh_TW" w:bidi="zh_TW"/>
-        </w:rPr>
-        <w:t>）</w:t>
-      </w:r>
-      <w:r>
-        <w:rPr>
-          <w:lang w:val="zh_TW" w:bidi="zh_TW"/>
-        </w:rPr>
-        <w:t>發源於這個谷地的北部，向北流入地中海，位於古烏加里特（Ugarit）的北部。這整個谷地地區在古典文學中被稱為敘利亞中空地區。它是羅馬人的「糧倉」。</w:t>
+        <w:t>在新約中，「曠野（wilderness）」這個名詞和「荒野（desert）」這個形容詞（</w:t>
+      </w:r>
+      <w:hyperlink r:id="rId22">
+        <w:r>
+          <w:rPr>
+            <w:lang w:val="zh_TW" w:bidi="zh_TW"/>
+          </w:rPr>
+          <w:rPr>
+            <w:color w:val="0000EE"/>
+            <w:u w:val="single"/>
+          </w:rPr>
+          <w:t>太3:1</w:t>
+        </w:r>
+      </w:hyperlink>
+      <w:r>
+        <w:rPr>
+          <w:lang w:val="zh_TW" w:bidi="zh_TW"/>
+        </w:rPr>
+        <w:t>，</w:t>
+      </w:r>
+      <w:hyperlink r:id="rId63">
+        <w:r>
+          <w:rPr>
+            <w:lang w:val="zh_TW" w:bidi="zh_TW"/>
+          </w:rPr>
+          <w:rPr>
+            <w:color w:val="0000EE"/>
+            <w:u w:val="single"/>
+          </w:rPr>
+          <w:t>24:26</w:t>
+        </w:r>
+      </w:hyperlink>
+      <w:r>
+        <w:rPr>
+          <w:lang w:val="zh_TW" w:bidi="zh_TW"/>
+        </w:rPr>
+        <w:t>；</w:t>
+      </w:r>
+      <w:hyperlink r:id="rId64">
+        <w:r>
+          <w:rPr>
+            <w:lang w:val="zh_TW" w:bidi="zh_TW"/>
+          </w:rPr>
+          <w:rPr>
+            <w:color w:val="0000EE"/>
+            <w:u w:val="single"/>
+          </w:rPr>
+          <w:t>路5:16</w:t>
+        </w:r>
+      </w:hyperlink>
+      <w:r>
+        <w:rPr>
+          <w:lang w:val="zh_TW" w:bidi="zh_TW"/>
+        </w:rPr>
+        <w:t>；</w:t>
+      </w:r>
+      <w:hyperlink r:id="rId65">
+        <w:r>
+          <w:rPr>
+            <w:lang w:val="zh_TW" w:bidi="zh_TW"/>
+          </w:rPr>
+          <w:rPr>
+            <w:color w:val="0000EE"/>
+            <w:u w:val="single"/>
+          </w:rPr>
+          <w:t>約6:31</w:t>
+        </w:r>
+      </w:hyperlink>
+      <w:r>
+        <w:rPr>
+          <w:lang w:val="zh_TW" w:bidi="zh_TW"/>
+        </w:rPr>
+        <w:t>；</w:t>
+      </w:r>
+      <w:hyperlink r:id="rId66">
+        <w:r>
+          <w:rPr>
+            <w:lang w:val="zh_TW" w:bidi="zh_TW"/>
+          </w:rPr>
+          <w:rPr>
+            <w:color w:val="0000EE"/>
+            <w:u w:val="single"/>
+          </w:rPr>
+          <w:t>徒8:26</w:t>
+        </w:r>
+      </w:hyperlink>
+      <w:r>
+        <w:rPr>
+          <w:lang w:val="zh_TW" w:bidi="zh_TW"/>
+        </w:rPr>
+        <w:t>）都源自相同的希臘文詞根。</w:t>
       </w:r>
     </w:p>
     <w:p>
@@ -390,18 +1333,108 @@
         <w:rPr>
           <w:lang w:val="zh_TW" w:bidi="zh_TW"/>
         </w:rPr>
-        <w:t>在貝卡谷地的東邊是外黎巴嫩山脈，巴拉達河（Barada River）在此發源並向東流向大馬士革的肥沃綠洲。山脈南部的赫門山，腓尼基人稱之為西連，亞摩利人稱之為示尼珥（</w:t>
-      </w:r>
-      <w:hyperlink r:id="rId16">
-        <w:r>
-          <w:rPr>
-            <w:lang w:val="zh_TW" w:bidi="zh_TW"/>
-          </w:rPr>
-          <w:rPr>
-            <w:color w:val="0000EE"/>
-            <w:u w:val="single"/>
-          </w:rPr>
-          <w:t>申3:9</w:t>
+        <w:t>整個聖經歷史經常被解釋為具有曠野或荒野的主題。這可以被看作是人類在伊甸園之外的領域不順服的經歷；以色列人在出埃及期間的漂流；在曠野中的純正信仰與城中軟弱、偶像崇拜之間的鬥爭。曠野被視為鬼和死亡的領域（</w:t>
+      </w:r>
+      <w:hyperlink r:id="rId67">
+        <w:r>
+          <w:rPr>
+            <w:lang w:val="zh_TW" w:bidi="zh_TW"/>
+          </w:rPr>
+          <w:rPr>
+            <w:color w:val="0000EE"/>
+            <w:u w:val="single"/>
+          </w:rPr>
+          <w:t>申32:17</w:t>
+        </w:r>
+      </w:hyperlink>
+      <w:r>
+        <w:rPr>
+          <w:lang w:val="zh_TW" w:bidi="zh_TW"/>
+        </w:rPr>
+        <w:t>；</w:t>
+      </w:r>
+      <w:hyperlink r:id="rId68">
+        <w:r>
+          <w:rPr>
+            <w:lang w:val="zh_TW" w:bidi="zh_TW"/>
+          </w:rPr>
+          <w:rPr>
+            <w:color w:val="0000EE"/>
+            <w:u w:val="single"/>
+          </w:rPr>
+          <w:t>賽34:13–14</w:t>
+        </w:r>
+      </w:hyperlink>
+      <w:r>
+        <w:rPr>
+          <w:lang w:val="zh_TW" w:bidi="zh_TW"/>
+        </w:rPr>
+        <w:t>）；其邪惡的荒野類似於創造時的原始混沌（</w:t>
+      </w:r>
+      <w:hyperlink r:id="rId69">
+        <w:r>
+          <w:rPr>
+            <w:lang w:val="zh_TW" w:bidi="zh_TW"/>
+          </w:rPr>
+          <w:rPr>
+            <w:color w:val="0000EE"/>
+            <w:u w:val="single"/>
+          </w:rPr>
+          <w:t>創1:2</w:t>
+        </w:r>
+      </w:hyperlink>
+      <w:r>
+        <w:rPr>
+          <w:lang w:val="zh_TW" w:bidi="zh_TW"/>
+        </w:rPr>
+        <w:t>；</w:t>
+      </w:r>
+      <w:hyperlink r:id="rId70">
+        <w:r>
+          <w:rPr>
+            <w:lang w:val="zh_TW" w:bidi="zh_TW"/>
+          </w:rPr>
+          <w:rPr>
+            <w:color w:val="0000EE"/>
+            <w:u w:val="single"/>
+          </w:rPr>
+          <w:t>伯26:7</w:t>
+        </w:r>
+      </w:hyperlink>
+      <w:r>
+        <w:rPr>
+          <w:lang w:val="zh_TW" w:bidi="zh_TW"/>
+        </w:rPr>
+        <w:t>）。有幾段感人的經文描述曠野谷地中生命的復興（例如，</w:t>
+      </w:r>
+      <w:hyperlink r:id="rId71">
+        <w:r>
+          <w:rPr>
+            <w:lang w:val="zh_TW" w:bidi="zh_TW"/>
+          </w:rPr>
+          <w:rPr>
+            <w:color w:val="0000EE"/>
+            <w:u w:val="single"/>
+          </w:rPr>
+          <w:t>結37章</w:t>
+        </w:r>
+      </w:hyperlink>
+      <w:r>
+        <w:rPr>
+          <w:lang w:val="zh_TW" w:bidi="zh_TW"/>
+        </w:rPr>
+        <w:t>），或荒地轉變為豐盛的花園（</w:t>
+      </w:r>
+      <w:hyperlink r:id="rId72">
+        <w:r>
+          <w:rPr>
+            <w:lang w:val="zh_TW" w:bidi="zh_TW"/>
+          </w:rPr>
+          <w:rPr>
+            <w:color w:val="0000EE"/>
+            <w:u w:val="single"/>
+          </w:rPr>
+          <w:t>賽41:18–20</w:t>
         </w:r>
       </w:hyperlink>
       <w:r>
@@ -409,17 +1442,6 @@
           <w:lang w:val="zh_TW" w:bidi="zh_TW"/>
         </w:rPr>
         <w:t>）。</w:t>
-      </w:r>
-    </w:p>
-    <w:p>
-      <w:pPr>
-        <w:pStyle w:val="Heading3"/>
-      </w:pPr>
-      <w:r>
-        <w:rPr>
-          <w:lang w:val="zh_TW" w:bidi="zh_TW"/>
-        </w:rPr>
-        <w:t>資源</w:t>
       </w:r>
     </w:p>
     <w:p>
@@ -433,55 +1455,133 @@
         <w:rPr>
           <w:lang w:val="zh_TW" w:bidi="zh_TW"/>
         </w:rPr>
-        <w:t>黎巴嫩在古代以其豐富的杉木和松樹森林而聞名。沿海地區、貝卡谷地和山坡較低處適合種植橄欖樹、果樹和葡萄樹，並能耕種一些穀物。海中有一種腹足綱軟體動物，可以用來製取紅色或紫色染料。「腓尼基人」這個名字源自希臘文phoinos，即紅紫色。約公元前1500年，烏加列已經可以製造紫色染料的羊毛。腓尼基人幾個世紀來壟斷了這個產業。以色列人用大量的紫色染料來製作會幕的幔子（</w:t>
-      </w:r>
-      <w:hyperlink r:id="rId17">
-        <w:r>
-          <w:rPr>
-            <w:lang w:val="zh_TW" w:bidi="zh_TW"/>
-          </w:rPr>
-          <w:rPr>
-            <w:color w:val="0000EE"/>
-            <w:u w:val="single"/>
-          </w:rPr>
-          <w:t>出26章</w:t>
-        </w:r>
-      </w:hyperlink>
-      <w:r>
-        <w:rPr>
-          <w:lang w:val="zh_TW" w:bidi="zh_TW"/>
-        </w:rPr>
-        <w:t>）和祭司的衣服（</w:t>
-      </w:r>
-      <w:hyperlink r:id="rId18">
-        <w:r>
-          <w:rPr>
-            <w:lang w:val="zh_TW" w:bidi="zh_TW"/>
-          </w:rPr>
-          <w:rPr>
-            <w:color w:val="0000EE"/>
-            <w:u w:val="single"/>
-          </w:rPr>
-          <w:t>出28:4–6，</w:t>
-        </w:r>
-      </w:hyperlink>
-      <w:hyperlink r:id="rId19">
-        <w:r>
-          <w:rPr>
-            <w:lang w:val="zh_TW" w:bidi="zh_TW"/>
-          </w:rPr>
-          <w:rPr>
-            <w:color w:val="0000EE"/>
-            <w:u w:val="single"/>
-          </w:rPr>
-          <w:t>39:1、28–29</w:t>
-        </w:r>
-      </w:hyperlink>
-      <w:r>
-        <w:rPr>
-          <w:lang w:val="zh_TW" w:bidi="zh_TW"/>
-        </w:rPr>
-        <w:t>），他們的染料可能就是從腓尼基人那裡購得的。</w:t>
+        <w:t>曠野也是神與祂百姓相遇的地方（</w:t>
+      </w:r>
+      <w:hyperlink r:id="rId73">
+        <w:r>
+          <w:rPr>
+            <w:lang w:val="zh_TW" w:bidi="zh_TW"/>
+          </w:rPr>
+          <w:rPr>
+            <w:color w:val="0000EE"/>
+            <w:u w:val="single"/>
+          </w:rPr>
+          <w:t>申32:10–12</w:t>
+        </w:r>
+      </w:hyperlink>
+      <w:r>
+        <w:rPr>
+          <w:lang w:val="zh_TW" w:bidi="zh_TW"/>
+        </w:rPr>
+        <w:t>），祂在那裡看顧他們，並試煉他們的順服（</w:t>
+      </w:r>
+      <w:hyperlink r:id="rId74">
+        <w:r>
+          <w:rPr>
+            <w:lang w:val="zh_TW" w:bidi="zh_TW"/>
+          </w:rPr>
+          <w:rPr>
+            <w:color w:val="0000EE"/>
+            <w:u w:val="single"/>
+          </w:rPr>
+          <w:t>耶2:2</w:t>
+        </w:r>
+      </w:hyperlink>
+      <w:r>
+        <w:rPr>
+          <w:lang w:val="zh_TW" w:bidi="zh_TW"/>
+        </w:rPr>
+        <w:t>；</w:t>
+      </w:r>
+      <w:hyperlink r:id="rId75">
+        <w:r>
+          <w:rPr>
+            <w:lang w:val="zh_TW" w:bidi="zh_TW"/>
+          </w:rPr>
+          <w:rPr>
+            <w:color w:val="0000EE"/>
+            <w:u w:val="single"/>
+          </w:rPr>
+          <w:t>何2:14–15</w:t>
+        </w:r>
+      </w:hyperlink>
+      <w:r>
+        <w:rPr>
+          <w:lang w:val="zh_TW" w:bidi="zh_TW"/>
+        </w:rPr>
+        <w:t>）。最後，曠野是避難、潔淨和奉獻的地方。在福音書中，出埃及的曠野主題，在耶穌被試探的四十晝夜中再次出現（</w:t>
+      </w:r>
+      <w:hyperlink r:id="rId23">
+        <w:r>
+          <w:rPr>
+            <w:lang w:val="zh_TW" w:bidi="zh_TW"/>
+          </w:rPr>
+          <w:rPr>
+            <w:color w:val="0000EE"/>
+            <w:u w:val="single"/>
+          </w:rPr>
+          <w:t>可1:13</w:t>
+        </w:r>
+      </w:hyperlink>
+      <w:r>
+        <w:rPr>
+          <w:lang w:val="zh_TW" w:bidi="zh_TW"/>
+        </w:rPr>
+        <w:t>；參</w:t>
+      </w:r>
+      <w:hyperlink r:id="rId76">
+        <w:r>
+          <w:rPr>
+            <w:lang w:val="zh_TW" w:bidi="zh_TW"/>
+          </w:rPr>
+          <w:rPr>
+            <w:color w:val="0000EE"/>
+            <w:u w:val="single"/>
+          </w:rPr>
+          <w:t>詩91篇</w:t>
+        </w:r>
+      </w:hyperlink>
+      <w:r>
+        <w:rPr>
+          <w:lang w:val="zh_TW" w:bidi="zh_TW"/>
+        </w:rPr>
+        <w:t>）。早期教會的沙漠教父和中世紀的隱士，正是仿效以利亞先知和施洗約翰（</w:t>
+      </w:r>
+      <w:hyperlink r:id="rId77">
+        <w:r>
+          <w:rPr>
+            <w:lang w:val="zh_TW" w:bidi="zh_TW"/>
+          </w:rPr>
+          <w:rPr>
+            <w:color w:val="0000EE"/>
+            <w:u w:val="single"/>
+          </w:rPr>
+          <w:t>王上19:4–8</w:t>
+        </w:r>
+      </w:hyperlink>
+      <w:r>
+        <w:rPr>
+          <w:lang w:val="zh_TW" w:bidi="zh_TW"/>
+        </w:rPr>
+        <w:t>；</w:t>
+      </w:r>
+      <w:hyperlink r:id="rId78">
+        <w:r>
+          <w:rPr>
+            <w:lang w:val="zh_TW" w:bidi="zh_TW"/>
+          </w:rPr>
+          <w:rPr>
+            <w:color w:val="0000EE"/>
+            <w:u w:val="single"/>
+          </w:rPr>
+          <w:t>太3:1–6</w:t>
+        </w:r>
+      </w:hyperlink>
+      <w:r>
+        <w:rPr>
+          <w:lang w:val="zh_TW" w:bidi="zh_TW"/>
+        </w:rPr>
+        <w:t>）。</w:t>
       </w:r>
     </w:p>
     <w:p>
@@ -493,135 +1593,62 @@
       </w:r>
       <w:r>
         <w:rPr>
-          <w:lang w:val="zh_TW" w:bidi="zh_TW"/>
-        </w:rPr>
-        <w:t>所羅門王與腓尼基建立了重要的貿易關係。為建造耶路撒冷的聖殿，他從泰爾王希蘭一世那裡取得了柏木和松木（</w:t>
-      </w:r>
-      <w:hyperlink r:id="rId20">
-        <w:r>
-          <w:rPr>
-            <w:lang w:val="zh_TW" w:bidi="zh_TW"/>
-          </w:rPr>
-          <w:rPr>
-            <w:color w:val="0000EE"/>
-            <w:u w:val="single"/>
-          </w:rPr>
-          <w:t>王上5:6、9、14</w:t>
-        </w:r>
-      </w:hyperlink>
-      <w:r>
-        <w:rPr>
-          <w:lang w:val="zh_TW" w:bidi="zh_TW"/>
-        </w:rPr>
-        <w:t>，</w:t>
-      </w:r>
-      <w:hyperlink r:id="rId21">
-        <w:r>
-          <w:rPr>
-            <w:lang w:val="zh_TW" w:bidi="zh_TW"/>
-          </w:rPr>
-          <w:rPr>
-            <w:color w:val="0000EE"/>
-            <w:u w:val="single"/>
-          </w:rPr>
-          <w:t>7:2</w:t>
-        </w:r>
-      </w:hyperlink>
-      <w:r>
-        <w:rPr>
-          <w:lang w:val="zh_TW" w:bidi="zh_TW"/>
-        </w:rPr>
-        <w:t>，</w:t>
-      </w:r>
-      <w:hyperlink r:id="rId22">
-        <w:r>
-          <w:rPr>
-            <w:lang w:val="zh_TW" w:bidi="zh_TW"/>
-          </w:rPr>
-          <w:rPr>
-            <w:color w:val="0000EE"/>
-            <w:u w:val="single"/>
-          </w:rPr>
-          <w:t>10:17、21</w:t>
-        </w:r>
-      </w:hyperlink>
+          <w:i/>
+          <w:lang w:val="zh_TW" w:bidi="zh_TW"/>
+        </w:rPr>
+        <w:t>另見</w:t>
+      </w:r>
+      <w:r>
+        <w:rPr>
+          <w:lang w:val="zh_TW" w:bidi="zh_TW"/>
+        </w:rPr>
+        <w:t xml:space="preserve"> </w:t>
+      </w:r>
+      <w:r>
+        <w:rPr>
+          <w:lang w:val="zh_TW" w:bidi="zh_TW"/>
+        </w:rPr>
+        <w:t>南地</w:t>
+      </w:r>
       <w:r>
         <w:rPr>
           <w:lang w:val="zh_TW" w:bidi="zh_TW"/>
         </w:rPr>
         <w:t>；</w:t>
       </w:r>
-      <w:hyperlink r:id="rId23">
-        <w:r>
-          <w:rPr>
-            <w:lang w:val="zh_TW" w:bidi="zh_TW"/>
-          </w:rPr>
-          <w:rPr>
-            <w:color w:val="0000EE"/>
-            <w:u w:val="single"/>
-          </w:rPr>
-          <w:t>代下2:8、16</w:t>
-        </w:r>
-      </w:hyperlink>
-      <w:r>
-        <w:rPr>
-          <w:lang w:val="zh_TW" w:bidi="zh_TW"/>
-        </w:rPr>
-        <w:t>）。所羅門用麥子和橄欖油支付這些木材（</w:t>
-      </w:r>
-      <w:hyperlink r:id="rId24">
-        <w:r>
-          <w:rPr>
-            <w:lang w:val="zh_TW" w:bidi="zh_TW"/>
-          </w:rPr>
-          <w:rPr>
-            <w:color w:val="0000EE"/>
-            <w:u w:val="single"/>
-          </w:rPr>
-          <w:t>王上5:11</w:t>
-        </w:r>
-      </w:hyperlink>
-      <w:r>
-        <w:rPr>
-          <w:lang w:val="zh_TW" w:bidi="zh_TW"/>
-        </w:rPr>
-        <w:t>）。這些樹木被海運漂浮到所羅門的領土內，再從那裡運到耶路撒冷。黎巴嫩和外黎巴嫩的杉木和松木為推羅提供了造船的木材（</w:t>
-      </w:r>
-      <w:hyperlink r:id="rId25">
-        <w:r>
-          <w:rPr>
-            <w:lang w:val="zh_TW" w:bidi="zh_TW"/>
-          </w:rPr>
-          <w:rPr>
-            <w:color w:val="0000EE"/>
-            <w:u w:val="single"/>
-          </w:rPr>
-          <w:t>結27:5</w:t>
-        </w:r>
-      </w:hyperlink>
-      <w:r>
-        <w:rPr>
-          <w:lang w:val="zh_TW" w:bidi="zh_TW"/>
-        </w:rPr>
-        <w:t>），為埃及提供了聖船和家具，並為重建耶路撒冷的第二聖殿提供了木材（</w:t>
-      </w:r>
-      <w:hyperlink r:id="rId26">
-        <w:r>
-          <w:rPr>
-            <w:lang w:val="zh_TW" w:bidi="zh_TW"/>
-          </w:rPr>
-          <w:rPr>
-            <w:color w:val="0000EE"/>
-            <w:u w:val="single"/>
-          </w:rPr>
-          <w:t>拉3:7</w:t>
-        </w:r>
-      </w:hyperlink>
-      <w:r>
-        <w:rPr>
-          <w:lang w:val="zh_TW" w:bidi="zh_TW"/>
-        </w:rPr>
-        <w:t>）。</w:t>
+      <w:r>
+        <w:rPr>
+          <w:lang w:val="zh_TW" w:bidi="zh_TW"/>
+        </w:rPr>
+        <w:t>巴勒斯坦</w:t>
+      </w:r>
+      <w:r>
+        <w:rPr>
+          <w:lang w:val="zh_TW" w:bidi="zh_TW"/>
+        </w:rPr>
+        <w:t>；</w:t>
+      </w:r>
+      <w:r>
+        <w:rPr>
+          <w:lang w:val="zh_TW" w:bidi="zh_TW"/>
+        </w:rPr>
+        <w:t>曠野</w:t>
+      </w:r>
+      <w:r>
+        <w:rPr>
+          <w:lang w:val="zh_TW" w:bidi="zh_TW"/>
+        </w:rPr>
+        <w:t>。</w:t>
+      </w:r>
+      <w:r>
+        <w:rPr>
+          <w:lang w:val="zh_TW" w:bidi="zh_TW"/>
+        </w:rPr>
+      </w:r>
+      <w:r>
+        <w:rPr>
+          <w:lang w:val="zh_TW" w:bidi="zh_TW"/>
+        </w:rPr>
       </w:r>
     </w:p>
     <w:p>
@@ -631,40 +1658,21 @@
           <w:lang w:val="zh_TW" w:bidi="zh_TW"/>
         </w:rPr>
       </w:r>
-      <w:r>
-        <w:rPr>
-          <w:lang w:val="zh_TW" w:bidi="zh_TW"/>
-        </w:rPr>
-        <w:t>腓尼基人從黎巴嫩的港口與許多國進行貿易。他們掌握了造船技術，並將船隻用於和平與戰爭中。</w:t>
-      </w:r>
-      <w:hyperlink r:id="rId27">
-        <w:r>
-          <w:rPr>
-            <w:lang w:val="zh_TW" w:bidi="zh_TW"/>
-          </w:rPr>
-          <w:rPr>
-            <w:color w:val="0000EE"/>
-            <w:u w:val="single"/>
-          </w:rPr>
-          <w:t>以西結書第二十七章</w:t>
-        </w:r>
-      </w:hyperlink>
-      <w:r>
-        <w:rPr>
-          <w:lang w:val="zh_TW" w:bidi="zh_TW"/>
-        </w:rPr>
-        <w:t>中生動地描述了來自泰爾、西頓、迦巴勒和亞發的商人的貿易活動，詳細說明了他們貿易的範圍和性質。</w:t>
-      </w:r>
     </w:p>
     <w:p>
       <w:pPr>
-        <w:pStyle w:val="Heading3"/>
-      </w:pPr>
-      <w:r>
-        <w:rPr>
-          <w:lang w:val="zh_TW" w:bidi="zh_TW"/>
-        </w:rPr>
-        <w:t>歷史</w:t>
+        <w:pStyle w:val="Heading2"/>
+      </w:pPr>
+      <w:r>
+        <w:rPr>
+          <w:lang w:val="zh_TW" w:bidi="zh_TW"/>
+        </w:rPr>
+        <w:t>曠野</w:t>
+      </w:r>
+      <w:r>
+        <w:rPr>
+          <w:lang w:val="zh_TW" w:bidi="zh_TW"/>
+        </w:rPr>
       </w:r>
     </w:p>
     <w:p>
@@ -678,7 +1686,18 @@
         <w:rPr>
           <w:lang w:val="zh_TW" w:bidi="zh_TW"/>
         </w:rPr>
-        <w:t>早在埃及第四王朝時期（約公元前2600年），黎巴嫩地區就引起了埃及人的興趣，法老斯努夫（Snofru）從黎巴嫩取得了40艘船載的杉木。迦巴勒在第十二王朝時期（約公元前1980–1800年）受到埃及的影響，埃及人用金飾交換黎巴嫩的杉木。在第十八王朝（約公元前1552–1306年）期間，埃及征服了敘利亞，記錄中經常提到杉木被作為貢品帶回。後來，拉美西斯十一世（Ramses XI）的一位使者文阿蒙（Wenamon）曾以高價購得杉木（約公元前1100年）。</w:t>
+        <w:t>指的是荒蕪、人跡罕至或不適合長期居住的地方。曠野可以是沙漠、山脈、森林或沼澤。</w:t>
+      </w:r>
+    </w:p>
+    <w:p>
+      <w:pPr>
+        <w:pStyle w:val="Heading3"/>
+      </w:pPr>
+      <w:r>
+        <w:rPr>
+          <w:lang w:val="zh_TW" w:bidi="zh_TW"/>
+        </w:rPr>
+        <w:t>曠野是什麼樣的？</w:t>
       </w:r>
     </w:p>
     <w:p>
@@ -692,55 +1711,7 @@
         <w:rPr>
           <w:lang w:val="zh_TW" w:bidi="zh_TW"/>
         </w:rPr>
-        <w:t>當埃及的勢力衰退時，亞述人控制了該地區，並從</w:t>
-      </w:r>
-      <w:r>
-        <w:rPr>
-          <w:lang w:val="zh_TW" w:bidi="zh_TW"/>
-        </w:rPr>
-        <w:t>提革拉毗列色</w:t>
-      </w:r>
-      <w:r>
-        <w:rPr>
-          <w:lang w:val="zh_TW" w:bidi="zh_TW"/>
-        </w:rPr>
-        <w:t>一世（Tiglath-pileser I，約公元前1100年）開始，將大量的杉木作為貢品。尼布甲尼撒和巴比倫國同樣控制了黎巴嫩，並運走大量杉木來建造神廟和宮殿。以賽亞書（</w:t>
-      </w:r>
-      <w:hyperlink r:id="rId28">
-        <w:r>
-          <w:rPr>
-            <w:lang w:val="zh_TW" w:bidi="zh_TW"/>
-          </w:rPr>
-          <w:rPr>
-            <w:color w:val="0000EE"/>
-            <w:u w:val="single"/>
-          </w:rPr>
-          <w:t>賽14:8</w:t>
-        </w:r>
-      </w:hyperlink>
-      <w:r>
-        <w:rPr>
-          <w:lang w:val="zh_TW" w:bidi="zh_TW"/>
-        </w:rPr>
-        <w:t>）和哈巴谷書（</w:t>
-      </w:r>
-      <w:hyperlink r:id="rId29">
-        <w:r>
-          <w:rPr>
-            <w:lang w:val="zh_TW" w:bidi="zh_TW"/>
-          </w:rPr>
-          <w:rPr>
-            <w:color w:val="0000EE"/>
-            <w:u w:val="single"/>
-          </w:rPr>
-          <w:t>哈2:17</w:t>
-        </w:r>
-      </w:hyperlink>
-      <w:r>
-        <w:rPr>
-          <w:lang w:val="zh_TW" w:bidi="zh_TW"/>
-        </w:rPr>
-        <w:t>）都提到過黎巴嫩森林的被破壞。在後來的幾個世紀裡，黎巴嫩先後被波斯人、希臘人和羅馬人統治。</w:t>
+        <w:t>在近東，曠野的特徵是乾燥、荒蕪，而且主要是岩石和沙地。曠野的地形崎嶇不平，且有乾涸的河床交錯其中。雖然曠野並非完全荒蕪，但依賴降雨量的多寡，曠野會在雨季時成為羊群的牧場。</w:t>
       </w:r>
     </w:p>
     <w:p>
@@ -750,22 +1721,106 @@
           <w:lang w:val="zh_TW" w:bidi="zh_TW"/>
         </w:rPr>
       </w:r>
-      <w:r>
-        <w:rPr>
-          <w:lang w:val="zh_TW" w:bidi="zh_TW"/>
-        </w:rPr>
-        <w:t>在新約時代，泰爾和西頓的城通常被一起提及（</w:t>
-      </w:r>
-      <w:hyperlink r:id="rId30">
-        <w:r>
-          <w:rPr>
-            <w:lang w:val="zh_TW" w:bidi="zh_TW"/>
-          </w:rPr>
-          <w:rPr>
-            <w:color w:val="0000EE"/>
-            <w:u w:val="single"/>
-          </w:rPr>
-          <w:t>太15:21</w:t>
+      <w:hyperlink r:id="rId18">
+        <w:r>
+          <w:rPr>
+            <w:lang w:val="zh_TW" w:bidi="zh_TW"/>
+          </w:rPr>
+          <w:rPr>
+            <w:color w:val="0000EE"/>
+            <w:u w:val="single"/>
+          </w:rPr>
+          <w:t>約珥書二章22節</w:t>
+        </w:r>
+      </w:hyperlink>
+      <w:r>
+        <w:rPr>
+          <w:lang w:val="zh_TW" w:bidi="zh_TW"/>
+        </w:rPr>
+        <w:t>宣告「曠野的草發生」。</w:t>
+      </w:r>
+      <w:hyperlink r:id="rId16">
+        <w:r>
+          <w:rPr>
+            <w:lang w:val="zh_TW" w:bidi="zh_TW"/>
+          </w:rPr>
+          <w:rPr>
+            <w:color w:val="0000EE"/>
+            <w:u w:val="single"/>
+          </w:rPr>
+          <w:t>詩篇六十五篇12節</w:t>
+        </w:r>
+      </w:hyperlink>
+      <w:r>
+        <w:rPr>
+          <w:lang w:val="zh_TW" w:bidi="zh_TW"/>
+        </w:rPr>
+        <w:t>說曠野的牧場滴滿了豐盛。然而，耶利米書說「曠野的草場都枯乾了」（</w:t>
+      </w:r>
+      <w:hyperlink r:id="rId17">
+        <w:r>
+          <w:rPr>
+            <w:lang w:val="zh_TW" w:bidi="zh_TW"/>
+          </w:rPr>
+          <w:rPr>
+            <w:color w:val="0000EE"/>
+            <w:u w:val="single"/>
+          </w:rPr>
+          <w:t>耶23:10</w:t>
+        </w:r>
+      </w:hyperlink>
+      <w:r>
+        <w:rPr>
+          <w:lang w:val="zh_TW" w:bidi="zh_TW"/>
+        </w:rPr>
+        <w:t>；參</w:t>
+      </w:r>
+      <w:hyperlink r:id="rId79">
+        <w:r>
+          <w:rPr>
+            <w:lang w:val="zh_TW" w:bidi="zh_TW"/>
+          </w:rPr>
+          <w:rPr>
+            <w:color w:val="0000EE"/>
+            <w:u w:val="single"/>
+          </w:rPr>
+          <w:t>珥1:20</w:t>
+        </w:r>
+      </w:hyperlink>
+      <w:r>
+        <w:rPr>
+          <w:lang w:val="zh_TW" w:bidi="zh_TW"/>
+        </w:rPr>
+        <w:t>）。約伯提到曠野是人無法居住的地方（</w:t>
+      </w:r>
+      <w:hyperlink r:id="rId26">
+        <w:r>
+          <w:rPr>
+            <w:lang w:val="zh_TW" w:bidi="zh_TW"/>
+          </w:rPr>
+          <w:rPr>
+            <w:color w:val="0000EE"/>
+            <w:u w:val="single"/>
+          </w:rPr>
+          <w:t>伯38:26</w:t>
+        </w:r>
+      </w:hyperlink>
+      <w:r>
+        <w:rPr>
+          <w:lang w:val="zh_TW" w:bidi="zh_TW"/>
+        </w:rPr>
+        <w:t>）。曠野是各種動物和鳥類的棲息地，如野驢、豺狼、鷂鷹和鴞鳥（</w:t>
+      </w:r>
+      <w:hyperlink r:id="rId29">
+        <w:r>
+          <w:rPr>
+            <w:lang w:val="zh_TW" w:bidi="zh_TW"/>
+          </w:rPr>
+          <w:rPr>
+            <w:color w:val="0000EE"/>
+            <w:u w:val="single"/>
+          </w:rPr>
+          <w:t>詩102:6</w:t>
         </w:r>
       </w:hyperlink>
       <w:r>
@@ -774,16 +1829,34 @@
         </w:rPr>
         <w:t>；</w:t>
       </w:r>
-      <w:hyperlink r:id="rId31">
-        <w:r>
-          <w:rPr>
-            <w:lang w:val="zh_TW" w:bidi="zh_TW"/>
-          </w:rPr>
-          <w:rPr>
-            <w:color w:val="0000EE"/>
-            <w:u w:val="single"/>
-          </w:rPr>
-          <w:t>可3:8</w:t>
+      <w:hyperlink r:id="rId80">
+        <w:r>
+          <w:rPr>
+            <w:lang w:val="zh_TW" w:bidi="zh_TW"/>
+          </w:rPr>
+          <w:rPr>
+            <w:color w:val="0000EE"/>
+            <w:u w:val="single"/>
+          </w:rPr>
+          <w:t>耶2:24</w:t>
+        </w:r>
+      </w:hyperlink>
+      <w:r>
+        <w:rPr>
+          <w:lang w:val="zh_TW" w:bidi="zh_TW"/>
+        </w:rPr>
+        <w:t>；</w:t>
+      </w:r>
+      <w:hyperlink r:id="rId81">
+        <w:r>
+          <w:rPr>
+            <w:lang w:val="zh_TW" w:bidi="zh_TW"/>
+          </w:rPr>
+          <w:rPr>
+            <w:color w:val="0000EE"/>
+            <w:u w:val="single"/>
+          </w:rPr>
+          <w:t>賽13:22</w:t>
         </w:r>
       </w:hyperlink>
       <w:r>
@@ -792,88 +1865,16 @@
         </w:rPr>
         <w:t>，</w:t>
       </w:r>
-      <w:hyperlink r:id="rId32">
-        <w:r>
-          <w:rPr>
-            <w:lang w:val="zh_TW" w:bidi="zh_TW"/>
-          </w:rPr>
-          <w:rPr>
-            <w:color w:val="0000EE"/>
-            <w:u w:val="single"/>
-          </w:rPr>
-          <w:t>7:24、31</w:t>
-        </w:r>
-      </w:hyperlink>
-      <w:r>
-        <w:rPr>
-          <w:lang w:val="zh_TW" w:bidi="zh_TW"/>
-        </w:rPr>
-        <w:t>；</w:t>
-      </w:r>
-      <w:hyperlink r:id="rId33">
-        <w:r>
-          <w:rPr>
-            <w:lang w:val="zh_TW" w:bidi="zh_TW"/>
-          </w:rPr>
-          <w:rPr>
-            <w:color w:val="0000EE"/>
-            <w:u w:val="single"/>
-          </w:rPr>
-          <w:t>路6:17</w:t>
-        </w:r>
-      </w:hyperlink>
-      <w:r>
-        <w:rPr>
-          <w:lang w:val="zh_TW" w:bidi="zh_TW"/>
-        </w:rPr>
-        <w:t>，</w:t>
-      </w:r>
-      <w:hyperlink r:id="rId34">
-        <w:r>
-          <w:rPr>
-            <w:lang w:val="zh_TW" w:bidi="zh_TW"/>
-          </w:rPr>
-          <w:rPr>
-            <w:color w:val="0000EE"/>
-            <w:u w:val="single"/>
-          </w:rPr>
-          <w:t>10:13–14</w:t>
-        </w:r>
-      </w:hyperlink>
-      <w:r>
-        <w:rPr>
-          <w:lang w:val="zh_TW" w:bidi="zh_TW"/>
-        </w:rPr>
-        <w:t>；</w:t>
-      </w:r>
-      <w:hyperlink r:id="rId35">
-        <w:r>
-          <w:rPr>
-            <w:lang w:val="zh_TW" w:bidi="zh_TW"/>
-          </w:rPr>
-          <w:rPr>
-            <w:color w:val="0000EE"/>
-            <w:u w:val="single"/>
-          </w:rPr>
-          <w:t>徒12:20</w:t>
-        </w:r>
-      </w:hyperlink>
-      <w:r>
-        <w:rPr>
-          <w:lang w:val="zh_TW" w:bidi="zh_TW"/>
-        </w:rPr>
-        <w:t>），但有時也分別提及（</w:t>
-      </w:r>
-      <w:hyperlink r:id="rId36">
-        <w:r>
-          <w:rPr>
-            <w:lang w:val="zh_TW" w:bidi="zh_TW"/>
-          </w:rPr>
-          <w:rPr>
-            <w:color w:val="0000EE"/>
-            <w:u w:val="single"/>
-          </w:rPr>
-          <w:t>徒21:3、7</w:t>
+      <w:hyperlink r:id="rId82">
+        <w:r>
+          <w:rPr>
+            <w:lang w:val="zh_TW" w:bidi="zh_TW"/>
+          </w:rPr>
+          <w:rPr>
+            <w:color w:val="0000EE"/>
+            <w:u w:val="single"/>
+          </w:rPr>
+          <w:t>34:13–15</w:t>
         </w:r>
       </w:hyperlink>
       <w:r>
@@ -882,231 +1883,16 @@
         </w:rPr>
         <w:t>）。</w:t>
       </w:r>
-      <w:hyperlink r:id="rId37">
-        <w:r>
-          <w:rPr>
-            <w:lang w:val="zh_TW" w:bidi="zh_TW"/>
-          </w:rPr>
-          <w:rPr>
-            <w:color w:val="0000EE"/>
-            <w:u w:val="single"/>
-          </w:rPr>
-          <w:t>馬可福音七章26節</w:t>
-        </w:r>
-      </w:hyperlink>
-      <w:r>
-        <w:rPr>
-          <w:lang w:val="zh_TW" w:bidi="zh_TW"/>
-        </w:rPr>
-        <w:t>中提到的一位希臘婦人是敘利亞腓尼基人。耶穌在祂事工期間曾在這些地區講道。在聖經詩歌中，黎巴嫩的高大香柏樹象徵著威嚴和力量（</w:t>
-      </w:r>
-      <w:hyperlink r:id="rId38">
-        <w:r>
-          <w:rPr>
-            <w:lang w:val="zh_TW" w:bidi="zh_TW"/>
-          </w:rPr>
-          <w:rPr>
-            <w:color w:val="0000EE"/>
-            <w:u w:val="single"/>
-          </w:rPr>
-          <w:t>士9:15</w:t>
-        </w:r>
-      </w:hyperlink>
-      <w:r>
-        <w:rPr>
-          <w:lang w:val="zh_TW" w:bidi="zh_TW"/>
-        </w:rPr>
-        <w:t>；</w:t>
-      </w:r>
-      <w:hyperlink r:id="rId39">
-        <w:r>
-          <w:rPr>
-            <w:lang w:val="zh_TW" w:bidi="zh_TW"/>
-          </w:rPr>
-          <w:rPr>
-            <w:color w:val="0000EE"/>
-            <w:u w:val="single"/>
-          </w:rPr>
-          <w:t>王下14:9</w:t>
-        </w:r>
-      </w:hyperlink>
-      <w:r>
-        <w:rPr>
-          <w:lang w:val="zh_TW" w:bidi="zh_TW"/>
-        </w:rPr>
-        <w:t>；</w:t>
-      </w:r>
-      <w:hyperlink r:id="rId40">
-        <w:r>
-          <w:rPr>
-            <w:lang w:val="zh_TW" w:bidi="zh_TW"/>
-          </w:rPr>
-          <w:rPr>
-            <w:color w:val="0000EE"/>
-            <w:u w:val="single"/>
-          </w:rPr>
-          <w:t>詩92:12</w:t>
-        </w:r>
-      </w:hyperlink>
-      <w:r>
-        <w:rPr>
-          <w:lang w:val="zh_TW" w:bidi="zh_TW"/>
-        </w:rPr>
-        <w:t>，</w:t>
-      </w:r>
-      <w:hyperlink r:id="rId41">
-        <w:r>
-          <w:rPr>
-            <w:lang w:val="zh_TW" w:bidi="zh_TW"/>
-          </w:rPr>
-          <w:rPr>
-            <w:color w:val="0000EE"/>
-            <w:u w:val="single"/>
-          </w:rPr>
-          <w:t>104:16</w:t>
-        </w:r>
-      </w:hyperlink>
-      <w:r>
-        <w:rPr>
-          <w:lang w:val="zh_TW" w:bidi="zh_TW"/>
-        </w:rPr>
-        <w:t>；</w:t>
-      </w:r>
-      <w:hyperlink r:id="rId42">
-        <w:r>
-          <w:rPr>
-            <w:lang w:val="zh_TW" w:bidi="zh_TW"/>
-          </w:rPr>
-          <w:rPr>
-            <w:color w:val="0000EE"/>
-            <w:u w:val="single"/>
-          </w:rPr>
-          <w:t>賽35:2</w:t>
-        </w:r>
-      </w:hyperlink>
-      <w:r>
-        <w:rPr>
-          <w:lang w:val="zh_TW" w:bidi="zh_TW"/>
-        </w:rPr>
-        <w:t>，</w:t>
-      </w:r>
-      <w:hyperlink r:id="rId43">
-        <w:r>
-          <w:rPr>
-            <w:lang w:val="zh_TW" w:bidi="zh_TW"/>
-          </w:rPr>
-          <w:rPr>
-            <w:color w:val="0000EE"/>
-            <w:u w:val="single"/>
-          </w:rPr>
-          <w:t>60:13</w:t>
-        </w:r>
-      </w:hyperlink>
-      <w:r>
-        <w:rPr>
-          <w:lang w:val="zh_TW" w:bidi="zh_TW"/>
-        </w:rPr>
-        <w:t>）。它們也象徵著終將在神的震怒下被摧毀的世上驕傲（</w:t>
-      </w:r>
-      <w:hyperlink r:id="rId44">
-        <w:r>
-          <w:rPr>
-            <w:lang w:val="zh_TW" w:bidi="zh_TW"/>
-          </w:rPr>
-          <w:rPr>
-            <w:color w:val="0000EE"/>
-            <w:u w:val="single"/>
-          </w:rPr>
-          <w:t>詩29:5</w:t>
-        </w:r>
-      </w:hyperlink>
-      <w:r>
-        <w:rPr>
-          <w:lang w:val="zh_TW" w:bidi="zh_TW"/>
-        </w:rPr>
-        <w:t>；</w:t>
-      </w:r>
-      <w:hyperlink r:id="rId45">
-        <w:r>
-          <w:rPr>
-            <w:lang w:val="zh_TW" w:bidi="zh_TW"/>
-          </w:rPr>
-          <w:rPr>
-            <w:color w:val="0000EE"/>
-            <w:u w:val="single"/>
-          </w:rPr>
-          <w:t>賽2:13</w:t>
-        </w:r>
-      </w:hyperlink>
-      <w:r>
-        <w:rPr>
-          <w:lang w:val="zh_TW" w:bidi="zh_TW"/>
-        </w:rPr>
-        <w:t>，</w:t>
-      </w:r>
-      <w:hyperlink r:id="rId46">
-        <w:r>
-          <w:rPr>
-            <w:lang w:val="zh_TW" w:bidi="zh_TW"/>
-          </w:rPr>
-          <w:rPr>
-            <w:color w:val="0000EE"/>
-            <w:u w:val="single"/>
-          </w:rPr>
-          <w:t>10:34</w:t>
-        </w:r>
-      </w:hyperlink>
-      <w:r>
-        <w:rPr>
-          <w:lang w:val="zh_TW" w:bidi="zh_TW"/>
-        </w:rPr>
-        <w:t>；</w:t>
-      </w:r>
-      <w:hyperlink r:id="rId47">
-        <w:r>
-          <w:rPr>
-            <w:lang w:val="zh_TW" w:bidi="zh_TW"/>
-          </w:rPr>
-          <w:rPr>
-            <w:color w:val="0000EE"/>
-            <w:u w:val="single"/>
-          </w:rPr>
-          <w:t>耶22:6</w:t>
-        </w:r>
-      </w:hyperlink>
-      <w:r>
-        <w:rPr>
-          <w:lang w:val="zh_TW" w:bidi="zh_TW"/>
-        </w:rPr>
-        <w:t>；</w:t>
-      </w:r>
-      <w:hyperlink r:id="rId48">
-        <w:r>
-          <w:rPr>
-            <w:lang w:val="zh_TW" w:bidi="zh_TW"/>
-          </w:rPr>
-          <w:rPr>
-            <w:color w:val="0000EE"/>
-            <w:u w:val="single"/>
-          </w:rPr>
-          <w:t>結31:3</w:t>
-        </w:r>
-      </w:hyperlink>
-      <w:r>
-        <w:rPr>
-          <w:lang w:val="zh_TW" w:bidi="zh_TW"/>
-        </w:rPr>
-        <w:t>）。</w:t>
-      </w:r>
-      <w:r>
-        <w:rPr>
-          <w:lang w:val="zh_TW" w:bidi="zh_TW"/>
-        </w:rPr>
-      </w:r>
-      <w:r>
-        <w:rPr>
-          <w:lang w:val="zh_TW" w:bidi="zh_TW"/>
-        </w:rPr>
+    </w:p>
+    <w:p>
+      <w:pPr>
+        <w:pStyle w:val="Heading3"/>
+      </w:pPr>
+      <w:r>
+        <w:rPr>
+          <w:lang w:val="zh_TW" w:bidi="zh_TW"/>
+        </w:rPr>
+        <w:t>聖經中的曠野地區名稱</w:t>
       </w:r>
     </w:p>
     <w:p>
@@ -1116,280 +1902,22 @@
           <w:lang w:val="zh_TW" w:bidi="zh_TW"/>
         </w:rPr>
       </w:r>
-    </w:p>
-    <w:p>
-      <w:pPr>
-        <w:pStyle w:val="Heading2"/>
-      </w:pPr>
-      <w:r>
-        <w:rPr>
-          <w:lang w:val="zh_TW" w:bidi="zh_TW"/>
-        </w:rPr>
-        <w:t>利未（人名）</w:t>
-      </w:r>
-      <w:r>
-        <w:rPr>
-          <w:lang w:val="zh_TW" w:bidi="zh_TW"/>
-        </w:rPr>
-      </w:r>
-    </w:p>
-    <w:p>
-      <w:pPr>
-        <w:pStyle w:val="ListNumber"/>
-        <w:numPr>
-          <w:ilvl w:val="0"/>
-          <w:numId w:val="14"/>
-        </w:numPr>
-        <w:spacing w:line="240" w:lineRule="auto"/>
-        <w:ind w:left="720"/>
-      </w:pPr>
-      <w:r>
-        <w:rPr>
-          <w:lang w:val="zh_TW" w:bidi="zh_TW"/>
-        </w:rPr>
-      </w:r>
-      <w:r>
-        <w:rPr>
-          <w:lang w:val="zh_TW" w:bidi="zh_TW"/>
-        </w:rPr>
-        <w:t>雅各從利亞所生的第三個兒子（</w:t>
-      </w:r>
-      <w:hyperlink r:id="rId49">
-        <w:r>
-          <w:rPr>
-            <w:lang w:val="zh_TW" w:bidi="zh_TW"/>
-          </w:rPr>
-          <w:rPr>
-            <w:color w:val="0000EE"/>
-            <w:u w:val="single"/>
-          </w:rPr>
-          <w:t>創29:34</w:t>
-        </w:r>
-      </w:hyperlink>
-      <w:r>
-        <w:rPr>
-          <w:lang w:val="zh_TW" w:bidi="zh_TW"/>
-        </w:rPr>
-        <w:t>）。這個名稱詞源不詳。利未的名字與在示劍發生的悲劇有關，當時利未和西緬因妹妹底拿被赫人示劍侵犯，憤而為她雪恥，並將該城一切男丁殘忍的殺死。雅各譴責該行為，臨死前宣告了利未的審判（</w:t>
-      </w:r>
-      <w:hyperlink r:id="rId50">
-        <w:r>
-          <w:rPr>
-            <w:lang w:val="zh_TW" w:bidi="zh_TW"/>
-          </w:rPr>
-          <w:rPr>
-            <w:color w:val="0000EE"/>
-            <w:u w:val="single"/>
-          </w:rPr>
-          <w:t>49:5–7</w:t>
-        </w:r>
-      </w:hyperlink>
-      <w:r>
-        <w:rPr>
-          <w:lang w:val="zh_TW" w:bidi="zh_TW"/>
-        </w:rPr>
-        <w:t>）。照他的話說，利未的後裔要散住在眾支派中間。</w:t>
-        <w:br/>
-      </w:r>
-      <w:r>
-        <w:rPr>
-          <w:lang w:val="zh_TW" w:bidi="zh_TW"/>
-        </w:rPr>
-        <w:t>利未支派由利未的三個兒子組成：革順、哥轄和米拉利。摩西、亞倫和米利暗的族系皆源自哥轄（</w:t>
-      </w:r>
-      <w:hyperlink r:id="rId51">
-        <w:r>
-          <w:rPr>
-            <w:lang w:val="zh_TW" w:bidi="zh_TW"/>
-          </w:rPr>
-          <w:rPr>
-            <w:color w:val="0000EE"/>
-            <w:u w:val="single"/>
-          </w:rPr>
-          <w:t>出6:16</w:t>
-        </w:r>
-      </w:hyperlink>
-      <w:r>
-        <w:rPr>
-          <w:lang w:val="zh_TW" w:bidi="zh_TW"/>
-        </w:rPr>
-        <w:t>）。利未人在何烈山下金牛犢事件中對耶和華保持忠心 。他們因此獲賞，能在會幕（</w:t>
-      </w:r>
-      <w:hyperlink r:id="rId52">
-        <w:r>
-          <w:rPr>
-            <w:lang w:val="zh_TW" w:bidi="zh_TW"/>
-          </w:rPr>
-          <w:rPr>
-            <w:color w:val="0000EE"/>
-            <w:u w:val="single"/>
-          </w:rPr>
-          <w:t>32</w:t>
-        </w:r>
-      </w:hyperlink>
-      <w:r>
-        <w:rPr>
-          <w:lang w:val="zh_TW" w:bidi="zh_TW"/>
-        </w:rPr>
-        <w:t>章）內與周圍以及後來的聖殿內特別供職。</w:t>
-        <w:br/>
-      </w:r>
-      <w:r>
-        <w:rPr>
-          <w:i/>
-          <w:lang w:val="zh_TW" w:bidi="zh_TW"/>
-        </w:rPr>
-        <w:t>另見</w:t>
-      </w:r>
-      <w:r>
-        <w:rPr>
-          <w:lang w:val="zh_TW" w:bidi="zh_TW"/>
-        </w:rPr>
-        <w:t>利未支派</w:t>
-      </w:r>
-      <w:r>
-        <w:rPr>
-          <w:lang w:val="zh_TW" w:bidi="zh_TW"/>
-        </w:rPr>
-        <w:t>。</w:t>
-      </w:r>
-    </w:p>
-    <w:p>
-      <w:pPr>
-        <w:pStyle w:val="ListNumber"/>
-        <w:spacing w:line="240" w:lineRule="auto"/>
-        <w:ind w:left="720"/>
-      </w:pPr>
-      <w:r>
-        <w:rPr>
-          <w:lang w:val="zh_TW" w:bidi="zh_TW"/>
-        </w:rPr>
-      </w:r>
-      <w:r>
-        <w:rPr>
-          <w:lang w:val="zh_TW" w:bidi="zh_TW"/>
-        </w:rPr>
-        <w:t>迦百農的稅吏（</w:t>
-      </w:r>
-      <w:hyperlink r:id="rId53">
-        <w:r>
-          <w:rPr>
-            <w:lang w:val="zh_TW" w:bidi="zh_TW"/>
-          </w:rPr>
-          <w:rPr>
-            <w:color w:val="0000EE"/>
-            <w:u w:val="single"/>
-          </w:rPr>
-          <w:t>可2:14</w:t>
-        </w:r>
-      </w:hyperlink>
-      <w:r>
-        <w:rPr>
-          <w:lang w:val="zh_TW" w:bidi="zh_TW"/>
-        </w:rPr>
-        <w:t>）；又稱馬太的十二門徒之一（</w:t>
-      </w:r>
-      <w:hyperlink r:id="rId53">
-        <w:r>
-          <w:rPr>
-            <w:lang w:val="zh_TW" w:bidi="zh_TW"/>
-          </w:rPr>
-          <w:rPr>
-            <w:color w:val="0000EE"/>
-            <w:u w:val="single"/>
-          </w:rPr>
-          <w:t>可2:14</w:t>
-        </w:r>
-      </w:hyperlink>
-      <w:r>
-        <w:rPr>
-          <w:lang w:val="zh_TW" w:bidi="zh_TW"/>
-        </w:rPr>
-        <w:t xml:space="preserve">； </w:t>
-      </w:r>
-      <w:hyperlink r:id="rId54">
-        <w:r>
-          <w:rPr>
-            <w:lang w:val="zh_TW" w:bidi="zh_TW"/>
-          </w:rPr>
-          <w:rPr>
-            <w:color w:val="0000EE"/>
-            <w:u w:val="single"/>
-          </w:rPr>
-          <w:t>路5:27</w:t>
-        </w:r>
-      </w:hyperlink>
-      <w:r>
-        <w:rPr>
-          <w:lang w:val="zh_TW" w:bidi="zh_TW"/>
-        </w:rPr>
-        <w:t>；參見</w:t>
-      </w:r>
-      <w:hyperlink r:id="rId55">
-        <w:r>
-          <w:rPr>
-            <w:lang w:val="zh_TW" w:bidi="zh_TW"/>
-          </w:rPr>
-          <w:rPr>
-            <w:color w:val="0000EE"/>
-            <w:u w:val="single"/>
-          </w:rPr>
-          <w:t>太9:9</w:t>
-        </w:r>
-      </w:hyperlink>
-      <w:r>
-        <w:rPr>
-          <w:lang w:val="zh_TW" w:bidi="zh_TW"/>
-        </w:rPr>
-        <w:t>）</w:t>
-      </w:r>
-      <w:r>
-        <w:rPr>
-          <w:i/>
-          <w:lang w:val="zh_TW" w:bidi="zh_TW"/>
-        </w:rPr>
-        <w:t>見</w:t>
-      </w:r>
-      <w:r>
-        <w:rPr>
-          <w:lang w:val="zh_TW" w:bidi="zh_TW"/>
-        </w:rPr>
-        <w:t>馬太（人名）</w:t>
-      </w:r>
-      <w:r>
-        <w:rPr>
-          <w:lang w:val="zh_TW" w:bidi="zh_TW"/>
-        </w:rPr>
-        <w:t>。</w:t>
-      </w:r>
-    </w:p>
-    <w:p>
-      <w:pPr>
-        <w:pStyle w:val="ListNumber"/>
-        <w:spacing w:line="240" w:lineRule="auto"/>
-        <w:ind w:left="720"/>
-      </w:pPr>
-      <w:r>
-        <w:rPr>
-          <w:lang w:val="zh_TW" w:bidi="zh_TW"/>
-        </w:rPr>
-      </w:r>
-      <w:r>
-        <w:rPr>
-          <w:lang w:val="zh_TW" w:bidi="zh_TW"/>
-        </w:rPr>
-        <w:t>麥基的兒子並耶穌的祖先（</w:t>
-      </w:r>
-      <w:hyperlink r:id="rId56">
-        <w:r>
-          <w:rPr>
-            <w:lang w:val="zh_TW" w:bidi="zh_TW"/>
-          </w:rPr>
-          <w:rPr>
-            <w:color w:val="0000EE"/>
-            <w:u w:val="single"/>
-          </w:rPr>
-          <w:t>路3:24</w:t>
+      <w:r>
+        <w:rPr>
+          <w:lang w:val="zh_TW" w:bidi="zh_TW"/>
+        </w:rPr>
+        <w:t>某些曠野地區有具體名稱，並與特定的城、人或事件有關。例如，夏甲在別是巴的曠野中走迷了路（</w:t>
+      </w:r>
+      <w:hyperlink r:id="rId83">
+        <w:r>
+          <w:rPr>
+            <w:lang w:val="zh_TW" w:bidi="zh_TW"/>
+          </w:rPr>
+          <w:rPr>
+            <w:color w:val="0000EE"/>
+            <w:u w:val="single"/>
+          </w:rPr>
+          <w:t>創21:14</w:t>
         </w:r>
       </w:hyperlink>
       <w:r>
@@ -1397,90 +1925,6 @@
           <w:lang w:val="zh_TW" w:bidi="zh_TW"/>
         </w:rPr>
         <w:t>）。</w:t>
-      </w:r>
-      <w:r>
-        <w:rPr>
-          <w:i/>
-          <w:lang w:val="zh_TW" w:bidi="zh_TW"/>
-        </w:rPr>
-        <w:t>見</w:t>
-      </w:r>
-      <w:r>
-        <w:rPr>
-          <w:lang w:val="zh_TW" w:bidi="zh_TW"/>
-        </w:rPr>
-        <w:t>耶穌基督的家譜</w:t>
-      </w:r>
-      <w:r>
-        <w:rPr>
-          <w:lang w:val="zh_TW" w:bidi="zh_TW"/>
-        </w:rPr>
-        <w:t>。</w:t>
-      </w:r>
-    </w:p>
-    <w:p>
-      <w:pPr>
-        <w:pStyle w:val="ListNumber"/>
-        <w:spacing w:line="240" w:lineRule="auto"/>
-        <w:ind w:left="720"/>
-      </w:pPr>
-      <w:r>
-        <w:rPr>
-          <w:lang w:val="zh_TW" w:bidi="zh_TW"/>
-        </w:rPr>
-      </w:r>
-      <w:r>
-        <w:rPr>
-          <w:lang w:val="zh_TW" w:bidi="zh_TW"/>
-        </w:rPr>
-        <w:t>西緬的兒子並耶穌的祖先（</w:t>
-      </w:r>
-      <w:hyperlink r:id="rId57">
-        <w:r>
-          <w:rPr>
-            <w:lang w:val="zh_TW" w:bidi="zh_TW"/>
-          </w:rPr>
-          <w:rPr>
-            <w:color w:val="0000EE"/>
-            <w:u w:val="single"/>
-          </w:rPr>
-          <w:t>路3:30</w:t>
-        </w:r>
-      </w:hyperlink>
-      <w:r>
-        <w:rPr>
-          <w:lang w:val="zh_TW" w:bidi="zh_TW"/>
-        </w:rPr>
-        <w:t>）。</w:t>
-      </w:r>
-      <w:r>
-        <w:rPr>
-          <w:i/>
-          <w:lang w:val="zh_TW" w:bidi="zh_TW"/>
-        </w:rPr>
-        <w:t>見</w:t>
-      </w:r>
-      <w:r>
-        <w:rPr>
-          <w:lang w:val="zh_TW" w:bidi="zh_TW"/>
-        </w:rPr>
-        <w:t>耶穌基督的家譜</w:t>
-      </w:r>
-      <w:r>
-        <w:rPr>
-          <w:lang w:val="zh_TW" w:bidi="zh_TW"/>
-        </w:rPr>
-        <w:t>。</w:t>
-      </w:r>
-      <w:r>
-        <w:rPr>
-          <w:lang w:val="zh_TW" w:bidi="zh_TW"/>
-        </w:rPr>
-      </w:r>
-      <w:r>
-        <w:rPr>
-          <w:lang w:val="zh_TW" w:bidi="zh_TW"/>
-        </w:rPr>
       </w:r>
     </w:p>
     <w:p>
@@ -1490,21 +1934,353 @@
           <w:lang w:val="zh_TW" w:bidi="zh_TW"/>
         </w:rPr>
       </w:r>
+      <w:r>
+        <w:rPr>
+          <w:lang w:val="zh_TW" w:bidi="zh_TW"/>
+        </w:rPr>
+        <w:t>以色列人出埃及時，曾經行經或停留在幾處有名的曠野地區：</w:t>
+      </w:r>
     </w:p>
     <w:p>
       <w:pPr>
-        <w:pStyle w:val="Heading2"/>
-      </w:pPr>
-      <w:r>
-        <w:rPr>
-          <w:lang w:val="zh_TW" w:bidi="zh_TW"/>
-        </w:rPr>
-        <w:t>利亞</w:t>
-      </w:r>
-      <w:r>
-        <w:rPr>
-          <w:lang w:val="zh_TW" w:bidi="zh_TW"/>
-        </w:rPr>
+        <w:pStyle w:val="ListBullet"/>
+        <w:spacing w:line="240" w:lineRule="auto"/>
+        <w:ind w:left="720"/>
+      </w:pPr>
+      <w:r>
+        <w:rPr>
+          <w:lang w:val="zh_TW" w:bidi="zh_TW"/>
+        </w:rPr>
+      </w:r>
+      <w:r>
+        <w:rPr>
+          <w:lang w:val="zh_TW" w:bidi="zh_TW"/>
+        </w:rPr>
+        <w:t>書珥（</w:t>
+      </w:r>
+      <w:hyperlink r:id="rId84">
+        <w:r>
+          <w:rPr>
+            <w:lang w:val="zh_TW" w:bidi="zh_TW"/>
+          </w:rPr>
+          <w:rPr>
+            <w:color w:val="0000EE"/>
+            <w:u w:val="single"/>
+          </w:rPr>
+          <w:t>出15:22</w:t>
+        </w:r>
+      </w:hyperlink>
+      <w:r>
+        <w:rPr>
+          <w:lang w:val="zh_TW" w:bidi="zh_TW"/>
+        </w:rPr>
+        <w:t>）</w:t>
+      </w:r>
+    </w:p>
+    <w:p>
+      <w:pPr>
+        <w:pStyle w:val="ListBullet"/>
+        <w:spacing w:line="240" w:lineRule="auto"/>
+        <w:ind w:left="720"/>
+      </w:pPr>
+      <w:r>
+        <w:rPr>
+          <w:lang w:val="zh_TW" w:bidi="zh_TW"/>
+        </w:rPr>
+      </w:r>
+      <w:r>
+        <w:rPr>
+          <w:lang w:val="zh_TW" w:bidi="zh_TW"/>
+        </w:rPr>
+        <w:t>伊坦（</w:t>
+      </w:r>
+      <w:hyperlink r:id="rId85">
+        <w:r>
+          <w:rPr>
+            <w:lang w:val="zh_TW" w:bidi="zh_TW"/>
+          </w:rPr>
+          <w:rPr>
+            <w:color w:val="0000EE"/>
+            <w:u w:val="single"/>
+          </w:rPr>
+          <w:t>民33:8</w:t>
+        </w:r>
+      </w:hyperlink>
+      <w:r>
+        <w:rPr>
+          <w:lang w:val="zh_TW" w:bidi="zh_TW"/>
+        </w:rPr>
+        <w:t>）</w:t>
+      </w:r>
+    </w:p>
+    <w:p>
+      <w:pPr>
+        <w:pStyle w:val="ListBullet"/>
+        <w:spacing w:line="240" w:lineRule="auto"/>
+        <w:ind w:left="720"/>
+      </w:pPr>
+      <w:r>
+        <w:rPr>
+          <w:lang w:val="zh_TW" w:bidi="zh_TW"/>
+        </w:rPr>
+      </w:r>
+      <w:r>
+        <w:rPr>
+          <w:lang w:val="zh_TW" w:bidi="zh_TW"/>
+        </w:rPr>
+        <w:t>汛（</w:t>
+      </w:r>
+      <w:hyperlink r:id="rId86">
+        <w:r>
+          <w:rPr>
+            <w:lang w:val="zh_TW" w:bidi="zh_TW"/>
+          </w:rPr>
+          <w:rPr>
+            <w:color w:val="0000EE"/>
+            <w:u w:val="single"/>
+          </w:rPr>
+          <w:t>出16:1</w:t>
+        </w:r>
+      </w:hyperlink>
+      <w:r>
+        <w:rPr>
+          <w:lang w:val="zh_TW" w:bidi="zh_TW"/>
+        </w:rPr>
+        <w:t>）</w:t>
+      </w:r>
+    </w:p>
+    <w:p>
+      <w:pPr>
+        <w:pStyle w:val="ListBullet"/>
+        <w:spacing w:line="240" w:lineRule="auto"/>
+        <w:ind w:left="720"/>
+      </w:pPr>
+      <w:r>
+        <w:rPr>
+          <w:lang w:val="zh_TW" w:bidi="zh_TW"/>
+        </w:rPr>
+      </w:r>
+      <w:r>
+        <w:rPr>
+          <w:lang w:val="zh_TW" w:bidi="zh_TW"/>
+        </w:rPr>
+        <w:t>西奈（</w:t>
+      </w:r>
+      <w:hyperlink r:id="rId87">
+        <w:r>
+          <w:rPr>
+            <w:lang w:val="zh_TW" w:bidi="zh_TW"/>
+          </w:rPr>
+          <w:rPr>
+            <w:color w:val="0000EE"/>
+            <w:u w:val="single"/>
+          </w:rPr>
+          <w:t>19:1–2</w:t>
+        </w:r>
+      </w:hyperlink>
+      <w:r>
+        <w:rPr>
+          <w:lang w:val="zh_TW" w:bidi="zh_TW"/>
+        </w:rPr>
+        <w:t>）</w:t>
+      </w:r>
+    </w:p>
+    <w:p>
+      <w:pPr>
+        <w:pStyle w:val="ListBullet"/>
+        <w:spacing w:line="240" w:lineRule="auto"/>
+        <w:ind w:left="720"/>
+      </w:pPr>
+      <w:r>
+        <w:rPr>
+          <w:lang w:val="zh_TW" w:bidi="zh_TW"/>
+        </w:rPr>
+      </w:r>
+      <w:r>
+        <w:rPr>
+          <w:lang w:val="zh_TW" w:bidi="zh_TW"/>
+        </w:rPr>
+        <w:t>尋（</w:t>
+      </w:r>
+      <w:hyperlink r:id="rId88">
+        <w:r>
+          <w:rPr>
+            <w:lang w:val="zh_TW" w:bidi="zh_TW"/>
+          </w:rPr>
+          <w:rPr>
+            <w:color w:val="0000EE"/>
+            <w:u w:val="single"/>
+          </w:rPr>
+          <w:t>民13:21</w:t>
+        </w:r>
+      </w:hyperlink>
+      <w:r>
+        <w:rPr>
+          <w:lang w:val="zh_TW" w:bidi="zh_TW"/>
+        </w:rPr>
+        <w:t>，</w:t>
+      </w:r>
+      <w:hyperlink r:id="rId89">
+        <w:r>
+          <w:rPr>
+            <w:lang w:val="zh_TW" w:bidi="zh_TW"/>
+          </w:rPr>
+          <w:rPr>
+            <w:color w:val="0000EE"/>
+            <w:u w:val="single"/>
+          </w:rPr>
+          <w:t>20:1</w:t>
+        </w:r>
+      </w:hyperlink>
+      <w:r>
+        <w:rPr>
+          <w:lang w:val="zh_TW" w:bidi="zh_TW"/>
+        </w:rPr>
+        <w:t>）</w:t>
+      </w:r>
+    </w:p>
+    <w:p>
+      <w:pPr>
+        <w:pStyle w:val="ListBullet"/>
+        <w:spacing w:line="240" w:lineRule="auto"/>
+        <w:ind w:left="720"/>
+      </w:pPr>
+      <w:r>
+        <w:rPr>
+          <w:lang w:val="zh_TW" w:bidi="zh_TW"/>
+        </w:rPr>
+      </w:r>
+      <w:r>
+        <w:rPr>
+          <w:lang w:val="zh_TW" w:bidi="zh_TW"/>
+        </w:rPr>
+        <w:t>巴蘭（</w:t>
+      </w:r>
+      <w:hyperlink r:id="rId90">
+        <w:r>
+          <w:rPr>
+            <w:lang w:val="zh_TW" w:bidi="zh_TW"/>
+          </w:rPr>
+          <w:rPr>
+            <w:color w:val="0000EE"/>
+            <w:u w:val="single"/>
+          </w:rPr>
+          <w:t>13:26</w:t>
+        </w:r>
+      </w:hyperlink>
+      <w:r>
+        <w:rPr>
+          <w:lang w:val="zh_TW" w:bidi="zh_TW"/>
+        </w:rPr>
+        <w:t>）</w:t>
+      </w:r>
+    </w:p>
+    <w:p>
+      <w:pPr>
+        <w:pStyle w:val="ListBullet"/>
+        <w:spacing w:line="240" w:lineRule="auto"/>
+        <w:ind w:left="720"/>
+      </w:pPr>
+      <w:r>
+        <w:rPr>
+          <w:lang w:val="zh_TW" w:bidi="zh_TW"/>
+        </w:rPr>
+      </w:r>
+      <w:r>
+        <w:rPr>
+          <w:lang w:val="zh_TW" w:bidi="zh_TW"/>
+        </w:rPr>
+        <w:t>加低斯（</w:t>
+      </w:r>
+      <w:hyperlink r:id="rId91">
+        <w:r>
+          <w:rPr>
+            <w:lang w:val="zh_TW" w:bidi="zh_TW"/>
+          </w:rPr>
+          <w:rPr>
+            <w:color w:val="0000EE"/>
+            <w:u w:val="single"/>
+          </w:rPr>
+          <w:t>詩29:8</w:t>
+        </w:r>
+      </w:hyperlink>
+      <w:r>
+        <w:rPr>
+          <w:lang w:val="zh_TW" w:bidi="zh_TW"/>
+        </w:rPr>
+        <w:t>）</w:t>
+      </w:r>
+    </w:p>
+    <w:p>
+      <w:pPr>
+        <w:pStyle w:val="ListBullet"/>
+        <w:spacing w:line="240" w:lineRule="auto"/>
+        <w:ind w:left="720"/>
+      </w:pPr>
+      <w:r>
+        <w:rPr>
+          <w:lang w:val="zh_TW" w:bidi="zh_TW"/>
+        </w:rPr>
+      </w:r>
+      <w:r>
+        <w:rPr>
+          <w:lang w:val="zh_TW" w:bidi="zh_TW"/>
+        </w:rPr>
+        <w:t>摩押（</w:t>
+      </w:r>
+      <w:hyperlink r:id="rId92">
+        <w:r>
+          <w:rPr>
+            <w:lang w:val="zh_TW" w:bidi="zh_TW"/>
+          </w:rPr>
+          <w:rPr>
+            <w:color w:val="0000EE"/>
+            <w:u w:val="single"/>
+          </w:rPr>
+          <w:t>申2:8</w:t>
+        </w:r>
+      </w:hyperlink>
+      <w:r>
+        <w:rPr>
+          <w:lang w:val="zh_TW" w:bidi="zh_TW"/>
+        </w:rPr>
+        <w:t>）</w:t>
+      </w:r>
+    </w:p>
+    <w:p>
+      <w:pPr>
+        <w:pStyle w:val="ListBullet"/>
+        <w:spacing w:line="240" w:lineRule="auto"/>
+        <w:ind w:left="720"/>
+      </w:pPr>
+      <w:r>
+        <w:rPr>
+          <w:lang w:val="zh_TW" w:bidi="zh_TW"/>
+        </w:rPr>
+      </w:r>
+      <w:r>
+        <w:rPr>
+          <w:lang w:val="zh_TW" w:bidi="zh_TW"/>
+        </w:rPr>
+        <w:t>基底莫（</w:t>
+      </w:r>
+      <w:hyperlink r:id="rId93">
+        <w:r>
+          <w:rPr>
+            <w:lang w:val="zh_TW" w:bidi="zh_TW"/>
+          </w:rPr>
+          <w:rPr>
+            <w:color w:val="0000EE"/>
+            <w:u w:val="single"/>
+          </w:rPr>
+          <w:t>26</w:t>
+        </w:r>
+      </w:hyperlink>
+      <w:r>
+        <w:rPr>
+          <w:lang w:val="zh_TW" w:bidi="zh_TW"/>
+        </w:rPr>
+        <w:t>節）</w:t>
       </w:r>
     </w:p>
     <w:p>
@@ -1518,7 +2294,61 @@
         <w:rPr>
           <w:lang w:val="zh_TW" w:bidi="zh_TW"/>
         </w:rPr>
-        <w:t>利亞是拉班的女兒和拉結的姐姐。</w:t>
+        <w:t>當大衛逃避掃羅時，曾躲藏在西弗曠野的山地（</w:t>
+      </w:r>
+      <w:hyperlink r:id="rId94">
+        <w:r>
+          <w:rPr>
+            <w:lang w:val="zh_TW" w:bidi="zh_TW"/>
+          </w:rPr>
+          <w:rPr>
+            <w:color w:val="0000EE"/>
+            <w:u w:val="single"/>
+          </w:rPr>
+          <w:t>撒上23:14–15</w:t>
+        </w:r>
+      </w:hyperlink>
+      <w:r>
+        <w:rPr>
+          <w:lang w:val="zh_TW" w:bidi="zh_TW"/>
+        </w:rPr>
+        <w:t>）。他也在瑪雲曠野（</w:t>
+      </w:r>
+      <w:hyperlink r:id="rId95">
+        <w:r>
+          <w:rPr>
+            <w:lang w:val="zh_TW" w:bidi="zh_TW"/>
+          </w:rPr>
+          <w:rPr>
+            <w:color w:val="0000EE"/>
+            <w:u w:val="single"/>
+          </w:rPr>
+          <w:t>24–25</w:t>
+        </w:r>
+      </w:hyperlink>
+      <w:r>
+        <w:rPr>
+          <w:lang w:val="zh_TW" w:bidi="zh_TW"/>
+        </w:rPr>
+        <w:t>節）和隱基底曠野避難（</w:t>
+      </w:r>
+      <w:hyperlink r:id="rId96">
+        <w:r>
+          <w:rPr>
+            <w:lang w:val="zh_TW" w:bidi="zh_TW"/>
+          </w:rPr>
+          <w:rPr>
+            <w:color w:val="0000EE"/>
+            <w:u w:val="single"/>
+          </w:rPr>
+          <w:t>24:1</w:t>
+        </w:r>
+      </w:hyperlink>
+      <w:r>
+        <w:rPr>
+          <w:lang w:val="zh_TW" w:bidi="zh_TW"/>
+        </w:rPr>
+        <w:t>）。</w:t>
       </w:r>
     </w:p>
     <w:p>
@@ -1532,84 +2362,36 @@
         <w:rPr>
           <w:lang w:val="zh_TW" w:bidi="zh_TW"/>
         </w:rPr>
-        <w:t>她是雅各的妻子，而雅各曾欺騙他的父親以撒，使以撒把原本給以掃的祝福給了他（</w:t>
-      </w:r>
-      <w:hyperlink r:id="rId58">
-        <w:r>
-          <w:rPr>
-            <w:lang w:val="zh_TW" w:bidi="zh_TW"/>
-          </w:rPr>
-          <w:rPr>
-            <w:color w:val="0000EE"/>
-            <w:u w:val="single"/>
-          </w:rPr>
-          <w:t>創27:5–40</w:t>
-        </w:r>
-      </w:hyperlink>
-      <w:r>
-        <w:rPr>
-          <w:lang w:val="zh_TW" w:bidi="zh_TW"/>
-        </w:rPr>
-        <w:t>）。雅各為了躲避以掃的怒氣並娶妻（</w:t>
-      </w:r>
-      <w:hyperlink r:id="rId59">
-        <w:r>
-          <w:rPr>
-            <w:lang w:val="zh_TW" w:bidi="zh_TW"/>
-          </w:rPr>
-          <w:rPr>
-            <w:color w:val="0000EE"/>
-            <w:u w:val="single"/>
-          </w:rPr>
-          <w:t>創27:46–28:2</w:t>
-        </w:r>
-      </w:hyperlink>
-      <w:r>
-        <w:rPr>
-          <w:lang w:val="zh_TW" w:bidi="zh_TW"/>
-        </w:rPr>
-        <w:t>），而前往他在美索不達米亞的母舅拉班那裡（</w:t>
-      </w:r>
-      <w:hyperlink r:id="rId60">
-        <w:r>
-          <w:rPr>
-            <w:lang w:val="zh_TW" w:bidi="zh_TW"/>
-          </w:rPr>
-          <w:rPr>
-            <w:color w:val="0000EE"/>
-            <w:u w:val="single"/>
-          </w:rPr>
-          <w:t>創27:43，</w:t>
-        </w:r>
-      </w:hyperlink>
-      <w:hyperlink r:id="rId61">
-        <w:r>
-          <w:rPr>
-            <w:lang w:val="zh_TW" w:bidi="zh_TW"/>
-          </w:rPr>
-          <w:rPr>
-            <w:color w:val="0000EE"/>
-            <w:u w:val="single"/>
-          </w:rPr>
-          <w:t>28:2</w:t>
-        </w:r>
-      </w:hyperlink>
-      <w:r>
-        <w:rPr>
-          <w:lang w:val="zh_TW" w:bidi="zh_TW"/>
-        </w:rPr>
-        <w:t>）。他愛上了拉班的小女兒拉結，並答應為拉班工作七年，以娶她為妻（</w:t>
-      </w:r>
-      <w:hyperlink r:id="rId62">
-        <w:r>
-          <w:rPr>
-            <w:lang w:val="zh_TW" w:bidi="zh_TW"/>
-          </w:rPr>
-          <w:rPr>
-            <w:color w:val="0000EE"/>
-            <w:u w:val="single"/>
-          </w:rPr>
-          <w:t>創29:17–18</w:t>
+        <w:t>村莊或城有時與曠野相關。</w:t>
+      </w:r>
+      <w:hyperlink r:id="rId97">
+        <w:r>
+          <w:rPr>
+            <w:lang w:val="zh_TW" w:bidi="zh_TW"/>
+          </w:rPr>
+          <w:rPr>
+            <w:color w:val="0000EE"/>
+            <w:u w:val="single"/>
+          </w:rPr>
+          <w:t>約書亞記十五章61至62節</w:t>
+        </w:r>
+      </w:hyperlink>
+      <w:r>
+        <w:rPr>
+          <w:lang w:val="zh_TW" w:bidi="zh_TW"/>
+        </w:rPr>
+        <w:t>列出了「在曠野」的六個城及其村莊。以賽亞宣告了曠野和其中的城邑未來的喜樂（</w:t>
+      </w:r>
+      <w:hyperlink r:id="rId98">
+        <w:r>
+          <w:rPr>
+            <w:lang w:val="zh_TW" w:bidi="zh_TW"/>
+          </w:rPr>
+          <w:rPr>
+            <w:color w:val="0000EE"/>
+            <w:u w:val="single"/>
+          </w:rPr>
+          <w:t>賽42:11</w:t>
         </w:r>
       </w:hyperlink>
       <w:r>
@@ -1617,6 +2399,17 @@
           <w:lang w:val="zh_TW" w:bidi="zh_TW"/>
         </w:rPr>
         <w:t>）。</w:t>
+      </w:r>
+    </w:p>
+    <w:p>
+      <w:pPr>
+        <w:pStyle w:val="Heading3"/>
+      </w:pPr>
+      <w:r>
+        <w:rPr>
+          <w:lang w:val="zh_TW" w:bidi="zh_TW"/>
+        </w:rPr>
+        <w:t>曠野的屬靈意義是什麼？</w:t>
       </w:r>
     </w:p>
     <w:p>
@@ -1630,54 +2423,18 @@
         <w:rPr>
           <w:lang w:val="zh_TW" w:bidi="zh_TW"/>
         </w:rPr>
-        <w:t>到成親的時候，拉班欺騙雅各，把年長的女兒利亞嫁給他，而不是拉結（</w:t>
-      </w:r>
-      <w:hyperlink r:id="rId63">
-        <w:r>
-          <w:rPr>
-            <w:lang w:val="zh_TW" w:bidi="zh_TW"/>
-          </w:rPr>
-          <w:rPr>
-            <w:color w:val="0000EE"/>
-            <w:u w:val="single"/>
-          </w:rPr>
-          <w:t>創29:21–25</w:t>
-        </w:r>
-      </w:hyperlink>
-      <w:r>
-        <w:rPr>
-          <w:lang w:val="zh_TW" w:bidi="zh_TW"/>
-        </w:rPr>
-        <w:t>）。拉班辯稱，必須先讓大女兒出嫁（</w:t>
-      </w:r>
-      <w:hyperlink r:id="rId64">
-        <w:r>
-          <w:rPr>
-            <w:lang w:val="zh_TW" w:bidi="zh_TW"/>
-          </w:rPr>
-          <w:rPr>
-            <w:color w:val="0000EE"/>
-            <w:u w:val="single"/>
-          </w:rPr>
-          <w:t>創29:26</w:t>
-        </w:r>
-      </w:hyperlink>
-      <w:r>
-        <w:rPr>
-          <w:lang w:val="zh_TW" w:bidi="zh_TW"/>
-        </w:rPr>
-        <w:t>）。經文形容利亞「眼睛沒有神氣」，拉結卻「生得美貌俊秀」（</w:t>
-      </w:r>
-      <w:hyperlink r:id="rId65">
-        <w:r>
-          <w:rPr>
-            <w:lang w:val="zh_TW" w:bidi="zh_TW"/>
-          </w:rPr>
-          <w:rPr>
-            <w:color w:val="0000EE"/>
-            <w:u w:val="single"/>
-          </w:rPr>
-          <w:t>創29:17</w:t>
+        <w:t>曠野與艱苦和試探有關。以利亞的生活方式和穿著，經常讓人聯想到曠野。以利亞的繼承者以利沙也曾在以東的曠野事奉（</w:t>
+      </w:r>
+      <w:hyperlink r:id="rId99">
+        <w:r>
+          <w:rPr>
+            <w:lang w:val="zh_TW" w:bidi="zh_TW"/>
+          </w:rPr>
+          <w:rPr>
+            <w:color w:val="0000EE"/>
+            <w:u w:val="single"/>
+          </w:rPr>
+          <w:t>王下3:4–27</w:t>
         </w:r>
       </w:hyperlink>
       <w:r>
@@ -1698,173 +2455,133 @@
         <w:rPr>
           <w:lang w:val="zh_TW" w:bidi="zh_TW"/>
         </w:rPr>
-        <w:t>雅各為了娶他深愛的拉結，再為拉班工作七年（</w:t>
-      </w:r>
-      <w:hyperlink r:id="rId66">
-        <w:r>
-          <w:rPr>
-            <w:lang w:val="zh_TW" w:bidi="zh_TW"/>
-          </w:rPr>
-          <w:rPr>
-            <w:color w:val="0000EE"/>
-            <w:u w:val="single"/>
-          </w:rPr>
-          <w:t>創29:20</w:t>
-        </w:r>
-      </w:hyperlink>
-      <w:r>
-        <w:rPr>
-          <w:lang w:val="zh_TW" w:bidi="zh_TW"/>
-        </w:rPr>
-        <w:t>）。利亞不像拉結那樣得寵，但她在拉結還沒有生子以前，已經生了六個兒子和一個女兒（</w:t>
-      </w:r>
-      <w:hyperlink r:id="rId67">
-        <w:r>
-          <w:rPr>
-            <w:lang w:val="zh_TW" w:bidi="zh_TW"/>
-          </w:rPr>
-          <w:rPr>
-            <w:color w:val="0000EE"/>
-            <w:u w:val="single"/>
-          </w:rPr>
-          <w:t>創29:31–30:22</w:t>
-        </w:r>
-      </w:hyperlink>
-      <w:r>
-        <w:rPr>
-          <w:lang w:val="zh_TW" w:bidi="zh_TW"/>
-        </w:rPr>
-        <w:t>）：</w:t>
-      </w:r>
-    </w:p>
-    <w:p>
-      <w:pPr>
-        <w:pStyle w:val="ListNumber"/>
-        <w:numPr>
-          <w:ilvl w:val="0"/>
-          <w:numId w:val="15"/>
-        </w:numPr>
-        <w:spacing w:line="240" w:lineRule="auto"/>
-        <w:ind w:left="720"/>
-      </w:pPr>
-      <w:r>
-        <w:rPr>
-          <w:lang w:val="zh_TW" w:bidi="zh_TW"/>
-        </w:rPr>
-      </w:r>
-      <w:r>
-        <w:rPr>
-          <w:lang w:val="zh_TW" w:bidi="zh_TW"/>
-        </w:rPr>
-        <w:t>呂便</w:t>
-      </w:r>
-    </w:p>
-    <w:p>
-      <w:pPr>
-        <w:pStyle w:val="ListNumber"/>
-        <w:spacing w:line="240" w:lineRule="auto"/>
-        <w:ind w:left="720"/>
-      </w:pPr>
-      <w:r>
-        <w:rPr>
-          <w:lang w:val="zh_TW" w:bidi="zh_TW"/>
-        </w:rPr>
-      </w:r>
-      <w:r>
-        <w:rPr>
-          <w:lang w:val="zh_TW" w:bidi="zh_TW"/>
-        </w:rPr>
-        <w:t>西緬</w:t>
-      </w:r>
-    </w:p>
-    <w:p>
-      <w:pPr>
-        <w:pStyle w:val="ListNumber"/>
-        <w:spacing w:line="240" w:lineRule="auto"/>
-        <w:ind w:left="720"/>
-      </w:pPr>
-      <w:r>
-        <w:rPr>
-          <w:lang w:val="zh_TW" w:bidi="zh_TW"/>
-        </w:rPr>
-      </w:r>
-      <w:r>
-        <w:rPr>
-          <w:lang w:val="zh_TW" w:bidi="zh_TW"/>
-        </w:rPr>
-        <w:t>利未</w:t>
-      </w:r>
-    </w:p>
-    <w:p>
-      <w:pPr>
-        <w:pStyle w:val="ListNumber"/>
-        <w:spacing w:line="240" w:lineRule="auto"/>
-        <w:ind w:left="720"/>
-      </w:pPr>
-      <w:r>
-        <w:rPr>
-          <w:lang w:val="zh_TW" w:bidi="zh_TW"/>
-        </w:rPr>
-      </w:r>
-      <w:r>
-        <w:rPr>
-          <w:lang w:val="zh_TW" w:bidi="zh_TW"/>
-        </w:rPr>
-        <w:t>猶大</w:t>
-      </w:r>
-    </w:p>
-    <w:p>
-      <w:pPr>
-        <w:pStyle w:val="ListNumber"/>
-        <w:spacing w:line="240" w:lineRule="auto"/>
-        <w:ind w:left="720"/>
-      </w:pPr>
-      <w:r>
-        <w:rPr>
-          <w:lang w:val="zh_TW" w:bidi="zh_TW"/>
-        </w:rPr>
-      </w:r>
-      <w:r>
-        <w:rPr>
-          <w:lang w:val="zh_TW" w:bidi="zh_TW"/>
-        </w:rPr>
-        <w:t>以薩迦</w:t>
-      </w:r>
-    </w:p>
-    <w:p>
-      <w:pPr>
-        <w:pStyle w:val="ListNumber"/>
-        <w:spacing w:line="240" w:lineRule="auto"/>
-        <w:ind w:left="720"/>
-      </w:pPr>
-      <w:r>
-        <w:rPr>
-          <w:lang w:val="zh_TW" w:bidi="zh_TW"/>
-        </w:rPr>
-      </w:r>
-      <w:r>
-        <w:rPr>
-          <w:lang w:val="zh_TW" w:bidi="zh_TW"/>
-        </w:rPr>
-        <w:t>西布倫</w:t>
-      </w:r>
-    </w:p>
-    <w:p>
-      <w:pPr>
-        <w:pStyle w:val="ListNumber"/>
-        <w:spacing w:line="240" w:lineRule="auto"/>
-        <w:ind w:left="720"/>
-      </w:pPr>
-      <w:r>
-        <w:rPr>
-          <w:lang w:val="zh_TW" w:bidi="zh_TW"/>
-        </w:rPr>
-      </w:r>
-      <w:r>
-        <w:rPr>
-          <w:lang w:val="zh_TW" w:bidi="zh_TW"/>
-        </w:rPr>
-        <w:t>底拿</w:t>
+        <w:t>以賽亞預言了施洗約翰的信息，約翰在猶大的曠野傳道（</w:t>
+      </w:r>
+      <w:hyperlink r:id="rId100">
+        <w:r>
+          <w:rPr>
+            <w:lang w:val="zh_TW" w:bidi="zh_TW"/>
+          </w:rPr>
+          <w:rPr>
+            <w:color w:val="0000EE"/>
+            <w:u w:val="single"/>
+          </w:rPr>
+          <w:t>賽40:3</w:t>
+        </w:r>
+      </w:hyperlink>
+      <w:r>
+        <w:rPr>
+          <w:lang w:val="zh_TW" w:bidi="zh_TW"/>
+        </w:rPr>
+        <w:t>；</w:t>
+      </w:r>
+      <w:hyperlink r:id="rId101">
+        <w:r>
+          <w:rPr>
+            <w:lang w:val="zh_TW" w:bidi="zh_TW"/>
+          </w:rPr>
+          <w:rPr>
+            <w:color w:val="0000EE"/>
+            <w:u w:val="single"/>
+          </w:rPr>
+          <w:t>太3:1–3</w:t>
+        </w:r>
+      </w:hyperlink>
+      <w:r>
+        <w:rPr>
+          <w:lang w:val="zh_TW" w:bidi="zh_TW"/>
+        </w:rPr>
+        <w:t>；</w:t>
+      </w:r>
+      <w:hyperlink r:id="rId102">
+        <w:r>
+          <w:rPr>
+            <w:lang w:val="zh_TW" w:bidi="zh_TW"/>
+          </w:rPr>
+          <w:rPr>
+            <w:color w:val="0000EE"/>
+            <w:u w:val="single"/>
+          </w:rPr>
+          <w:t>可1:2–4</w:t>
+        </w:r>
+      </w:hyperlink>
+      <w:r>
+        <w:rPr>
+          <w:lang w:val="zh_TW" w:bidi="zh_TW"/>
+        </w:rPr>
+        <w:t>；</w:t>
+      </w:r>
+      <w:hyperlink r:id="rId103">
+        <w:r>
+          <w:rPr>
+            <w:lang w:val="zh_TW" w:bidi="zh_TW"/>
+          </w:rPr>
+          <w:rPr>
+            <w:color w:val="0000EE"/>
+            <w:u w:val="single"/>
+          </w:rPr>
+          <w:t>路3:1–6</w:t>
+        </w:r>
+      </w:hyperlink>
+      <w:r>
+        <w:rPr>
+          <w:lang w:val="zh_TW" w:bidi="zh_TW"/>
+        </w:rPr>
+        <w:t>；</w:t>
+      </w:r>
+      <w:hyperlink r:id="rId104">
+        <w:r>
+          <w:rPr>
+            <w:lang w:val="zh_TW" w:bidi="zh_TW"/>
+          </w:rPr>
+          <w:rPr>
+            <w:color w:val="0000EE"/>
+            <w:u w:val="single"/>
+          </w:rPr>
+          <w:t>約1:23</w:t>
+        </w:r>
+      </w:hyperlink>
+      <w:r>
+        <w:rPr>
+          <w:lang w:val="zh_TW" w:bidi="zh_TW"/>
+        </w:rPr>
+        <w:t>）。耶穌被聖靈充滿，聖靈將祂引到曠野四十天，祂在那裡受到魔鬼的試探（參</w:t>
+      </w:r>
+      <w:hyperlink r:id="rId105">
+        <w:r>
+          <w:rPr>
+            <w:lang w:val="zh_TW" w:bidi="zh_TW"/>
+          </w:rPr>
+          <w:rPr>
+            <w:color w:val="0000EE"/>
+            <w:u w:val="single"/>
+          </w:rPr>
+          <w:t>路4:1–2</w:t>
+        </w:r>
+      </w:hyperlink>
+      <w:r>
+        <w:rPr>
+          <w:lang w:val="zh_TW" w:bidi="zh_TW"/>
+        </w:rPr>
+        <w:t>）。天使也在曠野服事耶穌（</w:t>
+      </w:r>
+      <w:hyperlink r:id="rId23">
+        <w:r>
+          <w:rPr>
+            <w:lang w:val="zh_TW" w:bidi="zh_TW"/>
+          </w:rPr>
+          <w:rPr>
+            <w:color w:val="0000EE"/>
+            <w:u w:val="single"/>
+          </w:rPr>
+          <w:t>可1:13</w:t>
+        </w:r>
+      </w:hyperlink>
+      <w:r>
+        <w:rPr>
+          <w:lang w:val="zh_TW" w:bidi="zh_TW"/>
+        </w:rPr>
+        <w:t>）。</w:t>
       </w:r>
     </w:p>
     <w:p>
@@ -1878,18 +2595,18 @@
         <w:rPr>
           <w:lang w:val="zh_TW" w:bidi="zh_TW"/>
         </w:rPr>
-        <w:t>拉結因不能生育而深感痛苦，她甚至為了懷孕而跟利亞交換了風茄──人們認為有助受孕的植物（</w:t>
-      </w:r>
-      <w:hyperlink r:id="rId68">
-        <w:r>
-          <w:rPr>
-            <w:lang w:val="zh_TW" w:bidi="zh_TW"/>
-          </w:rPr>
-          <w:rPr>
-            <w:color w:val="0000EE"/>
-            <w:u w:val="single"/>
-          </w:rPr>
-          <w:t>創30:14–17</w:t>
+        <w:t>埃及的隱士和死海附近的昆蘭社區利用曠野逃避城中生活的邪惡。然而，耶穌則是利用曠野作為禱告和與父神相交之處（</w:t>
+      </w:r>
+      <w:hyperlink r:id="rId64">
+        <w:r>
+          <w:rPr>
+            <w:lang w:val="zh_TW" w:bidi="zh_TW"/>
+          </w:rPr>
+          <w:rPr>
+            <w:color w:val="0000EE"/>
+            <w:u w:val="single"/>
+          </w:rPr>
+          <w:t>路5:16</w:t>
         </w:r>
       </w:hyperlink>
       <w:r>
@@ -1908,75 +2625,44 @@
       </w:r>
       <w:r>
         <w:rPr>
-          <w:lang w:val="zh_TW" w:bidi="zh_TW"/>
-        </w:rPr>
-        <w:t>利亞的眾兒子在以色列歷史上佔有重要地位。她的兒子利未成了祭司的先祖，而猶大成了君王家系的先祖，耶穌基督正是從這個家系而來（</w:t>
-      </w:r>
-      <w:hyperlink r:id="rId69">
-        <w:r>
-          <w:rPr>
-            <w:lang w:val="zh_TW" w:bidi="zh_TW"/>
-          </w:rPr>
-          <w:rPr>
-            <w:color w:val="0000EE"/>
-            <w:u w:val="single"/>
-          </w:rPr>
-          <w:t>創3:15，</w:t>
-        </w:r>
-      </w:hyperlink>
-      <w:hyperlink r:id="rId70">
-        <w:r>
-          <w:rPr>
-            <w:lang w:val="zh_TW" w:bidi="zh_TW"/>
-          </w:rPr>
-          <w:rPr>
-            <w:color w:val="0000EE"/>
-            <w:u w:val="single"/>
-          </w:rPr>
-          <w:t>12:2–3</w:t>
-        </w:r>
-      </w:hyperlink>
+          <w:i/>
+          <w:lang w:val="zh_TW" w:bidi="zh_TW"/>
+        </w:rPr>
+        <w:t>見</w:t>
+      </w:r>
+      <w:r>
+        <w:rPr>
+          <w:lang w:val="zh_TW" w:bidi="zh_TW"/>
+        </w:rPr>
+        <w:t>曠野</w:t>
+      </w:r>
       <w:r>
         <w:rPr>
           <w:lang w:val="zh_TW" w:bidi="zh_TW"/>
         </w:rPr>
         <w:t>；</w:t>
       </w:r>
-      <w:hyperlink r:id="rId71">
-        <w:r>
-          <w:rPr>
-            <w:lang w:val="zh_TW" w:bidi="zh_TW"/>
-          </w:rPr>
-          <w:rPr>
-            <w:color w:val="0000EE"/>
-            <w:u w:val="single"/>
-          </w:rPr>
-          <w:t>撒下7:16</w:t>
-        </w:r>
-      </w:hyperlink>
-      <w:r>
-        <w:rPr>
-          <w:lang w:val="zh_TW" w:bidi="zh_TW"/>
-        </w:rPr>
-        <w:t>；</w:t>
-      </w:r>
-      <w:hyperlink r:id="rId72">
-        <w:r>
-          <w:rPr>
-            <w:lang w:val="zh_TW" w:bidi="zh_TW"/>
-          </w:rPr>
-          <w:rPr>
-            <w:color w:val="0000EE"/>
-            <w:u w:val="single"/>
-          </w:rPr>
-          <w:t>太1:1</w:t>
-        </w:r>
-      </w:hyperlink>
-      <w:r>
-        <w:rPr>
-          <w:lang w:val="zh_TW" w:bidi="zh_TW"/>
-        </w:rPr>
-        <w:t>）。</w:t>
+      <w:r>
+        <w:rPr>
+          <w:lang w:val="zh_TW" w:bidi="zh_TW"/>
+        </w:rPr>
+        <w:t>曠野漂流</w:t>
+      </w:r>
+      <w:r>
+        <w:rPr>
+          <w:lang w:val="zh_TW" w:bidi="zh_TW"/>
+        </w:rPr>
+        <w:t>。</w:t>
+      </w:r>
+      <w:r>
+        <w:rPr>
+          <w:lang w:val="zh_TW" w:bidi="zh_TW"/>
+        </w:rPr>
+      </w:r>
+      <w:r>
+        <w:rPr>
+          <w:lang w:val="zh_TW" w:bidi="zh_TW"/>
+        </w:rPr>
       </w:r>
     </w:p>
     <w:p>
@@ -1986,29 +2672,16 @@
           <w:lang w:val="zh_TW" w:bidi="zh_TW"/>
         </w:rPr>
       </w:r>
-      <w:r>
-        <w:rPr>
-          <w:i/>
-          <w:lang w:val="zh_TW" w:bidi="zh_TW"/>
-        </w:rPr>
-        <w:t>另見</w:t>
-      </w:r>
-      <w:r>
-        <w:rPr>
-          <w:lang w:val="zh_TW" w:bidi="zh_TW"/>
-        </w:rPr>
-        <w:t>雅各#1</w:t>
-      </w:r>
-      <w:r>
-        <w:rPr>
-          <w:lang w:val="zh_TW" w:bidi="zh_TW"/>
-        </w:rPr>
-        <w:t>。</w:t>
-      </w:r>
-      <w:r>
-        <w:rPr>
-          <w:lang w:val="zh_TW" w:bidi="zh_TW"/>
-        </w:rPr>
+    </w:p>
+    <w:p>
+      <w:pPr>
+        <w:pStyle w:val="Heading2"/>
+      </w:pPr>
+      <w:r>
+        <w:rPr>
+          <w:lang w:val="zh_TW" w:bidi="zh_TW"/>
+        </w:rPr>
+        <w:t>礦物和金屬</w:t>
       </w:r>
       <w:r>
         <w:rPr>
@@ -2023,21 +2696,11 @@
           <w:lang w:val="zh_TW" w:bidi="zh_TW"/>
         </w:rPr>
       </w:r>
-    </w:p>
-    <w:p>
-      <w:pPr>
-        <w:pStyle w:val="Heading2"/>
-      </w:pPr>
-      <w:r>
-        <w:rPr>
-          <w:lang w:val="zh_TW" w:bidi="zh_TW"/>
-        </w:rPr>
-        <w:t>麗貝卡，利百加</w:t>
-      </w:r>
-      <w:r>
-        <w:rPr>
-          <w:lang w:val="zh_TW" w:bidi="zh_TW"/>
-        </w:rPr>
+      <w:r>
+        <w:rPr>
+          <w:lang w:val="zh_TW" w:bidi="zh_TW"/>
+        </w:rPr>
+        <w:t>「礦物」指天然存在的物質，通常是礦石，必須經過開採和處理才能提煉出金屬。「金屬」則是像鐵、銅這類的化學元素，純淨、不含其它物質的污染。純淨形態的金屬通常不會自然存在於自然界中，但也有例外。</w:t>
       </w:r>
     </w:p>
     <w:p>
@@ -2051,43 +2714,7 @@
         <w:rPr>
           <w:lang w:val="zh_TW" w:bidi="zh_TW"/>
         </w:rPr>
-        <w:t>彼土利的女兒，也是族長以撒的妻子。她的名字意為「豐滿」或「選擇」，在創世記中出現了31次（主要在第</w:t>
-      </w:r>
-      <w:hyperlink r:id="rId73">
-        <w:r>
-          <w:rPr>
-            <w:lang w:val="zh_TW" w:bidi="zh_TW"/>
-          </w:rPr>
-          <w:rPr>
-            <w:color w:val="0000EE"/>
-            <w:u w:val="single"/>
-          </w:rPr>
-          <w:t>24–27</w:t>
-        </w:r>
-      </w:hyperlink>
-      <w:r>
-        <w:rPr>
-          <w:lang w:val="zh_TW" w:bidi="zh_TW"/>
-        </w:rPr>
-        <w:t>章），並在</w:t>
-      </w:r>
-      <w:hyperlink r:id="rId74">
-        <w:r>
-          <w:rPr>
-            <w:lang w:val="zh_TW" w:bidi="zh_TW"/>
-          </w:rPr>
-          <w:rPr>
-            <w:color w:val="0000EE"/>
-            <w:u w:val="single"/>
-          </w:rPr>
-          <w:t>羅馬書九章10節</w:t>
-        </w:r>
-      </w:hyperlink>
-      <w:r>
-        <w:rPr>
-          <w:lang w:val="zh_TW" w:bidi="zh_TW"/>
-        </w:rPr>
-        <w:t>中出現一次。</w:t>
+        <w:t>在巴勒斯坦，採礦與冶煉是極其古老的技藝，遠早於以色列人到來之前就已存在。採集合適的石材（例如火石）的歷史可追溯至石器時代，採集建築石材也同樣歷史悠久。特別是金屬方面，天然金、銅與隕鐵（meteoric iron）在公元前4000年之前就已在中東地區為人認識和使用。在公元前4000年到3000年期間，人們開始逐漸發現天然銀以及銅礦與鉛礦。人們可能是在偶然的情況下發現冶煉技術，從而促成青銅等合金的製作。之後，人們又發現可以還原氧化鐵。從公元前3000年到2000年之間，相關技術有重大進展，人們懂得還原銅的硫化物和錫的氧化物，而金屬錫與銅也成為重要的貿易物品。</w:t>
       </w:r>
     </w:p>
     <w:p>
@@ -2101,25 +2728,7 @@
         <w:rPr>
           <w:lang w:val="zh_TW" w:bidi="zh_TW"/>
         </w:rPr>
-        <w:t>利百加的父親是彼土利，而彼土利是密迦和拿鶴的兒子，拿鶴是亞伯拉罕的兄弟（</w:t>
-      </w:r>
-      <w:hyperlink r:id="rId75">
-        <w:r>
-          <w:rPr>
-            <w:lang w:val="zh_TW" w:bidi="zh_TW"/>
-          </w:rPr>
-          <w:rPr>
-            <w:color w:val="0000EE"/>
-            <w:u w:val="single"/>
-          </w:rPr>
-          <w:t>創22:20–23</w:t>
-        </w:r>
-      </w:hyperlink>
-      <w:r>
-        <w:rPr>
-          <w:lang w:val="zh_TW" w:bidi="zh_TW"/>
-        </w:rPr>
-        <w:t>）。亞伯拉罕是她的叔公，當然，最終也是她的公公。拉班是利亞和拉結的父親，也是利百加的哥哥。後來，利百加的兒子雅各娶了他的兩位表姐妹，這兩位是姐妹。</w:t>
+        <w:t>在公元前2000年至1000年間，風箱（bellows）開始用於爐灶，人們能把鐵從礦石中還原並加以鍛造。大約在公元前1500年，人們發現用銅與鋅製造黃銅的工藝，但直到之後一段時期才逐漸變得重要。人們使用青銅已有好幾個世紀，有時會加入較高比例的錫，使其形成適合製作鏡的鏡面金屬（speculum）。到了這個時期，以色列人已在那地定居，並建立王國。從公元前1000年到基督教時代開始，金屬的生產——特別是鐵，大幅增加。人們也製造出某種形式的鋼，用來打造武器和工具。</w:t>
       </w:r>
     </w:p>
     <w:p>
@@ -2129,23 +2738,83 @@
           <w:lang w:val="zh_TW" w:bidi="zh_TW"/>
         </w:rPr>
       </w:r>
-      <w:hyperlink r:id="rId76">
-        <w:r>
-          <w:rPr>
-            <w:lang w:val="zh_TW" w:bidi="zh_TW"/>
-          </w:rPr>
-          <w:rPr>
-            <w:color w:val="0000EE"/>
-            <w:u w:val="single"/>
-          </w:rPr>
-          <w:t>創世記二十四章</w:t>
-        </w:r>
-      </w:hyperlink>
-      <w:r>
-        <w:rPr>
-          <w:lang w:val="zh_TW" w:bidi="zh_TW"/>
-        </w:rPr>
-        <w:t>記載了亞伯拉罕的僕人為以撒尋得妻子的過程。他遵從亞伯拉罕的指示，前往亞蘭·納哈拉音（美索不達米亞西北部），因為亞伯拉罕不希望他的兒子娶當地的迦南女子。僕人的禱告得到了回應，利百加不僅給他水喝，也給他的駱駝水喝。在款待了亞伯拉罕的僕人，並且收到聘禮後，利百加心甘情願地去見她的新丈夫。</w:t>
+      <w:r>
+        <w:rPr>
+          <w:lang w:val="zh_TW" w:bidi="zh_TW"/>
+        </w:rPr>
+        <w:t>到了大衛與所羅門的時代，以色列人已掌握許多金屬提煉與加工的技術。大衛在統治時期征服了以東，而以東盛產銅與鐵（</w:t>
+      </w:r>
+      <w:hyperlink r:id="rId106">
+        <w:r>
+          <w:rPr>
+            <w:lang w:val="zh_TW" w:bidi="zh_TW"/>
+          </w:rPr>
+          <w:rPr>
+            <w:color w:val="0000EE"/>
+            <w:u w:val="single"/>
+          </w:rPr>
+          <w:t>撒下8:13–14</w:t>
+        </w:r>
+      </w:hyperlink>
+      <w:r>
+        <w:rPr>
+          <w:lang w:val="zh_TW" w:bidi="zh_TW"/>
+        </w:rPr>
+        <w:t>），約旦河谷地區的各種金屬鑄造工作亦蓬勃發展（</w:t>
+      </w:r>
+      <w:hyperlink r:id="rId107">
+        <w:r>
+          <w:rPr>
+            <w:lang w:val="zh_TW" w:bidi="zh_TW"/>
+          </w:rPr>
+          <w:rPr>
+            <w:color w:val="0000EE"/>
+            <w:u w:val="single"/>
+          </w:rPr>
+          <w:t>王上7:13–14、45–46</w:t>
+        </w:r>
+      </w:hyperlink>
+      <w:r>
+        <w:rPr>
+          <w:lang w:val="zh_TW" w:bidi="zh_TW"/>
+        </w:rPr>
+        <w:t>）。所羅門在進行這些工作時，得到腓尼基工匠希蘭協助。以色列的傳統認為冶金的起源出自土八‧該隱（</w:t>
+      </w:r>
+      <w:hyperlink r:id="rId108">
+        <w:r>
+          <w:rPr>
+            <w:lang w:val="zh_TW" w:bidi="zh_TW"/>
+          </w:rPr>
+          <w:rPr>
+            <w:color w:val="0000EE"/>
+            <w:u w:val="single"/>
+          </w:rPr>
+          <w:t>創4:22</w:t>
+        </w:r>
+      </w:hyperlink>
+      <w:r>
+        <w:rPr>
+          <w:lang w:val="zh_TW" w:bidi="zh_TW"/>
+        </w:rPr>
+        <w:t>），經文說他打造各種銅器和鐵器。</w:t>
+      </w:r>
+      <w:hyperlink r:id="rId109">
+        <w:r>
+          <w:rPr>
+            <w:lang w:val="zh_TW" w:bidi="zh_TW"/>
+          </w:rPr>
+          <w:rPr>
+            <w:color w:val="0000EE"/>
+            <w:u w:val="single"/>
+          </w:rPr>
+          <w:t>申命記八章9節</w:t>
+        </w:r>
+      </w:hyperlink>
+      <w:r>
+        <w:rPr>
+          <w:lang w:val="zh_TW" w:bidi="zh_TW"/>
+        </w:rPr>
+        <w:t>提到，以色列人要進入的那地盛產鐵與銅。</w:t>
       </w:r>
     </w:p>
     <w:p>
@@ -2159,36 +2828,36 @@
         <w:rPr>
           <w:lang w:val="zh_TW" w:bidi="zh_TW"/>
         </w:rPr>
-        <w:t>利百加生了雙胞胎，以掃和雅各（</w:t>
-      </w:r>
-      <w:hyperlink r:id="rId77">
-        <w:r>
-          <w:rPr>
-            <w:lang w:val="zh_TW" w:bidi="zh_TW"/>
-          </w:rPr>
-          <w:rPr>
-            <w:color w:val="0000EE"/>
-            <w:u w:val="single"/>
-          </w:rPr>
-          <w:t>25:20–27</w:t>
-        </w:r>
-      </w:hyperlink>
-      <w:r>
-        <w:rPr>
-          <w:lang w:val="zh_TW" w:bidi="zh_TW"/>
-        </w:rPr>
-        <w:t>）。她偏愛弟弟雅各勝過以掃，並和雅各一起欺騙她的丈夫以確保雅各能獲得長子的權利。她出主意，讓雅各摸上去、看上去、聞起來都像常在野外的以掃。此外，她還準備了以撒最喜愛的菜餚以促成此事（</w:t>
-      </w:r>
-      <w:hyperlink r:id="rId78">
-        <w:r>
-          <w:rPr>
-            <w:lang w:val="zh_TW" w:bidi="zh_TW"/>
-          </w:rPr>
-          <w:rPr>
-            <w:color w:val="0000EE"/>
-            <w:u w:val="single"/>
-          </w:rPr>
-          <w:t>27:5–17</w:t>
+        <w:t>雖然以色列人後來能自己進行金屬加工，但從</w:t>
+      </w:r>
+      <w:hyperlink r:id="rId110">
+        <w:r>
+          <w:rPr>
+            <w:lang w:val="zh_TW" w:bidi="zh_TW"/>
+          </w:rPr>
+          <w:rPr>
+            <w:color w:val="0000EE"/>
+            <w:u w:val="single"/>
+          </w:rPr>
+          <w:t>撒母耳記上十三章19至22節</w:t>
+        </w:r>
+      </w:hyperlink>
+      <w:r>
+        <w:rPr>
+          <w:lang w:val="zh_TW" w:bidi="zh_TW"/>
+        </w:rPr>
+        <w:t>可以看出，在非利士人統治的某段時期，他們甚至必須把農具交給敵人製作。同樣地，所羅門聖殿中禮儀器皿的製作，也由腓尼基的工匠監督（</w:t>
+      </w:r>
+      <w:hyperlink r:id="rId111">
+        <w:r>
+          <w:rPr>
+            <w:lang w:val="zh_TW" w:bidi="zh_TW"/>
+          </w:rPr>
+          <w:rPr>
+            <w:color w:val="0000EE"/>
+            <w:u w:val="single"/>
+          </w:rPr>
+          <w:t>王上7:13–50</w:t>
         </w:r>
       </w:hyperlink>
       <w:r>
@@ -2209,18 +2878,18 @@
         <w:rPr>
           <w:lang w:val="zh_TW" w:bidi="zh_TW"/>
         </w:rPr>
-        <w:t>聖經對她一生的記載不多，但記載她被埋葬在幔利附近麥比拉的洞中，與她的丈夫葬在一起（</w:t>
-      </w:r>
-      <w:hyperlink r:id="rId79">
-        <w:r>
-          <w:rPr>
-            <w:lang w:val="zh_TW" w:bidi="zh_TW"/>
-          </w:rPr>
-          <w:rPr>
-            <w:color w:val="0000EE"/>
-            <w:u w:val="single"/>
-          </w:rPr>
-          <w:t>49:31</w:t>
+        <w:t>礦物、金屬和寶石也是重要的貿易物品。以色列本身並不多出產這些資源，因此必須從外地進口各類材料。示巴女王來見所羅門時，她一方面處理外交事務，一方面推動貿易往來（</w:t>
+      </w:r>
+      <w:hyperlink r:id="rId112">
+        <w:r>
+          <w:rPr>
+            <w:lang w:val="zh_TW" w:bidi="zh_TW"/>
+          </w:rPr>
+          <w:rPr>
+            <w:color w:val="0000EE"/>
+            <w:u w:val="single"/>
+          </w:rPr>
+          <w:t>王上10:2、10–11</w:t>
         </w:r>
       </w:hyperlink>
       <w:r>
@@ -2239,6 +2908,3160 @@
       </w:r>
       <w:r>
         <w:rPr>
+          <w:lang w:val="zh_TW" w:bidi="zh_TW"/>
+        </w:rPr>
+        <w:t>金屬與寶石也常成為入侵者掠奪的戰利品，其中以埃及人和亞述人最為典型，但並非只有他們如此。人們對這些物品的需求一直很大，因為農業、製造武器、製作珠寶與製作各種個人飾品都需要這些材料。</w:t>
+      </w:r>
+    </w:p>
+    <w:p>
+      <w:pPr>
+        <w:pStyle w:val="Heading3"/>
+      </w:pPr>
+      <w:r>
+        <w:rPr>
+          <w:lang w:val="zh_TW" w:bidi="zh_TW"/>
+        </w:rPr>
+        <w:t>礦物</w:t>
+      </w:r>
+    </w:p>
+    <w:p>
+      <w:pPr/>
+      <w:r>
+        <w:rPr>
+          <w:lang w:val="zh_TW" w:bidi="zh_TW"/>
+        </w:rPr>
+      </w:r>
+      <w:r>
+        <w:rPr>
+          <w:lang w:val="zh_TW" w:bidi="zh_TW"/>
+        </w:rPr>
+        <w:t>礦物是一種無機物，具有固定的化學成分與結構，有時單獨存在，有時與其它物質一起存在。「礦石」指任何含有金屬化合物的礦物或礦物集合體，只要其含量與品質足以讓金屬提煉具有商業價值，就可稱為礦石。金屬這一主要成分在自然界中通常以化合物的形式存在，例如硫化物、氧化物、碳酸鹽或其它化合物，其中以硫化物與氧化物最為常見。礦物具有多種特性，例如顏色、光澤、晶體形態、解理、斷口、硬度與密度；這些特性不但有助於辨識礦物，也決定該礦物是否適合商業與工業用途。</w:t>
+      </w:r>
+    </w:p>
+    <w:p>
+      <w:pPr>
+        <w:pStyle w:val="Heading3"/>
+      </w:pPr>
+      <w:r>
+        <w:rPr>
+          <w:lang w:val="zh_TW" w:bidi="zh_TW"/>
+        </w:rPr>
+        <w:t>金屬</w:t>
+      </w:r>
+    </w:p>
+    <w:p>
+      <w:pPr/>
+      <w:r>
+        <w:rPr>
+          <w:lang w:val="zh_TW" w:bidi="zh_TW"/>
+        </w:rPr>
+      </w:r>
+      <w:r>
+        <w:rPr>
+          <w:lang w:val="zh_TW" w:bidi="zh_TW"/>
+        </w:rPr>
+        <w:t>金屬在純淨狀態下，是化學上純單一的元素，具有固定的物理特性，例如密度、抗拉強度、晶體結構、熔點、延展性、導電性等等。金屬能與其它金屬形成合金，但這個過程會使金屬失去純度。無論在古代世界或現代世界，合金都極其重要。</w:t>
+      </w:r>
+    </w:p>
+    <w:p>
+      <w:pPr/>
+      <w:r>
+        <w:rPr>
+          <w:lang w:val="zh_TW" w:bidi="zh_TW"/>
+        </w:rPr>
+      </w:r>
+      <w:r>
+        <w:rPr>
+          <w:lang w:val="zh_TW" w:bidi="zh_TW"/>
+        </w:rPr>
+        <w:t>要取得純金屬，必須把含有金屬的礦石加以冶煉，這個過程稱為冶金（metallurgy）。古代以色列普遍使用純金屬，包括金、銀、鐵和鉛，但青銅與黃銅等合金的使用範圍更廣。</w:t>
+      </w:r>
+    </w:p>
+    <w:p>
+      <w:pPr>
+        <w:pStyle w:val="Heading4"/>
+      </w:pPr>
+      <w:r>
+        <w:rPr>
+          <w:lang w:val="zh_TW" w:bidi="zh_TW"/>
+        </w:rPr>
+        <w:t>冶金與金屬提煉</w:t>
+      </w:r>
+    </w:p>
+    <w:p>
+      <w:pPr/>
+      <w:r>
+        <w:rPr>
+          <w:lang w:val="zh_TW" w:bidi="zh_TW"/>
+        </w:rPr>
+      </w:r>
+      <w:r>
+        <w:rPr>
+          <w:lang w:val="zh_TW" w:bidi="zh_TW"/>
+        </w:rPr>
+        <w:t>大約在公元前1300年，小亞細亞的赫人發現製造堅硬熟鐵（wrought iron）的方法，後來非利士人也採用這項技術（</w:t>
+      </w:r>
+      <w:hyperlink r:id="rId113">
+        <w:r>
+          <w:rPr>
+            <w:lang w:val="zh_TW" w:bidi="zh_TW"/>
+          </w:rPr>
+          <w:rPr>
+            <w:color w:val="0000EE"/>
+            <w:u w:val="single"/>
+          </w:rPr>
+          <w:t>撒上13:19–20</w:t>
+        </w:r>
+      </w:hyperlink>
+      <w:r>
+        <w:rPr>
+          <w:lang w:val="zh_TW" w:bidi="zh_TW"/>
+        </w:rPr>
+        <w:t>）。最初，人們從簡單的爐中取得鐵後，會把鐵取出並反覆錘打，把爐渣敲出（</w:t>
+      </w:r>
+      <w:hyperlink r:id="rId114">
+        <w:r>
+          <w:rPr>
+            <w:lang w:val="zh_TW" w:bidi="zh_TW"/>
+          </w:rPr>
+          <w:rPr>
+            <w:color w:val="0000EE"/>
+            <w:u w:val="single"/>
+          </w:rPr>
+          <w:t>申4:20</w:t>
+        </w:r>
+      </w:hyperlink>
+      <w:r>
+        <w:rPr>
+          <w:lang w:val="zh_TW" w:bidi="zh_TW"/>
+        </w:rPr>
+        <w:t>；</w:t>
+      </w:r>
+      <w:hyperlink r:id="rId115">
+        <w:r>
+          <w:rPr>
+            <w:lang w:val="zh_TW" w:bidi="zh_TW"/>
+          </w:rPr>
+          <w:rPr>
+            <w:color w:val="0000EE"/>
+            <w:u w:val="single"/>
+          </w:rPr>
+          <w:t>王上8:51</w:t>
+        </w:r>
+      </w:hyperlink>
+      <w:r>
+        <w:rPr>
+          <w:lang w:val="zh_TW" w:bidi="zh_TW"/>
+        </w:rPr>
+        <w:t>；</w:t>
+      </w:r>
+      <w:hyperlink r:id="rId116">
+        <w:r>
+          <w:rPr>
+            <w:lang w:val="zh_TW" w:bidi="zh_TW"/>
+          </w:rPr>
+          <w:rPr>
+            <w:color w:val="0000EE"/>
+            <w:u w:val="single"/>
+          </w:rPr>
+          <w:t>耶11:4</w:t>
+        </w:r>
+      </w:hyperlink>
+      <w:r>
+        <w:rPr>
+          <w:lang w:val="zh_TW" w:bidi="zh_TW"/>
+        </w:rPr>
+        <w:t>）。之後，人們又在鐵中加入碳，製造出早期形式的鋼。</w:t>
+      </w:r>
+    </w:p>
+    <w:p>
+      <w:pPr/>
+      <w:r>
+        <w:rPr>
+          <w:lang w:val="zh_TW" w:bidi="zh_TW"/>
+        </w:rPr>
+      </w:r>
+      <w:r>
+        <w:rPr>
+          <w:lang w:val="zh_TW" w:bidi="zh_TW"/>
+        </w:rPr>
+        <w:t>至於鉛的硫化物礦石，人們會把它與石灰一同加熱，並讓空氣流入，使其產生混有石粒的爐渣；然後切斷空氣供應並提高溫度，最後鉛便能夠流出。</w:t>
+      </w:r>
+    </w:p>
+    <w:p>
+      <w:pPr/>
+      <w:r>
+        <w:rPr>
+          <w:lang w:val="zh_TW" w:bidi="zh_TW"/>
+        </w:rPr>
+      </w:r>
+      <w:r>
+        <w:rPr>
+          <w:lang w:val="zh_TW" w:bidi="zh_TW"/>
+        </w:rPr>
+        <w:t>舊約聖經提到開採銀礦（</w:t>
+      </w:r>
+      <w:hyperlink r:id="rId117">
+        <w:r>
+          <w:rPr>
+            <w:lang w:val="zh_TW" w:bidi="zh_TW"/>
+          </w:rPr>
+          <w:rPr>
+            <w:color w:val="0000EE"/>
+            <w:u w:val="single"/>
+          </w:rPr>
+          <w:t>伯28:1</w:t>
+        </w:r>
+      </w:hyperlink>
+      <w:r>
+        <w:rPr>
+          <w:lang w:val="zh_TW" w:bidi="zh_TW"/>
+        </w:rPr>
+        <w:t>）、提煉金屬（</w:t>
+      </w:r>
+      <w:hyperlink r:id="rId118">
+        <w:r>
+          <w:rPr>
+            <w:lang w:val="zh_TW" w:bidi="zh_TW"/>
+          </w:rPr>
+          <w:rPr>
+            <w:color w:val="0000EE"/>
+            <w:u w:val="single"/>
+          </w:rPr>
+          <w:t>亞13:9</w:t>
+        </w:r>
+      </w:hyperlink>
+      <w:r>
+        <w:rPr>
+          <w:lang w:val="zh_TW" w:bidi="zh_TW"/>
+        </w:rPr>
+        <w:t>；</w:t>
+      </w:r>
+      <w:hyperlink r:id="rId119">
+        <w:r>
+          <w:rPr>
+            <w:lang w:val="zh_TW" w:bidi="zh_TW"/>
+          </w:rPr>
+          <w:rPr>
+            <w:color w:val="0000EE"/>
+            <w:u w:val="single"/>
+          </w:rPr>
+          <w:t>瑪3:3</w:t>
+        </w:r>
+      </w:hyperlink>
+      <w:r>
+        <w:rPr>
+          <w:lang w:val="zh_TW" w:bidi="zh_TW"/>
+        </w:rPr>
+        <w:t>）、熔化廢金屬或珠寶匠留下的碎料（</w:t>
+      </w:r>
+      <w:hyperlink r:id="rId120">
+        <w:r>
+          <w:rPr>
+            <w:lang w:val="zh_TW" w:bidi="zh_TW"/>
+          </w:rPr>
+          <w:rPr>
+            <w:color w:val="0000EE"/>
+            <w:u w:val="single"/>
+          </w:rPr>
+          <w:t>結22:20–22</w:t>
+        </w:r>
+      </w:hyperlink>
+      <w:r>
+        <w:rPr>
+          <w:lang w:val="zh_TW" w:bidi="zh_TW"/>
+        </w:rPr>
+        <w:t>），以及在鼎中多次冶煉（</w:t>
+      </w:r>
+      <w:hyperlink r:id="rId121">
+        <w:r>
+          <w:rPr>
+            <w:lang w:val="zh_TW" w:bidi="zh_TW"/>
+          </w:rPr>
+          <w:rPr>
+            <w:color w:val="0000EE"/>
+            <w:u w:val="single"/>
+          </w:rPr>
+          <w:t>箴17:3，</w:t>
+        </w:r>
+      </w:hyperlink>
+      <w:hyperlink r:id="rId122">
+        <w:r>
+          <w:rPr>
+            <w:lang w:val="zh_TW" w:bidi="zh_TW"/>
+          </w:rPr>
+          <w:rPr>
+            <w:color w:val="0000EE"/>
+            <w:u w:val="single"/>
+          </w:rPr>
+          <w:t>27:21</w:t>
+        </w:r>
+      </w:hyperlink>
+      <w:r>
+        <w:rPr>
+          <w:lang w:val="zh_TW" w:bidi="zh_TW"/>
+        </w:rPr>
+        <w:t>），最終得到精煉的銀（</w:t>
+      </w:r>
+      <w:hyperlink r:id="rId123">
+        <w:r>
+          <w:rPr>
+            <w:lang w:val="zh_TW" w:bidi="zh_TW"/>
+          </w:rPr>
+          <w:rPr>
+            <w:color w:val="0000EE"/>
+            <w:u w:val="single"/>
+          </w:rPr>
+          <w:t>代上29:4</w:t>
+        </w:r>
+      </w:hyperlink>
+      <w:r>
+        <w:rPr>
+          <w:lang w:val="zh_TW" w:bidi="zh_TW"/>
+        </w:rPr>
+        <w:t>；</w:t>
+      </w:r>
+      <w:hyperlink r:id="rId124">
+        <w:r>
+          <w:rPr>
+            <w:lang w:val="zh_TW" w:bidi="zh_TW"/>
+          </w:rPr>
+          <w:rPr>
+            <w:color w:val="0000EE"/>
+            <w:u w:val="single"/>
+          </w:rPr>
+          <w:t>詩12:6</w:t>
+        </w:r>
+      </w:hyperlink>
+      <w:r>
+        <w:rPr>
+          <w:lang w:val="zh_TW" w:bidi="zh_TW"/>
+        </w:rPr>
+        <w:t>；</w:t>
+      </w:r>
+      <w:hyperlink r:id="rId125">
+        <w:r>
+          <w:rPr>
+            <w:lang w:val="zh_TW" w:bidi="zh_TW"/>
+          </w:rPr>
+          <w:rPr>
+            <w:color w:val="0000EE"/>
+            <w:u w:val="single"/>
+          </w:rPr>
+          <w:t>箴10:20</w:t>
+        </w:r>
+      </w:hyperlink>
+      <w:r>
+        <w:rPr>
+          <w:lang w:val="zh_TW" w:bidi="zh_TW"/>
+        </w:rPr>
+        <w:t>）。</w:t>
+      </w:r>
+    </w:p>
+    <w:p>
+      <w:pPr>
+        <w:pStyle w:val="Heading4"/>
+      </w:pPr>
+      <w:r>
+        <w:rPr>
+          <w:lang w:val="zh_TW" w:bidi="zh_TW"/>
+        </w:rPr>
+        <w:t>特定金屬</w:t>
+      </w:r>
+    </w:p>
+    <w:p>
+      <w:pPr/>
+      <w:r>
+        <w:rPr>
+          <w:lang w:val="zh_TW" w:bidi="zh_TW"/>
+        </w:rPr>
+      </w:r>
+      <w:r>
+        <w:rPr>
+          <w:lang w:val="zh_TW" w:bidi="zh_TW"/>
+        </w:rPr>
+        <w:t>雖然舊約聖經多處經文顯示當時的人懂得冶金，但考古資料卻相對有限。當時的加工場所規模很小，主要用來處理銅與鐵。考古記錄並不完整，但整體印象顯示：巴勒斯坦的金屬礦石相對稀少，人們必須大量依賴進口。不過，考古發掘出土了許多用來鑄造農具和軍事工具的模具。很明顯，當地能取得少量經過提煉的金屬，但大部分金屬可能仍需從外地輸入。當時，人們會把金屬加熱熔化，再把熔化的金屬倒進相應的陶質或泥質模具裡。</w:t>
+      </w:r>
+    </w:p>
+    <w:p>
+      <w:pPr/>
+      <w:r>
+        <w:rPr>
+          <w:lang w:val="zh_TW" w:bidi="zh_TW"/>
+        </w:rPr>
+      </w:r>
+      <w:r>
+        <w:rPr>
+          <w:lang w:val="zh_TW" w:bidi="zh_TW"/>
+        </w:rPr>
+        <w:t>聖經多次提到金屬，尤其是金、銀、鐵和鉛。銅的使用十分普遍，但多半以合金的形式出現，也就是青銅或黃銅。相對地，聖經較少直接提到錫，然而錫確實用於青銅的製作上。同樣地，鋅雖然是製造黃銅所需的金屬，但聖經沒有提到鋅。</w:t>
+      </w:r>
+    </w:p>
+    <w:p>
+      <w:pPr/>
+      <w:r>
+        <w:rPr>
+          <w:lang w:val="zh_TW" w:bidi="zh_TW"/>
+        </w:rPr>
+      </w:r>
+      <w:r>
+        <w:rPr>
+          <w:lang w:val="zh_TW" w:bidi="zh_TW"/>
+        </w:rPr>
+        <w:t>舊約聖經與新約聖經多次提到金，出現次數遠超過其它金屬。經文常常同時提及金與銀，而且大多數先提及銀、後提及金，反映曾有一段時期，金的價值低於銀。</w:t>
+      </w:r>
+    </w:p>
+    <w:p>
+      <w:pPr/>
+      <w:r>
+        <w:rPr>
+          <w:lang w:val="zh_TW" w:bidi="zh_TW"/>
+        </w:rPr>
+      </w:r>
+      <w:r>
+        <w:rPr>
+          <w:lang w:val="zh_TW" w:bidi="zh_TW"/>
+        </w:rPr>
+        <w:t>金用於製作個人使用的飾物（</w:t>
+      </w:r>
+      <w:hyperlink r:id="rId126">
+        <w:r>
+          <w:rPr>
+            <w:lang w:val="zh_TW" w:bidi="zh_TW"/>
+          </w:rPr>
+          <w:rPr>
+            <w:color w:val="0000EE"/>
+            <w:u w:val="single"/>
+          </w:rPr>
+          <w:t>創24:53，</w:t>
+        </w:r>
+      </w:hyperlink>
+      <w:hyperlink r:id="rId127">
+        <w:r>
+          <w:rPr>
+            <w:lang w:val="zh_TW" w:bidi="zh_TW"/>
+          </w:rPr>
+          <w:rPr>
+            <w:color w:val="0000EE"/>
+            <w:u w:val="single"/>
+          </w:rPr>
+          <w:t>41:42</w:t>
+        </w:r>
+      </w:hyperlink>
+      <w:r>
+        <w:rPr>
+          <w:lang w:val="zh_TW" w:bidi="zh_TW"/>
+        </w:rPr>
+        <w:t>；</w:t>
+      </w:r>
+      <w:hyperlink r:id="rId128">
+        <w:r>
+          <w:rPr>
+            <w:lang w:val="zh_TW" w:bidi="zh_TW"/>
+          </w:rPr>
+          <w:rPr>
+            <w:color w:val="0000EE"/>
+            <w:u w:val="single"/>
+          </w:rPr>
+          <w:t>出3:22，</w:t>
+        </w:r>
+      </w:hyperlink>
+      <w:hyperlink r:id="rId129">
+        <w:r>
+          <w:rPr>
+            <w:lang w:val="zh_TW" w:bidi="zh_TW"/>
+          </w:rPr>
+          <w:rPr>
+            <w:color w:val="0000EE"/>
+            <w:u w:val="single"/>
+          </w:rPr>
+          <w:t>11:2，</w:t>
+        </w:r>
+      </w:hyperlink>
+      <w:hyperlink r:id="rId130">
+        <w:r>
+          <w:rPr>
+            <w:lang w:val="zh_TW" w:bidi="zh_TW"/>
+          </w:rPr>
+          <w:rPr>
+            <w:color w:val="0000EE"/>
+            <w:u w:val="single"/>
+          </w:rPr>
+          <w:t>12:35</w:t>
+        </w:r>
+      </w:hyperlink>
+      <w:r>
+        <w:rPr>
+          <w:lang w:val="zh_TW" w:bidi="zh_TW"/>
+        </w:rPr>
+        <w:t>）。金在敬拜中也佔重要地位，不論在以色列或列邦都是如此。經文多次提到外邦人的假神（</w:t>
+      </w:r>
+      <w:hyperlink r:id="rId131">
+        <w:r>
+          <w:rPr>
+            <w:lang w:val="zh_TW" w:bidi="zh_TW"/>
+          </w:rPr>
+          <w:rPr>
+            <w:color w:val="0000EE"/>
+            <w:u w:val="single"/>
+          </w:rPr>
+          <w:t>出20:23，</w:t>
+        </w:r>
+      </w:hyperlink>
+      <w:hyperlink r:id="rId132">
+        <w:r>
+          <w:rPr>
+            <w:lang w:val="zh_TW" w:bidi="zh_TW"/>
+          </w:rPr>
+          <w:rPr>
+            <w:color w:val="0000EE"/>
+            <w:u w:val="single"/>
+          </w:rPr>
+          <w:t>32:2–4</w:t>
+        </w:r>
+      </w:hyperlink>
+      <w:r>
+        <w:rPr>
+          <w:lang w:val="zh_TW" w:bidi="zh_TW"/>
+        </w:rPr>
+        <w:t>；</w:t>
+      </w:r>
+      <w:hyperlink r:id="rId133">
+        <w:r>
+          <w:rPr>
+            <w:lang w:val="zh_TW" w:bidi="zh_TW"/>
+          </w:rPr>
+          <w:rPr>
+            <w:color w:val="0000EE"/>
+            <w:u w:val="single"/>
+          </w:rPr>
+          <w:t>詩115:4</w:t>
+        </w:r>
+      </w:hyperlink>
+      <w:r>
+        <w:rPr>
+          <w:lang w:val="zh_TW" w:bidi="zh_TW"/>
+        </w:rPr>
+        <w:t>；</w:t>
+      </w:r>
+      <w:hyperlink r:id="rId134">
+        <w:r>
+          <w:rPr>
+            <w:lang w:val="zh_TW" w:bidi="zh_TW"/>
+          </w:rPr>
+          <w:rPr>
+            <w:color w:val="0000EE"/>
+            <w:u w:val="single"/>
+          </w:rPr>
+          <w:t>賽2:20，</w:t>
+        </w:r>
+      </w:hyperlink>
+      <w:hyperlink r:id="rId135">
+        <w:r>
+          <w:rPr>
+            <w:lang w:val="zh_TW" w:bidi="zh_TW"/>
+          </w:rPr>
+          <w:rPr>
+            <w:color w:val="0000EE"/>
+            <w:u w:val="single"/>
+          </w:rPr>
+          <w:t>30:22，</w:t>
+        </w:r>
+      </w:hyperlink>
+      <w:hyperlink r:id="rId136">
+        <w:r>
+          <w:rPr>
+            <w:lang w:val="zh_TW" w:bidi="zh_TW"/>
+          </w:rPr>
+          <w:rPr>
+            <w:color w:val="0000EE"/>
+            <w:u w:val="single"/>
+          </w:rPr>
+          <w:t>31:7，</w:t>
+        </w:r>
+      </w:hyperlink>
+      <w:hyperlink r:id="rId137">
+        <w:r>
+          <w:rPr>
+            <w:lang w:val="zh_TW" w:bidi="zh_TW"/>
+          </w:rPr>
+          <w:rPr>
+            <w:color w:val="0000EE"/>
+            <w:u w:val="single"/>
+          </w:rPr>
+          <w:t>40:19，</w:t>
+        </w:r>
+      </w:hyperlink>
+      <w:hyperlink r:id="rId138">
+        <w:r>
+          <w:rPr>
+            <w:lang w:val="zh_TW" w:bidi="zh_TW"/>
+          </w:rPr>
+          <w:rPr>
+            <w:color w:val="0000EE"/>
+            <w:u w:val="single"/>
+          </w:rPr>
+          <w:t>46:6</w:t>
+        </w:r>
+      </w:hyperlink>
+      <w:r>
+        <w:rPr>
+          <w:lang w:val="zh_TW" w:bidi="zh_TW"/>
+        </w:rPr>
+        <w:t>；</w:t>
+      </w:r>
+      <w:hyperlink r:id="rId139">
+        <w:r>
+          <w:rPr>
+            <w:lang w:val="zh_TW" w:bidi="zh_TW"/>
+          </w:rPr>
+          <w:rPr>
+            <w:color w:val="0000EE"/>
+            <w:u w:val="single"/>
+          </w:rPr>
+          <w:t>何8:4</w:t>
+        </w:r>
+      </w:hyperlink>
+      <w:r>
+        <w:rPr>
+          <w:lang w:val="zh_TW" w:bidi="zh_TW"/>
+        </w:rPr>
+        <w:t>）。人們似乎通常先把金熔化，之後再加以雕刻，因此金製偶像既可稱為鑄成的像（</w:t>
+      </w:r>
+      <w:hyperlink r:id="rId140">
+        <w:r>
+          <w:rPr>
+            <w:lang w:val="zh_TW" w:bidi="zh_TW"/>
+          </w:rPr>
+          <w:rPr>
+            <w:color w:val="0000EE"/>
+            <w:u w:val="single"/>
+          </w:rPr>
+          <w:t>出32:24</w:t>
+        </w:r>
+      </w:hyperlink>
+      <w:r>
+        <w:rPr>
+          <w:lang w:val="zh_TW" w:bidi="zh_TW"/>
+        </w:rPr>
+        <w:t>）和雕刻的像。會幕與聖殿大量使用金：木造的約櫃裡外都包上精金（</w:t>
+      </w:r>
+      <w:hyperlink r:id="rId141">
+        <w:r>
+          <w:rPr>
+            <w:lang w:val="zh_TW" w:bidi="zh_TW"/>
+          </w:rPr>
+          <w:rPr>
+            <w:color w:val="0000EE"/>
+            <w:u w:val="single"/>
+          </w:rPr>
+          <w:t>25:11</w:t>
+        </w:r>
+      </w:hyperlink>
+      <w:r>
+        <w:rPr>
+          <w:lang w:val="zh_TW" w:bidi="zh_TW"/>
+        </w:rPr>
+        <w:t>），其它木製器具也都包上精金（</w:t>
+      </w:r>
+      <w:hyperlink r:id="rId141">
+        <w:r>
+          <w:rPr>
+            <w:lang w:val="zh_TW" w:bidi="zh_TW"/>
+          </w:rPr>
+          <w:rPr>
+            <w:color w:val="0000EE"/>
+            <w:u w:val="single"/>
+          </w:rPr>
+          <w:t>25:11</w:t>
+        </w:r>
+      </w:hyperlink>
+      <w:r>
+        <w:rPr>
+          <w:lang w:val="zh_TW" w:bidi="zh_TW"/>
+        </w:rPr>
+        <w:t>；</w:t>
+      </w:r>
+      <w:hyperlink r:id="rId142">
+        <w:r>
+          <w:rPr>
+            <w:lang w:val="zh_TW" w:bidi="zh_TW"/>
+          </w:rPr>
+          <w:rPr>
+            <w:color w:val="0000EE"/>
+            <w:u w:val="single"/>
+          </w:rPr>
+          <w:t>王上6:20–22、30</w:t>
+        </w:r>
+      </w:hyperlink>
+      <w:r>
+        <w:rPr>
+          <w:lang w:val="zh_TW" w:bidi="zh_TW"/>
+        </w:rPr>
+        <w:t>）。</w:t>
+      </w:r>
+    </w:p>
+    <w:p>
+      <w:pPr/>
+      <w:r>
+        <w:rPr>
+          <w:lang w:val="zh_TW" w:bidi="zh_TW"/>
+        </w:rPr>
+      </w:r>
+      <w:r>
+        <w:rPr>
+          <w:lang w:val="zh_TW" w:bidi="zh_TW"/>
+        </w:rPr>
+        <w:t>會幕與聖殿中所用的器皿與用具多為「精金」製作：基路伯（</w:t>
+      </w:r>
+      <w:hyperlink r:id="rId143">
+        <w:r>
+          <w:rPr>
+            <w:lang w:val="zh_TW" w:bidi="zh_TW"/>
+          </w:rPr>
+          <w:rPr>
+            <w:color w:val="0000EE"/>
+            <w:u w:val="single"/>
+          </w:rPr>
+          <w:t>出25:18，</w:t>
+        </w:r>
+      </w:hyperlink>
+      <w:hyperlink r:id="rId144">
+        <w:r>
+          <w:rPr>
+            <w:lang w:val="zh_TW" w:bidi="zh_TW"/>
+          </w:rPr>
+          <w:rPr>
+            <w:color w:val="0000EE"/>
+            <w:u w:val="single"/>
+          </w:rPr>
+          <w:t>37:7</w:t>
+        </w:r>
+      </w:hyperlink>
+      <w:r>
+        <w:rPr>
+          <w:lang w:val="zh_TW" w:bidi="zh_TW"/>
+        </w:rPr>
+        <w:t>）、施恩座（</w:t>
+      </w:r>
+      <w:hyperlink r:id="rId145">
+        <w:r>
+          <w:rPr>
+            <w:lang w:val="zh_TW" w:bidi="zh_TW"/>
+          </w:rPr>
+          <w:rPr>
+            <w:color w:val="0000EE"/>
+            <w:u w:val="single"/>
+          </w:rPr>
+          <w:t>25:17，</w:t>
+        </w:r>
+      </w:hyperlink>
+      <w:hyperlink r:id="rId146">
+        <w:r>
+          <w:rPr>
+            <w:lang w:val="zh_TW" w:bidi="zh_TW"/>
+          </w:rPr>
+          <w:rPr>
+            <w:color w:val="0000EE"/>
+            <w:u w:val="single"/>
+          </w:rPr>
+          <w:t>37:6</w:t>
+        </w:r>
+      </w:hyperlink>
+      <w:r>
+        <w:rPr>
+          <w:lang w:val="zh_TW" w:bidi="zh_TW"/>
+        </w:rPr>
+        <w:t>）、金燈台（</w:t>
+      </w:r>
+      <w:hyperlink r:id="rId147">
+        <w:r>
+          <w:rPr>
+            <w:lang w:val="zh_TW" w:bidi="zh_TW"/>
+          </w:rPr>
+          <w:rPr>
+            <w:color w:val="0000EE"/>
+            <w:u w:val="single"/>
+          </w:rPr>
+          <w:t>出25:31</w:t>
+        </w:r>
+      </w:hyperlink>
+      <w:r>
+        <w:rPr>
+          <w:lang w:val="zh_TW" w:bidi="zh_TW"/>
+        </w:rPr>
+        <w:t>；</w:t>
+      </w:r>
+      <w:hyperlink r:id="rId148">
+        <w:r>
+          <w:rPr>
+            <w:lang w:val="zh_TW" w:bidi="zh_TW"/>
+          </w:rPr>
+          <w:rPr>
+            <w:color w:val="0000EE"/>
+            <w:u w:val="single"/>
+          </w:rPr>
+          <w:t>亞4:2</w:t>
+        </w:r>
+      </w:hyperlink>
+      <w:r>
+        <w:rPr>
+          <w:lang w:val="zh_TW" w:bidi="zh_TW"/>
+        </w:rPr>
+        <w:t>）、各種器皿（</w:t>
+      </w:r>
+      <w:hyperlink r:id="rId149">
+        <w:r>
+          <w:rPr>
+            <w:lang w:val="zh_TW" w:bidi="zh_TW"/>
+          </w:rPr>
+          <w:rPr>
+            <w:color w:val="0000EE"/>
+            <w:u w:val="single"/>
+          </w:rPr>
+          <w:t>出25:38</w:t>
+        </w:r>
+      </w:hyperlink>
+      <w:r>
+        <w:rPr>
+          <w:lang w:val="zh_TW" w:bidi="zh_TW"/>
+        </w:rPr>
+        <w:t>；</w:t>
+      </w:r>
+      <w:hyperlink r:id="rId150">
+        <w:r>
+          <w:rPr>
+            <w:lang w:val="zh_TW" w:bidi="zh_TW"/>
+          </w:rPr>
+          <w:rPr>
+            <w:color w:val="0000EE"/>
+            <w:u w:val="single"/>
+          </w:rPr>
+          <w:t>王下24:13</w:t>
+        </w:r>
+      </w:hyperlink>
+      <w:r>
+        <w:rPr>
+          <w:lang w:val="zh_TW" w:bidi="zh_TW"/>
+        </w:rPr>
+        <w:t>）、懸掛以弗得的金鍊（</w:t>
+      </w:r>
+      <w:hyperlink r:id="rId151">
+        <w:r>
+          <w:rPr>
+            <w:lang w:val="zh_TW" w:bidi="zh_TW"/>
+          </w:rPr>
+          <w:rPr>
+            <w:color w:val="0000EE"/>
+            <w:u w:val="single"/>
+          </w:rPr>
+          <w:t>出28:14</w:t>
+        </w:r>
+      </w:hyperlink>
+      <w:r>
+        <w:rPr>
+          <w:lang w:val="zh_TW" w:bidi="zh_TW"/>
+        </w:rPr>
+        <w:t>），以及大祭司袍子上的金鈴鐺。大祭司的冠冕、以弗得與胸牌也都是金製的（</w:t>
+      </w:r>
+      <w:hyperlink r:id="rId152">
+        <w:r>
+          <w:rPr>
+            <w:lang w:val="zh_TW" w:bidi="zh_TW"/>
+          </w:rPr>
+          <w:rPr>
+            <w:color w:val="0000EE"/>
+            <w:u w:val="single"/>
+          </w:rPr>
+          <w:t>39:2–30</w:t>
+        </w:r>
+      </w:hyperlink>
+      <w:r>
+        <w:rPr>
+          <w:lang w:val="zh_TW" w:bidi="zh_TW"/>
+        </w:rPr>
+        <w:t>）。曠野中為製作這些器具所收的奉獻，包括重達120舍客勒的金皿（</w:t>
+      </w:r>
+      <w:hyperlink r:id="rId153">
+        <w:r>
+          <w:rPr>
+            <w:lang w:val="zh_TW" w:bidi="zh_TW"/>
+          </w:rPr>
+          <w:rPr>
+            <w:color w:val="0000EE"/>
+            <w:u w:val="single"/>
+          </w:rPr>
+          <w:t>民7:86</w:t>
+        </w:r>
+      </w:hyperlink>
+      <w:r>
+        <w:rPr>
+          <w:lang w:val="zh_TW" w:bidi="zh_TW"/>
+        </w:rPr>
+        <w:t>）。比會幕更華美的聖殿，顯然用上更多金子建成（</w:t>
+      </w:r>
+      <w:hyperlink r:id="rId154">
+        <w:r>
+          <w:rPr>
+            <w:lang w:val="zh_TW" w:bidi="zh_TW"/>
+          </w:rPr>
+          <w:rPr>
+            <w:color w:val="0000EE"/>
+            <w:u w:val="single"/>
+          </w:rPr>
+          <w:t>王上6:20–28</w:t>
+        </w:r>
+      </w:hyperlink>
+      <w:r>
+        <w:rPr>
+          <w:lang w:val="zh_TW" w:bidi="zh_TW"/>
+        </w:rPr>
+        <w:t>；</w:t>
+      </w:r>
+      <w:hyperlink r:id="rId155">
+        <w:r>
+          <w:rPr>
+            <w:lang w:val="zh_TW" w:bidi="zh_TW"/>
+          </w:rPr>
+          <w:rPr>
+            <w:color w:val="0000EE"/>
+            <w:u w:val="single"/>
+          </w:rPr>
+          <w:t>代上29:2–7</w:t>
+        </w:r>
+      </w:hyperlink>
+      <w:r>
+        <w:rPr>
+          <w:lang w:val="zh_TW" w:bidi="zh_TW"/>
+        </w:rPr>
+        <w:t>；</w:t>
+      </w:r>
+      <w:hyperlink r:id="rId156">
+        <w:r>
+          <w:rPr>
+            <w:lang w:val="zh_TW" w:bidi="zh_TW"/>
+          </w:rPr>
+          <w:rPr>
+            <w:color w:val="0000EE"/>
+            <w:u w:val="single"/>
+          </w:rPr>
+          <w:t>代下3:4–4:22</w:t>
+        </w:r>
+      </w:hyperlink>
+      <w:r>
+        <w:rPr>
+          <w:lang w:val="zh_TW" w:bidi="zh_TW"/>
+        </w:rPr>
+        <w:t>）。經文中關於會幕與聖殿所用金子的具體記載極多，難以一一列舉。聖殿中大量的金子自然吸引外敵入侵，他們往往會奪去聖殿的金子，當作戰利品帶走（</w:t>
+      </w:r>
+      <w:hyperlink r:id="rId157">
+        <w:r>
+          <w:rPr>
+            <w:lang w:val="zh_TW" w:bidi="zh_TW"/>
+          </w:rPr>
+          <w:rPr>
+            <w:color w:val="0000EE"/>
+            <w:u w:val="single"/>
+          </w:rPr>
+          <w:t>王上14:26</w:t>
+        </w:r>
+      </w:hyperlink>
+      <w:r>
+        <w:rPr>
+          <w:lang w:val="zh_TW" w:bidi="zh_TW"/>
+        </w:rPr>
+        <w:t>；</w:t>
+      </w:r>
+      <w:hyperlink r:id="rId158">
+        <w:r>
+          <w:rPr>
+            <w:lang w:val="zh_TW" w:bidi="zh_TW"/>
+          </w:rPr>
+          <w:rPr>
+            <w:color w:val="0000EE"/>
+            <w:u w:val="single"/>
+          </w:rPr>
+          <w:t>王下16:8，</w:t>
+        </w:r>
+      </w:hyperlink>
+      <w:hyperlink r:id="rId159">
+        <w:r>
+          <w:rPr>
+            <w:lang w:val="zh_TW" w:bidi="zh_TW"/>
+          </w:rPr>
+          <w:rPr>
+            <w:color w:val="0000EE"/>
+            <w:u w:val="single"/>
+          </w:rPr>
+          <w:t>18:14，</w:t>
+        </w:r>
+      </w:hyperlink>
+      <w:hyperlink r:id="rId150">
+        <w:r>
+          <w:rPr>
+            <w:lang w:val="zh_TW" w:bidi="zh_TW"/>
+          </w:rPr>
+          <w:rPr>
+            <w:color w:val="0000EE"/>
+            <w:u w:val="single"/>
+          </w:rPr>
+          <w:t>24:13，</w:t>
+        </w:r>
+      </w:hyperlink>
+      <w:hyperlink r:id="rId160">
+        <w:r>
+          <w:rPr>
+            <w:lang w:val="zh_TW" w:bidi="zh_TW"/>
+          </w:rPr>
+          <w:rPr>
+            <w:color w:val="0000EE"/>
+            <w:u w:val="single"/>
+          </w:rPr>
+          <w:t>25:15</w:t>
+        </w:r>
+      </w:hyperlink>
+      <w:r>
+        <w:rPr>
+          <w:lang w:val="zh_TW" w:bidi="zh_TW"/>
+        </w:rPr>
+        <w:t>；</w:t>
+      </w:r>
+      <w:hyperlink r:id="rId161">
+        <w:r>
+          <w:rPr>
+            <w:lang w:val="zh_TW" w:bidi="zh_TW"/>
+          </w:rPr>
+          <w:rPr>
+            <w:color w:val="0000EE"/>
+            <w:u w:val="single"/>
+          </w:rPr>
+          <w:t>代下12:9</w:t>
+        </w:r>
+      </w:hyperlink>
+      <w:r>
+        <w:rPr>
+          <w:lang w:val="zh_TW" w:bidi="zh_TW"/>
+        </w:rPr>
+        <w:t>）。</w:t>
+      </w:r>
+    </w:p>
+    <w:p>
+      <w:pPr/>
+      <w:r>
+        <w:rPr>
+          <w:lang w:val="zh_TW" w:bidi="zh_TW"/>
+        </w:rPr>
+      </w:r>
+      <w:r>
+        <w:rPr>
+          <w:lang w:val="zh_TW" w:bidi="zh_TW"/>
+        </w:rPr>
+        <w:t>金也具有商業價值。所羅門在位時，有大量金子進口到以色列，每年多達666他連得（</w:t>
+      </w:r>
+      <w:hyperlink r:id="rId162">
+        <w:r>
+          <w:rPr>
+            <w:lang w:val="zh_TW" w:bidi="zh_TW"/>
+          </w:rPr>
+          <w:rPr>
+            <w:color w:val="0000EE"/>
+            <w:u w:val="single"/>
+          </w:rPr>
+          <w:t>王上10:14</w:t>
+        </w:r>
+      </w:hyperlink>
+      <w:r>
+        <w:rPr>
+          <w:lang w:val="zh_TW" w:bidi="zh_TW"/>
+        </w:rPr>
+        <w:t>）。泰爾王希蘭曾給所羅門120他連得金子（</w:t>
+      </w:r>
+      <w:hyperlink r:id="rId163">
+        <w:r>
+          <w:rPr>
+            <w:lang w:val="zh_TW" w:bidi="zh_TW"/>
+          </w:rPr>
+          <w:rPr>
+            <w:color w:val="0000EE"/>
+            <w:u w:val="single"/>
+          </w:rPr>
+          <w:t>9:14</w:t>
+        </w:r>
+      </w:hyperlink>
+      <w:r>
+        <w:rPr>
+          <w:lang w:val="zh_TW" w:bidi="zh_TW"/>
+        </w:rPr>
+        <w:t>），但可能屬於貸款性質。所羅門確實在聖殿中使用大量金子（</w:t>
+      </w:r>
+      <w:hyperlink r:id="rId164">
+        <w:r>
+          <w:rPr>
+            <w:lang w:val="zh_TW" w:bidi="zh_TW"/>
+          </w:rPr>
+          <w:rPr>
+            <w:color w:val="0000EE"/>
+            <w:u w:val="single"/>
+          </w:rPr>
+          <w:t>10:16–17</w:t>
+        </w:r>
+      </w:hyperlink>
+      <w:r>
+        <w:rPr>
+          <w:lang w:val="zh_TW" w:bidi="zh_TW"/>
+        </w:rPr>
+        <w:t>）。金也常用來收買敵國（</w:t>
+      </w:r>
+      <w:hyperlink r:id="rId158">
+        <w:r>
+          <w:rPr>
+            <w:lang w:val="zh_TW" w:bidi="zh_TW"/>
+          </w:rPr>
+          <w:rPr>
+            <w:color w:val="0000EE"/>
+            <w:u w:val="single"/>
+          </w:rPr>
+          <w:t>王下16:8</w:t>
+        </w:r>
+      </w:hyperlink>
+      <w:r>
+        <w:rPr>
+          <w:lang w:val="zh_TW" w:bidi="zh_TW"/>
+        </w:rPr>
+        <w:t>），或作為進貢之用（</w:t>
+      </w:r>
+      <w:hyperlink r:id="rId159">
+        <w:r>
+          <w:rPr>
+            <w:lang w:val="zh_TW" w:bidi="zh_TW"/>
+          </w:rPr>
+          <w:rPr>
+            <w:color w:val="0000EE"/>
+            <w:u w:val="single"/>
+          </w:rPr>
+          <w:t>18:14</w:t>
+        </w:r>
+      </w:hyperlink>
+      <w:r>
+        <w:rPr>
+          <w:lang w:val="zh_TW" w:bidi="zh_TW"/>
+        </w:rPr>
+        <w:t>）。亞述人的編年史也證實了這點，其中記載他們從各地索取的貢物中，往往包括金子。</w:t>
+      </w:r>
+    </w:p>
+    <w:p>
+      <w:pPr/>
+      <w:r>
+        <w:rPr>
+          <w:lang w:val="zh_TW" w:bidi="zh_TW"/>
+        </w:rPr>
+      </w:r>
+      <w:r>
+        <w:rPr>
+          <w:lang w:val="zh_TW" w:bidi="zh_TW"/>
+        </w:rPr>
+        <w:t>擁有金子本身並非邪惡，但經文責備一心只想積存金子的人（</w:t>
+      </w:r>
+      <w:hyperlink r:id="rId165">
+        <w:r>
+          <w:rPr>
+            <w:lang w:val="zh_TW" w:bidi="zh_TW"/>
+          </w:rPr>
+          <w:rPr>
+            <w:color w:val="0000EE"/>
+            <w:u w:val="single"/>
+          </w:rPr>
+          <w:t>伯28:15–17</w:t>
+        </w:r>
+      </w:hyperlink>
+      <w:r>
+        <w:rPr>
+          <w:lang w:val="zh_TW" w:bidi="zh_TW"/>
+        </w:rPr>
+        <w:t>；</w:t>
+      </w:r>
+      <w:hyperlink r:id="rId166">
+        <w:r>
+          <w:rPr>
+            <w:lang w:val="zh_TW" w:bidi="zh_TW"/>
+          </w:rPr>
+          <w:rPr>
+            <w:color w:val="0000EE"/>
+            <w:u w:val="single"/>
+          </w:rPr>
+          <w:t>箴3:14，</w:t>
+        </w:r>
+      </w:hyperlink>
+      <w:hyperlink r:id="rId167">
+        <w:r>
+          <w:rPr>
+            <w:lang w:val="zh_TW" w:bidi="zh_TW"/>
+          </w:rPr>
+          <w:rPr>
+            <w:color w:val="0000EE"/>
+            <w:u w:val="single"/>
+          </w:rPr>
+          <w:t>8:10、19，</w:t>
+        </w:r>
+      </w:hyperlink>
+      <w:hyperlink r:id="rId168">
+        <w:r>
+          <w:rPr>
+            <w:lang w:val="zh_TW" w:bidi="zh_TW"/>
+          </w:rPr>
+          <w:rPr>
+            <w:color w:val="0000EE"/>
+            <w:u w:val="single"/>
+          </w:rPr>
+          <w:t>16:16</w:t>
+        </w:r>
+      </w:hyperlink>
+      <w:r>
+        <w:rPr>
+          <w:lang w:val="zh_TW" w:bidi="zh_TW"/>
+        </w:rPr>
+        <w:t>）。擁有智慧與認識神，比擁有大量金子更為寶貴（</w:t>
+      </w:r>
+      <w:hyperlink r:id="rId169">
+        <w:r>
+          <w:rPr>
+            <w:lang w:val="zh_TW" w:bidi="zh_TW"/>
+          </w:rPr>
+          <w:rPr>
+            <w:color w:val="0000EE"/>
+            <w:u w:val="single"/>
+          </w:rPr>
+          <w:t>詩19:10，</w:t>
+        </w:r>
+      </w:hyperlink>
+      <w:hyperlink r:id="rId170">
+        <w:r>
+          <w:rPr>
+            <w:lang w:val="zh_TW" w:bidi="zh_TW"/>
+          </w:rPr>
+          <w:rPr>
+            <w:color w:val="0000EE"/>
+            <w:u w:val="single"/>
+          </w:rPr>
+          <w:t>119:72、127</w:t>
+        </w:r>
+      </w:hyperlink>
+      <w:r>
+        <w:rPr>
+          <w:lang w:val="zh_TW" w:bidi="zh_TW"/>
+        </w:rPr>
+        <w:t>；</w:t>
+      </w:r>
+      <w:hyperlink r:id="rId171">
+        <w:r>
+          <w:rPr>
+            <w:lang w:val="zh_TW" w:bidi="zh_TW"/>
+          </w:rPr>
+          <w:rPr>
+            <w:color w:val="0000EE"/>
+            <w:u w:val="single"/>
+          </w:rPr>
+          <w:t>箴20:15</w:t>
+        </w:r>
+      </w:hyperlink>
+      <w:r>
+        <w:rPr>
+          <w:lang w:val="zh_TW" w:bidi="zh_TW"/>
+        </w:rPr>
+        <w:t>）。約伯拒絕把信靠放在金子上（</w:t>
+      </w:r>
+      <w:hyperlink r:id="rId172">
+        <w:r>
+          <w:rPr>
+            <w:lang w:val="zh_TW" w:bidi="zh_TW"/>
+          </w:rPr>
+          <w:rPr>
+            <w:color w:val="0000EE"/>
+            <w:u w:val="single"/>
+          </w:rPr>
+          <w:t>伯31:24</w:t>
+        </w:r>
+      </w:hyperlink>
+      <w:r>
+        <w:rPr>
+          <w:lang w:val="zh_TW" w:bidi="zh_TW"/>
+        </w:rPr>
+        <w:t>）。在審判的日子，金子也不能拯救人（</w:t>
+      </w:r>
+      <w:hyperlink r:id="rId173">
+        <w:r>
+          <w:rPr>
+            <w:lang w:val="zh_TW" w:bidi="zh_TW"/>
+          </w:rPr>
+          <w:rPr>
+            <w:color w:val="0000EE"/>
+            <w:u w:val="single"/>
+          </w:rPr>
+          <w:t>番1:18</w:t>
+        </w:r>
+      </w:hyperlink>
+      <w:r>
+        <w:rPr>
+          <w:lang w:val="zh_TW" w:bidi="zh_TW"/>
+        </w:rPr>
+        <w:t>）。</w:t>
+      </w:r>
+    </w:p>
+    <w:p>
+      <w:pPr/>
+      <w:r>
+        <w:rPr>
+          <w:lang w:val="zh_TW" w:bidi="zh_TW"/>
+        </w:rPr>
+      </w:r>
+      <w:r>
+        <w:rPr>
+          <w:lang w:val="zh_TW" w:bidi="zh_TW"/>
+        </w:rPr>
+        <w:t>新約聖經視黃金為會朽壞的物質 （</w:t>
+      </w:r>
+      <w:hyperlink r:id="rId174">
+        <w:r>
+          <w:rPr>
+            <w:lang w:val="zh_TW" w:bidi="zh_TW"/>
+          </w:rPr>
+          <w:rPr>
+            <w:color w:val="0000EE"/>
+            <w:u w:val="single"/>
+          </w:rPr>
+          <w:t>雅5:3</w:t>
+        </w:r>
+      </w:hyperlink>
+      <w:r>
+        <w:rPr>
+          <w:lang w:val="zh_TW" w:bidi="zh_TW"/>
+        </w:rPr>
+        <w:t>；</w:t>
+      </w:r>
+      <w:hyperlink r:id="rId175">
+        <w:r>
+          <w:rPr>
+            <w:lang w:val="zh_TW" w:bidi="zh_TW"/>
+          </w:rPr>
+          <w:rPr>
+            <w:color w:val="0000EE"/>
+            <w:u w:val="single"/>
+          </w:rPr>
+          <w:t>彼前1:18</w:t>
+        </w:r>
+      </w:hyperlink>
+      <w:r>
+        <w:rPr>
+          <w:lang w:val="zh_TW" w:bidi="zh_TW"/>
+        </w:rPr>
+        <w:t>），也視之為不必要的負擔 （</w:t>
+      </w:r>
+      <w:hyperlink r:id="rId176">
+        <w:r>
+          <w:rPr>
+            <w:lang w:val="zh_TW" w:bidi="zh_TW"/>
+          </w:rPr>
+          <w:rPr>
+            <w:color w:val="0000EE"/>
+            <w:u w:val="single"/>
+          </w:rPr>
+          <w:t>太10:9</w:t>
+        </w:r>
+      </w:hyperlink>
+      <w:r>
+        <w:rPr>
+          <w:lang w:val="zh_TW" w:bidi="zh_TW"/>
+        </w:rPr>
+        <w:t>；</w:t>
+      </w:r>
+      <w:hyperlink r:id="rId177">
+        <w:r>
+          <w:rPr>
+            <w:lang w:val="zh_TW" w:bidi="zh_TW"/>
+          </w:rPr>
+          <w:rPr>
+            <w:color w:val="0000EE"/>
+            <w:u w:val="single"/>
+          </w:rPr>
+          <w:t>徒3:6</w:t>
+        </w:r>
+      </w:hyperlink>
+      <w:r>
+        <w:rPr>
+          <w:lang w:val="zh_TW" w:bidi="zh_TW"/>
+        </w:rPr>
+        <w:t>）。佩戴金戒指絕非衡量人價值的標準（</w:t>
+      </w:r>
+      <w:hyperlink r:id="rId178">
+        <w:r>
+          <w:rPr>
+            <w:lang w:val="zh_TW" w:bidi="zh_TW"/>
+          </w:rPr>
+          <w:rPr>
+            <w:color w:val="0000EE"/>
+            <w:u w:val="single"/>
+          </w:rPr>
+          <w:t>雅2:2</w:t>
+        </w:r>
+      </w:hyperlink>
+      <w:r>
+        <w:rPr>
+          <w:lang w:val="zh_TW" w:bidi="zh_TW"/>
+        </w:rPr>
+        <w:t>）；事實上，保羅與彼得甚至禁止信徒佩戴金飾為裝飾 （</w:t>
+      </w:r>
+      <w:hyperlink r:id="rId179">
+        <w:r>
+          <w:rPr>
+            <w:lang w:val="zh_TW" w:bidi="zh_TW"/>
+          </w:rPr>
+          <w:rPr>
+            <w:color w:val="0000EE"/>
+            <w:u w:val="single"/>
+          </w:rPr>
+          <w:t>提前2:9</w:t>
+        </w:r>
+      </w:hyperlink>
+      <w:r>
+        <w:rPr>
+          <w:lang w:val="zh_TW" w:bidi="zh_TW"/>
+        </w:rPr>
+        <w:t>；</w:t>
+      </w:r>
+      <w:hyperlink r:id="rId180">
+        <w:r>
+          <w:rPr>
+            <w:lang w:val="zh_TW" w:bidi="zh_TW"/>
+          </w:rPr>
+          <w:rPr>
+            <w:color w:val="0000EE"/>
+            <w:u w:val="single"/>
+          </w:rPr>
+          <w:t>彼前3:3</w:t>
+        </w:r>
+      </w:hyperlink>
+      <w:r>
+        <w:rPr>
+          <w:lang w:val="zh_TW" w:bidi="zh_TW"/>
+        </w:rPr>
+        <w:t>）。</w:t>
+      </w:r>
+    </w:p>
+    <w:p>
+      <w:pPr/>
+      <w:r>
+        <w:rPr>
+          <w:lang w:val="zh_TW" w:bidi="zh_TW"/>
+        </w:rPr>
+      </w:r>
+      <w:r>
+        <w:rPr>
+          <w:lang w:val="zh_TW" w:bidi="zh_TW"/>
+        </w:rPr>
+        <w:t>使用金子本身，並不代表敬虔。</w:t>
+      </w:r>
+      <w:hyperlink r:id="rId181">
+        <w:r>
+          <w:rPr>
+            <w:lang w:val="zh_TW" w:bidi="zh_TW"/>
+          </w:rPr>
+          <w:rPr>
+            <w:color w:val="0000EE"/>
+            <w:u w:val="single"/>
+          </w:rPr>
+          <w:t>啟示錄四章4節</w:t>
+        </w:r>
+      </w:hyperlink>
+      <w:r>
+        <w:rPr>
+          <w:lang w:val="zh_TW" w:bidi="zh_TW"/>
+        </w:rPr>
+        <w:t>的長老頭戴金冠冕，但大淫婦也「用金子裝飾自己」（</w:t>
+      </w:r>
+      <w:hyperlink r:id="rId182">
+        <w:r>
+          <w:rPr>
+            <w:lang w:val="zh_TW" w:bidi="zh_TW"/>
+          </w:rPr>
+          <w:rPr>
+            <w:color w:val="0000EE"/>
+            <w:u w:val="single"/>
+          </w:rPr>
+          <w:t>啟17:4</w:t>
+        </w:r>
+      </w:hyperlink>
+      <w:r>
+        <w:rPr>
+          <w:lang w:val="zh_TW" w:bidi="zh_TW"/>
+        </w:rPr>
+        <w:t>），巴比倫這淫亂的大城也是如此（</w:t>
+      </w:r>
+      <w:hyperlink r:id="rId183">
+        <w:r>
+          <w:rPr>
+            <w:lang w:val="zh_TW" w:bidi="zh_TW"/>
+          </w:rPr>
+          <w:rPr>
+            <w:color w:val="0000EE"/>
+            <w:u w:val="single"/>
+          </w:rPr>
+          <w:t>啟18:16</w:t>
+        </w:r>
+      </w:hyperlink>
+      <w:r>
+        <w:rPr>
+          <w:lang w:val="zh_TW" w:bidi="zh_TW"/>
+        </w:rPr>
+        <w:t>）。相比之下，新約聖經也有一些正面語句提到金的價值（</w:t>
+      </w:r>
+      <w:hyperlink r:id="rId184">
+        <w:r>
+          <w:rPr>
+            <w:lang w:val="zh_TW" w:bidi="zh_TW"/>
+          </w:rPr>
+          <w:rPr>
+            <w:color w:val="0000EE"/>
+            <w:u w:val="single"/>
+          </w:rPr>
+          <w:t>啟3:18</w:t>
+        </w:r>
+      </w:hyperlink>
+      <w:r>
+        <w:rPr>
+          <w:lang w:val="zh_TW" w:bidi="zh_TW"/>
+        </w:rPr>
+        <w:t>）。博士把黃金獻給嬰孩耶穌，象徵祂的君王身分（</w:t>
+      </w:r>
+      <w:hyperlink r:id="rId185">
+        <w:r>
+          <w:rPr>
+            <w:lang w:val="zh_TW" w:bidi="zh_TW"/>
+          </w:rPr>
+          <w:rPr>
+            <w:color w:val="0000EE"/>
+            <w:u w:val="single"/>
+          </w:rPr>
+          <w:t>太2:11</w:t>
+        </w:r>
+      </w:hyperlink>
+      <w:r>
+        <w:rPr>
+          <w:lang w:val="zh_TW" w:bidi="zh_TW"/>
+        </w:rPr>
+        <w:t>），經文也說明亮如玻璃的聖城新耶路撒冷是金子所造的（</w:t>
+      </w:r>
+      <w:hyperlink r:id="rId186">
+        <w:r>
+          <w:rPr>
+            <w:lang w:val="zh_TW" w:bidi="zh_TW"/>
+          </w:rPr>
+          <w:rPr>
+            <w:color w:val="0000EE"/>
+            <w:u w:val="single"/>
+          </w:rPr>
+          <w:t>啟21:18</w:t>
+        </w:r>
+      </w:hyperlink>
+      <w:r>
+        <w:rPr>
+          <w:lang w:val="zh_TW" w:bidi="zh_TW"/>
+        </w:rPr>
+        <w:t>）。</w:t>
+      </w:r>
+    </w:p>
+    <w:p>
+      <w:pPr/>
+      <w:r>
+        <w:rPr>
+          <w:lang w:val="zh_TW" w:bidi="zh_TW"/>
+        </w:rPr>
+      </w:r>
+      <w:r>
+        <w:rPr>
+          <w:lang w:val="zh_TW" w:bidi="zh_TW"/>
+        </w:rPr>
+        <w:t>舊約聖經在多種情境中提及銀。銀是貴重金屬，早期的人甚至認為銀比金更貴重，因此人們常用銀來進行商業交易與償還債務。當時的人會把小塊的銀放在天平上，按著標準法碼的重量來計算其價值。亞伯拉罕為撒拉購買麥比拉洞作為墓地時，付了400舍客勒的銀子，並按著當時與商人通用的重量把這筆「銀子」稱足（</w:t>
+      </w:r>
+      <w:hyperlink r:id="rId187">
+        <w:r>
+          <w:rPr>
+            <w:lang w:val="zh_TW" w:bidi="zh_TW"/>
+          </w:rPr>
+          <w:rPr>
+            <w:color w:val="0000EE"/>
+            <w:u w:val="single"/>
+          </w:rPr>
+          <w:t>創23:15–16</w:t>
+        </w:r>
+      </w:hyperlink>
+      <w:r>
+        <w:rPr>
+          <w:lang w:val="zh_TW" w:bidi="zh_TW"/>
+        </w:rPr>
+        <w:t>）。約瑟的兄弟們因賣約瑟而得到20舍客勒銀子（</w:t>
+      </w:r>
+      <w:hyperlink r:id="rId188">
+        <w:r>
+          <w:rPr>
+            <w:lang w:val="zh_TW" w:bidi="zh_TW"/>
+          </w:rPr>
+          <w:rPr>
+            <w:color w:val="0000EE"/>
+            <w:u w:val="single"/>
+          </w:rPr>
+          <w:t>創37:28</w:t>
+        </w:r>
+      </w:hyperlink>
+      <w:r>
+        <w:rPr>
+          <w:lang w:val="zh_TW" w:bidi="zh_TW"/>
+        </w:rPr>
+        <w:t>），約瑟也以銀子作為禮物給便雅憫（</w:t>
+      </w:r>
+      <w:hyperlink r:id="rId189">
+        <w:r>
+          <w:rPr>
+            <w:lang w:val="zh_TW" w:bidi="zh_TW"/>
+          </w:rPr>
+          <w:rPr>
+            <w:color w:val="0000EE"/>
+            <w:u w:val="single"/>
+          </w:rPr>
+          <w:t>創45:22</w:t>
+        </w:r>
+      </w:hyperlink>
+      <w:r>
+        <w:rPr>
+          <w:lang w:val="zh_TW" w:bidi="zh_TW"/>
+        </w:rPr>
+        <w:t>）。</w:t>
+      </w:r>
+    </w:p>
+    <w:p>
+      <w:pPr/>
+      <w:r>
+        <w:rPr>
+          <w:lang w:val="zh_TW" w:bidi="zh_TW"/>
+        </w:rPr>
+      </w:r>
+      <w:r>
+        <w:rPr>
+          <w:lang w:val="zh_TW" w:bidi="zh_TW"/>
+        </w:rPr>
+        <w:t>聖經還有不少例子，說明人們會以銀支付貨物或服務（</w:t>
+      </w:r>
+      <w:hyperlink r:id="rId190">
+        <w:r>
+          <w:rPr>
+            <w:lang w:val="zh_TW" w:bidi="zh_TW"/>
+          </w:rPr>
+          <w:rPr>
+            <w:color w:val="0000EE"/>
+            <w:u w:val="single"/>
+          </w:rPr>
+          <w:t>創20:16；</w:t>
+        </w:r>
+      </w:hyperlink>
+      <w:hyperlink r:id="rId191">
+        <w:r>
+          <w:rPr>
+            <w:lang w:val="zh_TW" w:bidi="zh_TW"/>
+          </w:rPr>
+          <w:rPr>
+            <w:color w:val="0000EE"/>
+            <w:u w:val="single"/>
+          </w:rPr>
+          <w:t>出21:32；</w:t>
+        </w:r>
+      </w:hyperlink>
+      <w:hyperlink r:id="rId192">
+        <w:r>
+          <w:rPr>
+            <w:lang w:val="zh_TW" w:bidi="zh_TW"/>
+          </w:rPr>
+          <w:rPr>
+            <w:color w:val="0000EE"/>
+            <w:u w:val="single"/>
+          </w:rPr>
+          <w:t>利27:16；</w:t>
+        </w:r>
+      </w:hyperlink>
+      <w:hyperlink r:id="rId193">
+        <w:r>
+          <w:rPr>
+            <w:lang w:val="zh_TW" w:bidi="zh_TW"/>
+          </w:rPr>
+          <w:rPr>
+            <w:color w:val="0000EE"/>
+            <w:u w:val="single"/>
+          </w:rPr>
+          <w:t>書24:32；</w:t>
+        </w:r>
+      </w:hyperlink>
+      <w:hyperlink r:id="rId194">
+        <w:r>
+          <w:rPr>
+            <w:lang w:val="zh_TW" w:bidi="zh_TW"/>
+          </w:rPr>
+          <w:rPr>
+            <w:color w:val="0000EE"/>
+            <w:u w:val="single"/>
+          </w:rPr>
+          <w:t>士17:10；</w:t>
+        </w:r>
+      </w:hyperlink>
+      <w:hyperlink r:id="rId195">
+        <w:r>
+          <w:rPr>
+            <w:lang w:val="zh_TW" w:bidi="zh_TW"/>
+          </w:rPr>
+          <w:rPr>
+            <w:color w:val="0000EE"/>
+            <w:u w:val="single"/>
+          </w:rPr>
+          <w:t>撒下24:24；</w:t>
+        </w:r>
+      </w:hyperlink>
+      <w:hyperlink r:id="rId196">
+        <w:r>
+          <w:rPr>
+            <w:lang w:val="zh_TW" w:bidi="zh_TW"/>
+          </w:rPr>
+          <w:rPr>
+            <w:color w:val="0000EE"/>
+            <w:u w:val="single"/>
+          </w:rPr>
+          <w:t>尼7:72；</w:t>
+        </w:r>
+      </w:hyperlink>
+      <w:hyperlink r:id="rId197">
+        <w:r>
+          <w:rPr>
+            <w:lang w:val="zh_TW" w:bidi="zh_TW"/>
+          </w:rPr>
+          <w:rPr>
+            <w:color w:val="0000EE"/>
+            <w:u w:val="single"/>
+          </w:rPr>
+          <w:t>伯28:15；</w:t>
+        </w:r>
+      </w:hyperlink>
+      <w:hyperlink r:id="rId198">
+        <w:r>
+          <w:rPr>
+            <w:lang w:val="zh_TW" w:bidi="zh_TW"/>
+          </w:rPr>
+          <w:rPr>
+            <w:color w:val="0000EE"/>
+            <w:u w:val="single"/>
+          </w:rPr>
+          <w:t>賽7:23</w:t>
+        </w:r>
+      </w:hyperlink>
+      <w:r>
+        <w:rPr>
+          <w:lang w:val="zh_TW" w:bidi="zh_TW"/>
+        </w:rPr>
+        <w:t>，</w:t>
+      </w:r>
+      <w:hyperlink r:id="rId138">
+        <w:r>
+          <w:rPr>
+            <w:lang w:val="zh_TW" w:bidi="zh_TW"/>
+          </w:rPr>
+          <w:rPr>
+            <w:color w:val="0000EE"/>
+            <w:u w:val="single"/>
+          </w:rPr>
+          <w:t>46:6；</w:t>
+        </w:r>
+      </w:hyperlink>
+      <w:hyperlink r:id="rId199">
+        <w:r>
+          <w:rPr>
+            <w:lang w:val="zh_TW" w:bidi="zh_TW"/>
+          </w:rPr>
+          <w:rPr>
+            <w:color w:val="0000EE"/>
+            <w:u w:val="single"/>
+          </w:rPr>
+          <w:t>摩2:6</w:t>
+        </w:r>
+      </w:hyperlink>
+      <w:r>
+        <w:rPr>
+          <w:lang w:val="zh_TW" w:bidi="zh_TW"/>
+        </w:rPr>
+        <w:t>，</w:t>
+      </w:r>
+      <w:hyperlink r:id="rId200">
+        <w:r>
+          <w:rPr>
+            <w:lang w:val="zh_TW" w:bidi="zh_TW"/>
+          </w:rPr>
+          <w:rPr>
+            <w:color w:val="0000EE"/>
+            <w:u w:val="single"/>
+          </w:rPr>
+          <w:t>8:6</w:t>
+        </w:r>
+      </w:hyperlink>
+      <w:r>
+        <w:rPr>
+          <w:lang w:val="zh_TW" w:bidi="zh_TW"/>
+        </w:rPr>
+        <w:t>）。銀也是衡量人財富的重要指標（</w:t>
+      </w:r>
+      <w:hyperlink r:id="rId201">
+        <w:r>
+          <w:rPr>
+            <w:lang w:val="zh_TW" w:bidi="zh_TW"/>
+          </w:rPr>
+          <w:rPr>
+            <w:color w:val="0000EE"/>
+            <w:u w:val="single"/>
+          </w:rPr>
+          <w:t>創13:2</w:t>
+        </w:r>
+      </w:hyperlink>
+      <w:r>
+        <w:rPr>
+          <w:lang w:val="zh_TW" w:bidi="zh_TW"/>
+        </w:rPr>
+        <w:t>，</w:t>
+      </w:r>
+      <w:hyperlink r:id="rId202">
+        <w:r>
+          <w:rPr>
+            <w:lang w:val="zh_TW" w:bidi="zh_TW"/>
+          </w:rPr>
+          <w:rPr>
+            <w:color w:val="0000EE"/>
+            <w:u w:val="single"/>
+          </w:rPr>
+          <w:t>24:35；</w:t>
+        </w:r>
+      </w:hyperlink>
+      <w:hyperlink r:id="rId203">
+        <w:r>
+          <w:rPr>
+            <w:lang w:val="zh_TW" w:bidi="zh_TW"/>
+          </w:rPr>
+          <w:rPr>
+            <w:color w:val="0000EE"/>
+            <w:u w:val="single"/>
+          </w:rPr>
+          <w:t>出25:3；</w:t>
+        </w:r>
+      </w:hyperlink>
+      <w:hyperlink r:id="rId204">
+        <w:r>
+          <w:rPr>
+            <w:lang w:val="zh_TW" w:bidi="zh_TW"/>
+          </w:rPr>
+          <w:rPr>
+            <w:color w:val="0000EE"/>
+            <w:u w:val="single"/>
+          </w:rPr>
+          <w:t>民22:18；</w:t>
+        </w:r>
+      </w:hyperlink>
+      <w:hyperlink r:id="rId205">
+        <w:r>
+          <w:rPr>
+            <w:lang w:val="zh_TW" w:bidi="zh_TW"/>
+          </w:rPr>
+          <w:rPr>
+            <w:color w:val="0000EE"/>
+            <w:u w:val="single"/>
+          </w:rPr>
+          <w:t>申7:25；</w:t>
+        </w:r>
+      </w:hyperlink>
+      <w:hyperlink r:id="rId173">
+        <w:r>
+          <w:rPr>
+            <w:lang w:val="zh_TW" w:bidi="zh_TW"/>
+          </w:rPr>
+          <w:rPr>
+            <w:color w:val="0000EE"/>
+            <w:u w:val="single"/>
+          </w:rPr>
+          <w:t>番1:18；</w:t>
+        </w:r>
+      </w:hyperlink>
+      <w:hyperlink r:id="rId206">
+        <w:r>
+          <w:rPr>
+            <w:lang w:val="zh_TW" w:bidi="zh_TW"/>
+          </w:rPr>
+          <w:rPr>
+            <w:color w:val="0000EE"/>
+            <w:u w:val="single"/>
+          </w:rPr>
+          <w:t>該2:8；</w:t>
+        </w:r>
+      </w:hyperlink>
+      <w:hyperlink r:id="rId207">
+        <w:r>
+          <w:rPr>
+            <w:lang w:val="zh_TW" w:bidi="zh_TW"/>
+          </w:rPr>
+          <w:rPr>
+            <w:color w:val="0000EE"/>
+            <w:u w:val="single"/>
+          </w:rPr>
+          <w:t>亞6:11</w:t>
+        </w:r>
+      </w:hyperlink>
+      <w:r>
+        <w:rPr>
+          <w:lang w:val="zh_TW" w:bidi="zh_TW"/>
+        </w:rPr>
+        <w:t>）。</w:t>
+      </w:r>
+      <w:hyperlink r:id="rId208">
+        <w:r>
+          <w:rPr>
+            <w:lang w:val="zh_TW" w:bidi="zh_TW"/>
+          </w:rPr>
+          <w:rPr>
+            <w:color w:val="0000EE"/>
+            <w:u w:val="single"/>
+          </w:rPr>
+          <w:t>列王紀上十章21節</w:t>
+        </w:r>
+      </w:hyperlink>
+      <w:r>
+        <w:rPr>
+          <w:lang w:val="zh_TW" w:bidi="zh_TW"/>
+        </w:rPr>
+        <w:t>甚至有一句特別的記載：在所羅門的時代，「銀子算不了甚麼」，看來是因為銀的數量十分充足。入侵者常掠奪銀子作為戰利品（</w:t>
+      </w:r>
+      <w:hyperlink r:id="rId209">
+        <w:r>
+          <w:rPr>
+            <w:lang w:val="zh_TW" w:bidi="zh_TW"/>
+          </w:rPr>
+          <w:rPr>
+            <w:color w:val="0000EE"/>
+            <w:u w:val="single"/>
+          </w:rPr>
+          <w:t>書6:19</w:t>
+        </w:r>
+      </w:hyperlink>
+      <w:r>
+        <w:rPr>
+          <w:lang w:val="zh_TW" w:bidi="zh_TW"/>
+        </w:rPr>
+        <w:t>，</w:t>
+      </w:r>
+      <w:hyperlink r:id="rId210">
+        <w:r>
+          <w:rPr>
+            <w:lang w:val="zh_TW" w:bidi="zh_TW"/>
+          </w:rPr>
+          <w:rPr>
+            <w:color w:val="0000EE"/>
+            <w:u w:val="single"/>
+          </w:rPr>
+          <w:t>7:21；</w:t>
+        </w:r>
+      </w:hyperlink>
+      <w:hyperlink r:id="rId211">
+        <w:r>
+          <w:rPr>
+            <w:lang w:val="zh_TW" w:bidi="zh_TW"/>
+          </w:rPr>
+          <w:rPr>
+            <w:color w:val="0000EE"/>
+            <w:u w:val="single"/>
+          </w:rPr>
+          <w:t>王上15:18</w:t>
+        </w:r>
+      </w:hyperlink>
+      <w:r>
+        <w:rPr>
+          <w:lang w:val="zh_TW" w:bidi="zh_TW"/>
+        </w:rPr>
+        <w:t>）。有時，重要人物的杯子是用銀製作的（</w:t>
+      </w:r>
+      <w:hyperlink r:id="rId212">
+        <w:r>
+          <w:rPr>
+            <w:lang w:val="zh_TW" w:bidi="zh_TW"/>
+          </w:rPr>
+          <w:rPr>
+            <w:color w:val="0000EE"/>
+            <w:u w:val="single"/>
+          </w:rPr>
+          <w:t>創44:2</w:t>
+        </w:r>
+      </w:hyperlink>
+      <w:r>
+        <w:rPr>
+          <w:lang w:val="zh_TW" w:bidi="zh_TW"/>
+        </w:rPr>
+        <w:t>）；有時，王的冠冕也由金與銀打造（</w:t>
+      </w:r>
+      <w:hyperlink r:id="rId207">
+        <w:r>
+          <w:rPr>
+            <w:lang w:val="zh_TW" w:bidi="zh_TW"/>
+          </w:rPr>
+          <w:rPr>
+            <w:color w:val="0000EE"/>
+            <w:u w:val="single"/>
+          </w:rPr>
+          <w:t>亞6:11</w:t>
+        </w:r>
+      </w:hyperlink>
+      <w:r>
+        <w:rPr>
+          <w:lang w:val="zh_TW" w:bidi="zh_TW"/>
+        </w:rPr>
+        <w:t>）。銀在製作個人飾物中極其重要（</w:t>
+      </w:r>
+      <w:hyperlink r:id="rId126">
+        <w:r>
+          <w:rPr>
+            <w:lang w:val="zh_TW" w:bidi="zh_TW"/>
+          </w:rPr>
+          <w:rPr>
+            <w:color w:val="0000EE"/>
+            <w:u w:val="single"/>
+          </w:rPr>
+          <w:t>創24:53；</w:t>
+        </w:r>
+      </w:hyperlink>
+      <w:hyperlink r:id="rId128">
+        <w:r>
+          <w:rPr>
+            <w:lang w:val="zh_TW" w:bidi="zh_TW"/>
+          </w:rPr>
+          <w:rPr>
+            <w:color w:val="0000EE"/>
+            <w:u w:val="single"/>
+          </w:rPr>
+          <w:t>出3:22</w:t>
+        </w:r>
+      </w:hyperlink>
+      <w:r>
+        <w:rPr>
+          <w:lang w:val="zh_TW" w:bidi="zh_TW"/>
+        </w:rPr>
+        <w:t>，</w:t>
+      </w:r>
+      <w:hyperlink r:id="rId130">
+        <w:r>
+          <w:rPr>
+            <w:lang w:val="zh_TW" w:bidi="zh_TW"/>
+          </w:rPr>
+          <w:rPr>
+            <w:color w:val="0000EE"/>
+            <w:u w:val="single"/>
+          </w:rPr>
+          <w:t>12:35</w:t>
+        </w:r>
+      </w:hyperlink>
+      <w:r>
+        <w:rPr>
+          <w:lang w:val="zh_TW" w:bidi="zh_TW"/>
+        </w:rPr>
+        <w:t>），其中一例便是在金飾上鑲嵌銀子作為裝飾（</w:t>
+      </w:r>
+      <w:hyperlink r:id="rId213">
+        <w:r>
+          <w:rPr>
+            <w:lang w:val="zh_TW" w:bidi="zh_TW"/>
+          </w:rPr>
+          <w:rPr>
+            <w:color w:val="0000EE"/>
+            <w:u w:val="single"/>
+          </w:rPr>
+          <w:t>歌1:11</w:t>
+        </w:r>
+      </w:hyperlink>
+      <w:r>
+        <w:rPr>
+          <w:lang w:val="zh_TW" w:bidi="zh_TW"/>
+        </w:rPr>
+        <w:t>）。</w:t>
+      </w:r>
+    </w:p>
+    <w:p>
+      <w:pPr/>
+      <w:r>
+        <w:rPr>
+          <w:lang w:val="zh_TW" w:bidi="zh_TW"/>
+        </w:rPr>
+      </w:r>
+      <w:r>
+        <w:rPr>
+          <w:lang w:val="zh_TW" w:bidi="zh_TW"/>
+        </w:rPr>
+        <w:t>人們常用提煉銀子的過程，比喻神試驗人的心（</w:t>
+      </w:r>
+      <w:hyperlink r:id="rId214">
+        <w:r>
+          <w:rPr>
+            <w:lang w:val="zh_TW" w:bidi="zh_TW"/>
+          </w:rPr>
+          <w:rPr>
+            <w:color w:val="0000EE"/>
+            <w:u w:val="single"/>
+          </w:rPr>
+          <w:t>詩66:10</w:t>
+        </w:r>
+      </w:hyperlink>
+      <w:r>
+        <w:rPr>
+          <w:lang w:val="zh_TW" w:bidi="zh_TW"/>
+        </w:rPr>
+        <w:t>；</w:t>
+      </w:r>
+      <w:hyperlink r:id="rId215">
+        <w:r>
+          <w:rPr>
+            <w:lang w:val="zh_TW" w:bidi="zh_TW"/>
+          </w:rPr>
+          <w:rPr>
+            <w:color w:val="0000EE"/>
+            <w:u w:val="single"/>
+          </w:rPr>
+          <w:t>賽48:10</w:t>
+        </w:r>
+      </w:hyperlink>
+      <w:r>
+        <w:rPr>
+          <w:lang w:val="zh_TW" w:bidi="zh_TW"/>
+        </w:rPr>
+        <w:t>），而銀子變黑和變質則象徵品格敗壞（</w:t>
+      </w:r>
+      <w:hyperlink r:id="rId216">
+        <w:r>
+          <w:rPr>
+            <w:lang w:val="zh_TW" w:bidi="zh_TW"/>
+          </w:rPr>
+          <w:rPr>
+            <w:color w:val="0000EE"/>
+            <w:u w:val="single"/>
+          </w:rPr>
+          <w:t>賽1:22</w:t>
+        </w:r>
+      </w:hyperlink>
+      <w:r>
+        <w:rPr>
+          <w:lang w:val="zh_TW" w:bidi="zh_TW"/>
+        </w:rPr>
+        <w:t>；</w:t>
+      </w:r>
+      <w:hyperlink r:id="rId217">
+        <w:r>
+          <w:rPr>
+            <w:lang w:val="zh_TW" w:bidi="zh_TW"/>
+          </w:rPr>
+          <w:rPr>
+            <w:color w:val="0000EE"/>
+            <w:u w:val="single"/>
+          </w:rPr>
+          <w:t>耶6:30</w:t>
+        </w:r>
+      </w:hyperlink>
+      <w:r>
+        <w:rPr>
+          <w:lang w:val="zh_TW" w:bidi="zh_TW"/>
+        </w:rPr>
+        <w:t>）。經文把神的話描述為純淨的銀，在爐中煉得「純淨」。儘管銀極其寶貴，智慧仍遠勝銀子（</w:t>
+      </w:r>
+      <w:hyperlink r:id="rId197">
+        <w:r>
+          <w:rPr>
+            <w:lang w:val="zh_TW" w:bidi="zh_TW"/>
+          </w:rPr>
+          <w:rPr>
+            <w:color w:val="0000EE"/>
+            <w:u w:val="single"/>
+          </w:rPr>
+          <w:t>伯28:15</w:t>
+        </w:r>
+      </w:hyperlink>
+      <w:r>
+        <w:rPr>
+          <w:lang w:val="zh_TW" w:bidi="zh_TW"/>
+        </w:rPr>
+        <w:t>；</w:t>
+      </w:r>
+      <w:hyperlink r:id="rId166">
+        <w:r>
+          <w:rPr>
+            <w:lang w:val="zh_TW" w:bidi="zh_TW"/>
+          </w:rPr>
+          <w:rPr>
+            <w:color w:val="0000EE"/>
+            <w:u w:val="single"/>
+          </w:rPr>
+          <w:t>箴3:14</w:t>
+        </w:r>
+      </w:hyperlink>
+      <w:r>
+        <w:rPr>
+          <w:lang w:val="zh_TW" w:bidi="zh_TW"/>
+        </w:rPr>
+        <w:t>，</w:t>
+      </w:r>
+      <w:hyperlink r:id="rId218">
+        <w:r>
+          <w:rPr>
+            <w:lang w:val="zh_TW" w:bidi="zh_TW"/>
+          </w:rPr>
+          <w:rPr>
+            <w:color w:val="0000EE"/>
+            <w:u w:val="single"/>
+          </w:rPr>
+          <w:t>8:19</w:t>
+        </w:r>
+      </w:hyperlink>
+      <w:r>
+        <w:rPr>
+          <w:lang w:val="zh_TW" w:bidi="zh_TW"/>
+        </w:rPr>
+        <w:t>，</w:t>
+      </w:r>
+      <w:hyperlink r:id="rId125">
+        <w:r>
+          <w:rPr>
+            <w:lang w:val="zh_TW" w:bidi="zh_TW"/>
+          </w:rPr>
+          <w:rPr>
+            <w:color w:val="0000EE"/>
+            <w:u w:val="single"/>
+          </w:rPr>
+          <w:t>10:20</w:t>
+        </w:r>
+      </w:hyperlink>
+      <w:r>
+        <w:rPr>
+          <w:lang w:val="zh_TW" w:bidi="zh_TW"/>
+        </w:rPr>
+        <w:t>，</w:t>
+      </w:r>
+      <w:hyperlink r:id="rId168">
+        <w:r>
+          <w:rPr>
+            <w:lang w:val="zh_TW" w:bidi="zh_TW"/>
+          </w:rPr>
+          <w:rPr>
+            <w:color w:val="0000EE"/>
+            <w:u w:val="single"/>
+          </w:rPr>
+          <w:t>16:16</w:t>
+        </w:r>
+      </w:hyperlink>
+      <w:r>
+        <w:rPr>
+          <w:lang w:val="zh_TW" w:bidi="zh_TW"/>
+        </w:rPr>
+        <w:t>，</w:t>
+      </w:r>
+      <w:hyperlink r:id="rId219">
+        <w:r>
+          <w:rPr>
+            <w:lang w:val="zh_TW" w:bidi="zh_TW"/>
+          </w:rPr>
+          <w:rPr>
+            <w:color w:val="0000EE"/>
+            <w:u w:val="single"/>
+          </w:rPr>
+          <w:t>22:1</w:t>
+        </w:r>
+      </w:hyperlink>
+      <w:r>
+        <w:rPr>
+          <w:lang w:val="zh_TW" w:bidi="zh_TW"/>
+        </w:rPr>
+        <w:t>，</w:t>
+      </w:r>
+      <w:hyperlink r:id="rId220">
+        <w:r>
+          <w:rPr>
+            <w:lang w:val="zh_TW" w:bidi="zh_TW"/>
+          </w:rPr>
+          <w:rPr>
+            <w:color w:val="0000EE"/>
+            <w:u w:val="single"/>
+          </w:rPr>
+          <w:t>25:11</w:t>
+        </w:r>
+      </w:hyperlink>
+      <w:r>
+        <w:rPr>
+          <w:lang w:val="zh_TW" w:bidi="zh_TW"/>
+        </w:rPr>
+        <w:t>）。</w:t>
+      </w:r>
+    </w:p>
+    <w:p>
+      <w:pPr/>
+      <w:r>
+        <w:rPr>
+          <w:lang w:val="zh_TW" w:bidi="zh_TW"/>
+        </w:rPr>
+      </w:r>
+      <w:hyperlink r:id="rId109">
+        <w:r>
+          <w:rPr>
+            <w:lang w:val="zh_TW" w:bidi="zh_TW"/>
+          </w:rPr>
+          <w:rPr>
+            <w:color w:val="0000EE"/>
+            <w:u w:val="single"/>
+          </w:rPr>
+          <w:t>申命記八章9節</w:t>
+        </w:r>
+      </w:hyperlink>
+      <w:r>
+        <w:rPr>
+          <w:lang w:val="zh_TW" w:bidi="zh_TW"/>
+        </w:rPr>
+        <w:t>提到天然的銅，但那處經文可能是指某種含銅的礦石。聖經中更常見的則是黃銅，也就是銅與鋅的合金。然而，對中期和晚期青銅器時代（約公元前2000–1200年）所出土、以銅為基礎的器具進行化學分析後，可知這些材料其實是青銅。因此，有英文譯本提到的黃銅（brass），實際上就是青銅。</w:t>
+      </w:r>
+    </w:p>
+    <w:p>
+      <w:pPr/>
+      <w:r>
+        <w:rPr>
+          <w:lang w:val="zh_TW" w:bidi="zh_TW"/>
+        </w:rPr>
+      </w:r>
+      <w:r>
+        <w:rPr>
+          <w:lang w:val="zh_TW" w:bidi="zh_TW"/>
+        </w:rPr>
+        <w:t>到新約聖經時代，人們廣泛使用銅的合金形式（青銅和黃銅）。青銅貨幣十分普遍，而</w:t>
+      </w:r>
+      <w:hyperlink r:id="rId176">
+        <w:r>
+          <w:rPr>
+            <w:lang w:val="zh_TW" w:bidi="zh_TW"/>
+          </w:rPr>
+          <w:rPr>
+            <w:color w:val="0000EE"/>
+            <w:u w:val="single"/>
+          </w:rPr>
+          <w:t>馬太福音十章9節</w:t>
+        </w:r>
+      </w:hyperlink>
+      <w:r>
+        <w:rPr>
+          <w:lang w:val="zh_TW" w:bidi="zh_TW"/>
+        </w:rPr>
+        <w:t>提到的可能正是這類青銅錢。寡婦所投入的兩個小錢就是極小的青銅幣——「雷普頓（lepton）」。青銅的器皿與用具同樣很常見（</w:t>
+      </w:r>
+      <w:hyperlink r:id="rId221">
+        <w:r>
+          <w:rPr>
+            <w:lang w:val="zh_TW" w:bidi="zh_TW"/>
+          </w:rPr>
+          <w:rPr>
+            <w:color w:val="0000EE"/>
+            <w:u w:val="single"/>
+          </w:rPr>
+          <w:t>啟9:20，</w:t>
+        </w:r>
+      </w:hyperlink>
+      <w:hyperlink r:id="rId222">
+        <w:r>
+          <w:rPr>
+            <w:lang w:val="zh_TW" w:bidi="zh_TW"/>
+          </w:rPr>
+          <w:rPr>
+            <w:color w:val="0000EE"/>
+            <w:u w:val="single"/>
+          </w:rPr>
+          <w:t>18:12</w:t>
+        </w:r>
+      </w:hyperlink>
+      <w:r>
+        <w:rPr>
+          <w:lang w:val="zh_TW" w:bidi="zh_TW"/>
+        </w:rPr>
+        <w:t>）。</w:t>
+      </w:r>
+      <w:hyperlink r:id="rId223">
+        <w:r>
+          <w:rPr>
+            <w:lang w:val="zh_TW" w:bidi="zh_TW"/>
+          </w:rPr>
+          <w:rPr>
+            <w:color w:val="0000EE"/>
+            <w:u w:val="single"/>
+          </w:rPr>
+          <w:t>哥林多前書十三章1節</w:t>
+        </w:r>
+      </w:hyperlink>
+      <w:r>
+        <w:rPr>
+          <w:lang w:val="zh_TW" w:bidi="zh_TW"/>
+        </w:rPr>
+        <w:t>中提到的「鳴的鑼」很可能指黃銅，這種明亮發光的合金常用於製作樂器。在約翰於啟示錄異象中（</w:t>
+      </w:r>
+      <w:hyperlink r:id="rId224">
+        <w:r>
+          <w:rPr>
+            <w:lang w:val="zh_TW" w:bidi="zh_TW"/>
+          </w:rPr>
+          <w:rPr>
+            <w:color w:val="0000EE"/>
+            <w:u w:val="single"/>
+          </w:rPr>
+          <w:t>啟1:15，</w:t>
+        </w:r>
+      </w:hyperlink>
+      <w:hyperlink r:id="rId225">
+        <w:r>
+          <w:rPr>
+            <w:lang w:val="zh_TW" w:bidi="zh_TW"/>
+          </w:rPr>
+          <w:rPr>
+            <w:color w:val="0000EE"/>
+            <w:u w:val="single"/>
+          </w:rPr>
+          <w:t>2:18</w:t>
+        </w:r>
+      </w:hyperlink>
+      <w:r>
+        <w:rPr>
+          <w:lang w:val="zh_TW" w:bidi="zh_TW"/>
+        </w:rPr>
+        <w:t>），人子的腳發出精煉黃銅（和合本為「銅」）般的光澤。</w:t>
+      </w:r>
+    </w:p>
+    <w:p>
+      <w:pPr/>
+      <w:r>
+        <w:rPr>
+          <w:lang w:val="zh_TW" w:bidi="zh_TW"/>
+        </w:rPr>
+      </w:r>
+      <w:r>
+        <w:rPr>
+          <w:lang w:val="zh_TW" w:bidi="zh_TW"/>
+        </w:rPr>
+        <w:t>巴勒斯坦的鐵器時代大約始於公元前1200年，也就是士師時期，雖然埃及在王朝形成之前的時代，人們就已知曉天然鐵。考古證據顯示，赫人在約公元前1400年發現了冶煉鐵礦的方法。非利士人似乎在約公元前1300年把鐵帶入巴勒斯坦。以色列人在摩西時代與米甸人的爭戰中，獲得大量貢物，其中包括鐵（</w:t>
+      </w:r>
+      <w:hyperlink r:id="rId226">
+        <w:r>
+          <w:rPr>
+            <w:lang w:val="zh_TW" w:bidi="zh_TW"/>
+          </w:rPr>
+          <w:rPr>
+            <w:color w:val="0000EE"/>
+            <w:u w:val="single"/>
+          </w:rPr>
+          <w:t>民31:22</w:t>
+        </w:r>
+      </w:hyperlink>
+      <w:r>
+        <w:rPr>
+          <w:lang w:val="zh_TW" w:bidi="zh_TW"/>
+        </w:rPr>
+        <w:t>）。以色列人攻取耶利哥時，戰利品中也包含鐵（</w:t>
+      </w:r>
+      <w:hyperlink r:id="rId227">
+        <w:r>
+          <w:rPr>
+            <w:lang w:val="zh_TW" w:bidi="zh_TW"/>
+          </w:rPr>
+          <w:rPr>
+            <w:color w:val="0000EE"/>
+            <w:u w:val="single"/>
+          </w:rPr>
+          <w:t>書6:24</w:t>
+        </w:r>
+      </w:hyperlink>
+      <w:r>
+        <w:rPr>
+          <w:lang w:val="zh_TW" w:bidi="zh_TW"/>
+        </w:rPr>
+        <w:t>）。瑪拿西半支派所得的戰利品也有鐵（</w:t>
+      </w:r>
+      <w:hyperlink r:id="rId228">
+        <w:r>
+          <w:rPr>
+            <w:lang w:val="zh_TW" w:bidi="zh_TW"/>
+          </w:rPr>
+          <w:rPr>
+            <w:color w:val="0000EE"/>
+            <w:u w:val="single"/>
+          </w:rPr>
+          <w:t>22:8</w:t>
+        </w:r>
+      </w:hyperlink>
+      <w:r>
+        <w:rPr>
+          <w:lang w:val="zh_TW" w:bidi="zh_TW"/>
+        </w:rPr>
+        <w:t>）。在士師時代，迦南人擁有鐵車作為武器（</w:t>
+      </w:r>
+      <w:hyperlink r:id="rId229">
+        <w:r>
+          <w:rPr>
+            <w:lang w:val="zh_TW" w:bidi="zh_TW"/>
+          </w:rPr>
+          <w:rPr>
+            <w:color w:val="0000EE"/>
+            <w:u w:val="single"/>
+          </w:rPr>
+          <w:t>書17:16–18</w:t>
+        </w:r>
+      </w:hyperlink>
+      <w:r>
+        <w:rPr>
+          <w:lang w:val="zh_TW" w:bidi="zh_TW"/>
+        </w:rPr>
+        <w:t>；</w:t>
+      </w:r>
+      <w:hyperlink r:id="rId230">
+        <w:r>
+          <w:rPr>
+            <w:lang w:val="zh_TW" w:bidi="zh_TW"/>
+          </w:rPr>
+          <w:rPr>
+            <w:color w:val="0000EE"/>
+            <w:u w:val="single"/>
+          </w:rPr>
+          <w:t>士1:19</w:t>
+        </w:r>
+      </w:hyperlink>
+      <w:r>
+        <w:rPr>
+          <w:lang w:val="zh_TW" w:bidi="zh_TW"/>
+        </w:rPr>
+        <w:t>；</w:t>
+      </w:r>
+      <w:hyperlink r:id="rId231">
+        <w:r>
+          <w:rPr>
+            <w:lang w:val="zh_TW" w:bidi="zh_TW"/>
+          </w:rPr>
+          <w:rPr>
+            <w:color w:val="0000EE"/>
+            <w:u w:val="single"/>
+          </w:rPr>
+          <w:t>4:3</w:t>
+        </w:r>
+      </w:hyperlink>
+      <w:r>
+        <w:rPr>
+          <w:lang w:val="zh_TW" w:bidi="zh_TW"/>
+        </w:rPr>
+        <w:t>）。</w:t>
+      </w:r>
+    </w:p>
+    <w:p>
+      <w:pPr/>
+      <w:r>
+        <w:rPr>
+          <w:lang w:val="zh_TW" w:bidi="zh_TW"/>
+        </w:rPr>
+      </w:r>
+      <w:r>
+        <w:rPr>
+          <w:lang w:val="zh_TW" w:bidi="zh_TW"/>
+        </w:rPr>
+        <w:t>這些早期的記載顯示，鐵在鐵器時代開始便傳入當地。非利士人獨佔當地的鐵的使用權（</w:t>
+      </w:r>
+      <w:hyperlink r:id="rId232">
+        <w:r>
+          <w:rPr>
+            <w:lang w:val="zh_TW" w:bidi="zh_TW"/>
+          </w:rPr>
+          <w:rPr>
+            <w:color w:val="0000EE"/>
+            <w:u w:val="single"/>
+          </w:rPr>
+          <w:t>撒上13:19–21</w:t>
+        </w:r>
+      </w:hyperlink>
+      <w:r>
+        <w:rPr>
+          <w:lang w:val="zh_TW" w:bidi="zh_TW"/>
+        </w:rPr>
+        <w:t>），他們的勇士歌利亞也使用鐵槍（</w:t>
+      </w:r>
+      <w:hyperlink r:id="rId233">
+        <w:r>
+          <w:rPr>
+            <w:lang w:val="zh_TW" w:bidi="zh_TW"/>
+          </w:rPr>
+          <w:rPr>
+            <w:color w:val="0000EE"/>
+            <w:u w:val="single"/>
+          </w:rPr>
+          <w:t>17:7</w:t>
+        </w:r>
+      </w:hyperlink>
+      <w:r>
+        <w:rPr>
+          <w:lang w:val="zh_TW" w:bidi="zh_TW"/>
+        </w:rPr>
+        <w:t>）。然而，以色列人很快便學會使用鐵（</w:t>
+      </w:r>
+      <w:hyperlink r:id="rId234">
+        <w:r>
+          <w:rPr>
+            <w:lang w:val="zh_TW" w:bidi="zh_TW"/>
+          </w:rPr>
+          <w:rPr>
+            <w:color w:val="0000EE"/>
+            <w:u w:val="single"/>
+          </w:rPr>
+          <w:t>撒下12:31，</w:t>
+        </w:r>
+      </w:hyperlink>
+      <w:hyperlink r:id="rId235">
+        <w:r>
+          <w:rPr>
+            <w:lang w:val="zh_TW" w:bidi="zh_TW"/>
+          </w:rPr>
+          <w:rPr>
+            <w:color w:val="0000EE"/>
+            <w:u w:val="single"/>
+          </w:rPr>
+          <w:t>23:7</w:t>
+        </w:r>
+      </w:hyperlink>
+      <w:r>
+        <w:rPr>
+          <w:lang w:val="zh_TW" w:bidi="zh_TW"/>
+        </w:rPr>
+        <w:t>）。顯然，到所羅門時代，人們已廣泛使用鐵；建造聖殿的人不得使用鐵製工具這一點，我們由此就能看出當時鐵器的盛行程度（</w:t>
+      </w:r>
+      <w:hyperlink r:id="rId236">
+        <w:r>
+          <w:rPr>
+            <w:lang w:val="zh_TW" w:bidi="zh_TW"/>
+          </w:rPr>
+          <w:rPr>
+            <w:color w:val="0000EE"/>
+            <w:u w:val="single"/>
+          </w:rPr>
+          <w:t>王上6:7</w:t>
+        </w:r>
+      </w:hyperlink>
+      <w:r>
+        <w:rPr>
+          <w:lang w:val="zh_TW" w:bidi="zh_TW"/>
+        </w:rPr>
+        <w:t>）。在亞哈的時代，假先知西底家用鐵角指向亞蘭，並預言他們將被擊敗（</w:t>
+      </w:r>
+      <w:hyperlink r:id="rId237">
+        <w:r>
+          <w:rPr>
+            <w:lang w:val="zh_TW" w:bidi="zh_TW"/>
+          </w:rPr>
+          <w:rPr>
+            <w:color w:val="0000EE"/>
+            <w:u w:val="single"/>
+          </w:rPr>
+          <w:t>22:11</w:t>
+        </w:r>
+      </w:hyperlink>
+      <w:r>
+        <w:rPr>
+          <w:lang w:val="zh_TW" w:bidi="zh_TW"/>
+        </w:rPr>
+        <w:t>）。</w:t>
+      </w:r>
+    </w:p>
+    <w:p>
+      <w:pPr/>
+      <w:r>
+        <w:rPr>
+          <w:lang w:val="zh_TW" w:bidi="zh_TW"/>
+        </w:rPr>
+      </w:r>
+      <w:r>
+        <w:rPr>
+          <w:lang w:val="zh_TW" w:bidi="zh_TW"/>
+        </w:rPr>
+        <w:t>公元前八世紀的先知以賽亞提到鐵 （</w:t>
+      </w:r>
+      <w:hyperlink r:id="rId238">
+        <w:r>
+          <w:rPr>
+            <w:lang w:val="zh_TW" w:bidi="zh_TW"/>
+          </w:rPr>
+          <w:rPr>
+            <w:color w:val="0000EE"/>
+            <w:u w:val="single"/>
+          </w:rPr>
+          <w:t>賽10:34</w:t>
+        </w:r>
+      </w:hyperlink>
+      <w:r>
+        <w:rPr>
+          <w:lang w:val="zh_TW" w:bidi="zh_TW"/>
+        </w:rPr>
+        <w:t>），後來耶利米也在多處經文中提及這種金屬（</w:t>
+      </w:r>
+      <w:hyperlink r:id="rId239">
+        <w:r>
+          <w:rPr>
+            <w:lang w:val="zh_TW" w:bidi="zh_TW"/>
+          </w:rPr>
+          <w:rPr>
+            <w:color w:val="0000EE"/>
+            <w:u w:val="single"/>
+          </w:rPr>
+          <w:t>耶1:18，</w:t>
+        </w:r>
+      </w:hyperlink>
+      <w:hyperlink r:id="rId240">
+        <w:r>
+          <w:rPr>
+            <w:lang w:val="zh_TW" w:bidi="zh_TW"/>
+          </w:rPr>
+          <w:rPr>
+            <w:color w:val="0000EE"/>
+            <w:u w:val="single"/>
+          </w:rPr>
+          <w:t>6:28，</w:t>
+        </w:r>
+      </w:hyperlink>
+      <w:hyperlink r:id="rId116">
+        <w:r>
+          <w:rPr>
+            <w:lang w:val="zh_TW" w:bidi="zh_TW"/>
+          </w:rPr>
+          <w:rPr>
+            <w:color w:val="0000EE"/>
+            <w:u w:val="single"/>
+          </w:rPr>
+          <w:t>11:4，</w:t>
+        </w:r>
+      </w:hyperlink>
+      <w:hyperlink r:id="rId241">
+        <w:r>
+          <w:rPr>
+            <w:lang w:val="zh_TW" w:bidi="zh_TW"/>
+          </w:rPr>
+          <w:rPr>
+            <w:color w:val="0000EE"/>
+            <w:u w:val="single"/>
+          </w:rPr>
+          <w:t>15:12，</w:t>
+        </w:r>
+      </w:hyperlink>
+      <w:hyperlink r:id="rId242">
+        <w:r>
+          <w:rPr>
+            <w:lang w:val="zh_TW" w:bidi="zh_TW"/>
+          </w:rPr>
+          <w:rPr>
+            <w:color w:val="0000EE"/>
+            <w:u w:val="single"/>
+          </w:rPr>
+          <w:t>17:1，</w:t>
+        </w:r>
+      </w:hyperlink>
+      <w:hyperlink r:id="rId243">
+        <w:r>
+          <w:rPr>
+            <w:lang w:val="zh_TW" w:bidi="zh_TW"/>
+          </w:rPr>
+          <w:rPr>
+            <w:color w:val="0000EE"/>
+            <w:u w:val="single"/>
+          </w:rPr>
+          <w:t>28:13–14</w:t>
+        </w:r>
+      </w:hyperlink>
+      <w:r>
+        <w:rPr>
+          <w:lang w:val="zh_TW" w:bidi="zh_TW"/>
+        </w:rPr>
+        <w:t>）。以西結在他的象徵行動中使用了一塊鐵板（</w:t>
+      </w:r>
+      <w:hyperlink r:id="rId244">
+        <w:r>
+          <w:rPr>
+            <w:lang w:val="zh_TW" w:bidi="zh_TW"/>
+          </w:rPr>
+          <w:rPr>
+            <w:color w:val="0000EE"/>
+            <w:u w:val="single"/>
+          </w:rPr>
+          <w:t>結4:3</w:t>
+        </w:r>
+      </w:hyperlink>
+      <w:r>
+        <w:rPr>
+          <w:lang w:val="zh_TW" w:bidi="zh_TW"/>
+        </w:rPr>
+        <w:t>），又在敘述冶煉過程時提到鐵（</w:t>
+      </w:r>
+      <w:hyperlink r:id="rId245">
+        <w:r>
+          <w:rPr>
+            <w:lang w:val="zh_TW" w:bidi="zh_TW"/>
+          </w:rPr>
+          <w:rPr>
+            <w:color w:val="0000EE"/>
+            <w:u w:val="single"/>
+          </w:rPr>
+          <w:t>22:18、20</w:t>
+        </w:r>
+      </w:hyperlink>
+      <w:r>
+        <w:rPr>
+          <w:lang w:val="zh_TW" w:bidi="zh_TW"/>
+        </w:rPr>
+        <w:t>），並把鐵列為貿易物品之一（</w:t>
+      </w:r>
+      <w:hyperlink r:id="rId246">
+        <w:r>
+          <w:rPr>
+            <w:lang w:val="zh_TW" w:bidi="zh_TW"/>
+          </w:rPr>
+          <w:rPr>
+            <w:color w:val="0000EE"/>
+            <w:u w:val="single"/>
+          </w:rPr>
+          <w:t>27:12、19</w:t>
+        </w:r>
+      </w:hyperlink>
+      <w:r>
+        <w:rPr>
+          <w:lang w:val="zh_TW" w:bidi="zh_TW"/>
+        </w:rPr>
+        <w:t>）。先知阿摩司提到鐵製的打糧器具（</w:t>
+      </w:r>
+      <w:hyperlink r:id="rId247">
+        <w:r>
+          <w:rPr>
+            <w:lang w:val="zh_TW" w:bidi="zh_TW"/>
+          </w:rPr>
+          <w:rPr>
+            <w:color w:val="0000EE"/>
+            <w:u w:val="single"/>
+          </w:rPr>
+          <w:t>摩1:3</w:t>
+        </w:r>
+      </w:hyperlink>
+      <w:r>
+        <w:rPr>
+          <w:lang w:val="zh_TW" w:bidi="zh_TW"/>
+        </w:rPr>
+        <w:t>）。彌迦則用鐵象徵軍事的力量（</w:t>
+      </w:r>
+      <w:hyperlink r:id="rId248">
+        <w:r>
+          <w:rPr>
+            <w:lang w:val="zh_TW" w:bidi="zh_TW"/>
+          </w:rPr>
+          <w:rPr>
+            <w:color w:val="0000EE"/>
+            <w:u w:val="single"/>
+          </w:rPr>
+          <w:t>彌4:13</w:t>
+        </w:r>
+      </w:hyperlink>
+      <w:r>
+        <w:rPr>
+          <w:lang w:val="zh_TW" w:bidi="zh_TW"/>
+        </w:rPr>
+        <w:t>）。但以理書也多次提及鐵（</w:t>
+      </w:r>
+      <w:hyperlink r:id="rId249">
+        <w:r>
+          <w:rPr>
+            <w:lang w:val="zh_TW" w:bidi="zh_TW"/>
+          </w:rPr>
+          <w:rPr>
+            <w:color w:val="0000EE"/>
+            <w:u w:val="single"/>
+          </w:rPr>
+          <w:t>但2:33–35、40–45，</w:t>
+        </w:r>
+      </w:hyperlink>
+      <w:hyperlink r:id="rId250">
+        <w:r>
+          <w:rPr>
+            <w:lang w:val="zh_TW" w:bidi="zh_TW"/>
+          </w:rPr>
+          <w:rPr>
+            <w:color w:val="0000EE"/>
+            <w:u w:val="single"/>
+          </w:rPr>
+          <w:t>4:15、23，</w:t>
+        </w:r>
+      </w:hyperlink>
+      <w:hyperlink r:id="rId251">
+        <w:r>
+          <w:rPr>
+            <w:lang w:val="zh_TW" w:bidi="zh_TW"/>
+          </w:rPr>
+          <w:rPr>
+            <w:color w:val="0000EE"/>
+            <w:u w:val="single"/>
+          </w:rPr>
+          <w:t>7:7、19</w:t>
+        </w:r>
+      </w:hyperlink>
+      <w:r>
+        <w:rPr>
+          <w:lang w:val="zh_TW" w:bidi="zh_TW"/>
+        </w:rPr>
+        <w:t>）。</w:t>
+      </w:r>
+    </w:p>
+    <w:p>
+      <w:pPr/>
+      <w:r>
+        <w:rPr>
+          <w:lang w:val="zh_TW" w:bidi="zh_TW"/>
+        </w:rPr>
+      </w:r>
+      <w:r>
+        <w:rPr>
+          <w:lang w:val="zh_TW" w:bidi="zh_TW"/>
+        </w:rPr>
+        <w:t>到了羅馬時代，鐵製武器成為戰爭中最常見的兵器。人們也用鐵門來封閉監獄（</w:t>
+      </w:r>
+      <w:hyperlink r:id="rId252">
+        <w:r>
+          <w:rPr>
+            <w:lang w:val="zh_TW" w:bidi="zh_TW"/>
+          </w:rPr>
+          <w:rPr>
+            <w:color w:val="0000EE"/>
+            <w:u w:val="single"/>
+          </w:rPr>
+          <w:t>徒12:10</w:t>
+        </w:r>
+      </w:hyperlink>
+      <w:r>
+        <w:rPr>
+          <w:lang w:val="zh_TW" w:bidi="zh_TW"/>
+        </w:rPr>
+        <w:t>），經文以象徵方式描述強勢的統治者以鐵杖施行權柄（</w:t>
+      </w:r>
+      <w:hyperlink r:id="rId253">
+        <w:r>
+          <w:rPr>
+            <w:lang w:val="zh_TW" w:bidi="zh_TW"/>
+          </w:rPr>
+          <w:rPr>
+            <w:color w:val="0000EE"/>
+            <w:u w:val="single"/>
+          </w:rPr>
+          <w:t>啟2:27，</w:t>
+        </w:r>
+      </w:hyperlink>
+      <w:hyperlink r:id="rId254">
+        <w:r>
+          <w:rPr>
+            <w:lang w:val="zh_TW" w:bidi="zh_TW"/>
+          </w:rPr>
+          <w:rPr>
+            <w:color w:val="0000EE"/>
+            <w:u w:val="single"/>
+          </w:rPr>
+          <w:t>9:9，</w:t>
+        </w:r>
+      </w:hyperlink>
+      <w:hyperlink r:id="rId255">
+        <w:r>
+          <w:rPr>
+            <w:lang w:val="zh_TW" w:bidi="zh_TW"/>
+          </w:rPr>
+          <w:rPr>
+            <w:color w:val="0000EE"/>
+            <w:u w:val="single"/>
+          </w:rPr>
+          <w:t>12:5，</w:t>
+        </w:r>
+      </w:hyperlink>
+      <w:hyperlink r:id="rId256">
+        <w:r>
+          <w:rPr>
+            <w:lang w:val="zh_TW" w:bidi="zh_TW"/>
+          </w:rPr>
+          <w:rPr>
+            <w:color w:val="0000EE"/>
+            <w:u w:val="single"/>
+          </w:rPr>
+          <w:t>19:15</w:t>
+        </w:r>
+      </w:hyperlink>
+      <w:r>
+        <w:rPr>
+          <w:lang w:val="zh_TW" w:bidi="zh_TW"/>
+        </w:rPr>
+        <w:t>）。「鐵」一詞也出現在多種比喻中：冶煉鐵象徵試煉與苦難（</w:t>
+      </w:r>
+      <w:hyperlink r:id="rId114">
+        <w:r>
+          <w:rPr>
+            <w:lang w:val="zh_TW" w:bidi="zh_TW"/>
+          </w:rPr>
+          <w:rPr>
+            <w:color w:val="0000EE"/>
+            <w:u w:val="single"/>
+          </w:rPr>
+          <w:t>申4:20</w:t>
+        </w:r>
+      </w:hyperlink>
+      <w:r>
+        <w:rPr>
+          <w:lang w:val="zh_TW" w:bidi="zh_TW"/>
+        </w:rPr>
+        <w:t>；</w:t>
+      </w:r>
+      <w:hyperlink r:id="rId115">
+        <w:r>
+          <w:rPr>
+            <w:lang w:val="zh_TW" w:bidi="zh_TW"/>
+          </w:rPr>
+          <w:rPr>
+            <w:color w:val="0000EE"/>
+            <w:u w:val="single"/>
+          </w:rPr>
+          <w:t>王上8:51</w:t>
+        </w:r>
+      </w:hyperlink>
+      <w:r>
+        <w:rPr>
+          <w:lang w:val="zh_TW" w:bidi="zh_TW"/>
+        </w:rPr>
+        <w:t>；</w:t>
+      </w:r>
+      <w:hyperlink r:id="rId116">
+        <w:r>
+          <w:rPr>
+            <w:lang w:val="zh_TW" w:bidi="zh_TW"/>
+          </w:rPr>
+          <w:rPr>
+            <w:color w:val="0000EE"/>
+            <w:u w:val="single"/>
+          </w:rPr>
+          <w:t>耶11:4</w:t>
+        </w:r>
+      </w:hyperlink>
+      <w:r>
+        <w:rPr>
+          <w:lang w:val="zh_TW" w:bidi="zh_TW"/>
+        </w:rPr>
+        <w:t>；</w:t>
+      </w:r>
+      <w:hyperlink r:id="rId257">
+        <w:r>
+          <w:rPr>
+            <w:lang w:val="zh_TW" w:bidi="zh_TW"/>
+          </w:rPr>
+          <w:rPr>
+            <w:color w:val="0000EE"/>
+            <w:u w:val="single"/>
+          </w:rPr>
+          <w:t>結22:18</w:t>
+        </w:r>
+      </w:hyperlink>
+      <w:r>
+        <w:rPr>
+          <w:lang w:val="zh_TW" w:bidi="zh_TW"/>
+        </w:rPr>
+        <w:t>），鐵柱象徵剛強（</w:t>
+      </w:r>
+      <w:hyperlink r:id="rId239">
+        <w:r>
+          <w:rPr>
+            <w:lang w:val="zh_TW" w:bidi="zh_TW"/>
+          </w:rPr>
+          <w:rPr>
+            <w:color w:val="0000EE"/>
+            <w:u w:val="single"/>
+          </w:rPr>
+          <w:t>耶1:18</w:t>
+        </w:r>
+      </w:hyperlink>
+      <w:r>
+        <w:rPr>
+          <w:lang w:val="zh_TW" w:bidi="zh_TW"/>
+        </w:rPr>
+        <w:t>），鐵杖象徵嚴厲的管治（</w:t>
+      </w:r>
+      <w:hyperlink r:id="rId258">
+        <w:r>
+          <w:rPr>
+            <w:lang w:val="zh_TW" w:bidi="zh_TW"/>
+          </w:rPr>
+          <w:rPr>
+            <w:color w:val="0000EE"/>
+            <w:u w:val="single"/>
+          </w:rPr>
+          <w:t>詩2:9</w:t>
+        </w:r>
+      </w:hyperlink>
+      <w:r>
+        <w:rPr>
+          <w:lang w:val="zh_TW" w:bidi="zh_TW"/>
+        </w:rPr>
+        <w:t>；</w:t>
+      </w:r>
+      <w:hyperlink r:id="rId253">
+        <w:r>
+          <w:rPr>
+            <w:lang w:val="zh_TW" w:bidi="zh_TW"/>
+          </w:rPr>
+          <w:rPr>
+            <w:color w:val="0000EE"/>
+            <w:u w:val="single"/>
+          </w:rPr>
+          <w:t>啟2:27，</w:t>
+        </w:r>
+      </w:hyperlink>
+      <w:hyperlink r:id="rId255">
+        <w:r>
+          <w:rPr>
+            <w:lang w:val="zh_TW" w:bidi="zh_TW"/>
+          </w:rPr>
+          <w:rPr>
+            <w:color w:val="0000EE"/>
+            <w:u w:val="single"/>
+          </w:rPr>
+          <w:t>12:5，</w:t>
+        </w:r>
+      </w:hyperlink>
+      <w:hyperlink r:id="rId256">
+        <w:r>
+          <w:rPr>
+            <w:lang w:val="zh_TW" w:bidi="zh_TW"/>
+          </w:rPr>
+          <w:rPr>
+            <w:color w:val="0000EE"/>
+            <w:u w:val="single"/>
+          </w:rPr>
+          <w:t>19:15</w:t>
+        </w:r>
+      </w:hyperlink>
+      <w:r>
+        <w:rPr>
+          <w:lang w:val="zh_TW" w:bidi="zh_TW"/>
+        </w:rPr>
+        <w:t>）。</w:t>
+      </w:r>
+    </w:p>
+    <w:p>
+      <w:pPr/>
+      <w:r>
+        <w:rPr>
+          <w:lang w:val="zh_TW" w:bidi="zh_TW"/>
+        </w:rPr>
+      </w:r>
+      <w:r>
+        <w:rPr>
           <w:i/>
           <w:lang w:val="zh_TW" w:bidi="zh_TW"/>
         </w:rPr>
@@ -2248,7 +6071,37 @@
         <w:rPr>
           <w:lang w:val="zh_TW" w:bidi="zh_TW"/>
         </w:rPr>
-        <w:t>以撒</w:t>
+        <w:t>銅匠；</w:t>
+      </w:r>
+      <w:r>
+        <w:rPr>
+          <w:lang w:val="zh_TW" w:bidi="zh_TW"/>
+        </w:rPr>
+        <w:t>金匠；</w:t>
+      </w:r>
+      <w:r>
+        <w:rPr>
+          <w:lang w:val="zh_TW" w:bidi="zh_TW"/>
+        </w:rPr>
+        <w:t>鐵匠；</w:t>
+      </w:r>
+      <w:r>
+        <w:rPr>
+          <w:lang w:val="zh_TW" w:bidi="zh_TW"/>
+        </w:rPr>
+        <w:t>石匠，石工；</w:t>
+      </w:r>
+      <w:r>
+        <w:rPr>
+          <w:lang w:val="zh_TW" w:bidi="zh_TW"/>
+        </w:rPr>
+        <w:t>銀匠；珍貴的</w:t>
+      </w:r>
+      <w:r>
+        <w:rPr>
+          <w:lang w:val="zh_TW" w:bidi="zh_TW"/>
+        </w:rPr>
+        <w:t>寶石</w:t>
       </w:r>
       <w:r>
         <w:rPr>
@@ -4157,18 +8010,6 @@
   <w:num w:numId="13" w16cid:durableId="592781308">
     <w:abstractNumId w:val="11"/>
   </w:num>
-  <w:num w:numId="14">
-    <w:abstractNumId w:val="3"/>
-    <w:lvlOverride w:ilvl="0">
-      <w:startOverride w:val="1"/>
-    </w:lvlOverride>
-  </w:num>
-  <w:num w:numId="15">
-    <w:abstractNumId w:val="3"/>
-    <w:lvlOverride w:ilvl="0">
-      <w:startOverride w:val="1"/>
-    </w:lvlOverride>
-  </w:num>
   <w:numIdMacAtCleanup w:val="10"/>
 </w:numbering>
 </file>

--- a/zht/docx/078.content.docx
+++ b/zht/docx/078.content.docx
@@ -149,7 +149,7 @@
         <w:rPr>
           <w:lang w:val="zh_TW" w:bidi="zh_TW"/>
         </w:rPr>
-        <w:t>kuan</w:t>
+        <w:t>kong</w:t>
       </w:r>
       <w:r>
         <w:rPr>
@@ -212,7 +212,7 @@
         <w:rPr>
           <w:lang w:val="zh_TW" w:bidi="zh_TW"/>
         </w:rPr>
-        <w:t>款待</w:t>
+        <w:t>恐懼</w:t>
       </w:r>
       <w:r>
         <w:rPr>
@@ -231,7 +231,7 @@
         <w:rPr>
           <w:lang w:val="zh_TW" w:bidi="zh_TW"/>
         </w:rPr>
-        <w:t>聖經中的一個概念，經常與「客人（guest）」、「陌生人（stranger）」和「寄居者（sojourner）」等詞彙一起使用。將「款待（hospitality）」的意思理解為對非自己朋友圈之外的人的善意是比較恰當的，這在希臘文中「愛陌生人」的字面意思中有所暗示。儘管這個概念在聖經中得到了全面的肯定，但在經外文化中也明顯存在，在遊牧民族（從一個地方遷移到另一個地方）中尤為常見。這些文化中對提供食物、住宿和保護有明確的義務。</w:t>
+        <w:t>對未來可能發生的壞事所產生的焦慮或害怕的情緒。有些人認為恐懼會使人尋求宗教信仰，但真正的信仰包括親近神的渴望，而不只是恐懼。一般說來，人不會想親近自己所恐懼的人或事物。</w:t>
       </w:r>
     </w:p>
     <w:p>
@@ -245,7 +245,285 @@
         <w:rPr>
           <w:lang w:val="zh_TW" w:bidi="zh_TW"/>
         </w:rPr>
-        <w:t>在舊約中，款待的正常實踐可以在以下例子中看到：</w:t>
+        <w:t>在聖經裡，恐懼不僅指害怕或驚懼。這確實是恐懼的一部分，特別是談論對神的敬畏時，但這個詞語也包含對神的懼怕與深深的尊崇。</w:t>
+      </w:r>
+    </w:p>
+    <w:p>
+      <w:pPr/>
+      <w:r>
+        <w:rPr>
+          <w:lang w:val="zh_TW" w:bidi="zh_TW"/>
+        </w:rPr>
+      </w:r>
+      <w:r>
+        <w:rPr>
+          <w:lang w:val="zh_TW" w:bidi="zh_TW"/>
+        </w:rPr>
+        <w:t>恐懼作是焦慮或擔憂的情緒，的確有其存在價值，尤其當這種情緒與神相關時。聖經說：「落在永生神的手裡，真是可怕的」（</w:t>
+      </w:r>
+      <w:hyperlink r:id="rId13">
+        <w:r>
+          <w:rPr>
+            <w:lang w:val="zh_TW" w:bidi="zh_TW"/>
+          </w:rPr>
+          <w:rPr>
+            <w:color w:val="0000EE"/>
+            <w:u w:val="single"/>
+          </w:rPr>
+          <w:t>來10:31</w:t>
+        </w:r>
+      </w:hyperlink>
+      <w:r>
+        <w:rPr>
+          <w:lang w:val="zh_TW" w:bidi="zh_TW"/>
+        </w:rPr>
+        <w:t>）。耶穌教導我們應當敬畏神，因為祂有能力懲罰罪，也能完全滅絕人（</w:t>
+      </w:r>
+      <w:hyperlink r:id="rId14">
+        <w:r>
+          <w:rPr>
+            <w:lang w:val="zh_TW" w:bidi="zh_TW"/>
+          </w:rPr>
+          <w:rPr>
+            <w:color w:val="0000EE"/>
+            <w:u w:val="single"/>
+          </w:rPr>
+          <w:t>路12:4–5</w:t>
+        </w:r>
+      </w:hyperlink>
+      <w:r>
+        <w:rPr>
+          <w:lang w:val="zh_TW" w:bidi="zh_TW"/>
+        </w:rPr>
+        <w:t>）。</w:t>
+      </w:r>
+    </w:p>
+    <w:p>
+      <w:pPr/>
+      <w:r>
+        <w:rPr>
+          <w:lang w:val="zh_TW" w:bidi="zh_TW"/>
+        </w:rPr>
+      </w:r>
+      <w:r>
+        <w:rPr>
+          <w:lang w:val="zh_TW" w:bidi="zh_TW"/>
+        </w:rPr>
+        <w:t>恐懼可以幫助人們理解他們的內心充滿缺陷，看見自己何等需要神的饒恕。這種恐懼的最早例子可見於</w:t>
+      </w:r>
+      <w:hyperlink r:id="rId15">
+        <w:r>
+          <w:rPr>
+            <w:lang w:val="zh_TW" w:bidi="zh_TW"/>
+          </w:rPr>
+          <w:rPr>
+            <w:color w:val="0000EE"/>
+            <w:u w:val="single"/>
+          </w:rPr>
+          <w:t>創世記三章</w:t>
+        </w:r>
+      </w:hyperlink>
+      <w:r>
+        <w:rPr>
+          <w:lang w:val="zh_TW" w:bidi="zh_TW"/>
+        </w:rPr>
+        <w:t>，經文記載當亞當和夏娃違背神以後，就躲藏起來。他們的恐懼是有原因的，因為他們知道自己所作的該受審判。恐懼自然隨著罪而來（</w:t>
+      </w:r>
+      <w:hyperlink r:id="rId16">
+        <w:r>
+          <w:rPr>
+            <w:lang w:val="zh_TW" w:bidi="zh_TW"/>
+          </w:rPr>
+          <w:rPr>
+            <w:color w:val="0000EE"/>
+            <w:u w:val="single"/>
+          </w:rPr>
+          <w:t>創3:10，</w:t>
+        </w:r>
+      </w:hyperlink>
+      <w:hyperlink r:id="rId17">
+        <w:r>
+          <w:rPr>
+            <w:lang w:val="zh_TW" w:bidi="zh_TW"/>
+          </w:rPr>
+          <w:rPr>
+            <w:color w:val="0000EE"/>
+            <w:u w:val="single"/>
+          </w:rPr>
+          <w:t>4:13–14</w:t>
+        </w:r>
+      </w:hyperlink>
+      <w:r>
+        <w:rPr>
+          <w:lang w:val="zh_TW" w:bidi="zh_TW"/>
+        </w:rPr>
+        <w:t>；</w:t>
+      </w:r>
+      <w:hyperlink r:id="rId18">
+        <w:r>
+          <w:rPr>
+            <w:lang w:val="zh_TW" w:bidi="zh_TW"/>
+          </w:rPr>
+          <w:rPr>
+            <w:color w:val="0000EE"/>
+            <w:u w:val="single"/>
+          </w:rPr>
+          <w:t>箴28:1</w:t>
+        </w:r>
+      </w:hyperlink>
+      <w:r>
+        <w:rPr>
+          <w:lang w:val="zh_TW" w:bidi="zh_TW"/>
+        </w:rPr>
+        <w:t>）。</w:t>
+      </w:r>
+    </w:p>
+    <w:p>
+      <w:pPr/>
+      <w:r>
+        <w:rPr>
+          <w:lang w:val="zh_TW" w:bidi="zh_TW"/>
+        </w:rPr>
+      </w:r>
+      <w:r>
+        <w:rPr>
+          <w:lang w:val="zh_TW" w:bidi="zh_TW"/>
+        </w:rPr>
+        <w:t>聖經記載許多極度焦慮的人，例如該隱、掃羅、亞哈斯和彼拉多。</w:t>
+      </w:r>
+      <w:r>
+        <w:rPr>
+          <w:lang w:val="zh_TW" w:bidi="zh_TW"/>
+        </w:rPr>
+        <w:t>急難困苦的人</w:t>
+      </w:r>
+      <w:r>
+        <w:rPr>
+          <w:lang w:val="zh_TW" w:bidi="zh_TW"/>
+        </w:rPr>
+        <w:t>（</w:t>
+      </w:r>
+      <w:hyperlink r:id="rId19">
+        <w:r>
+          <w:rPr>
+            <w:lang w:val="zh_TW" w:bidi="zh_TW"/>
+          </w:rPr>
+          <w:rPr>
+            <w:color w:val="0000EE"/>
+            <w:u w:val="single"/>
+          </w:rPr>
+          <w:t>伯15:24</w:t>
+        </w:r>
+      </w:hyperlink>
+      <w:r>
+        <w:rPr>
+          <w:lang w:val="zh_TW" w:bidi="zh_TW"/>
+        </w:rPr>
+        <w:t>）、恐懼抓住惡人、驚嚇臨到假冒為善的人（</w:t>
+      </w:r>
+      <w:hyperlink r:id="rId20">
+        <w:r>
+          <w:rPr>
+            <w:lang w:val="zh_TW" w:bidi="zh_TW"/>
+          </w:rPr>
+          <w:rPr>
+            <w:color w:val="0000EE"/>
+            <w:u w:val="single"/>
+          </w:rPr>
+          <w:t>賽33:14</w:t>
+        </w:r>
+      </w:hyperlink>
+      <w:r>
+        <w:rPr>
+          <w:lang w:val="zh_TW" w:bidi="zh_TW"/>
+        </w:rPr>
+        <w:t>），也使作惡的人驚惶滅亡（</w:t>
+      </w:r>
+      <w:hyperlink r:id="rId21">
+        <w:r>
+          <w:rPr>
+            <w:lang w:val="zh_TW" w:bidi="zh_TW"/>
+          </w:rPr>
+          <w:rPr>
+            <w:color w:val="0000EE"/>
+            <w:u w:val="single"/>
+          </w:rPr>
+          <w:t>詩73:19</w:t>
+        </w:r>
+      </w:hyperlink>
+      <w:r>
+        <w:rPr>
+          <w:lang w:val="zh_TW" w:bidi="zh_TW"/>
+        </w:rPr>
+        <w:t>）。他們的生命缺乏信心，因此充滿恐懼（</w:t>
+      </w:r>
+      <w:hyperlink r:id="rId22">
+        <w:r>
+          <w:rPr>
+            <w:lang w:val="zh_TW" w:bidi="zh_TW"/>
+          </w:rPr>
+          <w:rPr>
+            <w:color w:val="0000EE"/>
+            <w:u w:val="single"/>
+          </w:rPr>
+          <w:t>啟21:8</w:t>
+        </w:r>
+      </w:hyperlink>
+      <w:r>
+        <w:rPr>
+          <w:lang w:val="zh_TW" w:bidi="zh_TW"/>
+        </w:rPr>
+        <w:t>）。當神攻擊法老的軍隊時，他們因恐懼而不能行動（</w:t>
+      </w:r>
+      <w:hyperlink r:id="rId23">
+        <w:r>
+          <w:rPr>
+            <w:lang w:val="zh_TW" w:bidi="zh_TW"/>
+          </w:rPr>
+          <w:rPr>
+            <w:color w:val="0000EE"/>
+            <w:u w:val="single"/>
+          </w:rPr>
+          <w:t>出15:16</w:t>
+        </w:r>
+      </w:hyperlink>
+      <w:r>
+        <w:rPr>
+          <w:lang w:val="zh_TW" w:bidi="zh_TW"/>
+        </w:rPr>
+        <w:t>）。約伯的朋友比勒達描述，人們在神的審判下被迫跪倒在地（</w:t>
+      </w:r>
+      <w:hyperlink r:id="rId24">
+        <w:r>
+          <w:rPr>
+            <w:lang w:val="zh_TW" w:bidi="zh_TW"/>
+          </w:rPr>
+          <w:rPr>
+            <w:color w:val="0000EE"/>
+            <w:u w:val="single"/>
+          </w:rPr>
+          <w:t>伯18:11</w:t>
+        </w:r>
+      </w:hyperlink>
+      <w:r>
+        <w:rPr>
+          <w:lang w:val="zh_TW" w:bidi="zh_TW"/>
+        </w:rPr>
+        <w:t>）。</w:t>
+      </w:r>
+    </w:p>
+    <w:p>
+      <w:pPr/>
+      <w:r>
+        <w:rPr>
+          <w:lang w:val="zh_TW" w:bidi="zh_TW"/>
+        </w:rPr>
+      </w:r>
+      <w:r>
+        <w:rPr>
+          <w:lang w:val="zh_TW" w:bidi="zh_TW"/>
+        </w:rPr>
+        <w:t>恐懼有時會使人停步不前，或迫使他們做出與平日截然不同的行為。這尤其常見於沒有完全委身於神的人。</w:t>
       </w:r>
     </w:p>
     <w:p>
@@ -263,9 +541,9 @@
         <w:rPr>
           <w:lang w:val="zh_TW" w:bidi="zh_TW"/>
         </w:rPr>
-        <w:t>亞伯拉罕和三位訪客（</w:t>
-      </w:r>
-      <w:hyperlink r:id="rId13">
+        <w:t>掃羅因為害怕百姓的反應而不順服神（</w:t>
+      </w:r>
+      <w:hyperlink r:id="rId25">
         <w:r>
           <w:rPr>
             <w:lang w:val="zh_TW" w:bidi="zh_TW"/>
@@ -274,7 +552,7 @@
             <w:color w:val="0000EE"/>
             <w:u w:val="single"/>
           </w:rPr>
-          <w:t>創18:2–8、16</w:t>
+          <w:t>撒上15:24</w:t>
         </w:r>
       </w:hyperlink>
       <w:r>
@@ -299,9 +577,9 @@
         <w:rPr>
           <w:lang w:val="zh_TW" w:bidi="zh_TW"/>
         </w:rPr>
-        <w:t>拉班接待亞伯拉罕的僕人（</w:t>
-      </w:r>
-      <w:hyperlink r:id="rId14">
+        <w:t>瞎子得到耶穌醫治，其父母卻因為害怕猶太人的官長，所以不敢為耶穌作見證（</w:t>
+      </w:r>
+      <w:hyperlink r:id="rId26">
         <w:r>
           <w:rPr>
             <w:lang w:val="zh_TW" w:bidi="zh_TW"/>
@@ -310,7 +588,7 @@
             <w:color w:val="0000EE"/>
             <w:u w:val="single"/>
           </w:rPr>
-          <w:t>創24:15–61</w:t>
+          <w:t>約9:22</w:t>
         </w:r>
       </w:hyperlink>
       <w:r>
@@ -335,9 +613,9 @@
         <w:rPr>
           <w:lang w:val="zh_TW" w:bidi="zh_TW"/>
         </w:rPr>
-        <w:t>瑪挪亞款待天使的方式（</w:t>
-      </w:r>
-      <w:hyperlink r:id="rId15">
+        <w:t>在「才幹」的比喻裡，有人因為恐懼而沒有盡本分（</w:t>
+      </w:r>
+      <w:hyperlink r:id="rId27">
         <w:r>
           <w:rPr>
             <w:lang w:val="zh_TW" w:bidi="zh_TW"/>
@@ -346,7 +624,7 @@
             <w:color w:val="0000EE"/>
             <w:u w:val="single"/>
           </w:rPr>
-          <w:t>士13:15</w:t>
+          <w:t>太25:25</w:t>
         </w:r>
       </w:hyperlink>
       <w:r>
@@ -367,9 +645,9 @@
         <w:rPr>
           <w:lang w:val="zh_TW" w:bidi="zh_TW"/>
         </w:rPr>
-        <w:t>但也有一些情況，主人認為必須採取極端措施來保護他的客人，即使這樣做會對自己的家人造成傷害（</w:t>
-      </w:r>
-      <w:hyperlink r:id="rId16">
+        <w:t>耶穌基督藉著祂的死、復活，以及在天上為信徒不斷工作，使人從恐懼中得釋放。使徒保羅告訴羅馬的信徒（</w:t>
+      </w:r>
+      <w:hyperlink r:id="rId28">
         <w:r>
           <w:rPr>
             <w:lang w:val="zh_TW" w:bidi="zh_TW"/>
@@ -378,16 +656,16 @@
             <w:color w:val="0000EE"/>
             <w:u w:val="single"/>
           </w:rPr>
-          <w:t>創19:1–8</w:t>
+          <w:t>羅8:15</w:t>
         </w:r>
       </w:hyperlink>
       <w:r>
         <w:rPr>
           <w:lang w:val="zh_TW" w:bidi="zh_TW"/>
         </w:rPr>
-        <w:t>；</w:t>
-      </w:r>
-      <w:hyperlink r:id="rId17">
+        <w:t>），當他們成為基督徒時，所領受的不是奴僕的心，使人仍舊害怕，乃是兒子的心。這表示他們可以叫神為「阿爸」（猶太孩子用來稱呼父親的亞蘭文詞語）。這是耶穌用來稱呼父神的同一個詞語，基督徒既屬於神的家，也能在向神說話時使用這個詞語（</w:t>
+      </w:r>
+      <w:hyperlink r:id="rId29">
         <w:r>
           <w:rPr>
             <w:lang w:val="zh_TW" w:bidi="zh_TW"/>
@@ -396,16 +674,16 @@
             <w:color w:val="0000EE"/>
             <w:u w:val="single"/>
           </w:rPr>
-          <w:t>士19:14–24</w:t>
+          <w:t>加4:6</w:t>
         </w:r>
       </w:hyperlink>
       <w:r>
         <w:rPr>
           <w:lang w:val="zh_TW" w:bidi="zh_TW"/>
         </w:rPr>
-        <w:t>）。書念婦人的款待也很值得注意，儘管以利沙對他們來說並不是陌生人（</w:t>
-      </w:r>
-      <w:hyperlink r:id="rId18">
+        <w:t>）。人領受神的愛，就能夠靠著這愛的大能驅散恐懼（</w:t>
+      </w:r>
+      <w:hyperlink r:id="rId30">
         <w:r>
           <w:rPr>
             <w:lang w:val="zh_TW" w:bidi="zh_TW"/>
@@ -414,7 +692,7 @@
             <w:color w:val="0000EE"/>
             <w:u w:val="single"/>
           </w:rPr>
-          <w:t>王下4:10</w:t>
+          <w:t>約一4:18</w:t>
         </w:r>
       </w:hyperlink>
       <w:r>
@@ -435,9 +713,9 @@
         <w:rPr>
           <w:lang w:val="zh_TW" w:bidi="zh_TW"/>
         </w:rPr>
-        <w:t>根據新約，耶穌在差遣門徒時著門徒依賴當時普遍的款待習俗為生（</w:t>
-      </w:r>
-      <w:hyperlink r:id="rId19">
+        <w:t>不必要的恐懼會損害神子民所作的工。神警告耶利米不要怕那些攻擊他的人（</w:t>
+      </w:r>
+      <w:hyperlink r:id="rId31">
         <w:r>
           <w:rPr>
             <w:lang w:val="zh_TW" w:bidi="zh_TW"/>
@@ -446,16 +724,16 @@
             <w:color w:val="0000EE"/>
             <w:u w:val="single"/>
           </w:rPr>
-          <w:t>路10:7</w:t>
+          <w:t>耶1:8</w:t>
         </w:r>
       </w:hyperlink>
       <w:r>
         <w:rPr>
           <w:lang w:val="zh_TW" w:bidi="zh_TW"/>
         </w:rPr>
-        <w:t>），在祂自己的旅行中也是如此。隨著福音由宣教士傳開，基督徒因接待他們而受到讚揚（</w:t>
-      </w:r>
-      <w:hyperlink r:id="rId20">
+        <w:t>），因為如果他向恐懼屈服，神就會使災禍臨到他（</w:t>
+      </w:r>
+      <w:hyperlink r:id="rId32">
         <w:r>
           <w:rPr>
             <w:lang w:val="zh_TW" w:bidi="zh_TW"/>
@@ -464,16 +742,16 @@
             <w:color w:val="0000EE"/>
             <w:u w:val="single"/>
           </w:rPr>
-          <w:t>來13:2</w:t>
+          <w:t>耶1:17</w:t>
         </w:r>
       </w:hyperlink>
       <w:r>
         <w:rPr>
           <w:lang w:val="zh_TW" w:bidi="zh_TW"/>
         </w:rPr>
-        <w:t>；</w:t>
-      </w:r>
-      <w:hyperlink r:id="rId21">
+        <w:t>）。神勸勉以西結——與耶利米同時代的人，以及其他人，要他們剛強（</w:t>
+      </w:r>
+      <w:hyperlink r:id="rId33">
         <w:r>
           <w:rPr>
             <w:lang w:val="zh_TW" w:bidi="zh_TW"/>
@@ -482,7 +760,7 @@
             <w:color w:val="0000EE"/>
             <w:u w:val="single"/>
           </w:rPr>
-          <w:t>彼前4:9</w:t>
+          <w:t>書1:7–9</w:t>
         </w:r>
       </w:hyperlink>
       <w:r>
@@ -491,7 +769,7 @@
         </w:rPr>
         <w:t>；</w:t>
       </w:r>
-      <w:hyperlink r:id="rId22">
+      <w:hyperlink r:id="rId34">
         <w:r>
           <w:rPr>
             <w:lang w:val="zh_TW" w:bidi="zh_TW"/>
@@ -500,16 +778,16 @@
             <w:color w:val="0000EE"/>
             <w:u w:val="single"/>
           </w:rPr>
-          <w:t>約三1:5–8</w:t>
+          <w:t>結2:6</w:t>
         </w:r>
       </w:hyperlink>
       <w:r>
         <w:rPr>
           <w:lang w:val="zh_TW" w:bidi="zh_TW"/>
         </w:rPr>
-        <w:t>）。教會領袖不應逃避這項事工的責任（</w:t>
-      </w:r>
-      <w:hyperlink r:id="rId23">
+        <w:t>）。即使敬虔的人也會受到恐懼的試探，有時甚至感到難以承受（</w:t>
+      </w:r>
+      <w:hyperlink r:id="rId35">
         <w:r>
           <w:rPr>
             <w:lang w:val="zh_TW" w:bidi="zh_TW"/>
@@ -518,16 +796,16 @@
             <w:color w:val="0000EE"/>
             <w:u w:val="single"/>
           </w:rPr>
-          <w:t>提前3:2</w:t>
+          <w:t>詩55:5</w:t>
         </w:r>
       </w:hyperlink>
       <w:r>
         <w:rPr>
           <w:lang w:val="zh_TW" w:bidi="zh_TW"/>
         </w:rPr>
-        <w:t>；</w:t>
-      </w:r>
-      <w:hyperlink r:id="rId24">
+        <w:t>）。正因如此，神常常吩咐祂的子民不要向恐懼屈服（</w:t>
+      </w:r>
+      <w:hyperlink r:id="rId36">
         <w:r>
           <w:rPr>
             <w:lang w:val="zh_TW" w:bidi="zh_TW"/>
@@ -536,16 +814,16 @@
             <w:color w:val="0000EE"/>
             <w:u w:val="single"/>
           </w:rPr>
-          <w:t>多1:8</w:t>
+          <w:t>賽8:12</w:t>
         </w:r>
       </w:hyperlink>
       <w:r>
         <w:rPr>
           <w:lang w:val="zh_TW" w:bidi="zh_TW"/>
         </w:rPr>
-        <w:t>），否則會引來審判（</w:t>
-      </w:r>
-      <w:hyperlink r:id="rId25">
+        <w:t>；</w:t>
+      </w:r>
+      <w:hyperlink r:id="rId37">
         <w:r>
           <w:rPr>
             <w:lang w:val="zh_TW" w:bidi="zh_TW"/>
@@ -554,7 +832,85 @@
             <w:color w:val="0000EE"/>
             <w:u w:val="single"/>
           </w:rPr>
-          <w:t>太25:43–46</w:t>
+          <w:t>約14:1、27</w:t>
+        </w:r>
+      </w:hyperlink>
+      <w:r>
+        <w:rPr>
+          <w:lang w:val="zh_TW" w:bidi="zh_TW"/>
+        </w:rPr>
+        <w:t>）。相反，祂鼓勵他們把憂慮交託救贖主的手裡，因為祂深切關心祂的子民（</w:t>
+      </w:r>
+      <w:hyperlink r:id="rId38">
+        <w:r>
+          <w:rPr>
+            <w:lang w:val="zh_TW" w:bidi="zh_TW"/>
+          </w:rPr>
+          <w:rPr>
+            <w:color w:val="0000EE"/>
+            <w:u w:val="single"/>
+          </w:rPr>
+          <w:t>彼前5:7</w:t>
+        </w:r>
+      </w:hyperlink>
+      <w:r>
+        <w:rPr>
+          <w:lang w:val="zh_TW" w:bidi="zh_TW"/>
+        </w:rPr>
+        <w:t>）。信心是戰勝恐懼的關鍵，正如以賽亞所說：「堅心倚賴你的，你必保守他十分平安，因為他倚靠你。」（</w:t>
+      </w:r>
+      <w:hyperlink r:id="rId39">
+        <w:r>
+          <w:rPr>
+            <w:lang w:val="zh_TW" w:bidi="zh_TW"/>
+          </w:rPr>
+          <w:rPr>
+            <w:color w:val="0000EE"/>
+            <w:u w:val="single"/>
+          </w:rPr>
+          <w:t>賽26:3</w:t>
+        </w:r>
+      </w:hyperlink>
+      <w:r>
+        <w:rPr>
+          <w:lang w:val="zh_TW" w:bidi="zh_TW"/>
+        </w:rPr>
+        <w:t>）詩篇的作者也強調信心對戰勝恐懼的作用（</w:t>
+      </w:r>
+      <w:hyperlink r:id="rId40">
+        <w:r>
+          <w:rPr>
+            <w:lang w:val="zh_TW" w:bidi="zh_TW"/>
+          </w:rPr>
+          <w:rPr>
+            <w:color w:val="0000EE"/>
+            <w:u w:val="single"/>
+          </w:rPr>
+          <w:t>詩37:1，</w:t>
+        </w:r>
+      </w:hyperlink>
+      <w:hyperlink r:id="rId41">
+        <w:r>
+          <w:rPr>
+            <w:lang w:val="zh_TW" w:bidi="zh_TW"/>
+          </w:rPr>
+          <w:rPr>
+            <w:color w:val="0000EE"/>
+            <w:u w:val="single"/>
+          </w:rPr>
+          <w:t>46:2，</w:t>
+        </w:r>
+      </w:hyperlink>
+      <w:hyperlink r:id="rId42">
+        <w:r>
+          <w:rPr>
+            <w:lang w:val="zh_TW" w:bidi="zh_TW"/>
+          </w:rPr>
+          <w:rPr>
+            <w:color w:val="0000EE"/>
+            <w:u w:val="single"/>
+          </w:rPr>
+          <w:t>112:7</w:t>
         </w:r>
       </w:hyperlink>
       <w:r>
@@ -573,28 +929,373 @@
       </w:r>
       <w:r>
         <w:rPr>
-          <w:i/>
-          <w:lang w:val="zh_TW" w:bidi="zh_TW"/>
-        </w:rPr>
-        <w:t>另見</w:t>
-      </w:r>
-      <w:r>
-        <w:rPr>
-          <w:lang w:val="zh_TW" w:bidi="zh_TW"/>
-        </w:rPr>
-        <w:t xml:space="preserve"> </w:t>
-      </w:r>
-      <w:r>
-        <w:rPr>
-          <w:lang w:val="zh_TW" w:bidi="zh_TW"/>
-        </w:rPr>
-        <w:t>外邦人</w:t>
-      </w:r>
-      <w:r>
-        <w:rPr>
-          <w:lang w:val="zh_TW" w:bidi="zh_TW"/>
-        </w:rPr>
-        <w:t>。</w:t>
+          <w:lang w:val="zh_TW" w:bidi="zh_TW"/>
+        </w:rPr>
+        <w:t>真正的信心包含對神深深的敬畏，聖經稱之為「敬畏神」。認識神的大能是建立堅固信心的關鍵（</w:t>
+      </w:r>
+      <w:hyperlink r:id="rId43">
+        <w:r>
+          <w:rPr>
+            <w:lang w:val="zh_TW" w:bidi="zh_TW"/>
+          </w:rPr>
+          <w:rPr>
+            <w:color w:val="0000EE"/>
+            <w:u w:val="single"/>
+          </w:rPr>
+          <w:t>詩5:7，</w:t>
+        </w:r>
+      </w:hyperlink>
+      <w:hyperlink r:id="rId44">
+        <w:r>
+          <w:rPr>
+            <w:lang w:val="zh_TW" w:bidi="zh_TW"/>
+          </w:rPr>
+          <w:rPr>
+            <w:color w:val="0000EE"/>
+            <w:u w:val="single"/>
+          </w:rPr>
+          <w:t>89:7</w:t>
+        </w:r>
+      </w:hyperlink>
+      <w:r>
+        <w:rPr>
+          <w:lang w:val="zh_TW" w:bidi="zh_TW"/>
+        </w:rPr>
+        <w:t>）。基督徒不再需要懼怕：</w:t>
+      </w:r>
+    </w:p>
+    <w:p>
+      <w:pPr>
+        <w:pStyle w:val="ListBullet"/>
+        <w:spacing w:line="240" w:lineRule="auto"/>
+        <w:ind w:left="720"/>
+      </w:pPr>
+      <w:r>
+        <w:rPr>
+          <w:lang w:val="zh_TW" w:bidi="zh_TW"/>
+        </w:rPr>
+      </w:r>
+      <w:r>
+        <w:rPr>
+          <w:lang w:val="zh_TW" w:bidi="zh_TW"/>
+        </w:rPr>
+        <w:t>人（</w:t>
+      </w:r>
+      <w:hyperlink r:id="rId45">
+        <w:r>
+          <w:rPr>
+            <w:lang w:val="zh_TW" w:bidi="zh_TW"/>
+          </w:rPr>
+          <w:rPr>
+            <w:color w:val="0000EE"/>
+            <w:u w:val="single"/>
+          </w:rPr>
+          <w:t>來13:6</w:t>
+        </w:r>
+      </w:hyperlink>
+      <w:r>
+        <w:rPr>
+          <w:lang w:val="zh_TW" w:bidi="zh_TW"/>
+        </w:rPr>
+        <w:t>）</w:t>
+      </w:r>
+    </w:p>
+    <w:p>
+      <w:pPr>
+        <w:pStyle w:val="ListBullet"/>
+        <w:spacing w:line="240" w:lineRule="auto"/>
+        <w:ind w:left="720"/>
+      </w:pPr>
+      <w:r>
+        <w:rPr>
+          <w:lang w:val="zh_TW" w:bidi="zh_TW"/>
+        </w:rPr>
+      </w:r>
+      <w:r>
+        <w:rPr>
+          <w:lang w:val="zh_TW" w:bidi="zh_TW"/>
+        </w:rPr>
+        <w:t>死亡（</w:t>
+      </w:r>
+      <w:hyperlink r:id="rId46">
+        <w:r>
+          <w:rPr>
+            <w:lang w:val="zh_TW" w:bidi="zh_TW"/>
+          </w:rPr>
+          <w:rPr>
+            <w:color w:val="0000EE"/>
+            <w:u w:val="single"/>
+          </w:rPr>
+          <w:t>2:15</w:t>
+        </w:r>
+      </w:hyperlink>
+      <w:r>
+        <w:rPr>
+          <w:lang w:val="zh_TW" w:bidi="zh_TW"/>
+        </w:rPr>
+        <w:t>）</w:t>
+      </w:r>
+    </w:p>
+    <w:p>
+      <w:pPr>
+        <w:pStyle w:val="ListBullet"/>
+        <w:spacing w:line="240" w:lineRule="auto"/>
+        <w:ind w:left="720"/>
+      </w:pPr>
+      <w:r>
+        <w:rPr>
+          <w:lang w:val="zh_TW" w:bidi="zh_TW"/>
+        </w:rPr>
+      </w:r>
+      <w:r>
+        <w:rPr>
+          <w:lang w:val="zh_TW" w:bidi="zh_TW"/>
+        </w:rPr>
+        <w:t>人生中的各樣境遇（</w:t>
+      </w:r>
+      <w:hyperlink r:id="rId47">
+        <w:r>
+          <w:rPr>
+            <w:lang w:val="zh_TW" w:bidi="zh_TW"/>
+          </w:rPr>
+          <w:rPr>
+            <w:color w:val="0000EE"/>
+            <w:u w:val="single"/>
+          </w:rPr>
+          <w:t>提後1:6–7</w:t>
+        </w:r>
+      </w:hyperlink>
+      <w:r>
+        <w:rPr>
+          <w:lang w:val="zh_TW" w:bidi="zh_TW"/>
+        </w:rPr>
+        <w:t>）</w:t>
+      </w:r>
+    </w:p>
+    <w:p>
+      <w:pPr/>
+      <w:r>
+        <w:rPr>
+          <w:lang w:val="zh_TW" w:bidi="zh_TW"/>
+        </w:rPr>
+      </w:r>
+      <w:r>
+        <w:rPr>
+          <w:lang w:val="zh_TW" w:bidi="zh_TW"/>
+        </w:rPr>
+        <w:t>然而，信徒始終要尊崇神。這樣的敬畏會帶來智慧（</w:t>
+      </w:r>
+      <w:hyperlink r:id="rId48">
+        <w:r>
+          <w:rPr>
+            <w:lang w:val="zh_TW" w:bidi="zh_TW"/>
+          </w:rPr>
+          <w:rPr>
+            <w:color w:val="0000EE"/>
+            <w:u w:val="single"/>
+          </w:rPr>
+          <w:t>詩111:10</w:t>
+        </w:r>
+      </w:hyperlink>
+      <w:r>
+        <w:rPr>
+          <w:lang w:val="zh_TW" w:bidi="zh_TW"/>
+        </w:rPr>
+        <w:t>）和引導（</w:t>
+      </w:r>
+      <w:hyperlink r:id="rId49">
+        <w:r>
+          <w:rPr>
+            <w:lang w:val="zh_TW" w:bidi="zh_TW"/>
+          </w:rPr>
+          <w:rPr>
+            <w:color w:val="0000EE"/>
+            <w:u w:val="single"/>
+          </w:rPr>
+          <w:t>弗5:21</w:t>
+        </w:r>
+      </w:hyperlink>
+      <w:r>
+        <w:rPr>
+          <w:lang w:val="zh_TW" w:bidi="zh_TW"/>
+        </w:rPr>
+        <w:t>；</w:t>
+      </w:r>
+      <w:hyperlink r:id="rId50">
+        <w:r>
+          <w:rPr>
+            <w:lang w:val="zh_TW" w:bidi="zh_TW"/>
+          </w:rPr>
+          <w:rPr>
+            <w:color w:val="0000EE"/>
+            <w:u w:val="single"/>
+          </w:rPr>
+          <w:t>腓2:12</w:t>
+        </w:r>
+      </w:hyperlink>
+      <w:r>
+        <w:rPr>
+          <w:lang w:val="zh_TW" w:bidi="zh_TW"/>
+        </w:rPr>
+        <w:t>）。透過研讀聖經而生出的愛神之心，也會帶來這種敬畏（</w:t>
+      </w:r>
+      <w:hyperlink r:id="rId51">
+        <w:r>
+          <w:rPr>
+            <w:lang w:val="zh_TW" w:bidi="zh_TW"/>
+          </w:rPr>
+          <w:rPr>
+            <w:color w:val="0000EE"/>
+            <w:u w:val="single"/>
+          </w:rPr>
+          <w:t>箴2:3–5</w:t>
+        </w:r>
+      </w:hyperlink>
+      <w:r>
+        <w:rPr>
+          <w:lang w:val="zh_TW" w:bidi="zh_TW"/>
+        </w:rPr>
+        <w:t>）。</w:t>
+      </w:r>
+    </w:p>
+    <w:p>
+      <w:pPr/>
+      <w:r>
+        <w:rPr>
+          <w:lang w:val="zh_TW" w:bidi="zh_TW"/>
+        </w:rPr>
+      </w:r>
+      <w:r>
+        <w:rPr>
+          <w:lang w:val="zh_TW" w:bidi="zh_TW"/>
+        </w:rPr>
+        <w:t>古代以色列人藉著遵行神的誡命來表達他們的敬畏（</w:t>
+      </w:r>
+      <w:hyperlink r:id="rId52">
+        <w:r>
+          <w:rPr>
+            <w:lang w:val="zh_TW" w:bidi="zh_TW"/>
+          </w:rPr>
+          <w:rPr>
+            <w:color w:val="0000EE"/>
+            <w:u w:val="single"/>
+          </w:rPr>
+          <w:t>申6:2</w:t>
+        </w:r>
+      </w:hyperlink>
+      <w:r>
+        <w:rPr>
+          <w:lang w:val="zh_TW" w:bidi="zh_TW"/>
+        </w:rPr>
+        <w:t>）。哥尼流和他的全家因為敬畏神，被稱為「敬畏神的人」（</w:t>
+      </w:r>
+      <w:hyperlink r:id="rId53">
+        <w:r>
+          <w:rPr>
+            <w:lang w:val="zh_TW" w:bidi="zh_TW"/>
+          </w:rPr>
+          <w:rPr>
+            <w:color w:val="0000EE"/>
+            <w:u w:val="single"/>
+          </w:rPr>
+          <w:t>徒10:2</w:t>
+        </w:r>
+      </w:hyperlink>
+      <w:r>
+        <w:rPr>
+          <w:lang w:val="zh_TW" w:bidi="zh_TW"/>
+        </w:rPr>
+        <w:t>）。真正的敬畏會使人過著善行和聖潔的生活（</w:t>
+      </w:r>
+      <w:hyperlink r:id="rId54">
+        <w:r>
+          <w:rPr>
+            <w:lang w:val="zh_TW" w:bidi="zh_TW"/>
+          </w:rPr>
+          <w:rPr>
+            <w:color w:val="0000EE"/>
+            <w:u w:val="single"/>
+          </w:rPr>
+          <w:t>林後7:1</w:t>
+        </w:r>
+      </w:hyperlink>
+      <w:r>
+        <w:rPr>
+          <w:lang w:val="zh_TW" w:bidi="zh_TW"/>
+        </w:rPr>
+        <w:t>），這種敬畏帶來喜樂（</w:t>
+      </w:r>
+      <w:hyperlink r:id="rId55">
+        <w:r>
+          <w:rPr>
+            <w:lang w:val="zh_TW" w:bidi="zh_TW"/>
+          </w:rPr>
+          <w:rPr>
+            <w:color w:val="0000EE"/>
+            <w:u w:val="single"/>
+          </w:rPr>
+          <w:t>詩2:11</w:t>
+        </w:r>
+      </w:hyperlink>
+      <w:r>
+        <w:rPr>
+          <w:lang w:val="zh_TW" w:bidi="zh_TW"/>
+        </w:rPr>
+        <w:t>）和生命（</w:t>
+      </w:r>
+      <w:hyperlink r:id="rId56">
+        <w:r>
+          <w:rPr>
+            <w:lang w:val="zh_TW" w:bidi="zh_TW"/>
+          </w:rPr>
+          <w:rPr>
+            <w:color w:val="0000EE"/>
+            <w:u w:val="single"/>
+          </w:rPr>
+          <w:t>箴14:27</w:t>
+        </w:r>
+      </w:hyperlink>
+      <w:r>
+        <w:rPr>
+          <w:lang w:val="zh_TW" w:bidi="zh_TW"/>
+        </w:rPr>
+        <w:t>），也比財富更寶貴（</w:t>
+      </w:r>
+      <w:hyperlink r:id="rId57">
+        <w:r>
+          <w:rPr>
+            <w:lang w:val="zh_TW" w:bidi="zh_TW"/>
+          </w:rPr>
+          <w:rPr>
+            <w:color w:val="0000EE"/>
+            <w:u w:val="single"/>
+          </w:rPr>
+          <w:t>箴15:16</w:t>
+        </w:r>
+      </w:hyperlink>
+      <w:r>
+        <w:rPr>
+          <w:lang w:val="zh_TW" w:bidi="zh_TW"/>
+        </w:rPr>
+        <w:t>）。神喜悅那些敬畏祂的人（</w:t>
+      </w:r>
+      <w:hyperlink r:id="rId58">
+        <w:r>
+          <w:rPr>
+            <w:lang w:val="zh_TW" w:bidi="zh_TW"/>
+          </w:rPr>
+          <w:rPr>
+            <w:color w:val="0000EE"/>
+            <w:u w:val="single"/>
+          </w:rPr>
+          <w:t>詩147:11</w:t>
+        </w:r>
+      </w:hyperlink>
+      <w:r>
+        <w:rPr>
+          <w:lang w:val="zh_TW" w:bidi="zh_TW"/>
+        </w:rPr>
+        <w:t>）。</w:t>
       </w:r>
       <w:r>
         <w:rPr>

--- a/zht/docx/078.content.docx
+++ b/zht/docx/078.content.docx
@@ -19,7 +19,7 @@
         <w:rPr>
           <w:lang w:val="zh_TW" w:bidi="zh_TW"/>
         </w:rPr>
-        <w:t>Resource: Tyndale Open Bible Dictionary</w:t>
+        <w:t>Resource: Aquifer Open Bible Dictionary</w:t>
       </w:r>
       <w:r>
         <w:rPr>
@@ -112,7 +112,7 @@
         <w:rPr>
           <w:lang w:val="zh_TW" w:bidi="zh_TW"/>
         </w:rPr>
-        <w:t>Tyndale Open Bible Dictionary</w:t>
+        <w:t>Aquifer Open Bible Dictionary</w:t>
       </w:r>
     </w:p>
     <w:p>

--- a/zht/docx/078.content.docx
+++ b/zht/docx/078.content.docx
@@ -149,7 +149,7 @@
         <w:rPr>
           <w:lang w:val="zh_TW" w:bidi="zh_TW"/>
         </w:rPr>
-        <w:t>kong</w:t>
+        <w:t>kao</w:t>
       </w:r>
       <w:r>
         <w:rPr>
@@ -212,7 +212,7 @@
         <w:rPr>
           <w:lang w:val="zh_TW" w:bidi="zh_TW"/>
         </w:rPr>
-        <w:t>恐懼</w:t>
+        <w:t>考古學與聖經</w:t>
       </w:r>
       <w:r>
         <w:rPr>
@@ -231,7 +231,19 @@
         <w:rPr>
           <w:lang w:val="zh_TW" w:bidi="zh_TW"/>
         </w:rPr>
-        <w:t>對未來可能發生的壞事所產生的焦慮或害怕的情緒。有些人認為恐懼會使人尋求宗教信仰，但真正的信仰包括親近神的渴望，而不只是恐懼。一般說來，人不會想親近自己所恐懼的人或事物。</w:t>
+        <w:t>考古學是透過發掘與研究實物遺跡，來探究古代人類歷史的學科。聖經考古學的研究對象，則集中於近東（中東）地區與聖經有關的出土文物與建築遺跡。這些遺跡包括埋藏的文物（古代物品）、廢墟與紀念碑。其中一些文物帶有古代語言的銘文（文字），學者需要仔細研究這些銘文才能理解其內容。其它物品則是日常生活用品，如破碎的陶片、燒焦的木材、玩具與工具。所有這些出土物品，都必須放在它們所屬的歷史時期，方能正確理解。</w:t>
+      </w:r>
+    </w:p>
+    <w:p>
+      <w:pPr>
+        <w:pStyle w:val="Heading3"/>
+      </w:pPr>
+      <w:r>
+        <w:rPr>
+          <w:b/>
+          <w:lang w:val="zh_TW" w:bidi="zh_TW"/>
+        </w:rPr>
+        <w:t>考古學的發現</w:t>
       </w:r>
     </w:p>
     <w:p>
@@ -245,7 +257,7 @@
         <w:rPr>
           <w:lang w:val="zh_TW" w:bidi="zh_TW"/>
         </w:rPr>
-        <w:t>在聖經裡，恐懼不僅指害怕或驚懼。這確實是恐懼的一部分，特別是談論對神的敬畏時，但這個詞語也包含對神的懼怕與深深的尊崇。</w:t>
+        <w:t>許多重大的考古發現其實是偶然發生的。例如，一個敘利亞農夫在耕種時挖掘出古城烏加里特（Ugarit）。一個貝都因人為尋找走失的山羊，在山洞中發現了死海古卷（Dead Sea Scrolls）。公元1887年，一個埃及婦女在尋找泥磚作為肥料時發現了阿瑪爾那泥板（Amarna tablets）。公元1945年，埃及人在拿戈瑪第附近尋找鳥糞時，發現了重要的諾斯底抄本。然而，偶然的發現並不能取代仔細而有系統的考古研究。</w:t>
       </w:r>
     </w:p>
     <w:p>
@@ -259,7 +271,276 @@
         <w:rPr>
           <w:lang w:val="zh_TW" w:bidi="zh_TW"/>
         </w:rPr>
-        <w:t>恐懼作是焦慮或擔憂的情緒，的確有其存在價值，尤其當這種情緒與神相關時。聖經說：「落在永生神的手裡，真是可怕的」（</w:t>
+        <w:t>今天，考古學家會用航拍與電子儀器仔細勘察潛在的遺址，這些方法可以探測地下的遺物。文物的年代則依據出土的地層，以及其它方法（如放射性碳定年法〔radiocarbon dating〕）來判斷。考古學的目標，是建立一條時間線，準確反映文物與遺址歷史。</w:t>
+      </w:r>
+    </w:p>
+    <w:p>
+      <w:pPr>
+        <w:pStyle w:val="Heading3"/>
+      </w:pPr>
+      <w:r>
+        <w:rPr>
+          <w:b/>
+          <w:lang w:val="zh_TW" w:bidi="zh_TW"/>
+        </w:rPr>
+        <w:t>考古學在理解聖經中的角色</w:t>
+      </w:r>
+    </w:p>
+    <w:p>
+      <w:pPr/>
+      <w:r>
+        <w:rPr>
+          <w:lang w:val="zh_TW" w:bidi="zh_TW"/>
+        </w:rPr>
+      </w:r>
+      <w:r>
+        <w:rPr>
+          <w:lang w:val="zh_TW" w:bidi="zh_TW"/>
+        </w:rPr>
+        <w:t>考古學家與學者把這些文物，視為真實和具體證據，能見證古代人類的生活。雖然學者對它們的解釋可能會有不同，但這些遺物仍然是直接的歷史見證。重要的是，人們應當把這些古代遺物當作證據來理解，而不可以操控它們去迎合個人對歷史、文化或宗教的理論。近東的考古學透過提供客觀的背景資料，幫助我們理解聖經。</w:t>
+      </w:r>
+    </w:p>
+    <w:p>
+      <w:pPr/>
+      <w:r>
+        <w:rPr>
+          <w:lang w:val="zh_TW" w:bidi="zh_TW"/>
+        </w:rPr>
+      </w:r>
+      <w:r>
+        <w:rPr>
+          <w:lang w:val="zh_TW" w:bidi="zh_TW"/>
+        </w:rPr>
+        <w:t>例如，如果一件帶有文字的文物，被鑑定為出現在公元前3000年左右，就表明當時已經存在書寫。這意味著舊約聖經的早期作者確實能他們的故事寫下來，而我們可以視之為他們的書寫。考古發現顯示，摩西傳統上被認為是聖經前五卷的作者，可能是使用：</w:t>
+      </w:r>
+    </w:p>
+    <w:p>
+      <w:pPr>
+        <w:pStyle w:val="ListBullet"/>
+        <w:spacing w:line="240" w:lineRule="auto"/>
+        <w:ind w:left="720"/>
+      </w:pPr>
+      <w:r>
+        <w:rPr>
+          <w:lang w:val="zh_TW" w:bidi="zh_TW"/>
+        </w:rPr>
+      </w:r>
+      <w:r>
+        <w:rPr>
+          <w:lang w:val="zh_TW" w:bidi="zh_TW"/>
+        </w:rPr>
+        <w:t>埃及象形文字（Egyptian hieroglyphics），</w:t>
+      </w:r>
+    </w:p>
+    <w:p>
+      <w:pPr>
+        <w:pStyle w:val="ListBullet"/>
+        <w:spacing w:line="240" w:lineRule="auto"/>
+        <w:ind w:left="720"/>
+      </w:pPr>
+      <w:r>
+        <w:rPr>
+          <w:lang w:val="zh_TW" w:bidi="zh_TW"/>
+        </w:rPr>
+      </w:r>
+      <w:r>
+        <w:rPr>
+          <w:lang w:val="zh_TW" w:bidi="zh_TW"/>
+        </w:rPr>
+        <w:t>巴比倫楔形文字（Babylonian cuneiform），以及</w:t>
+      </w:r>
+    </w:p>
+    <w:p>
+      <w:pPr>
+        <w:pStyle w:val="ListBullet"/>
+        <w:spacing w:line="240" w:lineRule="auto"/>
+        <w:ind w:left="720"/>
+      </w:pPr>
+      <w:r>
+        <w:rPr>
+          <w:lang w:val="zh_TW" w:bidi="zh_TW"/>
+        </w:rPr>
+      </w:r>
+      <w:r>
+        <w:rPr>
+          <w:lang w:val="zh_TW" w:bidi="zh_TW"/>
+        </w:rPr>
+        <w:t>迦南方言（包括希伯來文）。</w:t>
+      </w:r>
+    </w:p>
+    <w:p>
+      <w:pPr/>
+      <w:r>
+        <w:rPr>
+          <w:lang w:val="zh_TW" w:bidi="zh_TW"/>
+        </w:rPr>
+      </w:r>
+      <w:r>
+        <w:rPr>
+          <w:lang w:val="zh_TW" w:bidi="zh_TW"/>
+        </w:rPr>
+        <w:t>任何忽視這些證據的聖經理論，都很可能是不正確的。</w:t>
+      </w:r>
+    </w:p>
+    <w:p>
+      <w:pPr>
+        <w:pStyle w:val="Heading3"/>
+      </w:pPr>
+      <w:r>
+        <w:rPr>
+          <w:lang w:val="zh_TW" w:bidi="zh_TW"/>
+        </w:rPr>
+        <w:t>概述</w:t>
+      </w:r>
+    </w:p>
+    <w:p>
+      <w:pPr>
+        <w:pStyle w:val="ListBullet"/>
+        <w:spacing w:line="240" w:lineRule="auto"/>
+        <w:ind w:left="720"/>
+      </w:pPr>
+      <w:r>
+        <w:rPr>
+          <w:lang w:val="zh_TW" w:bidi="zh_TW"/>
+        </w:rPr>
+      </w:r>
+      <w:r>
+        <w:rPr>
+          <w:b/>
+          <w:u w:val="single"/>
+          <w:lang w:val="zh_TW" w:bidi="zh_TW"/>
+        </w:rPr>
+        <w:t>考古學與日常生活</w:t>
+      </w:r>
+    </w:p>
+    <w:p>
+      <w:pPr>
+        <w:pStyle w:val="ListBullet"/>
+        <w:spacing w:line="240" w:lineRule="auto"/>
+        <w:ind w:left="720"/>
+      </w:pPr>
+      <w:r>
+        <w:rPr>
+          <w:lang w:val="zh_TW" w:bidi="zh_TW"/>
+        </w:rPr>
+      </w:r>
+      <w:r>
+        <w:rPr>
+          <w:b/>
+          <w:u w:val="single"/>
+          <w:lang w:val="zh_TW" w:bidi="zh_TW"/>
+        </w:rPr>
+        <w:t>考古學與宗教</w:t>
+      </w:r>
+    </w:p>
+    <w:p>
+      <w:pPr>
+        <w:pStyle w:val="ListBullet"/>
+        <w:spacing w:line="240" w:lineRule="auto"/>
+        <w:ind w:left="720"/>
+      </w:pPr>
+      <w:r>
+        <w:rPr>
+          <w:lang w:val="zh_TW" w:bidi="zh_TW"/>
+        </w:rPr>
+      </w:r>
+      <w:r>
+        <w:rPr>
+          <w:b/>
+          <w:u w:val="single"/>
+          <w:lang w:val="zh_TW" w:bidi="zh_TW"/>
+        </w:rPr>
+        <w:t>考古學與戰爭</w:t>
+      </w:r>
+    </w:p>
+    <w:p>
+      <w:pPr>
+        <w:pStyle w:val="ListBullet"/>
+        <w:spacing w:line="240" w:lineRule="auto"/>
+        <w:ind w:left="720"/>
+      </w:pPr>
+      <w:r>
+        <w:rPr>
+          <w:lang w:val="zh_TW" w:bidi="zh_TW"/>
+        </w:rPr>
+      </w:r>
+      <w:r>
+        <w:rPr>
+          <w:b/>
+          <w:u w:val="single"/>
+          <w:lang w:val="zh_TW" w:bidi="zh_TW"/>
+        </w:rPr>
+        <w:t>考古學與文學</w:t>
+      </w:r>
+    </w:p>
+    <w:p>
+      <w:pPr>
+        <w:pStyle w:val="ListBullet"/>
+        <w:spacing w:line="240" w:lineRule="auto"/>
+        <w:ind w:left="720"/>
+      </w:pPr>
+      <w:r>
+        <w:rPr>
+          <w:lang w:val="zh_TW" w:bidi="zh_TW"/>
+        </w:rPr>
+      </w:r>
+      <w:r>
+        <w:rPr>
+          <w:b/>
+          <w:u w:val="single"/>
+          <w:lang w:val="zh_TW" w:bidi="zh_TW"/>
+        </w:rPr>
+        <w:t>考古學與語言</w:t>
+      </w:r>
+    </w:p>
+    <w:p>
+      <w:pPr>
+        <w:pStyle w:val="Heading3"/>
+      </w:pPr>
+      <w:r>
+        <w:rPr>
+          <w:lang w:val="zh_TW" w:bidi="zh_TW"/>
+        </w:rPr>
+        <w:t>考古學與日常生活</w:t>
+      </w:r>
+    </w:p>
+    <w:p>
+      <w:pPr/>
+      <w:r>
+        <w:rPr>
+          <w:lang w:val="zh_TW" w:bidi="zh_TW"/>
+        </w:rPr>
+      </w:r>
+      <w:r>
+        <w:rPr>
+          <w:lang w:val="zh_TW" w:bidi="zh_TW"/>
+        </w:rPr>
+        <w:t>考古學揭示了古代人日常生活的面貌。考古發掘（挖掘現場）顯示，在新石器時代（Neolithic period，晚期石器時代），人們居住在以枝條編織而成的簡單小屋裡，其中一些小屋內部還有裝飾。亞伯拉罕時代的吾珥，中產階級的住宅甚至以現代標準來看也相當雅緻。克諾索（Knossos）、波塞波利斯（Persepolis）、瑪里（Mari）和坎提爾（Qantir）等地的宮殿遺跡，展現了當年的輝煌。織布是最古老的人類工藝之一，甚至在古代就已普遍實行，東方地毯的織造技術起源於美索不達米亞。陶器——無論是素燒的還是帶有裝飾的，也是另一種古代工藝。</w:t>
+      </w:r>
+    </w:p>
+    <w:p>
+      <w:pPr>
+        <w:pStyle w:val="Heading4"/>
+      </w:pPr>
+      <w:r>
+        <w:rPr>
+          <w:lang w:val="zh_TW" w:bidi="zh_TW"/>
+        </w:rPr>
+        <w:t>社會風俗</w:t>
+      </w:r>
+    </w:p>
+    <w:p>
+      <w:pPr/>
+      <w:r>
+        <w:rPr>
+          <w:lang w:val="zh_TW" w:bidi="zh_TW"/>
+        </w:rPr>
+      </w:r>
+      <w:r>
+        <w:rPr>
+          <w:lang w:val="zh_TW" w:bidi="zh_TW"/>
+        </w:rPr>
+        <w:t>考古學也釐清了聖經提到的某些社會風俗。例如，亞伯蘭與妻子的婢女夏甲生子，符合努西（Nuzi）當地的習俗，並不被視為不道德。領養的做法，像亞伯蘭收養以利以謝（</w:t>
       </w:r>
       <w:hyperlink r:id="rId13">
         <w:r>
@@ -270,14 +551,14 @@
             <w:color w:val="0000EE"/>
             <w:u w:val="single"/>
           </w:rPr>
-          <w:t>來10:31</w:t>
+          <w:t>創15:2–4</w:t>
         </w:r>
       </w:hyperlink>
       <w:r>
         <w:rPr>
           <w:lang w:val="zh_TW" w:bidi="zh_TW"/>
         </w:rPr>
-        <w:t>）。耶穌教導我們應當敬畏神，因為祂有能力懲罰罪，也能完全滅絕人（</w:t>
+        <w:t>），我們能透過努西的文獻理解得更加透徹。這些文獻記載，沒有孩子的夫妻會收養一名僕人，讓他成為繼承人。這些被收養的人會成為家中的長子，但若後來有親生子出生，被收養的人就可能失去這些權利。來自努西、烏加里特和亞拉拿（Alalakh）的文獻也說明了長子的權利，以及人們如何交換這些權利，這正如</w:t>
       </w:r>
       <w:hyperlink r:id="rId14">
         <w:r>
@@ -288,29 +569,9 @@
             <w:color w:val="0000EE"/>
             <w:u w:val="single"/>
           </w:rPr>
-          <w:t>路12:4–5</w:t>
+          <w:t>創</w:t>
         </w:r>
       </w:hyperlink>
-      <w:r>
-        <w:rPr>
-          <w:lang w:val="zh_TW" w:bidi="zh_TW"/>
-        </w:rPr>
-        <w:t>）。</w:t>
-      </w:r>
-    </w:p>
-    <w:p>
-      <w:pPr/>
-      <w:r>
-        <w:rPr>
-          <w:lang w:val="zh_TW" w:bidi="zh_TW"/>
-        </w:rPr>
-      </w:r>
-      <w:r>
-        <w:rPr>
-          <w:lang w:val="zh_TW" w:bidi="zh_TW"/>
-        </w:rPr>
-        <w:t>恐懼可以幫助人們理解他們的內心充滿缺陷，看見自己何等需要神的饒恕。這種恐懼的最早例子可見於</w:t>
-      </w:r>
       <w:hyperlink r:id="rId15">
         <w:r>
           <w:rPr>
@@ -320,14 +581,304 @@
             <w:color w:val="0000EE"/>
             <w:u w:val="single"/>
           </w:rPr>
-          <w:t>創世記三章</w:t>
+          <w:t>世記二十五章31至34節</w:t>
         </w:r>
       </w:hyperlink>
       <w:r>
         <w:rPr>
           <w:lang w:val="zh_TW" w:bidi="zh_TW"/>
         </w:rPr>
-        <w:t>，經文記載當亞當和夏娃違背神以後，就躲藏起來。他們的恐懼是有原因的，因為他們知道自己所作的該受審判。恐懼自然隨著罪而來（</w:t>
+        <w:t>所記載的。</w:t>
+      </w:r>
+    </w:p>
+    <w:p>
+      <w:pPr>
+        <w:pStyle w:val="Heading4"/>
+      </w:pPr>
+      <w:r>
+        <w:rPr>
+          <w:lang w:val="zh_TW" w:bidi="zh_TW"/>
+        </w:rPr>
+        <w:t>貿易</w:t>
+      </w:r>
+    </w:p>
+    <w:p>
+      <w:pPr/>
+      <w:r>
+        <w:rPr>
+          <w:lang w:val="zh_TW" w:bidi="zh_TW"/>
+        </w:rPr>
+      </w:r>
+      <w:r>
+        <w:rPr>
+          <w:lang w:val="zh_TW" w:bidi="zh_TW"/>
+        </w:rPr>
+        <w:t>聖經時期的工作與貿易情況，透過各種考古發現得以呈現。例如，在貝尼哈桑（Beni Hasan）出土的一幅稱為「畫面（tableau）」的圖像（約公元前1900年製作）展示閃族人將貨物帶到埃及，可能是作為金屬工匠。其它資料則描繪了各樣活動，如：</w:t>
+      </w:r>
+    </w:p>
+    <w:p>
+      <w:pPr>
+        <w:pStyle w:val="ListBullet"/>
+        <w:spacing w:line="240" w:lineRule="auto"/>
+        <w:ind w:left="720"/>
+      </w:pPr>
+      <w:r>
+        <w:rPr>
+          <w:lang w:val="zh_TW" w:bidi="zh_TW"/>
+        </w:rPr>
+      </w:r>
+      <w:r>
+        <w:rPr>
+          <w:lang w:val="zh_TW" w:bidi="zh_TW"/>
+        </w:rPr>
+        <w:t>打獵</w:t>
+      </w:r>
+    </w:p>
+    <w:p>
+      <w:pPr>
+        <w:pStyle w:val="ListBullet"/>
+        <w:spacing w:line="240" w:lineRule="auto"/>
+        <w:ind w:left="720"/>
+      </w:pPr>
+      <w:r>
+        <w:rPr>
+          <w:lang w:val="zh_TW" w:bidi="zh_TW"/>
+        </w:rPr>
+      </w:r>
+      <w:r>
+        <w:rPr>
+          <w:lang w:val="zh_TW" w:bidi="zh_TW"/>
+        </w:rPr>
+        <w:t>捕魚</w:t>
+      </w:r>
+    </w:p>
+    <w:p>
+      <w:pPr>
+        <w:pStyle w:val="ListBullet"/>
+        <w:spacing w:line="240" w:lineRule="auto"/>
+        <w:ind w:left="720"/>
+      </w:pPr>
+      <w:r>
+        <w:rPr>
+          <w:lang w:val="zh_TW" w:bidi="zh_TW"/>
+        </w:rPr>
+      </w:r>
+      <w:r>
+        <w:rPr>
+          <w:lang w:val="zh_TW" w:bidi="zh_TW"/>
+        </w:rPr>
+        <w:t>造磚</w:t>
+      </w:r>
+    </w:p>
+    <w:p>
+      <w:pPr>
+        <w:pStyle w:val="ListBullet"/>
+        <w:spacing w:line="240" w:lineRule="auto"/>
+        <w:ind w:left="720"/>
+      </w:pPr>
+      <w:r>
+        <w:rPr>
+          <w:lang w:val="zh_TW" w:bidi="zh_TW"/>
+        </w:rPr>
+      </w:r>
+      <w:r>
+        <w:rPr>
+          <w:lang w:val="zh_TW" w:bidi="zh_TW"/>
+        </w:rPr>
+        <w:t>農耕</w:t>
+      </w:r>
+    </w:p>
+    <w:p>
+      <w:pPr>
+        <w:pStyle w:val="ListBullet"/>
+        <w:spacing w:line="240" w:lineRule="auto"/>
+        <w:ind w:left="720"/>
+      </w:pPr>
+      <w:r>
+        <w:rPr>
+          <w:lang w:val="zh_TW" w:bidi="zh_TW"/>
+        </w:rPr>
+      </w:r>
+      <w:r>
+        <w:rPr>
+          <w:lang w:val="zh_TW" w:bidi="zh_TW"/>
+        </w:rPr>
+        <w:t>陶器製作</w:t>
+      </w:r>
+    </w:p>
+    <w:p>
+      <w:pPr/>
+      <w:r>
+        <w:rPr>
+          <w:lang w:val="zh_TW" w:bidi="zh_TW"/>
+        </w:rPr>
+      </w:r>
+      <w:r>
+        <w:rPr>
+          <w:lang w:val="zh_TW" w:bidi="zh_TW"/>
+        </w:rPr>
+        <w:t>這些資料同時也提供關於服飾的資訊，例如在500年後的埃及壁畫中，閃族人向法老進貢，所穿的衣服樣式與早期相比幾乎沒有改變。然而，以色列人禁止製作人像或神像。</w:t>
+      </w:r>
+    </w:p>
+    <w:p>
+      <w:pPr>
+        <w:pStyle w:val="Heading4"/>
+      </w:pPr>
+      <w:r>
+        <w:rPr>
+          <w:lang w:val="zh_TW" w:bidi="zh_TW"/>
+        </w:rPr>
+        <w:t>陶器碎片</w:t>
+      </w:r>
+    </w:p>
+    <w:p>
+      <w:pPr/>
+      <w:r>
+        <w:rPr>
+          <w:lang w:val="zh_TW" w:bidi="zh_TW"/>
+        </w:rPr>
+      </w:r>
+      <w:r>
+        <w:rPr>
+          <w:lang w:val="zh_TW" w:bidi="zh_TW"/>
+        </w:rPr>
+        <w:t>最常見的日常文物是陶片（potsherds，破碎的陶器），人們常把它們用作書寫材料。例如，「拉吉書簡（Lachish letters）」是一系列從公元前587年北方前哨所寫的軍事信件，就是寫在陶片上的。甚至在新約聖經時期，陶片仍被用來書寫，因為它比蒲草紙更耐用，比蠟版（wax tablets）更方便。在埃及，考古學家發現了筆、調色盤和墨水。人們又再在昆蘭發現用來書寫死海古卷的墨水。</w:t>
+      </w:r>
+    </w:p>
+    <w:p>
+      <w:pPr>
+        <w:pStyle w:val="Heading4"/>
+      </w:pPr>
+      <w:r>
+        <w:rPr>
+          <w:lang w:val="zh_TW" w:bidi="zh_TW"/>
+        </w:rPr>
+        <w:t>遊戲</w:t>
+      </w:r>
+    </w:p>
+    <w:p>
+      <w:pPr/>
+      <w:r>
+        <w:rPr>
+          <w:lang w:val="zh_TW" w:bidi="zh_TW"/>
+        </w:rPr>
+      </w:r>
+      <w:r>
+        <w:rPr>
+          <w:lang w:val="zh_TW" w:bidi="zh_TW"/>
+        </w:rPr>
+        <w:t>考古發現還包括來自古代的遊戲和玩具。例如，貝尼哈桑的一幅墓穴壁畫（約公元前2000年）中，描繪了埃及女孩玩球的場景。底比斯（Thebes）的一座神廟浮雕顯示蘭塞三世（Ramses III）在下棋。後期的埃及孩童玩一種用小石子進行的遊戲，可能是雙陸棋（backgammon）的早期版本。在米吉多（Megiddo）出土了一個象牙製的遊戲板，上面有孔，可能是用來插入小木樁，年代大約在公元前1200年。近東出土的兒童玩具與現代玩具並沒有太大不同。考古發現的玩具包括：</w:t>
+      </w:r>
+    </w:p>
+    <w:p>
+      <w:pPr>
+        <w:pStyle w:val="ListBullet"/>
+        <w:spacing w:line="240" w:lineRule="auto"/>
+        <w:ind w:left="720"/>
+      </w:pPr>
+      <w:r>
+        <w:rPr>
+          <w:lang w:val="zh_TW" w:bidi="zh_TW"/>
+        </w:rPr>
+      </w:r>
+      <w:r>
+        <w:rPr>
+          <w:lang w:val="zh_TW" w:bidi="zh_TW"/>
+        </w:rPr>
+        <w:t>哨子</w:t>
+      </w:r>
+    </w:p>
+    <w:p>
+      <w:pPr>
+        <w:pStyle w:val="ListBullet"/>
+        <w:spacing w:line="240" w:lineRule="auto"/>
+        <w:ind w:left="720"/>
+      </w:pPr>
+      <w:r>
+        <w:rPr>
+          <w:lang w:val="zh_TW" w:bidi="zh_TW"/>
+        </w:rPr>
+      </w:r>
+      <w:r>
+        <w:rPr>
+          <w:lang w:val="zh_TW" w:bidi="zh_TW"/>
+        </w:rPr>
+        <w:t>球</w:t>
+      </w:r>
+    </w:p>
+    <w:p>
+      <w:pPr>
+        <w:pStyle w:val="ListBullet"/>
+        <w:spacing w:line="240" w:lineRule="auto"/>
+        <w:ind w:left="720"/>
+      </w:pPr>
+      <w:r>
+        <w:rPr>
+          <w:lang w:val="zh_TW" w:bidi="zh_TW"/>
+        </w:rPr>
+      </w:r>
+      <w:r>
+        <w:rPr>
+          <w:lang w:val="zh_TW" w:bidi="zh_TW"/>
+        </w:rPr>
+        <w:t>戰車模型</w:t>
+      </w:r>
+    </w:p>
+    <w:p>
+      <w:pPr>
+        <w:pStyle w:val="ListBullet"/>
+        <w:spacing w:line="240" w:lineRule="auto"/>
+        <w:ind w:left="720"/>
+      </w:pPr>
+      <w:r>
+        <w:rPr>
+          <w:lang w:val="zh_TW" w:bidi="zh_TW"/>
+        </w:rPr>
+      </w:r>
+      <w:r>
+        <w:rPr>
+          <w:lang w:val="zh_TW" w:bidi="zh_TW"/>
+        </w:rPr>
+        <w:t>裝在輪子上的動物</w:t>
+      </w:r>
+    </w:p>
+    <w:p>
+      <w:pPr/>
+      <w:r>
+        <w:rPr>
+          <w:lang w:val="zh_TW" w:bidi="zh_TW"/>
+        </w:rPr>
+      </w:r>
+      <w:r>
+        <w:rPr>
+          <w:lang w:val="zh_TW" w:bidi="zh_TW"/>
+        </w:rPr>
+        <w:t>埃及墓穴壁畫也描繪了成人的運動，如摔角、射箭和賽跑。</w:t>
+      </w:r>
+    </w:p>
+    <w:p>
+      <w:pPr>
+        <w:pStyle w:val="Heading4"/>
+      </w:pPr>
+      <w:r>
+        <w:rPr>
+          <w:lang w:val="zh_TW" w:bidi="zh_TW"/>
+        </w:rPr>
+        <w:t>防腐處理</w:t>
+      </w:r>
+    </w:p>
+    <w:p>
+      <w:pPr/>
+      <w:r>
+        <w:rPr>
+          <w:lang w:val="zh_TW" w:bidi="zh_TW"/>
+        </w:rPr>
+      </w:r>
+      <w:r>
+        <w:rPr>
+          <w:lang w:val="zh_TW" w:bidi="zh_TW"/>
+        </w:rPr>
+        <w:t>防腐是保存遺體的過程。</w:t>
       </w:r>
       <w:hyperlink r:id="rId16">
         <w:r>
@@ -338,9 +889,68 @@
             <w:color w:val="0000EE"/>
             <w:u w:val="single"/>
           </w:rPr>
-          <w:t>創3:10，</w:t>
+          <w:t>創世記五十章2至3、26節</w:t>
         </w:r>
       </w:hyperlink>
+      <w:r>
+        <w:rPr>
+          <w:lang w:val="zh_TW" w:bidi="zh_TW"/>
+        </w:rPr>
+        <w:t>記載雅各與約瑟遺體的防腐處理，正是埃及由來已久的習俗。雅各被埋葬在麥比拉的洞穴中，與他的列祖同葬。雖然這個地點是已知的，但因為它對阿拉伯人來說是聖地，所以無法進行考古挖掘。公元1931年，在橄欖山的一處古代希伯來墓地出土了一則碑銘，上面寫著：「猶大王烏西雅的骸骨安置於此──請勿打開。」這塊碑銘的年代可追溯到基督時期。這顯示，考古學家在耶路撒冷挖掘時發現了烏西雅王的墓，而他的遺骨被移到另一處安葬。</w:t>
+      </w:r>
+    </w:p>
+    <w:p>
+      <w:pPr/>
+      <w:r>
+        <w:rPr>
+          <w:lang w:val="zh_TW" w:bidi="zh_TW"/>
+        </w:rPr>
+      </w:r>
+      <w:r>
+        <w:rPr>
+          <w:lang w:val="zh_TW" w:bidi="zh_TW"/>
+        </w:rPr>
+        <w:t>考古學家還證實，用來封住耶穌墳墓入口的石門，約在公元前100年至公元100年間相當普遍，這與福音書的記載相符。</w:t>
+      </w:r>
+    </w:p>
+    <w:p>
+      <w:pPr>
+        <w:pStyle w:val="Heading3"/>
+      </w:pPr>
+      <w:r>
+        <w:rPr>
+          <w:lang w:val="zh_TW" w:bidi="zh_TW"/>
+        </w:rPr>
+        <w:t>考古學與宗教</w:t>
+      </w:r>
+    </w:p>
+    <w:p>
+      <w:pPr/>
+      <w:r>
+        <w:rPr>
+          <w:lang w:val="zh_TW" w:bidi="zh_TW"/>
+        </w:rPr>
+      </w:r>
+      <w:r>
+        <w:rPr>
+          <w:lang w:val="zh_TW" w:bidi="zh_TW"/>
+        </w:rPr>
+        <w:t>考古學又提供洞見，讓我們理解聖經宗教與敬拜的本質。早在亞伯蘭離開吾珥去跟隨獨一真神之前，非猶太的美索不達米亞人已經敬拜各樣的神。他們把這些神看作天空之神。這樣的背景，使以色列先祖與他們的神之間的關係更容易理解。蘭塞二世（Ramses II）的浮雕，展示了在埃及軍營中的神帳，表明人們在移動的神廟裡敬拜異教的神。公元前七世紀的腓尼基（Phoenician）文獻也提到用牛拉動的移動神廟。這樣的背景支持了「以色列人在曠野的會幕並非後來的發明」這一觀點。</w:t>
+      </w:r>
+    </w:p>
+    <w:p>
+      <w:pPr/>
+      <w:r>
+        <w:rPr>
+          <w:lang w:val="zh_TW" w:bidi="zh_TW"/>
+        </w:rPr>
+      </w:r>
+      <w:r>
+        <w:rPr>
+          <w:lang w:val="zh_TW" w:bidi="zh_TW"/>
+        </w:rPr>
+        <w:t>考古學也證實在巴比倫被擄之前，已有歌唱者參與敬拜的傳統。數世紀以來，巴勒斯坦人以音樂才華聞名。來自烏加里特的拉斯珊拉（Ras Shamra）的泥板中，保存著與希伯來詩篇相似的宗教詩歌。所羅門的聖殿由腓尼基工匠建造，其設計（見</w:t>
+      </w:r>
       <w:hyperlink r:id="rId17">
         <w:r>
           <w:rPr>
@@ -350,14 +960,39 @@
             <w:color w:val="0000EE"/>
             <w:u w:val="single"/>
           </w:rPr>
-          <w:t>4:13–14</w:t>
+          <w:t>王上6章</w:t>
         </w:r>
       </w:hyperlink>
       <w:r>
         <w:rPr>
           <w:lang w:val="zh_TW" w:bidi="zh_TW"/>
         </w:rPr>
-        <w:t>；</w:t>
+        <w:t>）與一座公元前八世紀小聖堂相似，該小聖堂位於敘利亞泰納特遺址（Tel Tainat）。耶路撒冷的哭牆被認為包含了尼希米時期的石塊，但在城中沒有發現所羅門聖殿根基的痕跡。從公元70年被毀的希律聖殿中，發現了一些石材，這些殘塊為聖殿結構提供了寶貴的資訊。雖然在基督時代的巴勒斯坦有許多猶太會堂，但考古發現的遺跡卻很少。</w:t>
+      </w:r>
+    </w:p>
+    <w:p>
+      <w:pPr>
+        <w:pStyle w:val="Heading3"/>
+      </w:pPr>
+      <w:r>
+        <w:rPr>
+          <w:lang w:val="zh_TW" w:bidi="zh_TW"/>
+        </w:rPr>
+        <w:t>考古學與戰爭</w:t>
+      </w:r>
+    </w:p>
+    <w:p>
+      <w:pPr/>
+      <w:r>
+        <w:rPr>
+          <w:lang w:val="zh_TW" w:bidi="zh_TW"/>
+        </w:rPr>
+      </w:r>
+      <w:r>
+        <w:rPr>
+          <w:lang w:val="zh_TW" w:bidi="zh_TW"/>
+        </w:rPr>
+        <w:t>考古學大大增進了我們對古代戰爭的理解，而戰爭正是聖經中的一個重要主題。古代近東民族把戰爭看作列邦之神彼此之間的爭戰。服兵役被視為神聖的事，軍兵也因此備受尊敬。神作為萬軍之耶和華，被視為以色列軍隊的元帥。祂可以吩咐完全毀滅一座城，這種做法被稱為「毀滅（the ban）」，如耶利哥的情況（</w:t>
       </w:r>
       <w:hyperlink r:id="rId18">
         <w:r>
@@ -368,14 +1003,86 @@
             <w:color w:val="0000EE"/>
             <w:u w:val="single"/>
           </w:rPr>
-          <w:t>箴28:1</w:t>
+          <w:t>書6:17、24</w:t>
         </w:r>
       </w:hyperlink>
       <w:r>
         <w:rPr>
           <w:lang w:val="zh_TW" w:bidi="zh_TW"/>
         </w:rPr>
-        <w:t>）。</w:t>
+        <w:t>）。戰爭遵循一些既定的規則。如果一座城受到威脅，城裡的居民可以投降，保全性命，但財物會被奪走。若選擇抵抗，就要冒著被徹底毀滅的風險。常見的戰爭戰術包括：</w:t>
+      </w:r>
+    </w:p>
+    <w:p>
+      <w:pPr>
+        <w:pStyle w:val="ListBullet"/>
+        <w:spacing w:line="240" w:lineRule="auto"/>
+        <w:ind w:left="720"/>
+      </w:pPr>
+      <w:r>
+        <w:rPr>
+          <w:lang w:val="zh_TW" w:bidi="zh_TW"/>
+        </w:rPr>
+      </w:r>
+      <w:r>
+        <w:rPr>
+          <w:lang w:val="zh_TW" w:bidi="zh_TW"/>
+        </w:rPr>
+        <w:t>正面攻擊（直接攻擊）</w:t>
+      </w:r>
+    </w:p>
+    <w:p>
+      <w:pPr>
+        <w:pStyle w:val="ListBullet"/>
+        <w:spacing w:line="240" w:lineRule="auto"/>
+        <w:ind w:left="720"/>
+      </w:pPr>
+      <w:r>
+        <w:rPr>
+          <w:lang w:val="zh_TW" w:bidi="zh_TW"/>
+        </w:rPr>
+      </w:r>
+      <w:r>
+        <w:rPr>
+          <w:lang w:val="zh_TW" w:bidi="zh_TW"/>
+        </w:rPr>
+        <w:t>派遣探子</w:t>
+      </w:r>
+    </w:p>
+    <w:p>
+      <w:pPr>
+        <w:pStyle w:val="ListBullet"/>
+        <w:spacing w:line="240" w:lineRule="auto"/>
+        <w:ind w:left="720"/>
+      </w:pPr>
+      <w:r>
+        <w:rPr>
+          <w:lang w:val="zh_TW" w:bidi="zh_TW"/>
+        </w:rPr>
+      </w:r>
+      <w:r>
+        <w:rPr>
+          <w:lang w:val="zh_TW" w:bidi="zh_TW"/>
+        </w:rPr>
+        <w:t>伏擊</w:t>
+      </w:r>
+    </w:p>
+    <w:p>
+      <w:pPr>
+        <w:pStyle w:val="ListBullet"/>
+        <w:spacing w:line="240" w:lineRule="auto"/>
+        <w:ind w:left="720"/>
+      </w:pPr>
+      <w:r>
+        <w:rPr>
+          <w:lang w:val="zh_TW" w:bidi="zh_TW"/>
+        </w:rPr>
+      </w:r>
+      <w:r>
+        <w:rPr>
+          <w:lang w:val="zh_TW" w:bidi="zh_TW"/>
+        </w:rPr>
+        <w:t>巡邏</w:t>
       </w:r>
     </w:p>
     <w:p>
@@ -389,19 +1096,7 @@
         <w:rPr>
           <w:lang w:val="zh_TW" w:bidi="zh_TW"/>
         </w:rPr>
-        <w:t>聖經記載許多極度焦慮的人，例如該隱、掃羅、亞哈斯和彼拉多。</w:t>
-      </w:r>
-      <w:r>
-        <w:rPr>
-          <w:lang w:val="zh_TW" w:bidi="zh_TW"/>
-        </w:rPr>
-        <w:t>急難困苦的人</w:t>
-      </w:r>
-      <w:r>
-        <w:rPr>
-          <w:lang w:val="zh_TW" w:bidi="zh_TW"/>
-        </w:rPr>
-        <w:t>（</w:t>
+        <w:t>有時戰爭會以單對單的方式決定勝負，就像大衛與歌利亞的故事（</w:t>
       </w:r>
       <w:hyperlink r:id="rId19">
         <w:r>
@@ -412,14 +1107,46 @@
             <w:color w:val="0000EE"/>
             <w:u w:val="single"/>
           </w:rPr>
-          <w:t>伯15:24</w:t>
+          <w:t>撒上17:38–54</w:t>
         </w:r>
       </w:hyperlink>
       <w:r>
         <w:rPr>
           <w:lang w:val="zh_TW" w:bidi="zh_TW"/>
         </w:rPr>
-        <w:t>）、恐懼抓住惡人、驚嚇臨到假冒為善的人（</w:t>
+        <w:t>）。</w:t>
+      </w:r>
+    </w:p>
+    <w:p>
+      <w:pPr/>
+      <w:r>
+        <w:rPr>
+          <w:lang w:val="zh_TW" w:bidi="zh_TW"/>
+        </w:rPr>
+      </w:r>
+      <w:r>
+        <w:rPr>
+          <w:lang w:val="zh_TW" w:bidi="zh_TW"/>
+        </w:rPr>
+        <w:t>古代的浮雕和紀念碑大量描繪盔甲與武器。</w:t>
+      </w:r>
+    </w:p>
+    <w:p>
+      <w:pPr>
+        <w:pStyle w:val="ListBullet"/>
+        <w:spacing w:line="240" w:lineRule="auto"/>
+        <w:ind w:left="720"/>
+      </w:pPr>
+      <w:r>
+        <w:rPr>
+          <w:lang w:val="zh_TW" w:bidi="zh_TW"/>
+        </w:rPr>
+      </w:r>
+      <w:r>
+        <w:rPr>
+          <w:lang w:val="zh_TW" w:bidi="zh_TW"/>
+        </w:rPr>
+        <w:t>來自吾珥的一頂金盔，是蘇美人（Sumerian）軍事裝備的傑出例子。相比之下，卡納克（Karnak）的一座墓牆描繪了較小的赫人頭盔。最初，以色列軍隊中只有領袖佩戴金屬頭盔（見</w:t>
       </w:r>
       <w:hyperlink r:id="rId20">
         <w:r>
@@ -430,14 +1157,14 @@
             <w:color w:val="0000EE"/>
             <w:u w:val="single"/>
           </w:rPr>
-          <w:t>賽33:14</w:t>
+          <w:t>撒上17:38</w:t>
         </w:r>
       </w:hyperlink>
       <w:r>
         <w:rPr>
           <w:lang w:val="zh_TW" w:bidi="zh_TW"/>
         </w:rPr>
-        <w:t>），也使作惡的人驚惶滅亡（</w:t>
+        <w:t>）。但是，到西流古（Seleucid）帝國時期，所有以色列軍兵都配戴銅盔（</w:t>
       </w:r>
       <w:hyperlink r:id="rId21">
         <w:r>
@@ -448,14 +1175,32 @@
             <w:color w:val="0000EE"/>
             <w:u w:val="single"/>
           </w:rPr>
-          <w:t>詩73:19</w:t>
+          <w:t>馬加比一書6:35</w:t>
         </w:r>
       </w:hyperlink>
       <w:r>
         <w:rPr>
           <w:lang w:val="zh_TW" w:bidi="zh_TW"/>
         </w:rPr>
-        <w:t>）。他們的生命缺乏信心，因此充滿恐懼（</w:t>
+        <w:t>）。羅馬軍兵則普遍佩戴皮革或銅製頭盔。</w:t>
+      </w:r>
+    </w:p>
+    <w:p>
+      <w:pPr>
+        <w:pStyle w:val="ListBullet"/>
+        <w:spacing w:line="240" w:lineRule="auto"/>
+        <w:ind w:left="720"/>
+      </w:pPr>
+      <w:r>
+        <w:rPr>
+          <w:lang w:val="zh_TW" w:bidi="zh_TW"/>
+        </w:rPr>
+      </w:r>
+      <w:r>
+        <w:rPr>
+          <w:lang w:val="zh_TW" w:bidi="zh_TW"/>
+        </w:rPr>
+        <w:t>以色列人使用兩種盾牌：步兵使用大盾，弓箭手使用小盾（</w:t>
       </w:r>
       <w:hyperlink r:id="rId22">
         <w:r>
@@ -466,14 +1211,26 @@
             <w:color w:val="0000EE"/>
             <w:u w:val="single"/>
           </w:rPr>
-          <w:t>啟21:8</w:t>
+          <w:t>代下14:8</w:t>
         </w:r>
       </w:hyperlink>
       <w:r>
         <w:rPr>
           <w:lang w:val="zh_TW" w:bidi="zh_TW"/>
         </w:rPr>
-        <w:t>）。當神攻擊法老的軍隊時，他們因恐懼而不能行動（</w:t>
+        <w:t>）。這些盾牌一般以木材和皮革製成，也有一些是銅製的。</w:t>
+      </w:r>
+    </w:p>
+    <w:p>
+      <w:pPr>
+        <w:pStyle w:val="ListBullet"/>
+        <w:spacing w:line="240" w:lineRule="auto"/>
+        <w:ind w:left="720"/>
+      </w:pPr>
+      <w:r>
+        <w:rPr>
+          <w:lang w:val="zh_TW" w:bidi="zh_TW"/>
+        </w:rPr>
       </w:r>
       <w:hyperlink r:id="rId23">
         <w:r>
@@ -484,14 +1241,50 @@
             <w:color w:val="0000EE"/>
             <w:u w:val="single"/>
           </w:rPr>
-          <w:t>出15:16</w:t>
+          <w:t>耶利米書四十六章4節</w:t>
         </w:r>
       </w:hyperlink>
       <w:r>
         <w:rPr>
           <w:lang w:val="zh_TW" w:bidi="zh_TW"/>
         </w:rPr>
-        <w:t>）。約伯的朋友比勒達描述，人們在神的審判下被迫跪倒在地（</w:t>
+        <w:t>所提到的鱗甲，在近東至少自公元前十五世紀起就已使用，這可從亞拉拿和烏加里特的考古發現得到證實。</w:t>
+      </w:r>
+    </w:p>
+    <w:p>
+      <w:pPr>
+        <w:pStyle w:val="ListBullet"/>
+        <w:spacing w:line="240" w:lineRule="auto"/>
+        <w:ind w:left="720"/>
+      </w:pPr>
+      <w:r>
+        <w:rPr>
+          <w:lang w:val="zh_TW" w:bidi="zh_TW"/>
+        </w:rPr>
+      </w:r>
+      <w:r>
+        <w:rPr>
+          <w:lang w:val="zh_TW" w:bidi="zh_TW"/>
+        </w:rPr>
+        <w:t>劍與槍是以色列人武器的重要部分，形狀與尺寸多樣。在基拉耳發現了製劍的爐子，而拉吉與米吉多則出土了青銅器時代的匕首。</w:t>
+      </w:r>
+    </w:p>
+    <w:p>
+      <w:pPr>
+        <w:pStyle w:val="ListBullet"/>
+        <w:spacing w:line="240" w:lineRule="auto"/>
+        <w:ind w:left="720"/>
+      </w:pPr>
+      <w:r>
+        <w:rPr>
+          <w:lang w:val="zh_TW" w:bidi="zh_TW"/>
+        </w:rPr>
+      </w:r>
+      <w:r>
+        <w:rPr>
+          <w:lang w:val="zh_TW" w:bidi="zh_TW"/>
+        </w:rPr>
+        <w:t>複合式的亞細亞弓比早期使用的簡單的弓有所改進。公元前1300年至900年間帶有銘文的箭頭表明，當時已有成隊的弓箭手（見</w:t>
       </w:r>
       <w:hyperlink r:id="rId24">
         <w:r>
@@ -502,7 +1295,7 @@
             <w:color w:val="0000EE"/>
             <w:u w:val="single"/>
           </w:rPr>
-          <w:t>伯18:11</w:t>
+          <w:t>賽21:17</w:t>
         </w:r>
       </w:hyperlink>
       <w:r>
@@ -523,25 +1316,54 @@
         <w:rPr>
           <w:lang w:val="zh_TW" w:bidi="zh_TW"/>
         </w:rPr>
-        <w:t>恐懼有時會使人停步不前，或迫使他們做出與平日截然不同的行為。這尤其常見於沒有完全委身於神的人。</w:t>
-      </w:r>
-    </w:p>
-    <w:p>
-      <w:pPr>
-        <w:pStyle w:val="ListBullet"/>
-        <w:spacing w:line="240" w:lineRule="auto"/>
-        <w:ind w:left="720"/>
-      </w:pPr>
-      <w:r>
-        <w:rPr>
-          <w:lang w:val="zh_TW" w:bidi="zh_TW"/>
-        </w:rPr>
-      </w:r>
-      <w:r>
-        <w:rPr>
-          <w:lang w:val="zh_TW" w:bidi="zh_TW"/>
-        </w:rPr>
-        <w:t>掃羅因為害怕百姓的反應而不順服神（</w:t>
+        <w:t>新約聖經對軍事裝備則著墨甚少。</w:t>
+      </w:r>
+    </w:p>
+    <w:p>
+      <w:pPr>
+        <w:pStyle w:val="Heading3"/>
+      </w:pPr>
+      <w:r>
+        <w:rPr>
+          <w:lang w:val="zh_TW" w:bidi="zh_TW"/>
+        </w:rPr>
+        <w:t>考古學與文學</w:t>
+      </w:r>
+    </w:p>
+    <w:p>
+      <w:pPr/>
+      <w:r>
+        <w:rPr>
+          <w:lang w:val="zh_TW" w:bidi="zh_TW"/>
+        </w:rPr>
+      </w:r>
+      <w:r>
+        <w:rPr>
+          <w:lang w:val="zh_TW" w:bidi="zh_TW"/>
+        </w:rPr>
+        <w:t>考古發現為許多類型的聖經文學提供平行例證。例如，拉斯珊拉的挖掘中出土了詩歌與散文的泥版，這些泥版的文法和文學形式與希伯來詩篇相似。如今可以確定，像摩西五經中的詳細律法，在摩西時代之前就已存在。</w:t>
+      </w:r>
+    </w:p>
+    <w:p>
+      <w:pPr/>
+      <w:r>
+        <w:rPr>
+          <w:lang w:val="zh_TW" w:bidi="zh_TW"/>
+        </w:rPr>
+      </w:r>
+      <w:r>
+        <w:rPr>
+          <w:lang w:val="zh_TW" w:bidi="zh_TW"/>
+        </w:rPr>
+        <w:t>大約公元前十九世紀的殘缺蘇美人法典（Sumerian codes），如漢謨拉比法典（Code of Hammurabi），在形式和風格上與摩西律法相似。漢謨拉比法典用300條律例闡述公義的原則，目的是要藉由法律與秩序來規範社會。它的文體很有特色：以詩歌形式的序言開始，接著是法律正文，最後以非詩歌的措辭寫成的結語收尾。這種三段式的結構，不僅出現在約伯記中，也出現在較近代的著作裡。</w:t>
+      </w:r>
+    </w:p>
+    <w:p>
+      <w:pPr/>
+      <w:r>
+        <w:rPr>
+          <w:lang w:val="zh_TW" w:bidi="zh_TW"/>
+        </w:rPr>
       </w:r>
       <w:hyperlink r:id="rId25">
         <w:r>
@@ -552,14 +1374,14 @@
             <w:color w:val="0000EE"/>
             <w:u w:val="single"/>
           </w:rPr>
-          <w:t>撒上15:24</w:t>
+          <w:t>出埃及記二十章1至17節</w:t>
         </w:r>
       </w:hyperlink>
       <w:r>
         <w:rPr>
           <w:lang w:val="zh_TW" w:bidi="zh_TW"/>
         </w:rPr>
-        <w:t>）</w:t>
+        <w:t>的約的結構，申命記中更完整的形式，與公元前二千年波格斯凱（Boghazkôy）出土的赫人附庸條約的結構相似。這些條約都有固定格式，而這種格式也能在舊約聖經的多處經文裡看到，例如：</w:t>
       </w:r>
     </w:p>
     <w:p>
@@ -573,11 +1395,29 @@
           <w:lang w:val="zh_TW" w:bidi="zh_TW"/>
         </w:rPr>
       </w:r>
-      <w:r>
-        <w:rPr>
-          <w:lang w:val="zh_TW" w:bidi="zh_TW"/>
-        </w:rPr>
-        <w:t>瞎子得到耶穌醫治，其父母卻因為害怕猶太人的官長，所以不敢為耶穌作見證（</w:t>
+      <w:hyperlink r:id="rId25">
+        <w:r>
+          <w:rPr>
+            <w:lang w:val="zh_TW" w:bidi="zh_TW"/>
+          </w:rPr>
+          <w:rPr>
+            <w:color w:val="0000EE"/>
+            <w:u w:val="single"/>
+          </w:rPr>
+          <w:t>出埃及記二十章1至17節</w:t>
+        </w:r>
+      </w:hyperlink>
+    </w:p>
+    <w:p>
+      <w:pPr>
+        <w:pStyle w:val="ListBullet"/>
+        <w:spacing w:line="240" w:lineRule="auto"/>
+        <w:ind w:left="720"/>
+      </w:pPr>
+      <w:r>
+        <w:rPr>
+          <w:lang w:val="zh_TW" w:bidi="zh_TW"/>
+        </w:rPr>
       </w:r>
       <w:hyperlink r:id="rId26">
         <w:r>
@@ -588,15 +1428,9 @@
             <w:color w:val="0000EE"/>
             <w:u w:val="single"/>
           </w:rPr>
-          <w:t>約9:22</w:t>
+          <w:t>利未記十八章1至30節</w:t>
         </w:r>
       </w:hyperlink>
-      <w:r>
-        <w:rPr>
-          <w:lang w:val="zh_TW" w:bidi="zh_TW"/>
-        </w:rPr>
-        <w:t>）</w:t>
-      </w:r>
     </w:p>
     <w:p>
       <w:pPr>
@@ -608,12 +1442,6 @@
         <w:rPr>
           <w:lang w:val="zh_TW" w:bidi="zh_TW"/>
         </w:rPr>
-      </w:r>
-      <w:r>
-        <w:rPr>
-          <w:lang w:val="zh_TW" w:bidi="zh_TW"/>
-        </w:rPr>
-        <w:t>在「才幹」的比喻裡，有人因為恐懼而沒有盡本分（</w:t>
       </w:r>
       <w:hyperlink r:id="rId27">
         <w:r>
@@ -624,28 +1452,20 @@
             <w:color w:val="0000EE"/>
             <w:u w:val="single"/>
           </w:rPr>
-          <w:t>太25:25</w:t>
+          <w:t>申命記一章1節至三十一章30節</w:t>
         </w:r>
       </w:hyperlink>
-      <w:r>
-        <w:rPr>
-          <w:lang w:val="zh_TW" w:bidi="zh_TW"/>
-        </w:rPr>
-        <w:t>）</w:t>
-      </w:r>
-    </w:p>
-    <w:p>
-      <w:pPr/>
-      <w:r>
-        <w:rPr>
-          <w:lang w:val="zh_TW" w:bidi="zh_TW"/>
-        </w:rPr>
-      </w:r>
-      <w:r>
-        <w:rPr>
-          <w:lang w:val="zh_TW" w:bidi="zh_TW"/>
-        </w:rPr>
-        <w:t>耶穌基督藉著祂的死、復活，以及在天上為信徒不斷工作，使人從恐懼中得釋放。使徒保羅告訴羅馬的信徒（</w:t>
+    </w:p>
+    <w:p>
+      <w:pPr>
+        <w:pStyle w:val="ListBullet"/>
+        <w:spacing w:line="240" w:lineRule="auto"/>
+        <w:ind w:left="720"/>
+      </w:pPr>
+      <w:r>
+        <w:rPr>
+          <w:lang w:val="zh_TW" w:bidi="zh_TW"/>
+        </w:rPr>
       </w:r>
       <w:hyperlink r:id="rId28">
         <w:r>
@@ -656,14 +1476,36 @@
             <w:color w:val="0000EE"/>
             <w:u w:val="single"/>
           </w:rPr>
-          <w:t>羅8:15</w:t>
+          <w:t>耶利米書三十一章31至37節</w:t>
         </w:r>
       </w:hyperlink>
-      <w:r>
-        <w:rPr>
-          <w:lang w:val="zh_TW" w:bidi="zh_TW"/>
-        </w:rPr>
-        <w:t>），當他們成為基督徒時，所領受的不是奴僕的心，使人仍舊害怕，乃是兒子的心。這表示他們可以叫神為「阿爸」（猶太孩子用來稱呼父親的亞蘭文詞語）。這是耶穌用來稱呼父神的同一個詞語，基督徒既屬於神的家，也能在向神說話時使用這個詞語（</w:t>
+    </w:p>
+    <w:p>
+      <w:pPr/>
+      <w:r>
+        <w:rPr>
+          <w:lang w:val="zh_TW" w:bidi="zh_TW"/>
+        </w:rPr>
+      </w:r>
+      <w:r>
+        <w:rPr>
+          <w:lang w:val="zh_TW" w:bidi="zh_TW"/>
+        </w:rPr>
+        <w:t>創世記也包含了與美索不達米亞文學傳統相似的元素。例如，反覆出現的片語「……的後代記在下面」。這個片語與其上下文在美索不達米亞泥版上被用作「尾語」（colophons，相當於現代書籍的出版資料）。這個片語以及來自努西等地的家譜顯示，創世記前半部簡短的文體與蘇美人的歷史寫作相似。</w:t>
+      </w:r>
+    </w:p>
+    <w:p>
+      <w:pPr/>
+      <w:r>
+        <w:rPr>
+          <w:lang w:val="zh_TW" w:bidi="zh_TW"/>
+        </w:rPr>
+      </w:r>
+      <w:r>
+        <w:rPr>
+          <w:lang w:val="zh_TW" w:bidi="zh_TW"/>
+        </w:rPr>
+        <w:t>希伯來智慧文學（如箴言）也能在其它古代文獻中找到相似之處。例如，埃及的「阿曼尼摩比的訓誨（Instruction of Amenemope）」與</w:t>
       </w:r>
       <w:hyperlink r:id="rId29">
         <w:r>
@@ -674,14 +1516,28 @@
             <w:color w:val="0000EE"/>
             <w:u w:val="single"/>
           </w:rPr>
-          <w:t>加4:6</w:t>
+          <w:t>箴言二十二章17至二十四章22節</w:t>
         </w:r>
       </w:hyperlink>
       <w:r>
         <w:rPr>
           <w:lang w:val="zh_TW" w:bidi="zh_TW"/>
         </w:rPr>
-        <w:t>）。人領受神的愛，就能夠靠著這愛的大能驅散恐懼（</w:t>
+        <w:t>有相似之處，然而學者仍然爭論，是否有一卷書影響另一卷書，還是兩者都源自更早且已經失傳的資料。</w:t>
+      </w:r>
+    </w:p>
+    <w:p>
+      <w:pPr/>
+      <w:r>
+        <w:rPr>
+          <w:lang w:val="zh_TW" w:bidi="zh_TW"/>
+        </w:rPr>
+      </w:r>
+      <w:r>
+        <w:rPr>
+          <w:lang w:val="zh_TW" w:bidi="zh_TW"/>
+        </w:rPr>
+        <w:t>古代世界的書信形式常在聖經中出現（例如：</w:t>
       </w:r>
       <w:hyperlink r:id="rId30">
         <w:r>
@@ -692,28 +1548,14 @@
             <w:color w:val="0000EE"/>
             <w:u w:val="single"/>
           </w:rPr>
-          <w:t>約一4:18</w:t>
+          <w:t>撒下11章</w:t>
         </w:r>
       </w:hyperlink>
       <w:r>
         <w:rPr>
           <w:lang w:val="zh_TW" w:bidi="zh_TW"/>
         </w:rPr>
-        <w:t>）。</w:t>
-      </w:r>
-    </w:p>
-    <w:p>
-      <w:pPr/>
-      <w:r>
-        <w:rPr>
-          <w:lang w:val="zh_TW" w:bidi="zh_TW"/>
-        </w:rPr>
-      </w:r>
-      <w:r>
-        <w:rPr>
-          <w:lang w:val="zh_TW" w:bidi="zh_TW"/>
-        </w:rPr>
-        <w:t>不必要的恐懼會損害神子民所作的工。神警告耶利米不要怕那些攻擊他的人（</w:t>
+        <w:t>；</w:t>
       </w:r>
       <w:hyperlink r:id="rId31">
         <w:r>
@@ -724,14 +1566,14 @@
             <w:color w:val="0000EE"/>
             <w:u w:val="single"/>
           </w:rPr>
-          <w:t>耶1:8</w:t>
+          <w:t>王上21章</w:t>
         </w:r>
       </w:hyperlink>
       <w:r>
         <w:rPr>
           <w:lang w:val="zh_TW" w:bidi="zh_TW"/>
         </w:rPr>
-        <w:t>），因為如果他向恐懼屈服，神就會使災禍臨到他（</w:t>
+        <w:t>；</w:t>
       </w:r>
       <w:hyperlink r:id="rId32">
         <w:r>
@@ -742,14 +1584,14 @@
             <w:color w:val="0000EE"/>
             <w:u w:val="single"/>
           </w:rPr>
-          <w:t>耶1:17</w:t>
+          <w:t>王下5:10、20</w:t>
         </w:r>
       </w:hyperlink>
       <w:r>
         <w:rPr>
           <w:lang w:val="zh_TW" w:bidi="zh_TW"/>
         </w:rPr>
-        <w:t>）。神勸勉以西結——與耶利米同時代的人，以及其他人，要他們剛強（</w:t>
+        <w:t>；</w:t>
       </w:r>
       <w:hyperlink r:id="rId33">
         <w:r>
@@ -760,7 +1602,7 @@
             <w:color w:val="0000EE"/>
             <w:u w:val="single"/>
           </w:rPr>
-          <w:t>書1:7–9</w:t>
+          <w:t>拉4:6–7</w:t>
         </w:r>
       </w:hyperlink>
       <w:r>
@@ -778,14 +1620,52 @@
             <w:color w:val="0000EE"/>
             <w:u w:val="single"/>
           </w:rPr>
-          <w:t>結2:6</w:t>
+          <w:t>尼2:7</w:t>
         </w:r>
       </w:hyperlink>
       <w:r>
         <w:rPr>
           <w:lang w:val="zh_TW" w:bidi="zh_TW"/>
         </w:rPr>
-        <w:t>）。即使敬虔的人也會受到恐懼的試探，有時甚至感到難以承受（</w:t>
+        <w:t>）。這種形式出現於埃及蒲草紙中，如澤農（Zenon）文獻，並且也見於希臘著作，如柏拉圖（Plato）的書信。柏拉圖約公元前354年的第七書信（</w:t>
+      </w:r>
+      <w:r>
+        <w:rPr>
+          <w:i/>
+          <w:lang w:val="zh_TW" w:bidi="zh_TW"/>
+        </w:rPr>
+        <w:t>Seventh Letter</w:t>
+      </w:r>
+      <w:r>
+        <w:rPr>
+          <w:lang w:val="zh_TW" w:bidi="zh_TW"/>
+        </w:rPr>
+        <w:t>）在形式上與使徒保羅的書信相似。柏拉圖的第七書信試圖糾正人對他教導的誤解，而保羅的書信（特別是腓利門書）有時也帶有類似的個人色彩，與一些埃及書信的性質相近。</w:t>
+      </w:r>
+    </w:p>
+    <w:p>
+      <w:pPr>
+        <w:pStyle w:val="Heading3"/>
+      </w:pPr>
+      <w:r>
+        <w:rPr>
+          <w:lang w:val="zh_TW" w:bidi="zh_TW"/>
+        </w:rPr>
+        <w:t>考古學與語言學</w:t>
+      </w:r>
+    </w:p>
+    <w:p>
+      <w:pPr/>
+      <w:r>
+        <w:rPr>
+          <w:lang w:val="zh_TW" w:bidi="zh_TW"/>
+        </w:rPr>
+      </w:r>
+      <w:r>
+        <w:rPr>
+          <w:lang w:val="zh_TW" w:bidi="zh_TW"/>
+        </w:rPr>
+        <w:t>透過考古學復原的古代語言，有助於我們理解舊約聖經。舊約聖經中的許多片語原本源自蘇美文（Sumerian）或亞甲文亞喀得文（Akkadian）。例如，</w:t>
       </w:r>
       <w:hyperlink r:id="rId35">
         <w:r>
@@ -796,14 +1676,27 @@
             <w:color w:val="0000EE"/>
             <w:u w:val="single"/>
           </w:rPr>
-          <w:t>詩55:5</w:t>
+          <w:t>創世記一章1節</w:t>
         </w:r>
       </w:hyperlink>
       <w:r>
         <w:rPr>
           <w:lang w:val="zh_TW" w:bidi="zh_TW"/>
         </w:rPr>
-        <w:t>）。正因如此，神常常吩咐祂的子民不要向恐懼屈服（</w:t>
+        <w:t>中的片語「天地」。在蘇美文中，這個表達是</w:t>
+      </w:r>
+      <w:r>
+        <w:rPr>
+          <w:i/>
+          <w:lang w:val="zh_TW" w:bidi="zh_TW"/>
+        </w:rPr>
+        <w:t>an-ki</w:t>
+      </w:r>
+      <w:r>
+        <w:rPr>
+          <w:lang w:val="zh_TW" w:bidi="zh_TW"/>
+        </w:rPr>
+        <w:t>，意為「宇宙」。這個片語使用兩個相對的詞語來表達整體，這種文學手法也見於</w:t>
       </w:r>
       <w:hyperlink r:id="rId36">
         <w:r>
@@ -814,110 +1707,14 @@
             <w:color w:val="0000EE"/>
             <w:u w:val="single"/>
           </w:rPr>
-          <w:t>賽8:12</w:t>
+          <w:t>啟示錄二十二章13節</w:t>
         </w:r>
       </w:hyperlink>
       <w:r>
         <w:rPr>
           <w:lang w:val="zh_TW" w:bidi="zh_TW"/>
         </w:rPr>
-        <w:t>；</w:t>
-      </w:r>
-      <w:hyperlink r:id="rId37">
-        <w:r>
-          <w:rPr>
-            <w:lang w:val="zh_TW" w:bidi="zh_TW"/>
-          </w:rPr>
-          <w:rPr>
-            <w:color w:val="0000EE"/>
-            <w:u w:val="single"/>
-          </w:rPr>
-          <w:t>約14:1、27</w:t>
-        </w:r>
-      </w:hyperlink>
-      <w:r>
-        <w:rPr>
-          <w:lang w:val="zh_TW" w:bidi="zh_TW"/>
-        </w:rPr>
-        <w:t>）。相反，祂鼓勵他們把憂慮交託救贖主的手裡，因為祂深切關心祂的子民（</w:t>
-      </w:r>
-      <w:hyperlink r:id="rId38">
-        <w:r>
-          <w:rPr>
-            <w:lang w:val="zh_TW" w:bidi="zh_TW"/>
-          </w:rPr>
-          <w:rPr>
-            <w:color w:val="0000EE"/>
-            <w:u w:val="single"/>
-          </w:rPr>
-          <w:t>彼前5:7</w:t>
-        </w:r>
-      </w:hyperlink>
-      <w:r>
-        <w:rPr>
-          <w:lang w:val="zh_TW" w:bidi="zh_TW"/>
-        </w:rPr>
-        <w:t>）。信心是戰勝恐懼的關鍵，正如以賽亞所說：「堅心倚賴你的，你必保守他十分平安，因為他倚靠你。」（</w:t>
-      </w:r>
-      <w:hyperlink r:id="rId39">
-        <w:r>
-          <w:rPr>
-            <w:lang w:val="zh_TW" w:bidi="zh_TW"/>
-          </w:rPr>
-          <w:rPr>
-            <w:color w:val="0000EE"/>
-            <w:u w:val="single"/>
-          </w:rPr>
-          <w:t>賽26:3</w:t>
-        </w:r>
-      </w:hyperlink>
-      <w:r>
-        <w:rPr>
-          <w:lang w:val="zh_TW" w:bidi="zh_TW"/>
-        </w:rPr>
-        <w:t>）詩篇的作者也強調信心對戰勝恐懼的作用（</w:t>
-      </w:r>
-      <w:hyperlink r:id="rId40">
-        <w:r>
-          <w:rPr>
-            <w:lang w:val="zh_TW" w:bidi="zh_TW"/>
-          </w:rPr>
-          <w:rPr>
-            <w:color w:val="0000EE"/>
-            <w:u w:val="single"/>
-          </w:rPr>
-          <w:t>詩37:1，</w:t>
-        </w:r>
-      </w:hyperlink>
-      <w:hyperlink r:id="rId41">
-        <w:r>
-          <w:rPr>
-            <w:lang w:val="zh_TW" w:bidi="zh_TW"/>
-          </w:rPr>
-          <w:rPr>
-            <w:color w:val="0000EE"/>
-            <w:u w:val="single"/>
-          </w:rPr>
-          <w:t>46:2，</w:t>
-        </w:r>
-      </w:hyperlink>
-      <w:hyperlink r:id="rId42">
-        <w:r>
-          <w:rPr>
-            <w:lang w:val="zh_TW" w:bidi="zh_TW"/>
-          </w:rPr>
-          <w:rPr>
-            <w:color w:val="0000EE"/>
-            <w:u w:val="single"/>
-          </w:rPr>
-          <w:t>112:7</w:t>
-        </w:r>
-      </w:hyperlink>
-      <w:r>
-        <w:rPr>
-          <w:lang w:val="zh_TW" w:bidi="zh_TW"/>
-        </w:rPr>
-        <w:t>）。</w:t>
+        <w:t>。</w:t>
       </w:r>
     </w:p>
     <w:p>
@@ -931,145 +1728,7 @@
         <w:rPr>
           <w:lang w:val="zh_TW" w:bidi="zh_TW"/>
         </w:rPr>
-        <w:t>真正的信心包含對神深深的敬畏，聖經稱之為「敬畏神」。認識神的大能是建立堅固信心的關鍵（</w:t>
-      </w:r>
-      <w:hyperlink r:id="rId43">
-        <w:r>
-          <w:rPr>
-            <w:lang w:val="zh_TW" w:bidi="zh_TW"/>
-          </w:rPr>
-          <w:rPr>
-            <w:color w:val="0000EE"/>
-            <w:u w:val="single"/>
-          </w:rPr>
-          <w:t>詩5:7，</w:t>
-        </w:r>
-      </w:hyperlink>
-      <w:hyperlink r:id="rId44">
-        <w:r>
-          <w:rPr>
-            <w:lang w:val="zh_TW" w:bidi="zh_TW"/>
-          </w:rPr>
-          <w:rPr>
-            <w:color w:val="0000EE"/>
-            <w:u w:val="single"/>
-          </w:rPr>
-          <w:t>89:7</w:t>
-        </w:r>
-      </w:hyperlink>
-      <w:r>
-        <w:rPr>
-          <w:lang w:val="zh_TW" w:bidi="zh_TW"/>
-        </w:rPr>
-        <w:t>）。基督徒不再需要懼怕：</w:t>
-      </w:r>
-    </w:p>
-    <w:p>
-      <w:pPr>
-        <w:pStyle w:val="ListBullet"/>
-        <w:spacing w:line="240" w:lineRule="auto"/>
-        <w:ind w:left="720"/>
-      </w:pPr>
-      <w:r>
-        <w:rPr>
-          <w:lang w:val="zh_TW" w:bidi="zh_TW"/>
-        </w:rPr>
-      </w:r>
-      <w:r>
-        <w:rPr>
-          <w:lang w:val="zh_TW" w:bidi="zh_TW"/>
-        </w:rPr>
-        <w:t>人（</w:t>
-      </w:r>
-      <w:hyperlink r:id="rId45">
-        <w:r>
-          <w:rPr>
-            <w:lang w:val="zh_TW" w:bidi="zh_TW"/>
-          </w:rPr>
-          <w:rPr>
-            <w:color w:val="0000EE"/>
-            <w:u w:val="single"/>
-          </w:rPr>
-          <w:t>來13:6</w:t>
-        </w:r>
-      </w:hyperlink>
-      <w:r>
-        <w:rPr>
-          <w:lang w:val="zh_TW" w:bidi="zh_TW"/>
-        </w:rPr>
-        <w:t>）</w:t>
-      </w:r>
-    </w:p>
-    <w:p>
-      <w:pPr>
-        <w:pStyle w:val="ListBullet"/>
-        <w:spacing w:line="240" w:lineRule="auto"/>
-        <w:ind w:left="720"/>
-      </w:pPr>
-      <w:r>
-        <w:rPr>
-          <w:lang w:val="zh_TW" w:bidi="zh_TW"/>
-        </w:rPr>
-      </w:r>
-      <w:r>
-        <w:rPr>
-          <w:lang w:val="zh_TW" w:bidi="zh_TW"/>
-        </w:rPr>
-        <w:t>死亡（</w:t>
-      </w:r>
-      <w:hyperlink r:id="rId46">
-        <w:r>
-          <w:rPr>
-            <w:lang w:val="zh_TW" w:bidi="zh_TW"/>
-          </w:rPr>
-          <w:rPr>
-            <w:color w:val="0000EE"/>
-            <w:u w:val="single"/>
-          </w:rPr>
-          <w:t>2:15</w:t>
-        </w:r>
-      </w:hyperlink>
-      <w:r>
-        <w:rPr>
-          <w:lang w:val="zh_TW" w:bidi="zh_TW"/>
-        </w:rPr>
-        <w:t>）</w:t>
-      </w:r>
-    </w:p>
-    <w:p>
-      <w:pPr>
-        <w:pStyle w:val="ListBullet"/>
-        <w:spacing w:line="240" w:lineRule="auto"/>
-        <w:ind w:left="720"/>
-      </w:pPr>
-      <w:r>
-        <w:rPr>
-          <w:lang w:val="zh_TW" w:bidi="zh_TW"/>
-        </w:rPr>
-      </w:r>
-      <w:r>
-        <w:rPr>
-          <w:lang w:val="zh_TW" w:bidi="zh_TW"/>
-        </w:rPr>
-        <w:t>人生中的各樣境遇（</w:t>
-      </w:r>
-      <w:hyperlink r:id="rId47">
-        <w:r>
-          <w:rPr>
-            <w:lang w:val="zh_TW" w:bidi="zh_TW"/>
-          </w:rPr>
-          <w:rPr>
-            <w:color w:val="0000EE"/>
-            <w:u w:val="single"/>
-          </w:rPr>
-          <w:t>提後1:6–7</w:t>
-        </w:r>
-      </w:hyperlink>
-      <w:r>
-        <w:rPr>
-          <w:lang w:val="zh_TW" w:bidi="zh_TW"/>
-        </w:rPr>
-        <w:t>）</w:t>
+        <w:t>烏加里特文和以巴拉文（Eblaic）都是與希伯來文密切相關的西閃族方言。這些方言能提供洞見，幫助我們認識希伯來詩歌的難解語言，並顯示其保存古代迦南的表達方式。亞蘭文的研究也澄清了舊約聖經某些部分的語言，例如以斯拉記和但以理書，這些是用帝國亞蘭文寫成的。出土於公元前五至四世紀的埃及象島（Elephantine）蒲草紙文獻，支持這些經文成書時間較早的說法。</w:t>
       </w:r>
     </w:p>
     <w:p>
@@ -1083,79 +1742,18 @@
         <w:rPr>
           <w:lang w:val="zh_TW" w:bidi="zh_TW"/>
         </w:rPr>
-        <w:t>然而，信徒始終要尊崇神。這樣的敬畏會帶來智慧（</w:t>
-      </w:r>
-      <w:hyperlink r:id="rId48">
-        <w:r>
-          <w:rPr>
-            <w:lang w:val="zh_TW" w:bidi="zh_TW"/>
-          </w:rPr>
-          <w:rPr>
-            <w:color w:val="0000EE"/>
-            <w:u w:val="single"/>
-          </w:rPr>
-          <w:t>詩111:10</w:t>
-        </w:r>
-      </w:hyperlink>
-      <w:r>
-        <w:rPr>
-          <w:lang w:val="zh_TW" w:bidi="zh_TW"/>
-        </w:rPr>
-        <w:t>）和引導（</w:t>
-      </w:r>
-      <w:hyperlink r:id="rId49">
-        <w:r>
-          <w:rPr>
-            <w:lang w:val="zh_TW" w:bidi="zh_TW"/>
-          </w:rPr>
-          <w:rPr>
-            <w:color w:val="0000EE"/>
-            <w:u w:val="single"/>
-          </w:rPr>
-          <w:t>弗5:21</w:t>
-        </w:r>
-      </w:hyperlink>
-      <w:r>
-        <w:rPr>
-          <w:lang w:val="zh_TW" w:bidi="zh_TW"/>
-        </w:rPr>
-        <w:t>；</w:t>
-      </w:r>
-      <w:hyperlink r:id="rId50">
-        <w:r>
-          <w:rPr>
-            <w:lang w:val="zh_TW" w:bidi="zh_TW"/>
-          </w:rPr>
-          <w:rPr>
-            <w:color w:val="0000EE"/>
-            <w:u w:val="single"/>
-          </w:rPr>
-          <w:t>腓2:12</w:t>
-        </w:r>
-      </w:hyperlink>
-      <w:r>
-        <w:rPr>
-          <w:lang w:val="zh_TW" w:bidi="zh_TW"/>
-        </w:rPr>
-        <w:t>）。透過研讀聖經而生出的愛神之心，也會帶來這種敬畏（</w:t>
-      </w:r>
-      <w:hyperlink r:id="rId51">
-        <w:r>
-          <w:rPr>
-            <w:lang w:val="zh_TW" w:bidi="zh_TW"/>
-          </w:rPr>
-          <w:rPr>
-            <w:color w:val="0000EE"/>
-            <w:u w:val="single"/>
-          </w:rPr>
-          <w:t>箴2:3–5</w:t>
-        </w:r>
-      </w:hyperlink>
-      <w:r>
-        <w:rPr>
-          <w:lang w:val="zh_TW" w:bidi="zh_TW"/>
-        </w:rPr>
-        <w:t>）。</w:t>
+        <w:t>新約聖經是以通用希臘文（koine）寫成的，這是近東和羅馬帝國的通用語言。新約聖經的希臘文常帶有隱含的閃族文表達，若未能辨識，可能會導致錯譯。</w:t>
+      </w:r>
+    </w:p>
+    <w:p>
+      <w:pPr>
+        <w:pStyle w:val="Heading3"/>
+      </w:pPr>
+      <w:r>
+        <w:rPr>
+          <w:lang w:val="zh_TW" w:bidi="zh_TW"/>
+        </w:rPr>
+        <w:t>聖經研究的重要性</w:t>
       </w:r>
     </w:p>
     <w:p>
@@ -1169,133 +1767,35 @@
         <w:rPr>
           <w:lang w:val="zh_TW" w:bidi="zh_TW"/>
         </w:rPr>
-        <w:t>古代以色列人藉著遵行神的誡命來表達他們的敬畏（</w:t>
-      </w:r>
-      <w:hyperlink r:id="rId52">
-        <w:r>
-          <w:rPr>
-            <w:lang w:val="zh_TW" w:bidi="zh_TW"/>
-          </w:rPr>
-          <w:rPr>
-            <w:color w:val="0000EE"/>
-            <w:u w:val="single"/>
-          </w:rPr>
-          <w:t>申6:2</w:t>
-        </w:r>
-      </w:hyperlink>
-      <w:r>
-        <w:rPr>
-          <w:lang w:val="zh_TW" w:bidi="zh_TW"/>
-        </w:rPr>
-        <w:t>）。哥尼流和他的全家因為敬畏神，被稱為「敬畏神的人」（</w:t>
-      </w:r>
-      <w:hyperlink r:id="rId53">
-        <w:r>
-          <w:rPr>
-            <w:lang w:val="zh_TW" w:bidi="zh_TW"/>
-          </w:rPr>
-          <w:rPr>
-            <w:color w:val="0000EE"/>
-            <w:u w:val="single"/>
-          </w:rPr>
-          <w:t>徒10:2</w:t>
-        </w:r>
-      </w:hyperlink>
-      <w:r>
-        <w:rPr>
-          <w:lang w:val="zh_TW" w:bidi="zh_TW"/>
-        </w:rPr>
-        <w:t>）。真正的敬畏會使人過著善行和聖潔的生活（</w:t>
-      </w:r>
-      <w:hyperlink r:id="rId54">
-        <w:r>
-          <w:rPr>
-            <w:lang w:val="zh_TW" w:bidi="zh_TW"/>
-          </w:rPr>
-          <w:rPr>
-            <w:color w:val="0000EE"/>
-            <w:u w:val="single"/>
-          </w:rPr>
-          <w:t>林後7:1</w:t>
-        </w:r>
-      </w:hyperlink>
-      <w:r>
-        <w:rPr>
-          <w:lang w:val="zh_TW" w:bidi="zh_TW"/>
-        </w:rPr>
-        <w:t>），這種敬畏帶來喜樂（</w:t>
-      </w:r>
-      <w:hyperlink r:id="rId55">
-        <w:r>
-          <w:rPr>
-            <w:lang w:val="zh_TW" w:bidi="zh_TW"/>
-          </w:rPr>
-          <w:rPr>
-            <w:color w:val="0000EE"/>
-            <w:u w:val="single"/>
-          </w:rPr>
-          <w:t>詩2:11</w:t>
-        </w:r>
-      </w:hyperlink>
-      <w:r>
-        <w:rPr>
-          <w:lang w:val="zh_TW" w:bidi="zh_TW"/>
-        </w:rPr>
-        <w:t>）和生命（</w:t>
-      </w:r>
-      <w:hyperlink r:id="rId56">
-        <w:r>
-          <w:rPr>
-            <w:lang w:val="zh_TW" w:bidi="zh_TW"/>
-          </w:rPr>
-          <w:rPr>
-            <w:color w:val="0000EE"/>
-            <w:u w:val="single"/>
-          </w:rPr>
-          <w:t>箴14:27</w:t>
-        </w:r>
-      </w:hyperlink>
-      <w:r>
-        <w:rPr>
-          <w:lang w:val="zh_TW" w:bidi="zh_TW"/>
-        </w:rPr>
-        <w:t>），也比財富更寶貴（</w:t>
-      </w:r>
-      <w:hyperlink r:id="rId57">
-        <w:r>
-          <w:rPr>
-            <w:lang w:val="zh_TW" w:bidi="zh_TW"/>
-          </w:rPr>
-          <w:rPr>
-            <w:color w:val="0000EE"/>
-            <w:u w:val="single"/>
-          </w:rPr>
-          <w:t>箴15:16</w:t>
-        </w:r>
-      </w:hyperlink>
-      <w:r>
-        <w:rPr>
-          <w:lang w:val="zh_TW" w:bidi="zh_TW"/>
-        </w:rPr>
-        <w:t>）。神喜悅那些敬畏祂的人（</w:t>
-      </w:r>
-      <w:hyperlink r:id="rId58">
-        <w:r>
-          <w:rPr>
-            <w:lang w:val="zh_TW" w:bidi="zh_TW"/>
-          </w:rPr>
-          <w:rPr>
-            <w:color w:val="0000EE"/>
-            <w:u w:val="single"/>
-          </w:rPr>
-          <w:t>詩147:11</w:t>
-        </w:r>
-      </w:hyperlink>
-      <w:r>
-        <w:rPr>
-          <w:lang w:val="zh_TW" w:bidi="zh_TW"/>
-        </w:rPr>
-        <w:t>）。</w:t>
+        <w:t>考古發現大大擴展了我們對古代世界的認識，使我們能夠看見聖經人物是真實的歷史人物。這些人生活在充滿壓力與文化成就的時代，他們並非傳說中的人物，卻會為生活的難題而掙扎。有時候，他們得以看見神全能至聖的異象，他們和他們的民族會得著引導，並得著幫助，以致在歷史中成就祂的旨意。</w:t>
+      </w:r>
+    </w:p>
+    <w:p>
+      <w:pPr/>
+      <w:r>
+        <w:rPr>
+          <w:lang w:val="zh_TW" w:bidi="zh_TW"/>
+        </w:rPr>
+      </w:r>
+      <w:r>
+        <w:rPr>
+          <w:lang w:val="zh_TW" w:bidi="zh_TW"/>
+        </w:rPr>
+        <w:t>考古學顯示，以色列人必須放在古代近東的更廣闊背景下來研究，是多元民族、龐大文化的一部分，其中包含蘇美人和愛琴海人（Aegeans）等。這研究必須以客觀的態度進行，我們必須依據證據來理解聖經中的事件和生活。雖然考古學的解釋與聖經證據之間偶有衝突，但這些情況很少，並且隨著更多資料出土而逐漸減少。</w:t>
+      </w:r>
+    </w:p>
+    <w:p>
+      <w:pPr/>
+      <w:r>
+        <w:rPr>
+          <w:lang w:val="zh_TW" w:bidi="zh_TW"/>
+        </w:rPr>
+      </w:r>
+      <w:r>
+        <w:rPr>
+          <w:lang w:val="zh_TW" w:bidi="zh_TW"/>
+        </w:rPr>
+        <w:t>考古學不能證明或否定聖經的屬靈真理，但它確實印證了以色列人的歷史，澄清了舊約聖經和新約聖經先前不確定的多個詞語和傳統。這樣，考古學為那些指向耶穌基督生平的預言提供了堅實的歷史背景。</w:t>
       </w:r>
       <w:r>
         <w:rPr>

--- a/zht/docx/078.content.docx
+++ b/zht/docx/078.content.docx
@@ -149,7 +149,7 @@
         <w:rPr>
           <w:lang w:val="zh_TW" w:bidi="zh_TW"/>
         </w:rPr>
-        <w:t>kao</w:t>
+        <w:t>jun</w:t>
       </w:r>
       <w:r>
         <w:rPr>
@@ -212,7 +212,7 @@
         <w:rPr>
           <w:lang w:val="zh_TW" w:bidi="zh_TW"/>
         </w:rPr>
-        <w:t>考古學與聖經</w:t>
+        <w:t>君王大道</w:t>
       </w:r>
       <w:r>
         <w:rPr>
@@ -231,316 +231,7 @@
         <w:rPr>
           <w:lang w:val="zh_TW" w:bidi="zh_TW"/>
         </w:rPr>
-        <w:t>考古學是透過發掘與研究實物遺跡，來探究古代人類歷史的學科。聖經考古學的研究對象，則集中於近東（中東）地區與聖經有關的出土文物與建築遺跡。這些遺跡包括埋藏的文物（古代物品）、廢墟與紀念碑。其中一些文物帶有古代語言的銘文（文字），學者需要仔細研究這些銘文才能理解其內容。其它物品則是日常生活用品，如破碎的陶片、燒焦的木材、玩具與工具。所有這些出土物品，都必須放在它們所屬的歷史時期，方能正確理解。</w:t>
-      </w:r>
-    </w:p>
-    <w:p>
-      <w:pPr>
-        <w:pStyle w:val="Heading3"/>
-      </w:pPr>
-      <w:r>
-        <w:rPr>
-          <w:b/>
-          <w:lang w:val="zh_TW" w:bidi="zh_TW"/>
-        </w:rPr>
-        <w:t>考古學的發現</w:t>
-      </w:r>
-    </w:p>
-    <w:p>
-      <w:pPr/>
-      <w:r>
-        <w:rPr>
-          <w:lang w:val="zh_TW" w:bidi="zh_TW"/>
-        </w:rPr>
-      </w:r>
-      <w:r>
-        <w:rPr>
-          <w:lang w:val="zh_TW" w:bidi="zh_TW"/>
-        </w:rPr>
-        <w:t>許多重大的考古發現其實是偶然發生的。例如，一個敘利亞農夫在耕種時挖掘出古城烏加里特（Ugarit）。一個貝都因人為尋找走失的山羊，在山洞中發現了死海古卷（Dead Sea Scrolls）。公元1887年，一個埃及婦女在尋找泥磚作為肥料時發現了阿瑪爾那泥板（Amarna tablets）。公元1945年，埃及人在拿戈瑪第附近尋找鳥糞時，發現了重要的諾斯底抄本。然而，偶然的發現並不能取代仔細而有系統的考古研究。</w:t>
-      </w:r>
-    </w:p>
-    <w:p>
-      <w:pPr/>
-      <w:r>
-        <w:rPr>
-          <w:lang w:val="zh_TW" w:bidi="zh_TW"/>
-        </w:rPr>
-      </w:r>
-      <w:r>
-        <w:rPr>
-          <w:lang w:val="zh_TW" w:bidi="zh_TW"/>
-        </w:rPr>
-        <w:t>今天，考古學家會用航拍與電子儀器仔細勘察潛在的遺址，這些方法可以探測地下的遺物。文物的年代則依據出土的地層，以及其它方法（如放射性碳定年法〔radiocarbon dating〕）來判斷。考古學的目標，是建立一條時間線，準確反映文物與遺址歷史。</w:t>
-      </w:r>
-    </w:p>
-    <w:p>
-      <w:pPr>
-        <w:pStyle w:val="Heading3"/>
-      </w:pPr>
-      <w:r>
-        <w:rPr>
-          <w:b/>
-          <w:lang w:val="zh_TW" w:bidi="zh_TW"/>
-        </w:rPr>
-        <w:t>考古學在理解聖經中的角色</w:t>
-      </w:r>
-    </w:p>
-    <w:p>
-      <w:pPr/>
-      <w:r>
-        <w:rPr>
-          <w:lang w:val="zh_TW" w:bidi="zh_TW"/>
-        </w:rPr>
-      </w:r>
-      <w:r>
-        <w:rPr>
-          <w:lang w:val="zh_TW" w:bidi="zh_TW"/>
-        </w:rPr>
-        <w:t>考古學家與學者把這些文物，視為真實和具體證據，能見證古代人類的生活。雖然學者對它們的解釋可能會有不同，但這些遺物仍然是直接的歷史見證。重要的是，人們應當把這些古代遺物當作證據來理解，而不可以操控它們去迎合個人對歷史、文化或宗教的理論。近東的考古學透過提供客觀的背景資料，幫助我們理解聖經。</w:t>
-      </w:r>
-    </w:p>
-    <w:p>
-      <w:pPr/>
-      <w:r>
-        <w:rPr>
-          <w:lang w:val="zh_TW" w:bidi="zh_TW"/>
-        </w:rPr>
-      </w:r>
-      <w:r>
-        <w:rPr>
-          <w:lang w:val="zh_TW" w:bidi="zh_TW"/>
-        </w:rPr>
-        <w:t>例如，如果一件帶有文字的文物，被鑑定為出現在公元前3000年左右，就表明當時已經存在書寫。這意味著舊約聖經的早期作者確實能他們的故事寫下來，而我們可以視之為他們的書寫。考古發現顯示，摩西傳統上被認為是聖經前五卷的作者，可能是使用：</w:t>
-      </w:r>
-    </w:p>
-    <w:p>
-      <w:pPr>
-        <w:pStyle w:val="ListBullet"/>
-        <w:spacing w:line="240" w:lineRule="auto"/>
-        <w:ind w:left="720"/>
-      </w:pPr>
-      <w:r>
-        <w:rPr>
-          <w:lang w:val="zh_TW" w:bidi="zh_TW"/>
-        </w:rPr>
-      </w:r>
-      <w:r>
-        <w:rPr>
-          <w:lang w:val="zh_TW" w:bidi="zh_TW"/>
-        </w:rPr>
-        <w:t>埃及象形文字（Egyptian hieroglyphics），</w:t>
-      </w:r>
-    </w:p>
-    <w:p>
-      <w:pPr>
-        <w:pStyle w:val="ListBullet"/>
-        <w:spacing w:line="240" w:lineRule="auto"/>
-        <w:ind w:left="720"/>
-      </w:pPr>
-      <w:r>
-        <w:rPr>
-          <w:lang w:val="zh_TW" w:bidi="zh_TW"/>
-        </w:rPr>
-      </w:r>
-      <w:r>
-        <w:rPr>
-          <w:lang w:val="zh_TW" w:bidi="zh_TW"/>
-        </w:rPr>
-        <w:t>巴比倫楔形文字（Babylonian cuneiform），以及</w:t>
-      </w:r>
-    </w:p>
-    <w:p>
-      <w:pPr>
-        <w:pStyle w:val="ListBullet"/>
-        <w:spacing w:line="240" w:lineRule="auto"/>
-        <w:ind w:left="720"/>
-      </w:pPr>
-      <w:r>
-        <w:rPr>
-          <w:lang w:val="zh_TW" w:bidi="zh_TW"/>
-        </w:rPr>
-      </w:r>
-      <w:r>
-        <w:rPr>
-          <w:lang w:val="zh_TW" w:bidi="zh_TW"/>
-        </w:rPr>
-        <w:t>迦南方言（包括希伯來文）。</w:t>
-      </w:r>
-    </w:p>
-    <w:p>
-      <w:pPr/>
-      <w:r>
-        <w:rPr>
-          <w:lang w:val="zh_TW" w:bidi="zh_TW"/>
-        </w:rPr>
-      </w:r>
-      <w:r>
-        <w:rPr>
-          <w:lang w:val="zh_TW" w:bidi="zh_TW"/>
-        </w:rPr>
-        <w:t>任何忽視這些證據的聖經理論，都很可能是不正確的。</w:t>
-      </w:r>
-    </w:p>
-    <w:p>
-      <w:pPr>
-        <w:pStyle w:val="Heading3"/>
-      </w:pPr>
-      <w:r>
-        <w:rPr>
-          <w:lang w:val="zh_TW" w:bidi="zh_TW"/>
-        </w:rPr>
-        <w:t>概述</w:t>
-      </w:r>
-    </w:p>
-    <w:p>
-      <w:pPr>
-        <w:pStyle w:val="ListBullet"/>
-        <w:spacing w:line="240" w:lineRule="auto"/>
-        <w:ind w:left="720"/>
-      </w:pPr>
-      <w:r>
-        <w:rPr>
-          <w:lang w:val="zh_TW" w:bidi="zh_TW"/>
-        </w:rPr>
-      </w:r>
-      <w:r>
-        <w:rPr>
-          <w:b/>
-          <w:u w:val="single"/>
-          <w:lang w:val="zh_TW" w:bidi="zh_TW"/>
-        </w:rPr>
-        <w:t>考古學與日常生活</w:t>
-      </w:r>
-    </w:p>
-    <w:p>
-      <w:pPr>
-        <w:pStyle w:val="ListBullet"/>
-        <w:spacing w:line="240" w:lineRule="auto"/>
-        <w:ind w:left="720"/>
-      </w:pPr>
-      <w:r>
-        <w:rPr>
-          <w:lang w:val="zh_TW" w:bidi="zh_TW"/>
-        </w:rPr>
-      </w:r>
-      <w:r>
-        <w:rPr>
-          <w:b/>
-          <w:u w:val="single"/>
-          <w:lang w:val="zh_TW" w:bidi="zh_TW"/>
-        </w:rPr>
-        <w:t>考古學與宗教</w:t>
-      </w:r>
-    </w:p>
-    <w:p>
-      <w:pPr>
-        <w:pStyle w:val="ListBullet"/>
-        <w:spacing w:line="240" w:lineRule="auto"/>
-        <w:ind w:left="720"/>
-      </w:pPr>
-      <w:r>
-        <w:rPr>
-          <w:lang w:val="zh_TW" w:bidi="zh_TW"/>
-        </w:rPr>
-      </w:r>
-      <w:r>
-        <w:rPr>
-          <w:b/>
-          <w:u w:val="single"/>
-          <w:lang w:val="zh_TW" w:bidi="zh_TW"/>
-        </w:rPr>
-        <w:t>考古學與戰爭</w:t>
-      </w:r>
-    </w:p>
-    <w:p>
-      <w:pPr>
-        <w:pStyle w:val="ListBullet"/>
-        <w:spacing w:line="240" w:lineRule="auto"/>
-        <w:ind w:left="720"/>
-      </w:pPr>
-      <w:r>
-        <w:rPr>
-          <w:lang w:val="zh_TW" w:bidi="zh_TW"/>
-        </w:rPr>
-      </w:r>
-      <w:r>
-        <w:rPr>
-          <w:b/>
-          <w:u w:val="single"/>
-          <w:lang w:val="zh_TW" w:bidi="zh_TW"/>
-        </w:rPr>
-        <w:t>考古學與文學</w:t>
-      </w:r>
-    </w:p>
-    <w:p>
-      <w:pPr>
-        <w:pStyle w:val="ListBullet"/>
-        <w:spacing w:line="240" w:lineRule="auto"/>
-        <w:ind w:left="720"/>
-      </w:pPr>
-      <w:r>
-        <w:rPr>
-          <w:lang w:val="zh_TW" w:bidi="zh_TW"/>
-        </w:rPr>
-      </w:r>
-      <w:r>
-        <w:rPr>
-          <w:b/>
-          <w:u w:val="single"/>
-          <w:lang w:val="zh_TW" w:bidi="zh_TW"/>
-        </w:rPr>
-        <w:t>考古學與語言</w:t>
-      </w:r>
-    </w:p>
-    <w:p>
-      <w:pPr>
-        <w:pStyle w:val="Heading3"/>
-      </w:pPr>
-      <w:r>
-        <w:rPr>
-          <w:lang w:val="zh_TW" w:bidi="zh_TW"/>
-        </w:rPr>
-        <w:t>考古學與日常生活</w:t>
-      </w:r>
-    </w:p>
-    <w:p>
-      <w:pPr/>
-      <w:r>
-        <w:rPr>
-          <w:lang w:val="zh_TW" w:bidi="zh_TW"/>
-        </w:rPr>
-      </w:r>
-      <w:r>
-        <w:rPr>
-          <w:lang w:val="zh_TW" w:bidi="zh_TW"/>
-        </w:rPr>
-        <w:t>考古學揭示了古代人日常生活的面貌。考古發掘（挖掘現場）顯示，在新石器時代（Neolithic period，晚期石器時代），人們居住在以枝條編織而成的簡單小屋裡，其中一些小屋內部還有裝飾。亞伯拉罕時代的吾珥，中產階級的住宅甚至以現代標準來看也相當雅緻。克諾索（Knossos）、波塞波利斯（Persepolis）、瑪里（Mari）和坎提爾（Qantir）等地的宮殿遺跡，展現了當年的輝煌。織布是最古老的人類工藝之一，甚至在古代就已普遍實行，東方地毯的織造技術起源於美索不達米亞。陶器——無論是素燒的還是帶有裝飾的，也是另一種古代工藝。</w:t>
-      </w:r>
-    </w:p>
-    <w:p>
-      <w:pPr>
-        <w:pStyle w:val="Heading4"/>
-      </w:pPr>
-      <w:r>
-        <w:rPr>
-          <w:lang w:val="zh_TW" w:bidi="zh_TW"/>
-        </w:rPr>
-        <w:t>社會風俗</w:t>
-      </w:r>
-    </w:p>
-    <w:p>
-      <w:pPr/>
-      <w:r>
-        <w:rPr>
-          <w:lang w:val="zh_TW" w:bidi="zh_TW"/>
-        </w:rPr>
-      </w:r>
-      <w:r>
-        <w:rPr>
-          <w:lang w:val="zh_TW" w:bidi="zh_TW"/>
-        </w:rPr>
-        <w:t>考古學也釐清了聖經提到的某些社會風俗。例如，亞伯蘭與妻子的婢女夏甲生子，符合努西（Nuzi）當地的習俗，並不被視為不道德。領養的做法，像亞伯蘭收養以利以謝（</w:t>
+        <w:t>君王大道（King's Highway）是一條貫穿南北、橫越外約旦高原的主要幹道。在舊約聖經中僅出現兩次，皆是以色列人經過以東（</w:t>
       </w:r>
       <w:hyperlink r:id="rId13">
         <w:r>
@@ -551,14 +242,14 @@
             <w:color w:val="0000EE"/>
             <w:u w:val="single"/>
           </w:rPr>
-          <w:t>創15:2–4</w:t>
+          <w:t>民20:17</w:t>
         </w:r>
       </w:hyperlink>
       <w:r>
         <w:rPr>
           <w:lang w:val="zh_TW" w:bidi="zh_TW"/>
         </w:rPr>
-        <w:t>），我們能透過努西的文獻理解得更加透徹。這些文獻記載，沒有孩子的夫妻會收養一名僕人，讓他成為繼承人。這些被收養的人會成為家中的長子，但若後來有親生子出生，被收養的人就可能失去這些權利。來自努西、烏加里特和亞拉拿（Alalakh）的文獻也說明了長子的權利，以及人們如何交換這些權利，這正如</w:t>
+        <w:t>）及亞摩利人的希實本（</w:t>
       </w:r>
       <w:hyperlink r:id="rId14">
         <w:r>
@@ -569,9 +260,15 @@
             <w:color w:val="0000EE"/>
             <w:u w:val="single"/>
           </w:rPr>
-          <w:t>創</w:t>
+          <w:t>21:22</w:t>
         </w:r>
       </w:hyperlink>
+      <w:r>
+        <w:rPr>
+          <w:lang w:val="zh_TW" w:bidi="zh_TW"/>
+        </w:rPr>
+        <w:t>）時，請求使用這條道路。這條路有時也簡稱為「大道」（</w:t>
+      </w:r>
       <w:hyperlink r:id="rId15">
         <w:r>
           <w:rPr>
@@ -581,304 +278,14 @@
             <w:color w:val="0000EE"/>
             <w:u w:val="single"/>
           </w:rPr>
-          <w:t>世記二十五章31至34節</w:t>
+          <w:t>20:19</w:t>
         </w:r>
       </w:hyperlink>
       <w:r>
         <w:rPr>
           <w:lang w:val="zh_TW" w:bidi="zh_TW"/>
         </w:rPr>
-        <w:t>所記載的。</w:t>
-      </w:r>
-    </w:p>
-    <w:p>
-      <w:pPr>
-        <w:pStyle w:val="Heading4"/>
-      </w:pPr>
-      <w:r>
-        <w:rPr>
-          <w:lang w:val="zh_TW" w:bidi="zh_TW"/>
-        </w:rPr>
-        <w:t>貿易</w:t>
-      </w:r>
-    </w:p>
-    <w:p>
-      <w:pPr/>
-      <w:r>
-        <w:rPr>
-          <w:lang w:val="zh_TW" w:bidi="zh_TW"/>
-        </w:rPr>
-      </w:r>
-      <w:r>
-        <w:rPr>
-          <w:lang w:val="zh_TW" w:bidi="zh_TW"/>
-        </w:rPr>
-        <w:t>聖經時期的工作與貿易情況，透過各種考古發現得以呈現。例如，在貝尼哈桑（Beni Hasan）出土的一幅稱為「畫面（tableau）」的圖像（約公元前1900年製作）展示閃族人將貨物帶到埃及，可能是作為金屬工匠。其它資料則描繪了各樣活動，如：</w:t>
-      </w:r>
-    </w:p>
-    <w:p>
-      <w:pPr>
-        <w:pStyle w:val="ListBullet"/>
-        <w:spacing w:line="240" w:lineRule="auto"/>
-        <w:ind w:left="720"/>
-      </w:pPr>
-      <w:r>
-        <w:rPr>
-          <w:lang w:val="zh_TW" w:bidi="zh_TW"/>
-        </w:rPr>
-      </w:r>
-      <w:r>
-        <w:rPr>
-          <w:lang w:val="zh_TW" w:bidi="zh_TW"/>
-        </w:rPr>
-        <w:t>打獵</w:t>
-      </w:r>
-    </w:p>
-    <w:p>
-      <w:pPr>
-        <w:pStyle w:val="ListBullet"/>
-        <w:spacing w:line="240" w:lineRule="auto"/>
-        <w:ind w:left="720"/>
-      </w:pPr>
-      <w:r>
-        <w:rPr>
-          <w:lang w:val="zh_TW" w:bidi="zh_TW"/>
-        </w:rPr>
-      </w:r>
-      <w:r>
-        <w:rPr>
-          <w:lang w:val="zh_TW" w:bidi="zh_TW"/>
-        </w:rPr>
-        <w:t>捕魚</w:t>
-      </w:r>
-    </w:p>
-    <w:p>
-      <w:pPr>
-        <w:pStyle w:val="ListBullet"/>
-        <w:spacing w:line="240" w:lineRule="auto"/>
-        <w:ind w:left="720"/>
-      </w:pPr>
-      <w:r>
-        <w:rPr>
-          <w:lang w:val="zh_TW" w:bidi="zh_TW"/>
-        </w:rPr>
-      </w:r>
-      <w:r>
-        <w:rPr>
-          <w:lang w:val="zh_TW" w:bidi="zh_TW"/>
-        </w:rPr>
-        <w:t>造磚</w:t>
-      </w:r>
-    </w:p>
-    <w:p>
-      <w:pPr>
-        <w:pStyle w:val="ListBullet"/>
-        <w:spacing w:line="240" w:lineRule="auto"/>
-        <w:ind w:left="720"/>
-      </w:pPr>
-      <w:r>
-        <w:rPr>
-          <w:lang w:val="zh_TW" w:bidi="zh_TW"/>
-        </w:rPr>
-      </w:r>
-      <w:r>
-        <w:rPr>
-          <w:lang w:val="zh_TW" w:bidi="zh_TW"/>
-        </w:rPr>
-        <w:t>農耕</w:t>
-      </w:r>
-    </w:p>
-    <w:p>
-      <w:pPr>
-        <w:pStyle w:val="ListBullet"/>
-        <w:spacing w:line="240" w:lineRule="auto"/>
-        <w:ind w:left="720"/>
-      </w:pPr>
-      <w:r>
-        <w:rPr>
-          <w:lang w:val="zh_TW" w:bidi="zh_TW"/>
-        </w:rPr>
-      </w:r>
-      <w:r>
-        <w:rPr>
-          <w:lang w:val="zh_TW" w:bidi="zh_TW"/>
-        </w:rPr>
-        <w:t>陶器製作</w:t>
-      </w:r>
-    </w:p>
-    <w:p>
-      <w:pPr/>
-      <w:r>
-        <w:rPr>
-          <w:lang w:val="zh_TW" w:bidi="zh_TW"/>
-        </w:rPr>
-      </w:r>
-      <w:r>
-        <w:rPr>
-          <w:lang w:val="zh_TW" w:bidi="zh_TW"/>
-        </w:rPr>
-        <w:t>這些資料同時也提供關於服飾的資訊，例如在500年後的埃及壁畫中，閃族人向法老進貢，所穿的衣服樣式與早期相比幾乎沒有改變。然而，以色列人禁止製作人像或神像。</w:t>
-      </w:r>
-    </w:p>
-    <w:p>
-      <w:pPr>
-        <w:pStyle w:val="Heading4"/>
-      </w:pPr>
-      <w:r>
-        <w:rPr>
-          <w:lang w:val="zh_TW" w:bidi="zh_TW"/>
-        </w:rPr>
-        <w:t>陶器碎片</w:t>
-      </w:r>
-    </w:p>
-    <w:p>
-      <w:pPr/>
-      <w:r>
-        <w:rPr>
-          <w:lang w:val="zh_TW" w:bidi="zh_TW"/>
-        </w:rPr>
-      </w:r>
-      <w:r>
-        <w:rPr>
-          <w:lang w:val="zh_TW" w:bidi="zh_TW"/>
-        </w:rPr>
-        <w:t>最常見的日常文物是陶片（potsherds，破碎的陶器），人們常把它們用作書寫材料。例如，「拉吉書簡（Lachish letters）」是一系列從公元前587年北方前哨所寫的軍事信件，就是寫在陶片上的。甚至在新約聖經時期，陶片仍被用來書寫，因為它比蒲草紙更耐用，比蠟版（wax tablets）更方便。在埃及，考古學家發現了筆、調色盤和墨水。人們又再在昆蘭發現用來書寫死海古卷的墨水。</w:t>
-      </w:r>
-    </w:p>
-    <w:p>
-      <w:pPr>
-        <w:pStyle w:val="Heading4"/>
-      </w:pPr>
-      <w:r>
-        <w:rPr>
-          <w:lang w:val="zh_TW" w:bidi="zh_TW"/>
-        </w:rPr>
-        <w:t>遊戲</w:t>
-      </w:r>
-    </w:p>
-    <w:p>
-      <w:pPr/>
-      <w:r>
-        <w:rPr>
-          <w:lang w:val="zh_TW" w:bidi="zh_TW"/>
-        </w:rPr>
-      </w:r>
-      <w:r>
-        <w:rPr>
-          <w:lang w:val="zh_TW" w:bidi="zh_TW"/>
-        </w:rPr>
-        <w:t>考古發現還包括來自古代的遊戲和玩具。例如，貝尼哈桑的一幅墓穴壁畫（約公元前2000年）中，描繪了埃及女孩玩球的場景。底比斯（Thebes）的一座神廟浮雕顯示蘭塞三世（Ramses III）在下棋。後期的埃及孩童玩一種用小石子進行的遊戲，可能是雙陸棋（backgammon）的早期版本。在米吉多（Megiddo）出土了一個象牙製的遊戲板，上面有孔，可能是用來插入小木樁，年代大約在公元前1200年。近東出土的兒童玩具與現代玩具並沒有太大不同。考古發現的玩具包括：</w:t>
-      </w:r>
-    </w:p>
-    <w:p>
-      <w:pPr>
-        <w:pStyle w:val="ListBullet"/>
-        <w:spacing w:line="240" w:lineRule="auto"/>
-        <w:ind w:left="720"/>
-      </w:pPr>
-      <w:r>
-        <w:rPr>
-          <w:lang w:val="zh_TW" w:bidi="zh_TW"/>
-        </w:rPr>
-      </w:r>
-      <w:r>
-        <w:rPr>
-          <w:lang w:val="zh_TW" w:bidi="zh_TW"/>
-        </w:rPr>
-        <w:t>哨子</w:t>
-      </w:r>
-    </w:p>
-    <w:p>
-      <w:pPr>
-        <w:pStyle w:val="ListBullet"/>
-        <w:spacing w:line="240" w:lineRule="auto"/>
-        <w:ind w:left="720"/>
-      </w:pPr>
-      <w:r>
-        <w:rPr>
-          <w:lang w:val="zh_TW" w:bidi="zh_TW"/>
-        </w:rPr>
-      </w:r>
-      <w:r>
-        <w:rPr>
-          <w:lang w:val="zh_TW" w:bidi="zh_TW"/>
-        </w:rPr>
-        <w:t>球</w:t>
-      </w:r>
-    </w:p>
-    <w:p>
-      <w:pPr>
-        <w:pStyle w:val="ListBullet"/>
-        <w:spacing w:line="240" w:lineRule="auto"/>
-        <w:ind w:left="720"/>
-      </w:pPr>
-      <w:r>
-        <w:rPr>
-          <w:lang w:val="zh_TW" w:bidi="zh_TW"/>
-        </w:rPr>
-      </w:r>
-      <w:r>
-        <w:rPr>
-          <w:lang w:val="zh_TW" w:bidi="zh_TW"/>
-        </w:rPr>
-        <w:t>戰車模型</w:t>
-      </w:r>
-    </w:p>
-    <w:p>
-      <w:pPr>
-        <w:pStyle w:val="ListBullet"/>
-        <w:spacing w:line="240" w:lineRule="auto"/>
-        <w:ind w:left="720"/>
-      </w:pPr>
-      <w:r>
-        <w:rPr>
-          <w:lang w:val="zh_TW" w:bidi="zh_TW"/>
-        </w:rPr>
-      </w:r>
-      <w:r>
-        <w:rPr>
-          <w:lang w:val="zh_TW" w:bidi="zh_TW"/>
-        </w:rPr>
-        <w:t>裝在輪子上的動物</w:t>
-      </w:r>
-    </w:p>
-    <w:p>
-      <w:pPr/>
-      <w:r>
-        <w:rPr>
-          <w:lang w:val="zh_TW" w:bidi="zh_TW"/>
-        </w:rPr>
-      </w:r>
-      <w:r>
-        <w:rPr>
-          <w:lang w:val="zh_TW" w:bidi="zh_TW"/>
-        </w:rPr>
-        <w:t>埃及墓穴壁畫也描繪了成人的運動，如摔角、射箭和賽跑。</w:t>
-      </w:r>
-    </w:p>
-    <w:p>
-      <w:pPr>
-        <w:pStyle w:val="Heading4"/>
-      </w:pPr>
-      <w:r>
-        <w:rPr>
-          <w:lang w:val="zh_TW" w:bidi="zh_TW"/>
-        </w:rPr>
-        <w:t>防腐處理</w:t>
-      </w:r>
-    </w:p>
-    <w:p>
-      <w:pPr/>
-      <w:r>
-        <w:rPr>
-          <w:lang w:val="zh_TW" w:bidi="zh_TW"/>
-        </w:rPr>
-      </w:r>
-      <w:r>
-        <w:rPr>
-          <w:lang w:val="zh_TW" w:bidi="zh_TW"/>
-        </w:rPr>
-        <w:t>防腐是保存遺體的過程。</w:t>
+        <w:t>）。北段稱為「巴珊」（</w:t>
       </w:r>
       <w:hyperlink r:id="rId16">
         <w:r>
@@ -889,67 +296,14 @@
             <w:color w:val="0000EE"/>
             <w:u w:val="single"/>
           </w:rPr>
-          <w:t>創世記五十章2至3、26節</w:t>
+          <w:t>民21:33</w:t>
         </w:r>
       </w:hyperlink>
       <w:r>
         <w:rPr>
           <w:lang w:val="zh_TW" w:bidi="zh_TW"/>
         </w:rPr>
-        <w:t>記載雅各與約瑟遺體的防腐處理，正是埃及由來已久的習俗。雅各被埋葬在麥比拉的洞穴中，與他的列祖同葬。雖然這個地點是已知的，但因為它對阿拉伯人來說是聖地，所以無法進行考古挖掘。公元1931年，在橄欖山的一處古代希伯來墓地出土了一則碑銘，上面寫著：「猶大王烏西雅的骸骨安置於此──請勿打開。」這塊碑銘的年代可追溯到基督時期。這顯示，考古學家在耶路撒冷挖掘時發現了烏西雅王的墓，而他的遺骨被移到另一處安葬。</w:t>
-      </w:r>
-    </w:p>
-    <w:p>
-      <w:pPr/>
-      <w:r>
-        <w:rPr>
-          <w:lang w:val="zh_TW" w:bidi="zh_TW"/>
-        </w:rPr>
-      </w:r>
-      <w:r>
-        <w:rPr>
-          <w:lang w:val="zh_TW" w:bidi="zh_TW"/>
-        </w:rPr>
-        <w:t>考古學家還證實，用來封住耶穌墳墓入口的石門，約在公元前100年至公元100年間相當普遍，這與福音書的記載相符。</w:t>
-      </w:r>
-    </w:p>
-    <w:p>
-      <w:pPr>
-        <w:pStyle w:val="Heading3"/>
-      </w:pPr>
-      <w:r>
-        <w:rPr>
-          <w:lang w:val="zh_TW" w:bidi="zh_TW"/>
-        </w:rPr>
-        <w:t>考古學與宗教</w:t>
-      </w:r>
-    </w:p>
-    <w:p>
-      <w:pPr/>
-      <w:r>
-        <w:rPr>
-          <w:lang w:val="zh_TW" w:bidi="zh_TW"/>
-        </w:rPr>
-      </w:r>
-      <w:r>
-        <w:rPr>
-          <w:lang w:val="zh_TW" w:bidi="zh_TW"/>
-        </w:rPr>
-        <w:t>考古學又提供洞見，讓我們理解聖經宗教與敬拜的本質。早在亞伯蘭離開吾珥去跟隨獨一真神之前，非猶太的美索不達米亞人已經敬拜各樣的神。他們把這些神看作天空之神。這樣的背景，使以色列先祖與他們的神之間的關係更容易理解。蘭塞二世（Ramses II）的浮雕，展示了在埃及軍營中的神帳，表明人們在移動的神廟裡敬拜異教的神。公元前七世紀的腓尼基（Phoenician）文獻也提到用牛拉動的移動神廟。這樣的背景支持了「以色列人在曠野的會幕並非後來的發明」這一觀點。</w:t>
-      </w:r>
-    </w:p>
-    <w:p>
-      <w:pPr/>
-      <w:r>
-        <w:rPr>
-          <w:lang w:val="zh_TW" w:bidi="zh_TW"/>
-        </w:rPr>
-      </w:r>
-      <w:r>
-        <w:rPr>
-          <w:lang w:val="zh_TW" w:bidi="zh_TW"/>
-        </w:rPr>
-        <w:t>考古學也證實在巴比倫被擄之前，已有歌唱者參與敬拜的傳統。數世紀以來，巴勒斯坦人以音樂才華聞名。來自烏加里特的拉斯珊拉（Ras Shamra）的泥板中，保存著與希伯來詩篇相似的宗教詩歌。所羅門的聖殿由腓尼基工匠建造，其設計（見</w:t>
+        <w:t>；</w:t>
       </w:r>
       <w:hyperlink r:id="rId17">
         <w:r>
@@ -960,154 +314,7 @@
             <w:color w:val="0000EE"/>
             <w:u w:val="single"/>
           </w:rPr>
-          <w:t>王上6章</w:t>
-        </w:r>
-      </w:hyperlink>
-      <w:r>
-        <w:rPr>
-          <w:lang w:val="zh_TW" w:bidi="zh_TW"/>
-        </w:rPr>
-        <w:t>）與一座公元前八世紀小聖堂相似，該小聖堂位於敘利亞泰納特遺址（Tel Tainat）。耶路撒冷的哭牆被認為包含了尼希米時期的石塊，但在城中沒有發現所羅門聖殿根基的痕跡。從公元70年被毀的希律聖殿中，發現了一些石材，這些殘塊為聖殿結構提供了寶貴的資訊。雖然在基督時代的巴勒斯坦有許多猶太會堂，但考古發現的遺跡卻很少。</w:t>
-      </w:r>
-    </w:p>
-    <w:p>
-      <w:pPr>
-        <w:pStyle w:val="Heading3"/>
-      </w:pPr>
-      <w:r>
-        <w:rPr>
-          <w:lang w:val="zh_TW" w:bidi="zh_TW"/>
-        </w:rPr>
-        <w:t>考古學與戰爭</w:t>
-      </w:r>
-    </w:p>
-    <w:p>
-      <w:pPr/>
-      <w:r>
-        <w:rPr>
-          <w:lang w:val="zh_TW" w:bidi="zh_TW"/>
-        </w:rPr>
-      </w:r>
-      <w:r>
-        <w:rPr>
-          <w:lang w:val="zh_TW" w:bidi="zh_TW"/>
-        </w:rPr>
-        <w:t>考古學大大增進了我們對古代戰爭的理解，而戰爭正是聖經中的一個重要主題。古代近東民族把戰爭看作列邦之神彼此之間的爭戰。服兵役被視為神聖的事，軍兵也因此備受尊敬。神作為萬軍之耶和華，被視為以色列軍隊的元帥。祂可以吩咐完全毀滅一座城，這種做法被稱為「毀滅（the ban）」，如耶利哥的情況（</w:t>
-      </w:r>
-      <w:hyperlink r:id="rId18">
-        <w:r>
-          <w:rPr>
-            <w:lang w:val="zh_TW" w:bidi="zh_TW"/>
-          </w:rPr>
-          <w:rPr>
-            <w:color w:val="0000EE"/>
-            <w:u w:val="single"/>
-          </w:rPr>
-          <w:t>書6:17、24</w:t>
-        </w:r>
-      </w:hyperlink>
-      <w:r>
-        <w:rPr>
-          <w:lang w:val="zh_TW" w:bidi="zh_TW"/>
-        </w:rPr>
-        <w:t>）。戰爭遵循一些既定的規則。如果一座城受到威脅，城裡的居民可以投降，保全性命，但財物會被奪走。若選擇抵抗，就要冒著被徹底毀滅的風險。常見的戰爭戰術包括：</w:t>
-      </w:r>
-    </w:p>
-    <w:p>
-      <w:pPr>
-        <w:pStyle w:val="ListBullet"/>
-        <w:spacing w:line="240" w:lineRule="auto"/>
-        <w:ind w:left="720"/>
-      </w:pPr>
-      <w:r>
-        <w:rPr>
-          <w:lang w:val="zh_TW" w:bidi="zh_TW"/>
-        </w:rPr>
-      </w:r>
-      <w:r>
-        <w:rPr>
-          <w:lang w:val="zh_TW" w:bidi="zh_TW"/>
-        </w:rPr>
-        <w:t>正面攻擊（直接攻擊）</w:t>
-      </w:r>
-    </w:p>
-    <w:p>
-      <w:pPr>
-        <w:pStyle w:val="ListBullet"/>
-        <w:spacing w:line="240" w:lineRule="auto"/>
-        <w:ind w:left="720"/>
-      </w:pPr>
-      <w:r>
-        <w:rPr>
-          <w:lang w:val="zh_TW" w:bidi="zh_TW"/>
-        </w:rPr>
-      </w:r>
-      <w:r>
-        <w:rPr>
-          <w:lang w:val="zh_TW" w:bidi="zh_TW"/>
-        </w:rPr>
-        <w:t>派遣探子</w:t>
-      </w:r>
-    </w:p>
-    <w:p>
-      <w:pPr>
-        <w:pStyle w:val="ListBullet"/>
-        <w:spacing w:line="240" w:lineRule="auto"/>
-        <w:ind w:left="720"/>
-      </w:pPr>
-      <w:r>
-        <w:rPr>
-          <w:lang w:val="zh_TW" w:bidi="zh_TW"/>
-        </w:rPr>
-      </w:r>
-      <w:r>
-        <w:rPr>
-          <w:lang w:val="zh_TW" w:bidi="zh_TW"/>
-        </w:rPr>
-        <w:t>伏擊</w:t>
-      </w:r>
-    </w:p>
-    <w:p>
-      <w:pPr>
-        <w:pStyle w:val="ListBullet"/>
-        <w:spacing w:line="240" w:lineRule="auto"/>
-        <w:ind w:left="720"/>
-      </w:pPr>
-      <w:r>
-        <w:rPr>
-          <w:lang w:val="zh_TW" w:bidi="zh_TW"/>
-        </w:rPr>
-      </w:r>
-      <w:r>
-        <w:rPr>
-          <w:lang w:val="zh_TW" w:bidi="zh_TW"/>
-        </w:rPr>
-        <w:t>巡邏</w:t>
-      </w:r>
-    </w:p>
-    <w:p>
-      <w:pPr/>
-      <w:r>
-        <w:rPr>
-          <w:lang w:val="zh_TW" w:bidi="zh_TW"/>
-        </w:rPr>
-      </w:r>
-      <w:r>
-        <w:rPr>
-          <w:lang w:val="zh_TW" w:bidi="zh_TW"/>
-        </w:rPr>
-        <w:t>有時戰爭會以單對單的方式決定勝負，就像大衛與歌利亞的故事（</w:t>
-      </w:r>
-      <w:hyperlink r:id="rId19">
-        <w:r>
-          <w:rPr>
-            <w:lang w:val="zh_TW" w:bidi="zh_TW"/>
-          </w:rPr>
-          <w:rPr>
-            <w:color w:val="0000EE"/>
-            <w:u w:val="single"/>
-          </w:rPr>
-          <w:t>撒上17:38–54</w:t>
+          <w:t>申3:1</w:t>
         </w:r>
       </w:hyperlink>
       <w:r>
@@ -1128,27 +335,9 @@
         <w:rPr>
           <w:lang w:val="zh_TW" w:bidi="zh_TW"/>
         </w:rPr>
-        <w:t>古代的浮雕和紀念碑大量描繪盔甲與武器。</w:t>
+        <w:t>這條公路將大馬士革與穿過漢志（Hijaz）通往南阿拉伯的商隊路線連接起來，打通與香料、香膏及其它珍貴異域珍品的產地貿易網絡（</w:t>
       </w:r>
-    </w:p>
-    <w:p>
-      <w:pPr>
-        <w:pStyle w:val="ListBullet"/>
-        <w:spacing w:line="240" w:lineRule="auto"/>
-        <w:ind w:left="720"/>
-      </w:pPr>
-      <w:r>
-        <w:rPr>
-          <w:lang w:val="zh_TW" w:bidi="zh_TW"/>
-        </w:rPr>
-      </w:r>
-      <w:r>
-        <w:rPr>
-          <w:lang w:val="zh_TW" w:bidi="zh_TW"/>
-        </w:rPr>
-        <w:t>來自吾珥的一頂金盔，是蘇美人（Sumerian）軍事裝備的傑出例子。相比之下，卡納克（Karnak）的一座墓牆描繪了較小的赫人頭盔。最初，以色列軍隊中只有領袖佩戴金屬頭盔（見</w:t>
-      </w:r>
-      <w:hyperlink r:id="rId20">
+      <w:hyperlink r:id="rId18">
         <w:r>
           <w:rPr>
             <w:lang w:val="zh_TW" w:bidi="zh_TW"/>
@@ -1157,16 +346,16 @@
             <w:color w:val="0000EE"/>
             <w:u w:val="single"/>
           </w:rPr>
-          <w:t>撒上17:38</w:t>
+          <w:t>王上10:2</w:t>
         </w:r>
       </w:hyperlink>
       <w:r>
         <w:rPr>
           <w:lang w:val="zh_TW" w:bidi="zh_TW"/>
         </w:rPr>
-        <w:t>）。但是，到西流古（Seleucid）帝國時期，所有以色列軍兵都配戴銅盔（</w:t>
+        <w:t>；</w:t>
       </w:r>
-      <w:hyperlink r:id="rId21">
+      <w:hyperlink r:id="rId19">
         <w:r>
           <w:rPr>
             <w:lang w:val="zh_TW" w:bidi="zh_TW"/>
@@ -1175,134 +364,14 @@
             <w:color w:val="0000EE"/>
             <w:u w:val="single"/>
           </w:rPr>
-          <w:t>馬加比一書6:35</w:t>
+          <w:t>結27:22</w:t>
         </w:r>
       </w:hyperlink>
       <w:r>
         <w:rPr>
           <w:lang w:val="zh_TW" w:bidi="zh_TW"/>
         </w:rPr>
-        <w:t>）。羅馬軍兵則普遍佩戴皮革或銅製頭盔。</w:t>
-      </w:r>
-    </w:p>
-    <w:p>
-      <w:pPr>
-        <w:pStyle w:val="ListBullet"/>
-        <w:spacing w:line="240" w:lineRule="auto"/>
-        <w:ind w:left="720"/>
-      </w:pPr>
-      <w:r>
-        <w:rPr>
-          <w:lang w:val="zh_TW" w:bidi="zh_TW"/>
-        </w:rPr>
-      </w:r>
-      <w:r>
-        <w:rPr>
-          <w:lang w:val="zh_TW" w:bidi="zh_TW"/>
-        </w:rPr>
-        <w:t>以色列人使用兩種盾牌：步兵使用大盾，弓箭手使用小盾（</w:t>
-      </w:r>
-      <w:hyperlink r:id="rId22">
-        <w:r>
-          <w:rPr>
-            <w:lang w:val="zh_TW" w:bidi="zh_TW"/>
-          </w:rPr>
-          <w:rPr>
-            <w:color w:val="0000EE"/>
-            <w:u w:val="single"/>
-          </w:rPr>
-          <w:t>代下14:8</w:t>
-        </w:r>
-      </w:hyperlink>
-      <w:r>
-        <w:rPr>
-          <w:lang w:val="zh_TW" w:bidi="zh_TW"/>
-        </w:rPr>
-        <w:t>）。這些盾牌一般以木材和皮革製成，也有一些是銅製的。</w:t>
-      </w:r>
-    </w:p>
-    <w:p>
-      <w:pPr>
-        <w:pStyle w:val="ListBullet"/>
-        <w:spacing w:line="240" w:lineRule="auto"/>
-        <w:ind w:left="720"/>
-      </w:pPr>
-      <w:r>
-        <w:rPr>
-          <w:lang w:val="zh_TW" w:bidi="zh_TW"/>
-        </w:rPr>
-      </w:r>
-      <w:hyperlink r:id="rId23">
-        <w:r>
-          <w:rPr>
-            <w:lang w:val="zh_TW" w:bidi="zh_TW"/>
-          </w:rPr>
-          <w:rPr>
-            <w:color w:val="0000EE"/>
-            <w:u w:val="single"/>
-          </w:rPr>
-          <w:t>耶利米書四十六章4節</w:t>
-        </w:r>
-      </w:hyperlink>
-      <w:r>
-        <w:rPr>
-          <w:lang w:val="zh_TW" w:bidi="zh_TW"/>
-        </w:rPr>
-        <w:t>所提到的鱗甲，在近東至少自公元前十五世紀起就已使用，這可從亞拉拿和烏加里特的考古發現得到證實。</w:t>
-      </w:r>
-    </w:p>
-    <w:p>
-      <w:pPr>
-        <w:pStyle w:val="ListBullet"/>
-        <w:spacing w:line="240" w:lineRule="auto"/>
-        <w:ind w:left="720"/>
-      </w:pPr>
-      <w:r>
-        <w:rPr>
-          <w:lang w:val="zh_TW" w:bidi="zh_TW"/>
-        </w:rPr>
-      </w:r>
-      <w:r>
-        <w:rPr>
-          <w:lang w:val="zh_TW" w:bidi="zh_TW"/>
-        </w:rPr>
-        <w:t>劍與槍是以色列人武器的重要部分，形狀與尺寸多樣。在基拉耳發現了製劍的爐子，而拉吉與米吉多則出土了青銅器時代的匕首。</w:t>
-      </w:r>
-    </w:p>
-    <w:p>
-      <w:pPr>
-        <w:pStyle w:val="ListBullet"/>
-        <w:spacing w:line="240" w:lineRule="auto"/>
-        <w:ind w:left="720"/>
-      </w:pPr>
-      <w:r>
-        <w:rPr>
-          <w:lang w:val="zh_TW" w:bidi="zh_TW"/>
-        </w:rPr>
-      </w:r>
-      <w:r>
-        <w:rPr>
-          <w:lang w:val="zh_TW" w:bidi="zh_TW"/>
-        </w:rPr>
-        <w:t>複合式的亞細亞弓比早期使用的簡單的弓有所改進。公元前1300年至900年間帶有銘文的箭頭表明，當時已有成隊的弓箭手（見</w:t>
-      </w:r>
-      <w:hyperlink r:id="rId24">
-        <w:r>
-          <w:rPr>
-            <w:lang w:val="zh_TW" w:bidi="zh_TW"/>
-          </w:rPr>
-          <w:rPr>
-            <w:color w:val="0000EE"/>
-            <w:u w:val="single"/>
-          </w:rPr>
-          <w:t>賽21:17</w:t>
-        </w:r>
-      </w:hyperlink>
-      <w:r>
-        <w:rPr>
-          <w:lang w:val="zh_TW" w:bidi="zh_TW"/>
-        </w:rPr>
-        <w:t>）。</w:t>
+        <w:t>）。因此，控制這條道路是以色列與其敵對國家地緣政治的重要因素。</w:t>
       </w:r>
     </w:p>
     <w:p>
@@ -1316,18 +385,7 @@
         <w:rPr>
           <w:lang w:val="zh_TW" w:bidi="zh_TW"/>
         </w:rPr>
-        <w:t>新約聖經對軍事裝備則著墨甚少。</w:t>
-      </w:r>
-    </w:p>
-    <w:p>
-      <w:pPr>
-        <w:pStyle w:val="Heading3"/>
-      </w:pPr>
-      <w:r>
-        <w:rPr>
-          <w:lang w:val="zh_TW" w:bidi="zh_TW"/>
-        </w:rPr>
-        <w:t>考古學與文學</w:t>
+        <w:t>當地地形使得通行路線只能沿兩條平行道路行進。整個外約旦高原存在一個雙重分水嶺。一個是由自東向西切穿山地的較短的溪流形成；這些溪流留下的分水嶺大約位於約旦河谷以東13至16英里（約21至26公里）。較大的溪流，如雅穆河、雅博河、亞嫩谷和撒烈溪，則從東方約25到30英里（40到48公里）處開始，河道多先向北流後再轉向西流。若要從更東側繞開這些大河谷，繞過這些河流的東側路線必須沿北阿拉伯沙漠的邊緣行進。雖然後者路線較易行，但沿途水源與可補給的聚落較少；前者位於西側分水嶺，水源充足且沿線有主要城鎮，但商隊必須穿越四條大峽谷的陡峭山谷。</w:t>
       </w:r>
     </w:p>
     <w:p>
@@ -1341,31 +399,9 @@
         <w:rPr>
           <w:lang w:val="zh_TW" w:bidi="zh_TW"/>
         </w:rPr>
-        <w:t>考古發現為許多類型的聖經文學提供平行例證。例如，拉斯珊拉的挖掘中出土了詩歌與散文的泥版，這些泥版的文法和文學形式與希伯來詩篇相似。如今可以確定，像摩西五經中的詳細律法，在摩西時代之前就已存在。</w:t>
+        <w:t>沿著此路線最早的行動記錄見於</w:t>
       </w:r>
-    </w:p>
-    <w:p>
-      <w:pPr/>
-      <w:r>
-        <w:rPr>
-          <w:lang w:val="zh_TW" w:bidi="zh_TW"/>
-        </w:rPr>
-      </w:r>
-      <w:r>
-        <w:rPr>
-          <w:lang w:val="zh_TW" w:bidi="zh_TW"/>
-        </w:rPr>
-        <w:t>大約公元前十九世紀的殘缺蘇美人法典（Sumerian codes），如漢謨拉比法典（Code of Hammurabi），在形式和風格上與摩西律法相似。漢謨拉比法典用300條律例闡述公義的原則，目的是要藉由法律與秩序來規範社會。它的文體很有特色：以詩歌形式的序言開始，接著是法律正文，最後以非詩歌的措辭寫成的結語收尾。這種三段式的結構，不僅出現在約伯記中，也出現在較近代的著作裡。</w:t>
-      </w:r>
-    </w:p>
-    <w:p>
-      <w:pPr/>
-      <w:r>
-        <w:rPr>
-          <w:lang w:val="zh_TW" w:bidi="zh_TW"/>
-        </w:rPr>
-      </w:r>
-      <w:hyperlink r:id="rId25">
+      <w:hyperlink r:id="rId20">
         <w:r>
           <w:rPr>
             <w:lang w:val="zh_TW" w:bidi="zh_TW"/>
@@ -1374,28 +410,16 @@
             <w:color w:val="0000EE"/>
             <w:u w:val="single"/>
           </w:rPr>
-          <w:t>出埃及記二十章1至17節</w:t>
+          <w:t>創世記十四章</w:t>
         </w:r>
       </w:hyperlink>
       <w:r>
         <w:rPr>
           <w:lang w:val="zh_TW" w:bidi="zh_TW"/>
         </w:rPr>
-        <w:t>的約的結構，申命記中更完整的形式，與公元前二千年波格斯凱（Boghazkôy）出土的赫人附庸條約的結構相似。這些條約都有固定格式，而這種格式也能在舊約聖經的多處經文裡看到，例如：</w:t>
+        <w:t>：四王聯軍自巴珊都城亞斯他錄出發，至基列北部的哈麥，再到摩押高原的沙微‧基列亭，最後至西珥山，直到伊勒‧巴蘭。族長們很可能在往返迦南時也多循此道；雅各曾經由基列而行（</w:t>
       </w:r>
-    </w:p>
-    <w:p>
-      <w:pPr>
-        <w:pStyle w:val="ListBullet"/>
-        <w:spacing w:line="240" w:lineRule="auto"/>
-        <w:ind w:left="720"/>
-      </w:pPr>
-      <w:r>
-        <w:rPr>
-          <w:lang w:val="zh_TW" w:bidi="zh_TW"/>
-        </w:rPr>
-      </w:r>
-      <w:hyperlink r:id="rId25">
+      <w:hyperlink r:id="rId21">
         <w:r>
           <w:rPr>
             <w:lang w:val="zh_TW" w:bidi="zh_TW"/>
@@ -1404,22 +428,16 @@
             <w:color w:val="0000EE"/>
             <w:u w:val="single"/>
           </w:rPr>
-          <w:t>出埃及記二十章1至17節</w:t>
+          <w:t>創31:21</w:t>
         </w:r>
       </w:hyperlink>
-    </w:p>
-    <w:p>
-      <w:pPr>
-        <w:pStyle w:val="ListBullet"/>
-        <w:spacing w:line="240" w:lineRule="auto"/>
-        <w:ind w:left="720"/>
-      </w:pPr>
       <w:r>
         <w:rPr>
           <w:lang w:val="zh_TW" w:bidi="zh_TW"/>
         </w:rPr>
+        <w:t>），並在約旦河東的疏割建立基地，然後渡過約旦河進入迦南（</w:t>
       </w:r>
-      <w:hyperlink r:id="rId26">
+      <w:hyperlink r:id="rId22">
         <w:r>
           <w:rPr>
             <w:lang w:val="zh_TW" w:bidi="zh_TW"/>
@@ -1428,374 +446,14 @@
             <w:color w:val="0000EE"/>
             <w:u w:val="single"/>
           </w:rPr>
-          <w:t>利未記十八章1至30節</w:t>
-        </w:r>
-      </w:hyperlink>
-    </w:p>
-    <w:p>
-      <w:pPr>
-        <w:pStyle w:val="ListBullet"/>
-        <w:spacing w:line="240" w:lineRule="auto"/>
-        <w:ind w:left="720"/>
-      </w:pPr>
-      <w:r>
-        <w:rPr>
-          <w:lang w:val="zh_TW" w:bidi="zh_TW"/>
-        </w:rPr>
-      </w:r>
-      <w:hyperlink r:id="rId27">
-        <w:r>
-          <w:rPr>
-            <w:lang w:val="zh_TW" w:bidi="zh_TW"/>
-          </w:rPr>
-          <w:rPr>
-            <w:color w:val="0000EE"/>
-            <w:u w:val="single"/>
-          </w:rPr>
-          <w:t>申命記一章1節至三十一章30節</w:t>
-        </w:r>
-      </w:hyperlink>
-    </w:p>
-    <w:p>
-      <w:pPr>
-        <w:pStyle w:val="ListBullet"/>
-        <w:spacing w:line="240" w:lineRule="auto"/>
-        <w:ind w:left="720"/>
-      </w:pPr>
-      <w:r>
-        <w:rPr>
-          <w:lang w:val="zh_TW" w:bidi="zh_TW"/>
-        </w:rPr>
-      </w:r>
-      <w:hyperlink r:id="rId28">
-        <w:r>
-          <w:rPr>
-            <w:lang w:val="zh_TW" w:bidi="zh_TW"/>
-          </w:rPr>
-          <w:rPr>
-            <w:color w:val="0000EE"/>
-            <w:u w:val="single"/>
-          </w:rPr>
-          <w:t>耶利米書三十一章31至37節</w:t>
-        </w:r>
-      </w:hyperlink>
-    </w:p>
-    <w:p>
-      <w:pPr/>
-      <w:r>
-        <w:rPr>
-          <w:lang w:val="zh_TW" w:bidi="zh_TW"/>
-        </w:rPr>
-      </w:r>
-      <w:r>
-        <w:rPr>
-          <w:lang w:val="zh_TW" w:bidi="zh_TW"/>
-        </w:rPr>
-        <w:t>創世記也包含了與美索不達米亞文學傳統相似的元素。例如，反覆出現的片語「……的後代記在下面」。這個片語與其上下文在美索不達米亞泥版上被用作「尾語」（colophons，相當於現代書籍的出版資料）。這個片語以及來自努西等地的家譜顯示，創世記前半部簡短的文體與蘇美人的歷史寫作相似。</w:t>
-      </w:r>
-    </w:p>
-    <w:p>
-      <w:pPr/>
-      <w:r>
-        <w:rPr>
-          <w:lang w:val="zh_TW" w:bidi="zh_TW"/>
-        </w:rPr>
-      </w:r>
-      <w:r>
-        <w:rPr>
-          <w:lang w:val="zh_TW" w:bidi="zh_TW"/>
-        </w:rPr>
-        <w:t>希伯來智慧文學（如箴言）也能在其它古代文獻中找到相似之處。例如，埃及的「阿曼尼摩比的訓誨（Instruction of Amenemope）」與</w:t>
-      </w:r>
-      <w:hyperlink r:id="rId29">
-        <w:r>
-          <w:rPr>
-            <w:lang w:val="zh_TW" w:bidi="zh_TW"/>
-          </w:rPr>
-          <w:rPr>
-            <w:color w:val="0000EE"/>
-            <w:u w:val="single"/>
-          </w:rPr>
-          <w:t>箴言二十二章17至二十四章22節</w:t>
+          <w:t>33:17</w:t>
         </w:r>
       </w:hyperlink>
       <w:r>
         <w:rPr>
           <w:lang w:val="zh_TW" w:bidi="zh_TW"/>
         </w:rPr>
-        <w:t>有相似之處，然而學者仍然爭論，是否有一卷書影響另一卷書，還是兩者都源自更早且已經失傳的資料。</w:t>
-      </w:r>
-    </w:p>
-    <w:p>
-      <w:pPr/>
-      <w:r>
-        <w:rPr>
-          <w:lang w:val="zh_TW" w:bidi="zh_TW"/>
-        </w:rPr>
-      </w:r>
-      <w:r>
-        <w:rPr>
-          <w:lang w:val="zh_TW" w:bidi="zh_TW"/>
-        </w:rPr>
-        <w:t>古代世界的書信形式常在聖經中出現（例如：</w:t>
-      </w:r>
-      <w:hyperlink r:id="rId30">
-        <w:r>
-          <w:rPr>
-            <w:lang w:val="zh_TW" w:bidi="zh_TW"/>
-          </w:rPr>
-          <w:rPr>
-            <w:color w:val="0000EE"/>
-            <w:u w:val="single"/>
-          </w:rPr>
-          <w:t>撒下11章</w:t>
-        </w:r>
-      </w:hyperlink>
-      <w:r>
-        <w:rPr>
-          <w:lang w:val="zh_TW" w:bidi="zh_TW"/>
-        </w:rPr>
-        <w:t>；</w:t>
-      </w:r>
-      <w:hyperlink r:id="rId31">
-        <w:r>
-          <w:rPr>
-            <w:lang w:val="zh_TW" w:bidi="zh_TW"/>
-          </w:rPr>
-          <w:rPr>
-            <w:color w:val="0000EE"/>
-            <w:u w:val="single"/>
-          </w:rPr>
-          <w:t>王上21章</w:t>
-        </w:r>
-      </w:hyperlink>
-      <w:r>
-        <w:rPr>
-          <w:lang w:val="zh_TW" w:bidi="zh_TW"/>
-        </w:rPr>
-        <w:t>；</w:t>
-      </w:r>
-      <w:hyperlink r:id="rId32">
-        <w:r>
-          <w:rPr>
-            <w:lang w:val="zh_TW" w:bidi="zh_TW"/>
-          </w:rPr>
-          <w:rPr>
-            <w:color w:val="0000EE"/>
-            <w:u w:val="single"/>
-          </w:rPr>
-          <w:t>王下5:10、20</w:t>
-        </w:r>
-      </w:hyperlink>
-      <w:r>
-        <w:rPr>
-          <w:lang w:val="zh_TW" w:bidi="zh_TW"/>
-        </w:rPr>
-        <w:t>；</w:t>
-      </w:r>
-      <w:hyperlink r:id="rId33">
-        <w:r>
-          <w:rPr>
-            <w:lang w:val="zh_TW" w:bidi="zh_TW"/>
-          </w:rPr>
-          <w:rPr>
-            <w:color w:val="0000EE"/>
-            <w:u w:val="single"/>
-          </w:rPr>
-          <w:t>拉4:6–7</w:t>
-        </w:r>
-      </w:hyperlink>
-      <w:r>
-        <w:rPr>
-          <w:lang w:val="zh_TW" w:bidi="zh_TW"/>
-        </w:rPr>
-        <w:t>；</w:t>
-      </w:r>
-      <w:hyperlink r:id="rId34">
-        <w:r>
-          <w:rPr>
-            <w:lang w:val="zh_TW" w:bidi="zh_TW"/>
-          </w:rPr>
-          <w:rPr>
-            <w:color w:val="0000EE"/>
-            <w:u w:val="single"/>
-          </w:rPr>
-          <w:t>尼2:7</w:t>
-        </w:r>
-      </w:hyperlink>
-      <w:r>
-        <w:rPr>
-          <w:lang w:val="zh_TW" w:bidi="zh_TW"/>
-        </w:rPr>
-        <w:t>）。這種形式出現於埃及蒲草紙中，如澤農（Zenon）文獻，並且也見於希臘著作，如柏拉圖（Plato）的書信。柏拉圖約公元前354年的第七書信（</w:t>
-      </w:r>
-      <w:r>
-        <w:rPr>
-          <w:i/>
-          <w:lang w:val="zh_TW" w:bidi="zh_TW"/>
-        </w:rPr>
-        <w:t>Seventh Letter</w:t>
-      </w:r>
-      <w:r>
-        <w:rPr>
-          <w:lang w:val="zh_TW" w:bidi="zh_TW"/>
-        </w:rPr>
-        <w:t>）在形式上與使徒保羅的書信相似。柏拉圖的第七書信試圖糾正人對他教導的誤解，而保羅的書信（特別是腓利門書）有時也帶有類似的個人色彩，與一些埃及書信的性質相近。</w:t>
-      </w:r>
-    </w:p>
-    <w:p>
-      <w:pPr>
-        <w:pStyle w:val="Heading3"/>
-      </w:pPr>
-      <w:r>
-        <w:rPr>
-          <w:lang w:val="zh_TW" w:bidi="zh_TW"/>
-        </w:rPr>
-        <w:t>考古學與語言學</w:t>
-      </w:r>
-    </w:p>
-    <w:p>
-      <w:pPr/>
-      <w:r>
-        <w:rPr>
-          <w:lang w:val="zh_TW" w:bidi="zh_TW"/>
-        </w:rPr>
-      </w:r>
-      <w:r>
-        <w:rPr>
-          <w:lang w:val="zh_TW" w:bidi="zh_TW"/>
-        </w:rPr>
-        <w:t>透過考古學復原的古代語言，有助於我們理解舊約聖經。舊約聖經中的許多片語原本源自蘇美文（Sumerian）或亞甲文亞喀得文（Akkadian）。例如，</w:t>
-      </w:r>
-      <w:hyperlink r:id="rId35">
-        <w:r>
-          <w:rPr>
-            <w:lang w:val="zh_TW" w:bidi="zh_TW"/>
-          </w:rPr>
-          <w:rPr>
-            <w:color w:val="0000EE"/>
-            <w:u w:val="single"/>
-          </w:rPr>
-          <w:t>創世記一章1節</w:t>
-        </w:r>
-      </w:hyperlink>
-      <w:r>
-        <w:rPr>
-          <w:lang w:val="zh_TW" w:bidi="zh_TW"/>
-        </w:rPr>
-        <w:t>中的片語「天地」。在蘇美文中，這個表達是</w:t>
-      </w:r>
-      <w:r>
-        <w:rPr>
-          <w:i/>
-          <w:lang w:val="zh_TW" w:bidi="zh_TW"/>
-        </w:rPr>
-        <w:t>an-ki</w:t>
-      </w:r>
-      <w:r>
-        <w:rPr>
-          <w:lang w:val="zh_TW" w:bidi="zh_TW"/>
-        </w:rPr>
-        <w:t>，意為「宇宙」。這個片語使用兩個相對的詞語來表達整體，這種文學手法也見於</w:t>
-      </w:r>
-      <w:hyperlink r:id="rId36">
-        <w:r>
-          <w:rPr>
-            <w:lang w:val="zh_TW" w:bidi="zh_TW"/>
-          </w:rPr>
-          <w:rPr>
-            <w:color w:val="0000EE"/>
-            <w:u w:val="single"/>
-          </w:rPr>
-          <w:t>啟示錄二十二章13節</w:t>
-        </w:r>
-      </w:hyperlink>
-      <w:r>
-        <w:rPr>
-          <w:lang w:val="zh_TW" w:bidi="zh_TW"/>
-        </w:rPr>
-        <w:t>。</w:t>
-      </w:r>
-    </w:p>
-    <w:p>
-      <w:pPr/>
-      <w:r>
-        <w:rPr>
-          <w:lang w:val="zh_TW" w:bidi="zh_TW"/>
-        </w:rPr>
-      </w:r>
-      <w:r>
-        <w:rPr>
-          <w:lang w:val="zh_TW" w:bidi="zh_TW"/>
-        </w:rPr>
-        <w:t>烏加里特文和以巴拉文（Eblaic）都是與希伯來文密切相關的西閃族方言。這些方言能提供洞見，幫助我們認識希伯來詩歌的難解語言，並顯示其保存古代迦南的表達方式。亞蘭文的研究也澄清了舊約聖經某些部分的語言，例如以斯拉記和但以理書，這些是用帝國亞蘭文寫成的。出土於公元前五至四世紀的埃及象島（Elephantine）蒲草紙文獻，支持這些經文成書時間較早的說法。</w:t>
-      </w:r>
-    </w:p>
-    <w:p>
-      <w:pPr/>
-      <w:r>
-        <w:rPr>
-          <w:lang w:val="zh_TW" w:bidi="zh_TW"/>
-        </w:rPr>
-      </w:r>
-      <w:r>
-        <w:rPr>
-          <w:lang w:val="zh_TW" w:bidi="zh_TW"/>
-        </w:rPr>
-        <w:t>新約聖經是以通用希臘文（koine）寫成的，這是近東和羅馬帝國的通用語言。新約聖經的希臘文常帶有隱含的閃族文表達，若未能辨識，可能會導致錯譯。</w:t>
-      </w:r>
-    </w:p>
-    <w:p>
-      <w:pPr>
-        <w:pStyle w:val="Heading3"/>
-      </w:pPr>
-      <w:r>
-        <w:rPr>
-          <w:lang w:val="zh_TW" w:bidi="zh_TW"/>
-        </w:rPr>
-        <w:t>聖經研究的重要性</w:t>
-      </w:r>
-    </w:p>
-    <w:p>
-      <w:pPr/>
-      <w:r>
-        <w:rPr>
-          <w:lang w:val="zh_TW" w:bidi="zh_TW"/>
-        </w:rPr>
-      </w:r>
-      <w:r>
-        <w:rPr>
-          <w:lang w:val="zh_TW" w:bidi="zh_TW"/>
-        </w:rPr>
-        <w:t>考古發現大大擴展了我們對古代世界的認識，使我們能夠看見聖經人物是真實的歷史人物。這些人生活在充滿壓力與文化成就的時代，他們並非傳說中的人物，卻會為生活的難題而掙扎。有時候，他們得以看見神全能至聖的異象，他們和他們的民族會得著引導，並得著幫助，以致在歷史中成就祂的旨意。</w:t>
-      </w:r>
-    </w:p>
-    <w:p>
-      <w:pPr/>
-      <w:r>
-        <w:rPr>
-          <w:lang w:val="zh_TW" w:bidi="zh_TW"/>
-        </w:rPr>
-      </w:r>
-      <w:r>
-        <w:rPr>
-          <w:lang w:val="zh_TW" w:bidi="zh_TW"/>
-        </w:rPr>
-        <w:t>考古學顯示，以色列人必須放在古代近東的更廣闊背景下來研究，是多元民族、龐大文化的一部分，其中包含蘇美人和愛琴海人（Aegeans）等。這研究必須以客觀的態度進行，我們必須依據證據來理解聖經中的事件和生活。雖然考古學的解釋與聖經證據之間偶有衝突，但這些情況很少，並且隨著更多資料出土而逐漸減少。</w:t>
-      </w:r>
-    </w:p>
-    <w:p>
-      <w:pPr/>
-      <w:r>
-        <w:rPr>
-          <w:lang w:val="zh_TW" w:bidi="zh_TW"/>
-        </w:rPr>
-      </w:r>
-      <w:r>
-        <w:rPr>
-          <w:lang w:val="zh_TW" w:bidi="zh_TW"/>
-        </w:rPr>
-        <w:t>考古學不能證明或否定聖經的屬靈真理，但它確實印證了以色列人的歷史，澄清了舊約聖經和新約聖經先前不確定的多個詞語和傳統。這樣，考古學為那些指向耶穌基督生平的預言提供了堅實的歷史背景。</w:t>
+        <w:t>）。</w:t>
       </w:r>
       <w:r>
         <w:rPr>

--- a/zht/docx/078.content.docx
+++ b/zht/docx/078.content.docx
@@ -149,7 +149,7 @@
         <w:rPr>
           <w:lang w:val="zh_TW" w:bidi="zh_TW"/>
         </w:rPr>
-        <w:t>jun</w:t>
+        <w:t>ju</w:t>
       </w:r>
       <w:r>
         <w:rPr>
@@ -212,7 +212,7 @@
         <w:rPr>
           <w:lang w:val="zh_TW" w:bidi="zh_TW"/>
         </w:rPr>
-        <w:t>君王大道</w:t>
+        <w:t>聚餐（餐食）的重要性</w:t>
       </w:r>
       <w:r>
         <w:rPr>
@@ -231,7 +231,32 @@
         <w:rPr>
           <w:lang w:val="zh_TW" w:bidi="zh_TW"/>
         </w:rPr>
-        <w:t>君王大道（King's Highway）是一條貫穿南北、橫越外約旦高原的主要幹道。在舊約聖經中僅出現兩次，皆是以色列人經過以東（</w:t>
+        <w:t>聚餐在家庭、社會和宗教生活中都扮演著重要的角色。晚餐是所有家人聚在一起的時候，因此對於增進彼此感情非常重要。為旅客提供膳食更是一種社會和宗教責任。朋友們會來探訪，與一家人一起用餐，並討論日常的問題。聚餐對猶太教和基督教來說，亦有舉足輕重的意義，他們會分別慶祝逾越節和聖餐。</w:t>
+      </w:r>
+    </w:p>
+    <w:p>
+      <w:pPr>
+        <w:pStyle w:val="Heading4"/>
+      </w:pPr>
+      <w:r>
+        <w:rPr>
+          <w:lang w:val="zh_TW" w:bidi="zh_TW"/>
+        </w:rPr>
+        <w:t>餐食的種類</w:t>
+      </w:r>
+    </w:p>
+    <w:p>
+      <w:pPr/>
+      <w:r>
+        <w:rPr>
+          <w:lang w:val="zh_TW" w:bidi="zh_TW"/>
+        </w:rPr>
+      </w:r>
+      <w:r>
+        <w:rPr>
+          <w:lang w:val="zh_TW" w:bidi="zh_TW"/>
+        </w:rPr>
+        <w:t>在古代近東，人們一天只吃兩頓飯。第一頓是工人在中午於田間吃的，這頓飯有小糕點、小麵包、無花果、橄欖，可能還有山羊起司（芝士）或凝乳，其份量不大，是在炎熱和工作期間休息時所吃的（</w:t>
       </w:r>
       <w:hyperlink r:id="rId13">
         <w:r>
@@ -242,14 +267,14 @@
             <w:color w:val="0000EE"/>
             <w:u w:val="single"/>
           </w:rPr>
-          <w:t>民20:17</w:t>
+          <w:t>得2:14</w:t>
         </w:r>
       </w:hyperlink>
       <w:r>
         <w:rPr>
           <w:lang w:val="zh_TW" w:bidi="zh_TW"/>
         </w:rPr>
-        <w:t>）及亞摩利人的希實本（</w:t>
+        <w:t>）。聖經時代的人通常不吃早餐。聖經中只有幾次提到早上用餐（</w:t>
       </w:r>
       <w:hyperlink r:id="rId14">
         <w:r>
@@ -260,14 +285,14 @@
             <w:color w:val="0000EE"/>
             <w:u w:val="single"/>
           </w:rPr>
-          <w:t>21:22</w:t>
+          <w:t>士19:5</w:t>
         </w:r>
       </w:hyperlink>
       <w:r>
         <w:rPr>
           <w:lang w:val="zh_TW" w:bidi="zh_TW"/>
         </w:rPr>
-        <w:t>）時，請求使用這條道路。這條路有時也簡稱為「大道」（</w:t>
+        <w:t>；</w:t>
       </w:r>
       <w:hyperlink r:id="rId15">
         <w:r>
@@ -278,14 +303,90 @@
             <w:color w:val="0000EE"/>
             <w:u w:val="single"/>
           </w:rPr>
-          <w:t>20:19</w:t>
+          <w:t>約21:12</w:t>
         </w:r>
       </w:hyperlink>
       <w:r>
         <w:rPr>
           <w:lang w:val="zh_TW" w:bidi="zh_TW"/>
         </w:rPr>
-        <w:t>）。北段稱為「巴珊」（</w:t>
+        <w:t>）。</w:t>
+      </w:r>
+    </w:p>
+    <w:p>
+      <w:pPr/>
+      <w:r>
+        <w:rPr>
+          <w:lang w:val="zh_TW" w:bidi="zh_TW"/>
+        </w:rPr>
+      </w:r>
+      <w:r>
+        <w:rPr>
+          <w:lang w:val="zh_TW" w:bidi="zh_TW"/>
+        </w:rPr>
+        <w:t>在以色列中，晚餐是整天最重要的社交活動。工人回家放鬆，與家人共享晚餐。這頓飯通常在日落時分開始，因為那時天色已暗，無法工作。</w:t>
+      </w:r>
+    </w:p>
+    <w:p>
+      <w:pPr>
+        <w:pStyle w:val="Heading4"/>
+      </w:pPr>
+      <w:r>
+        <w:rPr>
+          <w:lang w:val="zh_TW" w:bidi="zh_TW"/>
+        </w:rPr>
+        <w:t>食物</w:t>
+      </w:r>
+    </w:p>
+    <w:p>
+      <w:pPr/>
+      <w:r>
+        <w:rPr>
+          <w:lang w:val="zh_TW" w:bidi="zh_TW"/>
+        </w:rPr>
+      </w:r>
+      <w:r>
+        <w:rPr>
+          <w:lang w:val="zh_TW" w:bidi="zh_TW"/>
+        </w:rPr>
+        <w:t>一般的晚餐包括手磨穀物製成的餅或蛋糕、山羊芝士或凝乳，以及豆類、扁豆、韭蔥、豌豆、無花果、橄欖、葡萄乾和棗等等的蔬菜。市面有供應肉類，但對大多數人來說卻比較奢侈。人們會用橄欖油烹調食物，並用蜜糖調味。</w:t>
+      </w:r>
+    </w:p>
+    <w:p>
+      <w:pPr>
+        <w:pStyle w:val="Heading4"/>
+      </w:pPr>
+      <w:r>
+        <w:rPr>
+          <w:lang w:val="zh_TW" w:bidi="zh_TW"/>
+        </w:rPr>
+        <w:t>如何進食</w:t>
+      </w:r>
+    </w:p>
+    <w:p>
+      <w:pPr/>
+      <w:r>
+        <w:rPr>
+          <w:lang w:val="zh_TW" w:bidi="zh_TW"/>
+        </w:rPr>
+      </w:r>
+      <w:r>
+        <w:rPr>
+          <w:lang w:val="zh_TW" w:bidi="zh_TW"/>
+        </w:rPr>
+        <w:t>一般家庭通常坐在地板上一起用餐，以</w:t>
+      </w:r>
+      <w:r>
+        <w:rPr>
+          <w:lang w:val="zh_TW" w:bidi="zh_TW"/>
+        </w:rPr>
+        <w:t>毛毯</w:t>
+      </w:r>
+      <w:r>
+        <w:rPr>
+          <w:lang w:val="zh_TW" w:bidi="zh_TW"/>
+        </w:rPr>
+        <w:t>為飯桌（</w:t>
       </w:r>
       <w:hyperlink r:id="rId16">
         <w:r>
@@ -296,14 +397,14 @@
             <w:color w:val="0000EE"/>
             <w:u w:val="single"/>
           </w:rPr>
-          <w:t>民21:33</w:t>
+          <w:t>創37:25</w:t>
         </w:r>
       </w:hyperlink>
       <w:r>
         <w:rPr>
           <w:lang w:val="zh_TW" w:bidi="zh_TW"/>
         </w:rPr>
-        <w:t>；</w:t>
+        <w:t>）。後來，他們按照迦南風俗，使用椅子和飯桌（</w:t>
       </w:r>
       <w:hyperlink r:id="rId17">
         <w:r>
@@ -314,28 +415,14 @@
             <w:color w:val="0000EE"/>
             <w:u w:val="single"/>
           </w:rPr>
-          <w:t>申3:1</w:t>
+          <w:t>王上13:20</w:t>
         </w:r>
       </w:hyperlink>
       <w:r>
         <w:rPr>
           <w:lang w:val="zh_TW" w:bidi="zh_TW"/>
         </w:rPr>
-        <w:t>）。</w:t>
-      </w:r>
-    </w:p>
-    <w:p>
-      <w:pPr/>
-      <w:r>
-        <w:rPr>
-          <w:lang w:val="zh_TW" w:bidi="zh_TW"/>
-        </w:rPr>
-      </w:r>
-      <w:r>
-        <w:rPr>
-          <w:lang w:val="zh_TW" w:bidi="zh_TW"/>
-        </w:rPr>
-        <w:t>這條公路將大馬士革與穿過漢志（Hijaz）通往南阿拉伯的商隊路線連接起來，打通與香料、香膏及其它珍貴異域珍品的產地貿易網絡（</w:t>
+        <w:t>；</w:t>
       </w:r>
       <w:hyperlink r:id="rId18">
         <w:r>
@@ -346,7 +433,7 @@
             <w:color w:val="0000EE"/>
             <w:u w:val="single"/>
           </w:rPr>
-          <w:t>王上10:2</w:t>
+          <w:t>詩23:5</w:t>
         </w:r>
       </w:hyperlink>
       <w:r>
@@ -364,14 +451,14 @@
             <w:color w:val="0000EE"/>
             <w:u w:val="single"/>
           </w:rPr>
-          <w:t>結27:22</w:t>
+          <w:t>結23:41</w:t>
         </w:r>
       </w:hyperlink>
       <w:r>
         <w:rPr>
           <w:lang w:val="zh_TW" w:bidi="zh_TW"/>
         </w:rPr>
-        <w:t>）。因此，控制這條道路是以色列與其敵對國家地緣政治的重要因素。</w:t>
+        <w:t>）。埃及人躺著吃飯的習俗變得流行，直至羅馬時期。在特殊場合中，他們也會為家人和客人提供音樂、舞蹈和謎語。</w:t>
       </w:r>
     </w:p>
     <w:p>
@@ -385,21 +472,7 @@
         <w:rPr>
           <w:lang w:val="zh_TW" w:bidi="zh_TW"/>
         </w:rPr>
-        <w:t>當地地形使得通行路線只能沿兩條平行道路行進。整個外約旦高原存在一個雙重分水嶺。一個是由自東向西切穿山地的較短的溪流形成；這些溪流留下的分水嶺大約位於約旦河谷以東13至16英里（約21至26公里）。較大的溪流，如雅穆河、雅博河、亞嫩谷和撒烈溪，則從東方約25到30英里（40到48公里）處開始，河道多先向北流後再轉向西流。若要從更東側繞開這些大河谷，繞過這些河流的東側路線必須沿北阿拉伯沙漠的邊緣行進。雖然後者路線較易行，但沿途水源與可補給的聚落較少；前者位於西側分水嶺，水源充足且沿線有主要城鎮，但商隊必須穿越四條大峽谷的陡峭山谷。</w:t>
-      </w:r>
-    </w:p>
-    <w:p>
-      <w:pPr/>
-      <w:r>
-        <w:rPr>
-          <w:lang w:val="zh_TW" w:bidi="zh_TW"/>
-        </w:rPr>
-      </w:r>
-      <w:r>
-        <w:rPr>
-          <w:lang w:val="zh_TW" w:bidi="zh_TW"/>
-        </w:rPr>
-        <w:t>沿著此路線最早的行動記錄見於</w:t>
+        <w:t>及至新約時期，人們有時會在樓上設置獨立房間，作飯廳之用。客人倚臥左肘，吃飯和交談。在重要的聚餐場合，人們會依照固定的順序就座——從最尊貴的人到地位較低的人（參</w:t>
       </w:r>
       <w:hyperlink r:id="rId20">
         <w:r>
@@ -410,14 +483,14 @@
             <w:color w:val="0000EE"/>
             <w:u w:val="single"/>
           </w:rPr>
-          <w:t>創世記十四章</w:t>
+          <w:t>創43:33</w:t>
         </w:r>
       </w:hyperlink>
       <w:r>
         <w:rPr>
           <w:lang w:val="zh_TW" w:bidi="zh_TW"/>
         </w:rPr>
-        <w:t>：四王聯軍自巴珊都城亞斯他錄出發，至基列北部的哈麥，再到摩押高原的沙微‧基列亭，最後至西珥山，直到伊勒‧巴蘭。族長們很可能在往返迦南時也多循此道；雅各曾經由基列而行（</w:t>
+        <w:t>；</w:t>
       </w:r>
       <w:hyperlink r:id="rId21">
         <w:r>
@@ -428,14 +501,14 @@
             <w:color w:val="0000EE"/>
             <w:u w:val="single"/>
           </w:rPr>
-          <w:t>創31:21</w:t>
+          <w:t>撒上9:22</w:t>
         </w:r>
       </w:hyperlink>
       <w:r>
         <w:rPr>
           <w:lang w:val="zh_TW" w:bidi="zh_TW"/>
         </w:rPr>
-        <w:t>），並在約旦河東的疏割建立基地，然後渡過約旦河進入迦南（</w:t>
+        <w:t>；</w:t>
       </w:r>
       <w:hyperlink r:id="rId22">
         <w:r>
@@ -446,14 +519,407 @@
             <w:color w:val="0000EE"/>
             <w:u w:val="single"/>
           </w:rPr>
-          <w:t>33:17</w:t>
+          <w:t>太23:6</w:t>
         </w:r>
       </w:hyperlink>
       <w:r>
         <w:rPr>
           <w:lang w:val="zh_TW" w:bidi="zh_TW"/>
         </w:rPr>
+        <w:t>；</w:t>
+      </w:r>
+      <w:hyperlink r:id="rId23">
+        <w:r>
+          <w:rPr>
+            <w:lang w:val="zh_TW" w:bidi="zh_TW"/>
+          </w:rPr>
+          <w:rPr>
+            <w:color w:val="0000EE"/>
+            <w:u w:val="single"/>
+          </w:rPr>
+          <w:t>可12:39</w:t>
+        </w:r>
+      </w:hyperlink>
+      <w:r>
+        <w:rPr>
+          <w:lang w:val="zh_TW" w:bidi="zh_TW"/>
+        </w:rPr>
+        <w:t>；</w:t>
+      </w:r>
+      <w:hyperlink r:id="rId24">
+        <w:r>
+          <w:rPr>
+            <w:lang w:val="zh_TW" w:bidi="zh_TW"/>
+          </w:rPr>
+          <w:rPr>
+            <w:color w:val="0000EE"/>
+            <w:u w:val="single"/>
+          </w:rPr>
+          <w:t>路14:8</w:t>
+        </w:r>
+      </w:hyperlink>
+      <w:r>
+        <w:rPr>
+          <w:lang w:val="zh_TW" w:bidi="zh_TW"/>
+        </w:rPr>
+        <w:t>）。當客人進入房間時，尊貴的位置通常位於僕人的右側，而地位最低的位置則在僕人的左側。</w:t>
+      </w:r>
+    </w:p>
+    <w:p>
+      <w:pPr/>
+      <w:r>
+        <w:rPr>
+          <w:lang w:val="zh_TW" w:bidi="zh_TW"/>
+        </w:rPr>
+      </w:r>
+      <w:r>
+        <w:rPr>
+          <w:lang w:val="zh_TW" w:bidi="zh_TW"/>
+        </w:rPr>
+        <w:t>客人在用餐前後都會洗手。燉菜放在</w:t>
+      </w:r>
+      <w:r>
+        <w:rPr>
+          <w:lang w:val="zh_TW" w:bidi="zh_TW"/>
+        </w:rPr>
+        <w:t>砂鍋</w:t>
+      </w:r>
+      <w:r>
+        <w:rPr>
+          <w:lang w:val="zh_TW" w:bidi="zh_TW"/>
+        </w:rPr>
+        <w:t>，包括肉、蔬菜或兩者兼有，人們會用餅來舀取鍋中的燉菜。晚餐通常只有一道主菜，因此廚師可以與客人一起享用。</w:t>
+      </w:r>
+    </w:p>
+    <w:p>
+      <w:pPr>
+        <w:pStyle w:val="Heading4"/>
+      </w:pPr>
+      <w:r>
+        <w:rPr>
+          <w:lang w:val="zh_TW" w:bidi="zh_TW"/>
+        </w:rPr>
+        <w:t>新約聖經中的聚餐</w:t>
+      </w:r>
+    </w:p>
+    <w:p>
+      <w:pPr/>
+      <w:r>
+        <w:rPr>
+          <w:lang w:val="zh_TW" w:bidi="zh_TW"/>
+        </w:rPr>
+      </w:r>
+      <w:r>
+        <w:rPr>
+          <w:lang w:val="zh_TW" w:bidi="zh_TW"/>
+        </w:rPr>
+        <w:t>耶穌經常與祂的門徒和朋友聚餐。耶穌和祂的追隨者曾是加利利迦拿婚宴的客人（</w:t>
+      </w:r>
+      <w:hyperlink r:id="rId25">
+        <w:r>
+          <w:rPr>
+            <w:lang w:val="zh_TW" w:bidi="zh_TW"/>
+          </w:rPr>
+          <w:rPr>
+            <w:color w:val="0000EE"/>
+            <w:u w:val="single"/>
+          </w:rPr>
+          <w:t>約2:1–10</w:t>
+        </w:r>
+      </w:hyperlink>
+      <w:r>
+        <w:rPr>
+          <w:lang w:val="zh_TW" w:bidi="zh_TW"/>
+        </w:rPr>
+        <w:t>），也曾參加由馬太舉辦的晚宴（</w:t>
+      </w:r>
+      <w:hyperlink r:id="rId26">
+        <w:r>
+          <w:rPr>
+            <w:lang w:val="zh_TW" w:bidi="zh_TW"/>
+          </w:rPr>
+          <w:rPr>
+            <w:color w:val="0000EE"/>
+            <w:u w:val="single"/>
+          </w:rPr>
+          <w:t>太9:10</w:t>
+        </w:r>
+      </w:hyperlink>
+      <w:r>
+        <w:rPr>
+          <w:lang w:val="zh_TW" w:bidi="zh_TW"/>
+        </w:rPr>
+        <w:t>）。他們亦是法利賽人西門舉辦另一場晚宴的客人（</w:t>
+      </w:r>
+      <w:hyperlink r:id="rId27">
+        <w:r>
+          <w:rPr>
+            <w:lang w:val="zh_TW" w:bidi="zh_TW"/>
+          </w:rPr>
+          <w:rPr>
+            <w:color w:val="0000EE"/>
+            <w:u w:val="single"/>
+          </w:rPr>
+          <w:t>路7:36–50</w:t>
+        </w:r>
+      </w:hyperlink>
+      <w:r>
+        <w:rPr>
+          <w:lang w:val="zh_TW" w:bidi="zh_TW"/>
+        </w:rPr>
+        <w:t>）。耶穌還曾在撒該的晚宴上，受到熱烈款待（</w:t>
+      </w:r>
+      <w:hyperlink r:id="rId28">
+        <w:r>
+          <w:rPr>
+            <w:lang w:val="zh_TW" w:bidi="zh_TW"/>
+          </w:rPr>
+          <w:rPr>
+            <w:color w:val="0000EE"/>
+            <w:u w:val="single"/>
+          </w:rPr>
+          <w:t>路19:6–7</w:t>
+        </w:r>
+      </w:hyperlink>
+      <w:r>
+        <w:rPr>
+          <w:lang w:val="zh_TW" w:bidi="zh_TW"/>
+        </w:rPr>
+        <w:t>）。耶穌也曾有幾次，成為馬大、馬利亞和拉撒路在伯大尼家庭聚會的客人（</w:t>
+      </w:r>
+      <w:hyperlink r:id="rId29">
+        <w:r>
+          <w:rPr>
+            <w:lang w:val="zh_TW" w:bidi="zh_TW"/>
+          </w:rPr>
+          <w:rPr>
+            <w:color w:val="0000EE"/>
+            <w:u w:val="single"/>
+          </w:rPr>
+          <w:t>路10:38–42</w:t>
+        </w:r>
+      </w:hyperlink>
+      <w:r>
+        <w:rPr>
+          <w:lang w:val="zh_TW" w:bidi="zh_TW"/>
+        </w:rPr>
+        <w:t>；</w:t>
+      </w:r>
+      <w:hyperlink r:id="rId30">
+        <w:r>
+          <w:rPr>
+            <w:lang w:val="zh_TW" w:bidi="zh_TW"/>
+          </w:rPr>
+          <w:rPr>
+            <w:color w:val="0000EE"/>
+            <w:u w:val="single"/>
+          </w:rPr>
+          <w:t>約12:2</w:t>
+        </w:r>
+      </w:hyperlink>
+      <w:r>
+        <w:rPr>
+          <w:lang w:val="zh_TW" w:bidi="zh_TW"/>
+        </w:rPr>
+        <w:t>）。根據小城鎮和村莊的習俗，路過的人很可能會進來向耶穌問候，或許還會與其他客人交談。</w:t>
+      </w:r>
+    </w:p>
+    <w:p>
+      <w:pPr>
+        <w:pStyle w:val="Heading4"/>
+      </w:pPr>
+      <w:r>
+        <w:rPr>
+          <w:lang w:val="zh_TW" w:bidi="zh_TW"/>
+        </w:rPr>
+        <w:t>重要的宗教聚餐</w:t>
+      </w:r>
+    </w:p>
+    <w:p>
+      <w:pPr/>
+      <w:r>
+        <w:rPr>
+          <w:lang w:val="zh_TW" w:bidi="zh_TW"/>
+        </w:rPr>
+      </w:r>
+      <w:r>
+        <w:rPr>
+          <w:lang w:val="zh_TW" w:bidi="zh_TW"/>
+        </w:rPr>
+        <w:t>聖經描述了兩個重要的宴席，一個涉及舊約，另一個涉及新約（約是神與祂子民之間的承諾），這兩個筵席對神的子民都有救贖的意義。第一個是逾越節的設立，發生在以色列人跟隨摩西離開埃及的時候（</w:t>
+      </w:r>
+      <w:hyperlink r:id="rId31">
+        <w:r>
+          <w:rPr>
+            <w:lang w:val="zh_TW" w:bidi="zh_TW"/>
+          </w:rPr>
+          <w:rPr>
+            <w:color w:val="0000EE"/>
+            <w:u w:val="single"/>
+          </w:rPr>
+          <w:t>出12</w:t>
+        </w:r>
+      </w:hyperlink>
+      <w:r>
+        <w:rPr>
+          <w:lang w:val="zh_TW" w:bidi="zh_TW"/>
+        </w:rPr>
+        <w:t>）。第二個是聖餐的設立。這兩者的細節，分別見於不同的文章。</w:t>
+      </w:r>
+    </w:p>
+    <w:p>
+      <w:pPr/>
+      <w:r>
+        <w:rPr>
+          <w:lang w:val="zh_TW" w:bidi="zh_TW"/>
+        </w:rPr>
+      </w:r>
+      <w:r>
+        <w:rPr>
+          <w:lang w:val="zh_TW" w:bidi="zh_TW"/>
+        </w:rPr>
+        <w:t>聖經中還有其它重要的餐食記錄。舉例來說，以色列人在獻祭時常吃飯來慶祝神（</w:t>
+      </w:r>
+      <w:hyperlink r:id="rId32">
+        <w:r>
+          <w:rPr>
+            <w:lang w:val="zh_TW" w:bidi="zh_TW"/>
+          </w:rPr>
+          <w:rPr>
+            <w:color w:val="0000EE"/>
+            <w:u w:val="single"/>
+          </w:rPr>
+          <w:t>申14:24–26</w:t>
+        </w:r>
+      </w:hyperlink>
+      <w:r>
+        <w:rPr>
+          <w:lang w:val="zh_TW" w:bidi="zh_TW"/>
+        </w:rPr>
+        <w:t>）。聖經也提到有一天在神的國裡會有大筵席（</w:t>
+      </w:r>
+      <w:hyperlink r:id="rId33">
+        <w:r>
+          <w:rPr>
+            <w:lang w:val="zh_TW" w:bidi="zh_TW"/>
+          </w:rPr>
+          <w:rPr>
+            <w:color w:val="0000EE"/>
+            <w:u w:val="single"/>
+          </w:rPr>
+          <w:t>賽25:6</w:t>
+        </w:r>
+      </w:hyperlink>
+      <w:r>
+        <w:rPr>
+          <w:lang w:val="zh_TW" w:bidi="zh_TW"/>
+        </w:rPr>
+        <w:t>；</w:t>
+      </w:r>
+      <w:hyperlink r:id="rId34">
+        <w:r>
+          <w:rPr>
+            <w:lang w:val="zh_TW" w:bidi="zh_TW"/>
+          </w:rPr>
+          <w:rPr>
+            <w:color w:val="0000EE"/>
+            <w:u w:val="single"/>
+          </w:rPr>
+          <w:t>路14:25</w:t>
+        </w:r>
+      </w:hyperlink>
+      <w:r>
+        <w:rPr>
+          <w:lang w:val="zh_TW" w:bidi="zh_TW"/>
+        </w:rPr>
+        <w:t>；</w:t>
+      </w:r>
+      <w:hyperlink r:id="rId35">
+        <w:r>
+          <w:rPr>
+            <w:lang w:val="zh_TW" w:bidi="zh_TW"/>
+          </w:rPr>
+          <w:rPr>
+            <w:color w:val="0000EE"/>
+            <w:u w:val="single"/>
+          </w:rPr>
+          <w:t>啟19:9</w:t>
+        </w:r>
+      </w:hyperlink>
+      <w:r>
+        <w:rPr>
+          <w:lang w:val="zh_TW" w:bidi="zh_TW"/>
+        </w:rPr>
         <w:t>）。</w:t>
+      </w:r>
+    </w:p>
+    <w:p>
+      <w:pPr/>
+      <w:r>
+        <w:rPr>
+          <w:lang w:val="zh_TW" w:bidi="zh_TW"/>
+        </w:rPr>
+      </w:r>
+      <w:r>
+        <w:rPr>
+          <w:i/>
+          <w:lang w:val="zh_TW" w:bidi="zh_TW"/>
+        </w:rPr>
+        <w:t>另見</w:t>
+      </w:r>
+      <w:r>
+        <w:rPr>
+          <w:lang w:val="zh_TW" w:bidi="zh_TW"/>
+        </w:rPr>
+        <w:t xml:space="preserve"> </w:t>
+      </w:r>
+      <w:r>
+        <w:rPr>
+          <w:lang w:val="zh_TW" w:bidi="zh_TW"/>
+        </w:rPr>
+        <w:t>食物和食物準備</w:t>
+      </w:r>
+      <w:r>
+        <w:rPr>
+          <w:lang w:val="zh_TW" w:bidi="zh_TW"/>
+        </w:rPr>
+        <w:t>；</w:t>
+      </w:r>
+      <w:r>
+        <w:rPr>
+          <w:lang w:val="zh_TW" w:bidi="zh_TW"/>
+        </w:rPr>
+        <w:t>以色列的節期和節日</w:t>
+      </w:r>
+      <w:r>
+        <w:rPr>
+          <w:lang w:val="zh_TW" w:bidi="zh_TW"/>
+        </w:rPr>
+        <w:t>；</w:t>
+      </w:r>
+      <w:r>
+        <w:rPr>
+          <w:lang w:val="zh_TW" w:bidi="zh_TW"/>
+        </w:rPr>
+        <w:t>主的晚餐</w:t>
+      </w:r>
+      <w:r>
+        <w:rPr>
+          <w:lang w:val="zh_TW" w:bidi="zh_TW"/>
+        </w:rPr>
+        <w:t>；</w:t>
+      </w:r>
+      <w:r>
+        <w:rPr>
+          <w:lang w:val="zh_TW" w:bidi="zh_TW"/>
+        </w:rPr>
+        <w:t>逾越節</w:t>
+      </w:r>
+      <w:r>
+        <w:rPr>
+          <w:lang w:val="zh_TW" w:bidi="zh_TW"/>
+        </w:rPr>
+        <w:t>。</w:t>
       </w:r>
       <w:r>
         <w:rPr>

--- a/zht/docx/078.content.docx
+++ b/zht/docx/078.content.docx
@@ -258,54 +258,36 @@
         </w:rPr>
         <w:t>在古代近東，人們一天只吃兩頓飯。第一頓是工人在中午於田間吃的，這頓飯有小糕點、小麵包、無花果、橄欖，可能還有山羊起司（芝士）或凝乳，其份量不大，是在炎熱和工作期間休息時所吃的（</w:t>
       </w:r>
-      <w:hyperlink r:id="rId13">
-        <w:r>
-          <w:rPr>
-            <w:lang w:val="zh_TW" w:bidi="zh_TW"/>
-          </w:rPr>
-          <w:rPr>
-            <w:color w:val="0000EE"/>
-            <w:u w:val="single"/>
-          </w:rPr>
-          <w:t>得2:14</w:t>
-        </w:r>
-      </w:hyperlink>
+      <w:r>
+        <w:rPr>
+          <w:lang w:val="zh_TW" w:bidi="zh_TW"/>
+        </w:rPr>
+        <w:t>得2:14</w:t>
+      </w:r>
       <w:r>
         <w:rPr>
           <w:lang w:val="zh_TW" w:bidi="zh_TW"/>
         </w:rPr>
         <w:t>）。聖經時代的人通常不吃早餐。聖經中只有幾次提到早上用餐（</w:t>
       </w:r>
-      <w:hyperlink r:id="rId14">
-        <w:r>
-          <w:rPr>
-            <w:lang w:val="zh_TW" w:bidi="zh_TW"/>
-          </w:rPr>
-          <w:rPr>
-            <w:color w:val="0000EE"/>
-            <w:u w:val="single"/>
-          </w:rPr>
-          <w:t>士19:5</w:t>
-        </w:r>
-      </w:hyperlink>
+      <w:r>
+        <w:rPr>
+          <w:lang w:val="zh_TW" w:bidi="zh_TW"/>
+        </w:rPr>
+        <w:t>士19:5</w:t>
+      </w:r>
       <w:r>
         <w:rPr>
           <w:lang w:val="zh_TW" w:bidi="zh_TW"/>
         </w:rPr>
         <w:t>；</w:t>
       </w:r>
-      <w:hyperlink r:id="rId15">
-        <w:r>
-          <w:rPr>
-            <w:lang w:val="zh_TW" w:bidi="zh_TW"/>
-          </w:rPr>
-          <w:rPr>
-            <w:color w:val="0000EE"/>
-            <w:u w:val="single"/>
-          </w:rPr>
-          <w:t>約21:12</w:t>
-        </w:r>
-      </w:hyperlink>
+      <w:r>
+        <w:rPr>
+          <w:lang w:val="zh_TW" w:bidi="zh_TW"/>
+        </w:rPr>
+        <w:t>約21:12</w:t>
+      </w:r>
       <w:r>
         <w:rPr>
           <w:lang w:val="zh_TW" w:bidi="zh_TW"/>
@@ -388,72 +370,48 @@
         </w:rPr>
         <w:t>為飯桌（</w:t>
       </w:r>
-      <w:hyperlink r:id="rId16">
-        <w:r>
-          <w:rPr>
-            <w:lang w:val="zh_TW" w:bidi="zh_TW"/>
-          </w:rPr>
-          <w:rPr>
-            <w:color w:val="0000EE"/>
-            <w:u w:val="single"/>
-          </w:rPr>
-          <w:t>創37:25</w:t>
-        </w:r>
-      </w:hyperlink>
+      <w:r>
+        <w:rPr>
+          <w:lang w:val="zh_TW" w:bidi="zh_TW"/>
+        </w:rPr>
+        <w:t>創37:25</w:t>
+      </w:r>
       <w:r>
         <w:rPr>
           <w:lang w:val="zh_TW" w:bidi="zh_TW"/>
         </w:rPr>
         <w:t>）。後來，他們按照迦南風俗，使用椅子和飯桌（</w:t>
       </w:r>
-      <w:hyperlink r:id="rId17">
-        <w:r>
-          <w:rPr>
-            <w:lang w:val="zh_TW" w:bidi="zh_TW"/>
-          </w:rPr>
-          <w:rPr>
-            <w:color w:val="0000EE"/>
-            <w:u w:val="single"/>
-          </w:rPr>
-          <w:t>王上13:20</w:t>
-        </w:r>
-      </w:hyperlink>
+      <w:r>
+        <w:rPr>
+          <w:lang w:val="zh_TW" w:bidi="zh_TW"/>
+        </w:rPr>
+        <w:t>王上13:20</w:t>
+      </w:r>
       <w:r>
         <w:rPr>
           <w:lang w:val="zh_TW" w:bidi="zh_TW"/>
         </w:rPr>
         <w:t>；</w:t>
       </w:r>
-      <w:hyperlink r:id="rId18">
-        <w:r>
-          <w:rPr>
-            <w:lang w:val="zh_TW" w:bidi="zh_TW"/>
-          </w:rPr>
-          <w:rPr>
-            <w:color w:val="0000EE"/>
-            <w:u w:val="single"/>
-          </w:rPr>
-          <w:t>詩23:5</w:t>
-        </w:r>
-      </w:hyperlink>
+      <w:r>
+        <w:rPr>
+          <w:lang w:val="zh_TW" w:bidi="zh_TW"/>
+        </w:rPr>
+        <w:t>詩23:5</w:t>
+      </w:r>
       <w:r>
         <w:rPr>
           <w:lang w:val="zh_TW" w:bidi="zh_TW"/>
         </w:rPr>
         <w:t>；</w:t>
       </w:r>
-      <w:hyperlink r:id="rId19">
-        <w:r>
-          <w:rPr>
-            <w:lang w:val="zh_TW" w:bidi="zh_TW"/>
-          </w:rPr>
-          <w:rPr>
-            <w:color w:val="0000EE"/>
-            <w:u w:val="single"/>
-          </w:rPr>
-          <w:t>結23:41</w:t>
-        </w:r>
-      </w:hyperlink>
+      <w:r>
+        <w:rPr>
+          <w:lang w:val="zh_TW" w:bidi="zh_TW"/>
+        </w:rPr>
+        <w:t>結23:41</w:t>
+      </w:r>
       <w:r>
         <w:rPr>
           <w:lang w:val="zh_TW" w:bidi="zh_TW"/>
@@ -474,90 +432,60 @@
         </w:rPr>
         <w:t>及至新約時期，人們有時會在樓上設置獨立房間，作飯廳之用。客人倚臥左肘，吃飯和交談。在重要的聚餐場合，人們會依照固定的順序就座——從最尊貴的人到地位較低的人（參</w:t>
       </w:r>
-      <w:hyperlink r:id="rId20">
-        <w:r>
-          <w:rPr>
-            <w:lang w:val="zh_TW" w:bidi="zh_TW"/>
-          </w:rPr>
-          <w:rPr>
-            <w:color w:val="0000EE"/>
-            <w:u w:val="single"/>
-          </w:rPr>
-          <w:t>創43:33</w:t>
-        </w:r>
-      </w:hyperlink>
+      <w:r>
+        <w:rPr>
+          <w:lang w:val="zh_TW" w:bidi="zh_TW"/>
+        </w:rPr>
+        <w:t>創43:33</w:t>
+      </w:r>
       <w:r>
         <w:rPr>
           <w:lang w:val="zh_TW" w:bidi="zh_TW"/>
         </w:rPr>
         <w:t>；</w:t>
       </w:r>
-      <w:hyperlink r:id="rId21">
-        <w:r>
-          <w:rPr>
-            <w:lang w:val="zh_TW" w:bidi="zh_TW"/>
-          </w:rPr>
-          <w:rPr>
-            <w:color w:val="0000EE"/>
-            <w:u w:val="single"/>
-          </w:rPr>
-          <w:t>撒上9:22</w:t>
-        </w:r>
-      </w:hyperlink>
+      <w:r>
+        <w:rPr>
+          <w:lang w:val="zh_TW" w:bidi="zh_TW"/>
+        </w:rPr>
+        <w:t>撒上9:22</w:t>
+      </w:r>
       <w:r>
         <w:rPr>
           <w:lang w:val="zh_TW" w:bidi="zh_TW"/>
         </w:rPr>
         <w:t>；</w:t>
       </w:r>
-      <w:hyperlink r:id="rId22">
-        <w:r>
-          <w:rPr>
-            <w:lang w:val="zh_TW" w:bidi="zh_TW"/>
-          </w:rPr>
-          <w:rPr>
-            <w:color w:val="0000EE"/>
-            <w:u w:val="single"/>
-          </w:rPr>
-          <w:t>太23:6</w:t>
-        </w:r>
-      </w:hyperlink>
+      <w:r>
+        <w:rPr>
+          <w:lang w:val="zh_TW" w:bidi="zh_TW"/>
+        </w:rPr>
+        <w:t>太23:6</w:t>
+      </w:r>
       <w:r>
         <w:rPr>
           <w:lang w:val="zh_TW" w:bidi="zh_TW"/>
         </w:rPr>
         <w:t>；</w:t>
       </w:r>
-      <w:hyperlink r:id="rId23">
-        <w:r>
-          <w:rPr>
-            <w:lang w:val="zh_TW" w:bidi="zh_TW"/>
-          </w:rPr>
-          <w:rPr>
-            <w:color w:val="0000EE"/>
-            <w:u w:val="single"/>
-          </w:rPr>
-          <w:t>可12:39</w:t>
-        </w:r>
-      </w:hyperlink>
+      <w:r>
+        <w:rPr>
+          <w:lang w:val="zh_TW" w:bidi="zh_TW"/>
+        </w:rPr>
+        <w:t>可12:39</w:t>
+      </w:r>
       <w:r>
         <w:rPr>
           <w:lang w:val="zh_TW" w:bidi="zh_TW"/>
         </w:rPr>
         <w:t>；</w:t>
       </w:r>
-      <w:hyperlink r:id="rId24">
-        <w:r>
-          <w:rPr>
-            <w:lang w:val="zh_TW" w:bidi="zh_TW"/>
-          </w:rPr>
-          <w:rPr>
-            <w:color w:val="0000EE"/>
-            <w:u w:val="single"/>
-          </w:rPr>
-          <w:t>路14:8</w:t>
-        </w:r>
-      </w:hyperlink>
+      <w:r>
+        <w:rPr>
+          <w:lang w:val="zh_TW" w:bidi="zh_TW"/>
+        </w:rPr>
+        <w:t>路14:8</w:t>
+      </w:r>
       <w:r>
         <w:rPr>
           <w:lang w:val="zh_TW" w:bidi="zh_TW"/>
@@ -615,108 +543,72 @@
         </w:rPr>
         <w:t>耶穌經常與祂的門徒和朋友聚餐。耶穌和祂的追隨者曾是加利利迦拿婚宴的客人（</w:t>
       </w:r>
-      <w:hyperlink r:id="rId25">
-        <w:r>
-          <w:rPr>
-            <w:lang w:val="zh_TW" w:bidi="zh_TW"/>
-          </w:rPr>
-          <w:rPr>
-            <w:color w:val="0000EE"/>
-            <w:u w:val="single"/>
-          </w:rPr>
-          <w:t>約2:1–10</w:t>
-        </w:r>
-      </w:hyperlink>
+      <w:r>
+        <w:rPr>
+          <w:lang w:val="zh_TW" w:bidi="zh_TW"/>
+        </w:rPr>
+        <w:t>約2:1–10</w:t>
+      </w:r>
       <w:r>
         <w:rPr>
           <w:lang w:val="zh_TW" w:bidi="zh_TW"/>
         </w:rPr>
         <w:t>），也曾參加由馬太舉辦的晚宴（</w:t>
       </w:r>
-      <w:hyperlink r:id="rId26">
-        <w:r>
-          <w:rPr>
-            <w:lang w:val="zh_TW" w:bidi="zh_TW"/>
-          </w:rPr>
-          <w:rPr>
-            <w:color w:val="0000EE"/>
-            <w:u w:val="single"/>
-          </w:rPr>
-          <w:t>太9:10</w:t>
-        </w:r>
-      </w:hyperlink>
+      <w:r>
+        <w:rPr>
+          <w:lang w:val="zh_TW" w:bidi="zh_TW"/>
+        </w:rPr>
+        <w:t>太9:10</w:t>
+      </w:r>
       <w:r>
         <w:rPr>
           <w:lang w:val="zh_TW" w:bidi="zh_TW"/>
         </w:rPr>
         <w:t>）。他們亦是法利賽人西門舉辦另一場晚宴的客人（</w:t>
       </w:r>
-      <w:hyperlink r:id="rId27">
-        <w:r>
-          <w:rPr>
-            <w:lang w:val="zh_TW" w:bidi="zh_TW"/>
-          </w:rPr>
-          <w:rPr>
-            <w:color w:val="0000EE"/>
-            <w:u w:val="single"/>
-          </w:rPr>
-          <w:t>路7:36–50</w:t>
-        </w:r>
-      </w:hyperlink>
+      <w:r>
+        <w:rPr>
+          <w:lang w:val="zh_TW" w:bidi="zh_TW"/>
+        </w:rPr>
+        <w:t>路7:36–50</w:t>
+      </w:r>
       <w:r>
         <w:rPr>
           <w:lang w:val="zh_TW" w:bidi="zh_TW"/>
         </w:rPr>
         <w:t>）。耶穌還曾在撒該的晚宴上，受到熱烈款待（</w:t>
       </w:r>
-      <w:hyperlink r:id="rId28">
-        <w:r>
-          <w:rPr>
-            <w:lang w:val="zh_TW" w:bidi="zh_TW"/>
-          </w:rPr>
-          <w:rPr>
-            <w:color w:val="0000EE"/>
-            <w:u w:val="single"/>
-          </w:rPr>
-          <w:t>路19:6–7</w:t>
-        </w:r>
-      </w:hyperlink>
+      <w:r>
+        <w:rPr>
+          <w:lang w:val="zh_TW" w:bidi="zh_TW"/>
+        </w:rPr>
+        <w:t>路19:6–7</w:t>
+      </w:r>
       <w:r>
         <w:rPr>
           <w:lang w:val="zh_TW" w:bidi="zh_TW"/>
         </w:rPr>
         <w:t>）。耶穌也曾有幾次，成為馬大、馬利亞和拉撒路在伯大尼家庭聚會的客人（</w:t>
       </w:r>
-      <w:hyperlink r:id="rId29">
-        <w:r>
-          <w:rPr>
-            <w:lang w:val="zh_TW" w:bidi="zh_TW"/>
-          </w:rPr>
-          <w:rPr>
-            <w:color w:val="0000EE"/>
-            <w:u w:val="single"/>
-          </w:rPr>
-          <w:t>路10:38–42</w:t>
-        </w:r>
-      </w:hyperlink>
+      <w:r>
+        <w:rPr>
+          <w:lang w:val="zh_TW" w:bidi="zh_TW"/>
+        </w:rPr>
+        <w:t>路10:38–42</w:t>
+      </w:r>
       <w:r>
         <w:rPr>
           <w:lang w:val="zh_TW" w:bidi="zh_TW"/>
         </w:rPr>
         <w:t>；</w:t>
       </w:r>
-      <w:hyperlink r:id="rId30">
-        <w:r>
-          <w:rPr>
-            <w:lang w:val="zh_TW" w:bidi="zh_TW"/>
-          </w:rPr>
-          <w:rPr>
-            <w:color w:val="0000EE"/>
-            <w:u w:val="single"/>
-          </w:rPr>
-          <w:t>約12:2</w:t>
-        </w:r>
-      </w:hyperlink>
+      <w:r>
+        <w:rPr>
+          <w:lang w:val="zh_TW" w:bidi="zh_TW"/>
+        </w:rPr>
+        <w:t>約12:2</w:t>
+      </w:r>
       <w:r>
         <w:rPr>
           <w:lang w:val="zh_TW" w:bidi="zh_TW"/>
@@ -748,18 +640,12 @@
         </w:rPr>
         <w:t>聖經描述了兩個重要的宴席，一個涉及舊約，另一個涉及新約（約是神與祂子民之間的承諾），這兩個筵席對神的子民都有救贖的意義。第一個是逾越節的設立，發生在以色列人跟隨摩西離開埃及的時候（</w:t>
       </w:r>
-      <w:hyperlink r:id="rId31">
-        <w:r>
-          <w:rPr>
-            <w:lang w:val="zh_TW" w:bidi="zh_TW"/>
-          </w:rPr>
-          <w:rPr>
-            <w:color w:val="0000EE"/>
-            <w:u w:val="single"/>
-          </w:rPr>
-          <w:t>出12</w:t>
-        </w:r>
-      </w:hyperlink>
+      <w:r>
+        <w:rPr>
+          <w:lang w:val="zh_TW" w:bidi="zh_TW"/>
+        </w:rPr>
+        <w:t>出12</w:t>
+      </w:r>
       <w:r>
         <w:rPr>
           <w:lang w:val="zh_TW" w:bidi="zh_TW"/>
@@ -780,72 +666,48 @@
         </w:rPr>
         <w:t>聖經中還有其它重要的餐食記錄。舉例來說，以色列人在獻祭時常吃飯來慶祝神（</w:t>
       </w:r>
-      <w:hyperlink r:id="rId32">
-        <w:r>
-          <w:rPr>
-            <w:lang w:val="zh_TW" w:bidi="zh_TW"/>
-          </w:rPr>
-          <w:rPr>
-            <w:color w:val="0000EE"/>
-            <w:u w:val="single"/>
-          </w:rPr>
-          <w:t>申14:24–26</w:t>
-        </w:r>
-      </w:hyperlink>
+      <w:r>
+        <w:rPr>
+          <w:lang w:val="zh_TW" w:bidi="zh_TW"/>
+        </w:rPr>
+        <w:t>申14:24–26</w:t>
+      </w:r>
       <w:r>
         <w:rPr>
           <w:lang w:val="zh_TW" w:bidi="zh_TW"/>
         </w:rPr>
         <w:t>）。聖經也提到有一天在神的國裡會有大筵席（</w:t>
       </w:r>
-      <w:hyperlink r:id="rId33">
-        <w:r>
-          <w:rPr>
-            <w:lang w:val="zh_TW" w:bidi="zh_TW"/>
-          </w:rPr>
-          <w:rPr>
-            <w:color w:val="0000EE"/>
-            <w:u w:val="single"/>
-          </w:rPr>
-          <w:t>賽25:6</w:t>
-        </w:r>
-      </w:hyperlink>
+      <w:r>
+        <w:rPr>
+          <w:lang w:val="zh_TW" w:bidi="zh_TW"/>
+        </w:rPr>
+        <w:t>賽25:6</w:t>
+      </w:r>
       <w:r>
         <w:rPr>
           <w:lang w:val="zh_TW" w:bidi="zh_TW"/>
         </w:rPr>
         <w:t>；</w:t>
       </w:r>
-      <w:hyperlink r:id="rId34">
-        <w:r>
-          <w:rPr>
-            <w:lang w:val="zh_TW" w:bidi="zh_TW"/>
-          </w:rPr>
-          <w:rPr>
-            <w:color w:val="0000EE"/>
-            <w:u w:val="single"/>
-          </w:rPr>
-          <w:t>路14:25</w:t>
-        </w:r>
-      </w:hyperlink>
+      <w:r>
+        <w:rPr>
+          <w:lang w:val="zh_TW" w:bidi="zh_TW"/>
+        </w:rPr>
+        <w:t>路14:25</w:t>
+      </w:r>
       <w:r>
         <w:rPr>
           <w:lang w:val="zh_TW" w:bidi="zh_TW"/>
         </w:rPr>
         <w:t>；</w:t>
       </w:r>
-      <w:hyperlink r:id="rId35">
-        <w:r>
-          <w:rPr>
-            <w:lang w:val="zh_TW" w:bidi="zh_TW"/>
-          </w:rPr>
-          <w:rPr>
-            <w:color w:val="0000EE"/>
-            <w:u w:val="single"/>
-          </w:rPr>
-          <w:t>啟19:9</w:t>
-        </w:r>
-      </w:hyperlink>
+      <w:r>
+        <w:rPr>
+          <w:lang w:val="zh_TW" w:bidi="zh_TW"/>
+        </w:rPr>
+        <w:t>啟19:9</w:t>
+      </w:r>
       <w:r>
         <w:rPr>
           <w:lang w:val="zh_TW" w:bidi="zh_TW"/>
